--- a/app/templates/PLI_M12.docx
+++ b/app/templates/PLI_M12.docx
@@ -2837,75 +2837,299 @@
         <w:t xml:space="preserve">):</w:t>
       </w:r>
     </w:p>
-    <w:p>
-      <w:pPr>
-        <w:jc w:val="center"/>
-        <w:spacing w:before="120"/>
-      </w:pPr>
-      <w:r>
-        <w:rPr>
-          <w:rFonts w:ascii="Arial" w:hAnsi="Arial" w:cs="Arial"/>
-          <w:sz w:val="24"/>
-          <w:sz-cs w:val="24"/>
-        </w:rPr>
-        <w:t xml:space="preserve">STT</w:t>
-      </w:r>
-    </w:p>
-    <w:p>
-      <w:pPr>
-        <w:jc w:val="center"/>
-        <w:spacing w:before="120"/>
-      </w:pPr>
-      <w:r>
-        <w:rPr>
-          <w:rFonts w:ascii="Arial" w:hAnsi="Arial" w:cs="Arial"/>
-          <w:sz w:val="24"/>
-          <w:sz-cs w:val="24"/>
-        </w:rPr>
-        <w:t xml:space="preserve">Tên ngành, nghề kinh doanh được bổ sung</w:t>
-      </w:r>
-    </w:p>
-    <w:p>
-      <w:pPr>
-        <w:jc w:val="center"/>
-        <w:spacing w:before="120"/>
-      </w:pPr>
-      <w:r>
-        <w:rPr>
-          <w:rFonts w:ascii="Arial" w:hAnsi="Arial" w:cs="Arial"/>
-          <w:sz w:val="24"/>
-          <w:sz-cs w:val="24"/>
-        </w:rPr>
-        <w:t xml:space="preserve">Mã ngành</w:t>
-      </w:r>
-    </w:p>
-    <w:p>
-      <w:pPr>
-        <w:jc w:val="center"/>
-        <w:spacing w:before="120"/>
-      </w:pPr>
-      <w:r>
-        <w:rPr>
-          <w:rFonts w:ascii="Arial" w:hAnsi="Arial" w:cs="Arial"/>
-          <w:sz w:val="24"/>
-          <w:sz-cs w:val="24"/>
-        </w:rPr>
-        <w:t xml:space="preserve">Ngành, nghề kinh doanh chính (</w:t>
-      </w:r>
-      <w:r>
-        <w:rPr>
-          <w:rFonts w:ascii="Arial" w:hAnsi="Arial" w:cs="Arial"/>
-          <w:sz w:val="24"/>
-          <w:sz-cs w:val="24"/>
-          <w:i/>
-        </w:rPr>
-        <w:t xml:space="preserve">Trường hợp ngành, nghề kinh doanh được bổ sung là ngành, nghề kinh doanh chính thì</w:t>
-      </w:r>
-      <w:r>
-        <w:rPr>
-          <w:rFonts w:ascii="Arial" w:hAnsi="Arial" w:cs="Arial"/>
-          <w:sz w:val="24"/>
-          <w:sz-cs w:val="24"/>
+    <w:tbl>
+      <w:tblPr>
+        <w:tblW w:type="auto" w:w="0"/>
+        <w:tblLook w:firstColumn="1" w:firstRow="1" w:lastColumn="0" w:lastRow="0" w:noHBand="0" w:noVBand="1" w:val="04A0"/>
+        <w:tblBorders>
+          <w:top w:val="single" w:sz="4" w:color="000000"/>
+          <w:left w:val="single" w:sz="4" w:color="000000"/>
+          <w:bottom w:val="single" w:sz="4" w:color="000000"/>
+          <w:right w:val="single" w:sz="4" w:color="000000"/>
+          <w:insideH w:val="single" w:sz="4" w:color="000000"/>
+          <w:insideV w:val="single" w:sz="4" w:color="000000"/>
+        </w:tblBorders>
+      </w:tblPr>
+      <w:tblGrid>
+        <w:gridCol w:w="2160"/>
+        <w:gridCol w:w="2160"/>
+        <w:gridCol w:w="2160"/>
+        <w:gridCol w:w="2160"/>
+      </w:tblGrid>
+      <w:tr>
+        <w:tc>
+          <w:tcPr>
+            <w:tcW w:type="dxa" w:w="2160"/>
+          </w:tcPr>
+          <w:p>
+            <w:r>
+              <w:rPr>
+                <w:b/>
+              </w:rPr>
+              <w:t>STT</w:t>
+            </w:r>
+          </w:p>
+        </w:tc>
+        <w:tc>
+          <w:tcPr>
+            <w:tcW w:type="dxa" w:w="2160"/>
+          </w:tcPr>
+          <w:p>
+            <w:r>
+              <w:rPr>
+                <w:b/>
+              </w:rPr>
+              <w:t>Tên ngành, nghề kinh doanh được bổ sung</w:t>
+            </w:r>
+          </w:p>
+        </w:tc>
+        <w:tc>
+          <w:tcPr>
+            <w:tcW w:type="dxa" w:w="2160"/>
+          </w:tcPr>
+          <w:p>
+            <w:r>
+              <w:rPr>
+                <w:b/>
+              </w:rPr>
+              <w:t>Mã ngành</w:t>
+            </w:r>
+          </w:p>
+        </w:tc>
+        <w:tc>
+          <w:tcPr>
+            <w:tcW w:type="dxa" w:w="2160"/>
+          </w:tcPr>
+          <w:p>
+            <w:r>
+              <w:rPr>
+                <w:b/>
+              </w:rPr>
+              <w:t>Ngành, nghề kinh doanh chính</w:t>
+            </w:r>
+          </w:p>
+        </w:tc>
+      </w:tr>
+      <w:tr>
+        <w:tc>
+          <w:tcPr>
+            <w:tcW w:type="dxa" w:w="2160"/>
+          </w:tcPr>
+          <w:p/>
+        </w:tc>
+        <w:tc>
+          <w:tcPr>
+            <w:tcW w:type="dxa" w:w="2160"/>
+          </w:tcPr>
+          <w:p/>
+        </w:tc>
+        <w:tc>
+          <w:tcPr>
+            <w:tcW w:type="dxa" w:w="2160"/>
+          </w:tcPr>
+          <w:p/>
+        </w:tc>
+        <w:tc>
+          <w:tcPr>
+            <w:tcW w:type="dxa" w:w="2160"/>
+          </w:tcPr>
+          <w:p/>
+        </w:tc>
+      </w:tr>
+      <w:tr>
+        <w:tc>
+          <w:tcPr>
+            <w:tcW w:type="dxa" w:w="2160"/>
+          </w:tcPr>
+          <w:p/>
+        </w:tc>
+        <w:tc>
+          <w:tcPr>
+            <w:tcW w:type="dxa" w:w="2160"/>
+          </w:tcPr>
+          <w:p/>
+        </w:tc>
+        <w:tc>
+          <w:tcPr>
+            <w:tcW w:type="dxa" w:w="2160"/>
+          </w:tcPr>
+          <w:p/>
+        </w:tc>
+        <w:tc>
+          <w:tcPr>
+            <w:tcW w:type="dxa" w:w="2160"/>
+          </w:tcPr>
+          <w:p/>
+        </w:tc>
+      </w:tr>
+      <w:tr>
+        <w:tc>
+          <w:tcPr>
+            <w:tcW w:type="dxa" w:w="2160"/>
+          </w:tcPr>
+          <w:p/>
+        </w:tc>
+        <w:tc>
+          <w:tcPr>
+            <w:tcW w:type="dxa" w:w="2160"/>
+          </w:tcPr>
+          <w:p/>
+        </w:tc>
+        <w:tc>
+          <w:tcPr>
+            <w:tcW w:type="dxa" w:w="2160"/>
+          </w:tcPr>
+          <w:p/>
+        </w:tc>
+        <w:tc>
+          <w:tcPr>
+            <w:tcW w:type="dxa" w:w="2160"/>
+          </w:tcPr>
+          <w:p/>
+        </w:tc>
+      </w:tr>
+      <w:tr>
+        <w:tc>
+          <w:tcPr>
+            <w:tcW w:type="dxa" w:w="2160"/>
+          </w:tcPr>
+          <w:p/>
+        </w:tc>
+        <w:tc>
+          <w:tcPr>
+            <w:tcW w:type="dxa" w:w="2160"/>
+          </w:tcPr>
+          <w:p/>
+        </w:tc>
+        <w:tc>
+          <w:tcPr>
+            <w:tcW w:type="dxa" w:w="2160"/>
+          </w:tcPr>
+          <w:p/>
+        </w:tc>
+        <w:tc>
+          <w:tcPr>
+            <w:tcW w:type="dxa" w:w="2160"/>
+          </w:tcPr>
+          <w:p/>
+        </w:tc>
+      </w:tr>
+      <w:tr>
+        <w:tc>
+          <w:tcPr>
+            <w:tcW w:type="dxa" w:w="2160"/>
+          </w:tcPr>
+          <w:p>
+            <w:r>
+              <w:t>{#nganh_bo_sung}{_stt}</w:t>
+            </w:r>
+          </w:p>
+        </w:tc>
+        <w:tc>
+          <w:tcPr>
+            <w:tcW w:type="dxa" w:w="2160"/>
+          </w:tcPr>
+          <w:p>
+            <w:r>
+              <w:t>{ten_nganh}</w:t>
+            </w:r>
+          </w:p>
+        </w:tc>
+        <w:tc>
+          <w:tcPr>
+            <w:tcW w:type="dxa" w:w="2160"/>
+          </w:tcPr>
+          <w:p>
+            <w:r>
+              <w:t>{ma_nganh}</w:t>
+            </w:r>
+          </w:p>
+        </w:tc>
+        <w:tc>
+          <w:tcPr>
+            <w:tcW w:type="dxa" w:w="2160"/>
+          </w:tcPr>
+          <w:p>
+            <w:r>
+              <w:t>{la_nganh_chinh}{/nganh_bo_sung}</w:t>
+            </w:r>
+          </w:p>
+        </w:tc>
+      </w:tr>
+    </w:tbl>
+    <w:p/>
+    <w:p>
+      <w:pPr>
+        <w:spacing w:before="120"/>
+      </w:pPr>
+      <w:r>
+        <w:rPr>
+          <w:rFonts w:ascii="Arial" w:hAnsi="Arial" w:cs="Arial"/>
+          <w:sz w:val="24"/>
+          <w:sz-cs w:val="24"/>
+        </w:rPr>
+        <w:t xml:space="preserve"/>
+      </w:r>
+    </w:p>
+    <w:p>
+      <w:pPr>
+        <w:spacing w:before="120"/>
+      </w:pPr>
+      <w:r>
+        <w:rPr>
+          <w:rFonts w:ascii="Arial" w:hAnsi="Arial" w:cs="Arial"/>
+          <w:sz w:val="24"/>
+          <w:sz-cs w:val="24"/>
+        </w:rPr>
+        <w:t xml:space="preserve"/>
+      </w:r>
+    </w:p>
+    <w:p>
+      <w:pPr>
+        <w:spacing w:before="120"/>
+      </w:pPr>
+      <w:r>
+        <w:rPr>
+          <w:rFonts w:ascii="Arial" w:hAnsi="Arial" w:cs="Arial"/>
+          <w:sz w:val="24"/>
+          <w:sz-cs w:val="24"/>
+        </w:rPr>
+        <w:t xml:space="preserve"/>
+      </w:r>
+    </w:p>
+    <w:p>
+      <w:pPr>
+        <w:spacing w:before="120"/>
+      </w:pPr>
+      <w:r>
+        <w:rPr>
+          <w:rFonts w:ascii="Arial" w:hAnsi="Arial" w:cs="Arial"/>
+          <w:sz w:val="24"/>
+          <w:sz-cs w:val="24"/>
+        </w:rPr>
+        <w:t xml:space="preserve"/>
+      </w:r>
+    </w:p>
+    <w:p>
+      <w:pPr>
+        <w:spacing w:before="120"/>
+      </w:pPr>
+      <w:r>
+        <w:rPr>
+          <w:rFonts w:ascii="Arial" w:hAnsi="Arial" w:cs="Arial"/>
+          <w:sz w:val="24"/>
+          <w:sz-cs w:val="24"/>
+          <w:b/>
+        </w:rPr>
+        <w:t xml:space="preserve">2. Bỏ ngành, nghề kinh doanh</w:t>
+      </w:r>
+      <w:r>
+        <w:rPr>
+          <w:rFonts w:ascii="Arial" w:hAnsi="Arial" w:cs="Arial"/>
+          <w:sz w:val="24"/>
+          <w:sz-cs w:val="24"/>
+          <w:b/>
+          <w:i/>
         </w:rPr>
         <w:t xml:space="preserve"> </w:t>
       </w:r>
@@ -2914,90 +3138,341 @@
           <w:rFonts w:ascii="Arial" w:hAnsi="Arial" w:cs="Arial"/>
           <w:sz w:val="24"/>
           <w:sz-cs w:val="24"/>
-          <w:i/>
-        </w:rPr>
-        <w:t xml:space="preserve">đánh dấu X để chọn một trong các ngành, nghề đã kê khai</w:t>
-      </w:r>
-      <w:r>
-        <w:rPr>
-          <w:rFonts w:ascii="Arial" w:hAnsi="Arial" w:cs="Arial"/>
-          <w:sz w:val="24"/>
-          <w:sz-cs w:val="24"/>
-        </w:rPr>
-        <w:t xml:space="preserve">)</w:t>
-      </w:r>
-    </w:p>
-    <w:p>
-      <w:pPr>
-        <w:spacing w:before="120"/>
-      </w:pPr>
-      <w:r>
-        <w:rPr>
-          <w:rFonts w:ascii="Arial" w:hAnsi="Arial" w:cs="Arial"/>
-          <w:sz w:val="24"/>
-          <w:sz-cs w:val="24"/>
-        </w:rPr>
-        <w:t xml:space="preserve"/>
-      </w:r>
-    </w:p>
-    <w:p>
-      <w:pPr>
-        <w:spacing w:before="120"/>
-      </w:pPr>
-      <w:r>
-        <w:rPr>
-          <w:rFonts w:ascii="Arial" w:hAnsi="Arial" w:cs="Arial"/>
-          <w:sz w:val="24"/>
-          <w:sz-cs w:val="24"/>
-        </w:rPr>
-        <w:t xml:space="preserve"/>
-      </w:r>
-    </w:p>
-    <w:p>
-      <w:pPr>
-        <w:spacing w:before="120"/>
-      </w:pPr>
-      <w:r>
-        <w:rPr>
-          <w:rFonts w:ascii="Arial" w:hAnsi="Arial" w:cs="Arial"/>
-          <w:sz w:val="24"/>
-          <w:sz-cs w:val="24"/>
-        </w:rPr>
-        <w:t xml:space="preserve"/>
-      </w:r>
-    </w:p>
-    <w:p>
-      <w:pPr>
-        <w:spacing w:before="120"/>
-      </w:pPr>
-      <w:r>
-        <w:rPr>
-          <w:rFonts w:ascii="Arial" w:hAnsi="Arial" w:cs="Arial"/>
-          <w:sz w:val="24"/>
-          <w:sz-cs w:val="24"/>
-        </w:rPr>
-        <w:t xml:space="preserve"/>
-      </w:r>
-    </w:p>
-    <w:p>
-      <w:pPr>
-        <w:spacing w:before="120"/>
-      </w:pPr>
-      <w:r>
-        <w:rPr>
-          <w:rFonts w:ascii="Arial" w:hAnsi="Arial" w:cs="Arial"/>
-          <w:sz w:val="24"/>
-          <w:sz-cs w:val="24"/>
           <w:b/>
         </w:rPr>
-        <w:t xml:space="preserve">2. Bỏ ngành, nghề kinh doanh</w:t>
-      </w:r>
+        <w:t xml:space="preserve">sau</w:t>
+      </w:r>
+      <w:r>
+        <w:rPr>
+          <w:rFonts w:ascii="Arial" w:hAnsi="Arial" w:cs="Arial"/>
+          <w:sz w:val="24"/>
+          <w:sz-cs w:val="24"/>
+          <w:i/>
+        </w:rPr>
+        <w:t xml:space="preserve"> </w:t>
+      </w:r>
+      <w:r>
+        <w:rPr>
+          <w:rFonts w:ascii="Arial" w:hAnsi="Arial" w:cs="Arial"/>
+          <w:sz w:val="24"/>
+          <w:sz-cs w:val="24"/>
+        </w:rPr>
+        <w:t xml:space="preserve">(</w:t>
+      </w:r>
+      <w:r>
+        <w:rPr>
+          <w:rFonts w:ascii="Arial" w:hAnsi="Arial" w:cs="Arial"/>
+          <w:sz w:val="24"/>
+          <w:sz-cs w:val="24"/>
+          <w:i/>
+        </w:rPr>
+        <w:t xml:space="preserve">kê khai trong trường hợp doanh nghiệp thông báo bỏ ngành, nghề kinh doanh khỏi danh sách ngành, nghề kinh doanh đã đăng ký với cơ quan đăng ký kinh doanh</w:t>
+      </w:r>
+      <w:r>
+        <w:rPr>
+          <w:rFonts w:ascii="Arial" w:hAnsi="Arial" w:cs="Arial"/>
+          <w:sz w:val="24"/>
+          <w:sz-cs w:val="24"/>
+        </w:rPr>
+        <w:t xml:space="preserve">):</w:t>
+      </w:r>
+    </w:p>
+    <w:tbl>
+      <w:tblPr>
+        <w:tblW w:type="auto" w:w="0"/>
+        <w:tblLook w:firstColumn="1" w:firstRow="1" w:lastColumn="0" w:lastRow="0" w:noHBand="0" w:noVBand="1" w:val="04A0"/>
+        <w:tblBorders>
+          <w:top w:val="single" w:sz="4" w:color="000000"/>
+          <w:left w:val="single" w:sz="4" w:color="000000"/>
+          <w:bottom w:val="single" w:sz="4" w:color="000000"/>
+          <w:right w:val="single" w:sz="4" w:color="000000"/>
+          <w:insideH w:val="single" w:sz="4" w:color="000000"/>
+          <w:insideV w:val="single" w:sz="4" w:color="000000"/>
+        </w:tblBorders>
+      </w:tblPr>
+      <w:tblGrid>
+        <w:gridCol w:w="2160"/>
+        <w:gridCol w:w="2160"/>
+        <w:gridCol w:w="2160"/>
+        <w:gridCol w:w="2160"/>
+      </w:tblGrid>
+      <w:tr>
+        <w:tc>
+          <w:tcPr>
+            <w:tcW w:type="dxa" w:w="2160"/>
+          </w:tcPr>
+          <w:p>
+            <w:r>
+              <w:rPr>
+                <w:b/>
+              </w:rPr>
+              <w:t>STT</w:t>
+            </w:r>
+          </w:p>
+        </w:tc>
+        <w:tc>
+          <w:tcPr>
+            <w:tcW w:type="dxa" w:w="2160"/>
+          </w:tcPr>
+          <w:p>
+            <w:r>
+              <w:rPr>
+                <w:b/>
+              </w:rPr>
+              <w:t>Tên ngành, nghề kinh doanh được bỏ khỏi danh sách đã đăng ký</w:t>
+            </w:r>
+          </w:p>
+        </w:tc>
+        <w:tc>
+          <w:tcPr>
+            <w:tcW w:type="dxa" w:w="2160"/>
+          </w:tcPr>
+          <w:p>
+            <w:r>
+              <w:rPr>
+                <w:b/>
+              </w:rPr>
+              <w:t>Mã ngành</w:t>
+            </w:r>
+          </w:p>
+        </w:tc>
+        <w:tc>
+          <w:tcPr>
+            <w:tcW w:type="dxa" w:w="2160"/>
+          </w:tcPr>
+          <w:p>
+            <w:r>
+              <w:rPr>
+                <w:b/>
+              </w:rPr>
+              <w:t>Ghi chú</w:t>
+            </w:r>
+          </w:p>
+        </w:tc>
+      </w:tr>
+      <w:tr>
+        <w:tc>
+          <w:tcPr>
+            <w:tcW w:type="dxa" w:w="2160"/>
+          </w:tcPr>
+          <w:p/>
+        </w:tc>
+        <w:tc>
+          <w:tcPr>
+            <w:tcW w:type="dxa" w:w="2160"/>
+          </w:tcPr>
+          <w:p/>
+        </w:tc>
+        <w:tc>
+          <w:tcPr>
+            <w:tcW w:type="dxa" w:w="2160"/>
+          </w:tcPr>
+          <w:p/>
+        </w:tc>
+        <w:tc>
+          <w:tcPr>
+            <w:tcW w:type="dxa" w:w="2160"/>
+          </w:tcPr>
+          <w:p/>
+        </w:tc>
+      </w:tr>
+      <w:tr>
+        <w:tc>
+          <w:tcPr>
+            <w:tcW w:type="dxa" w:w="2160"/>
+          </w:tcPr>
+          <w:p/>
+        </w:tc>
+        <w:tc>
+          <w:tcPr>
+            <w:tcW w:type="dxa" w:w="2160"/>
+          </w:tcPr>
+          <w:p/>
+        </w:tc>
+        <w:tc>
+          <w:tcPr>
+            <w:tcW w:type="dxa" w:w="2160"/>
+          </w:tcPr>
+          <w:p/>
+        </w:tc>
+        <w:tc>
+          <w:tcPr>
+            <w:tcW w:type="dxa" w:w="2160"/>
+          </w:tcPr>
+          <w:p/>
+        </w:tc>
+      </w:tr>
+      <w:tr>
+        <w:tc>
+          <w:tcPr>
+            <w:tcW w:type="dxa" w:w="2160"/>
+          </w:tcPr>
+          <w:p/>
+        </w:tc>
+        <w:tc>
+          <w:tcPr>
+            <w:tcW w:type="dxa" w:w="2160"/>
+          </w:tcPr>
+          <w:p/>
+        </w:tc>
+        <w:tc>
+          <w:tcPr>
+            <w:tcW w:type="dxa" w:w="2160"/>
+          </w:tcPr>
+          <w:p/>
+        </w:tc>
+        <w:tc>
+          <w:tcPr>
+            <w:tcW w:type="dxa" w:w="2160"/>
+          </w:tcPr>
+          <w:p/>
+        </w:tc>
+      </w:tr>
+      <w:tr>
+        <w:tc>
+          <w:tcPr>
+            <w:tcW w:type="dxa" w:w="2160"/>
+          </w:tcPr>
+          <w:p/>
+        </w:tc>
+        <w:tc>
+          <w:tcPr>
+            <w:tcW w:type="dxa" w:w="2160"/>
+          </w:tcPr>
+          <w:p/>
+        </w:tc>
+        <w:tc>
+          <w:tcPr>
+            <w:tcW w:type="dxa" w:w="2160"/>
+          </w:tcPr>
+          <w:p/>
+        </w:tc>
+        <w:tc>
+          <w:tcPr>
+            <w:tcW w:type="dxa" w:w="2160"/>
+          </w:tcPr>
+          <w:p/>
+        </w:tc>
+      </w:tr>
+      <w:tr>
+        <w:tc>
+          <w:tcPr>
+            <w:tcW w:type="dxa" w:w="2160"/>
+          </w:tcPr>
+          <w:p>
+            <w:r>
+              <w:t>{#nganh_xoa_bo}{_stt}</w:t>
+            </w:r>
+          </w:p>
+        </w:tc>
+        <w:tc>
+          <w:tcPr>
+            <w:tcW w:type="dxa" w:w="2160"/>
+          </w:tcPr>
+          <w:p>
+            <w:r>
+              <w:t>{ten_nganh}</w:t>
+            </w:r>
+          </w:p>
+        </w:tc>
+        <w:tc>
+          <w:tcPr>
+            <w:tcW w:type="dxa" w:w="2160"/>
+          </w:tcPr>
+          <w:p>
+            <w:r>
+              <w:t>{ma_nganh}</w:t>
+            </w:r>
+          </w:p>
+        </w:tc>
+        <w:tc>
+          <w:tcPr>
+            <w:tcW w:type="dxa" w:w="2160"/>
+          </w:tcPr>
+          <w:p>
+            <w:r>
+              <w:t>{ghi_chu}{/nganh_xoa_bo}</w:t>
+            </w:r>
+          </w:p>
+        </w:tc>
+      </w:tr>
+    </w:tbl>
+    <w:p/>
+    <w:p>
+      <w:pPr>
+        <w:jc w:val="center"/>
+        <w:spacing w:before="120"/>
+      </w:pPr>
+      <w:r>
+        <w:rPr>
+          <w:rFonts w:ascii="Arial" w:hAnsi="Arial" w:cs="Arial"/>
+          <w:sz w:val="24"/>
+          <w:sz-cs w:val="24"/>
+        </w:rPr>
+        <w:t xml:space="preserve"/>
+      </w:r>
+    </w:p>
+    <w:p>
+      <w:pPr>
+        <w:jc w:val="center"/>
+        <w:spacing w:before="120"/>
+      </w:pPr>
+      <w:r>
+        <w:rPr>
+          <w:rFonts w:ascii="Arial" w:hAnsi="Arial" w:cs="Arial"/>
+          <w:sz w:val="24"/>
+          <w:sz-cs w:val="24"/>
+        </w:rPr>
+        <w:t xml:space="preserve"/>
+      </w:r>
+    </w:p>
+    <w:p>
+      <w:pPr>
+        <w:jc w:val="center"/>
+        <w:spacing w:before="120"/>
+      </w:pPr>
+      <w:r>
+        <w:rPr>
+          <w:rFonts w:ascii="Arial" w:hAnsi="Arial" w:cs="Arial"/>
+          <w:sz w:val="24"/>
+          <w:sz-cs w:val="24"/>
+        </w:rPr>
+        <w:t xml:space="preserve"/>
+      </w:r>
+    </w:p>
+    <w:p>
+      <w:pPr>
+        <w:jc w:val="center"/>
+        <w:spacing w:before="120"/>
+      </w:pPr>
+      <w:r>
+        <w:rPr>
+          <w:rFonts w:ascii="Arial" w:hAnsi="Arial" w:cs="Arial"/>
+          <w:sz w:val="24"/>
+          <w:sz-cs w:val="24"/>
+        </w:rPr>
+        <w:t xml:space="preserve"/>
+      </w:r>
+    </w:p>
+    <w:p>
+      <w:pPr>
+        <w:spacing w:before="120"/>
+      </w:pPr>
       <w:r>
         <w:rPr>
           <w:rFonts w:ascii="Arial" w:hAnsi="Arial" w:cs="Arial"/>
           <w:sz w:val="24"/>
           <w:sz-cs w:val="24"/>
           <w:b/>
+        </w:rPr>
+        <w:t xml:space="preserve">3. Sửa đổi chi tiết ngành, nghề kinh doanh sau</w:t>
+      </w:r>
+      <w:r>
+        <w:rPr>
+          <w:rFonts w:ascii="Arial" w:hAnsi="Arial" w:cs="Arial"/>
+          <w:sz w:val="24"/>
+          <w:sz-cs w:val="24"/>
+          <w:b/>
           <w:i/>
         </w:rPr>
         <w:t xml:space="preserve"> </w:t>
@@ -3007,24 +3482,6 @@
           <w:rFonts w:ascii="Arial" w:hAnsi="Arial" w:cs="Arial"/>
           <w:sz w:val="24"/>
           <w:sz-cs w:val="24"/>
-          <w:b/>
-        </w:rPr>
-        <w:t xml:space="preserve">sau</w:t>
-      </w:r>
-      <w:r>
-        <w:rPr>
-          <w:rFonts w:ascii="Arial" w:hAnsi="Arial" w:cs="Arial"/>
-          <w:sz w:val="24"/>
-          <w:sz-cs w:val="24"/>
-          <w:i/>
-        </w:rPr>
-        <w:t xml:space="preserve"> </w:t>
-      </w:r>
-      <w:r>
-        <w:rPr>
-          <w:rFonts w:ascii="Arial" w:hAnsi="Arial" w:cs="Arial"/>
-          <w:sz w:val="24"/>
-          <w:sz-cs w:val="24"/>
         </w:rPr>
         <w:t xml:space="preserve">(</w:t>
       </w:r>
@@ -3035,7 +3492,7 @@
           <w:sz-cs w:val="24"/>
           <w:i/>
         </w:rPr>
-        <w:t xml:space="preserve">kê khai trong trường hợp doanh nghiệp thông báo bỏ ngành, nghề kinh doanh khỏi danh sách ngành, nghề kinh doanh đã đăng ký với cơ quan đăng ký kinh doanh</w:t>
+        <w:t xml:space="preserve">kê khai trong trường hợp doanh nghiệp thông báo thay đổi nội dung chi tiết của ngành, nghề kinh doanh đã đăng ký với cơ quan đăng ký kinh doanh</w:t>
       </w:r>
       <w:r>
         <w:rPr>
@@ -3046,240 +3503,227 @@
         <w:t xml:space="preserve">):</w:t>
       </w:r>
     </w:p>
-    <w:p>
-      <w:pPr>
-        <w:jc w:val="center"/>
-        <w:spacing w:before="120"/>
-      </w:pPr>
-      <w:r>
-        <w:rPr>
-          <w:rFonts w:ascii="Arial" w:hAnsi="Arial" w:cs="Arial"/>
-          <w:sz w:val="24"/>
-          <w:sz-cs w:val="24"/>
-        </w:rPr>
-        <w:t xml:space="preserve">STT</w:t>
-      </w:r>
-    </w:p>
-    <w:p>
-      <w:pPr>
-        <w:jc w:val="center"/>
-        <w:spacing w:before="120"/>
-      </w:pPr>
-      <w:r>
-        <w:rPr>
-          <w:rFonts w:ascii="Arial" w:hAnsi="Arial" w:cs="Arial"/>
-          <w:sz w:val="24"/>
-          <w:sz-cs w:val="24"/>
-        </w:rPr>
-        <w:t xml:space="preserve">Tên ngành, nghề kinh doanh được bỏ khỏi danh sách đã đăng ký</w:t>
-      </w:r>
-    </w:p>
-    <w:p>
-      <w:pPr>
-        <w:jc w:val="center"/>
-        <w:spacing w:before="120"/>
-      </w:pPr>
-      <w:r>
-        <w:rPr>
-          <w:rFonts w:ascii="Arial" w:hAnsi="Arial" w:cs="Arial"/>
-          <w:sz w:val="24"/>
-          <w:sz-cs w:val="24"/>
-        </w:rPr>
-        <w:t xml:space="preserve">Mã ngành</w:t>
-      </w:r>
-    </w:p>
-    <w:p>
-      <w:pPr>
-        <w:jc w:val="center"/>
-        <w:spacing w:before="120"/>
-      </w:pPr>
-      <w:r>
-        <w:rPr>
-          <w:rFonts w:ascii="Arial" w:hAnsi="Arial" w:cs="Arial"/>
-          <w:sz w:val="24"/>
-          <w:sz-cs w:val="24"/>
-        </w:rPr>
-        <w:t xml:space="preserve">Ghi chú</w:t>
-      </w:r>
-    </w:p>
-    <w:p>
-      <w:pPr>
-        <w:jc w:val="center"/>
-        <w:spacing w:before="120"/>
-      </w:pPr>
-      <w:r>
-        <w:rPr>
-          <w:rFonts w:ascii="Arial" w:hAnsi="Arial" w:cs="Arial"/>
-          <w:sz w:val="24"/>
-          <w:sz-cs w:val="24"/>
-        </w:rPr>
-        <w:t xml:space="preserve"/>
-      </w:r>
-    </w:p>
-    <w:p>
-      <w:pPr>
-        <w:jc w:val="center"/>
-        <w:spacing w:before="120"/>
-      </w:pPr>
-      <w:r>
-        <w:rPr>
-          <w:rFonts w:ascii="Arial" w:hAnsi="Arial" w:cs="Arial"/>
-          <w:sz w:val="24"/>
-          <w:sz-cs w:val="24"/>
-        </w:rPr>
-        <w:t xml:space="preserve"/>
-      </w:r>
-    </w:p>
-    <w:p>
-      <w:pPr>
-        <w:jc w:val="center"/>
-        <w:spacing w:before="120"/>
-      </w:pPr>
-      <w:r>
-        <w:rPr>
-          <w:rFonts w:ascii="Arial" w:hAnsi="Arial" w:cs="Arial"/>
-          <w:sz w:val="24"/>
-          <w:sz-cs w:val="24"/>
-        </w:rPr>
-        <w:t xml:space="preserve"/>
-      </w:r>
-    </w:p>
-    <w:p>
-      <w:pPr>
-        <w:jc w:val="center"/>
-        <w:spacing w:before="120"/>
-      </w:pPr>
-      <w:r>
-        <w:rPr>
-          <w:rFonts w:ascii="Arial" w:hAnsi="Arial" w:cs="Arial"/>
-          <w:sz w:val="24"/>
-          <w:sz-cs w:val="24"/>
-        </w:rPr>
-        <w:t xml:space="preserve"/>
-      </w:r>
-    </w:p>
-    <w:p>
-      <w:pPr>
-        <w:spacing w:before="120"/>
-      </w:pPr>
-      <w:r>
-        <w:rPr>
-          <w:rFonts w:ascii="Arial" w:hAnsi="Arial" w:cs="Arial"/>
-          <w:sz w:val="24"/>
-          <w:sz-cs w:val="24"/>
-          <w:b/>
-        </w:rPr>
-        <w:t xml:space="preserve">3. Sửa đổi chi tiết ngành, nghề kinh doanh sau</w:t>
-      </w:r>
-      <w:r>
-        <w:rPr>
-          <w:rFonts w:ascii="Arial" w:hAnsi="Arial" w:cs="Arial"/>
-          <w:sz w:val="24"/>
-          <w:sz-cs w:val="24"/>
-          <w:b/>
-          <w:i/>
-        </w:rPr>
-        <w:t xml:space="preserve"> </w:t>
-      </w:r>
-      <w:r>
-        <w:rPr>
-          <w:rFonts w:ascii="Arial" w:hAnsi="Arial" w:cs="Arial"/>
-          <w:sz w:val="24"/>
-          <w:sz-cs w:val="24"/>
-        </w:rPr>
-        <w:t xml:space="preserve">(</w:t>
-      </w:r>
-      <w:r>
-        <w:rPr>
-          <w:rFonts w:ascii="Arial" w:hAnsi="Arial" w:cs="Arial"/>
-          <w:sz w:val="24"/>
-          <w:sz-cs w:val="24"/>
-          <w:i/>
-        </w:rPr>
-        <w:t xml:space="preserve">kê khai trong trường hợp doanh nghiệp thông báo thay đổi nội dung chi tiết của ngành, nghề kinh doanh đã đăng ký với cơ quan đăng ký kinh doanh</w:t>
-      </w:r>
-      <w:r>
-        <w:rPr>
-          <w:rFonts w:ascii="Arial" w:hAnsi="Arial" w:cs="Arial"/>
-          <w:sz w:val="24"/>
-          <w:sz-cs w:val="24"/>
-        </w:rPr>
-        <w:t xml:space="preserve">):</w:t>
-      </w:r>
-    </w:p>
-    <w:p>
-      <w:pPr>
-        <w:jc w:val="center"/>
-        <w:spacing w:before="120"/>
-      </w:pPr>
-      <w:r>
-        <w:rPr>
-          <w:rFonts w:ascii="Arial" w:hAnsi="Arial" w:cs="Arial"/>
-          <w:sz w:val="24"/>
-          <w:sz-cs w:val="24"/>
-        </w:rPr>
-        <w:t xml:space="preserve">STT</w:t>
-      </w:r>
-    </w:p>
-    <w:p>
-      <w:pPr>
-        <w:jc w:val="center"/>
-        <w:spacing w:before="120"/>
-      </w:pPr>
-      <w:r>
-        <w:rPr>
-          <w:rFonts w:ascii="Arial" w:hAnsi="Arial" w:cs="Arial"/>
-          <w:sz w:val="24"/>
-          <w:sz-cs w:val="24"/>
-        </w:rPr>
-        <w:t xml:space="preserve">Tên ngành, nghề kinh doanh được sửa đổi chi tiết</w:t>
-      </w:r>
-    </w:p>
-    <w:p>
-      <w:pPr>
-        <w:jc w:val="center"/>
-        <w:spacing w:before="120"/>
-      </w:pPr>
-      <w:r>
-        <w:rPr>
-          <w:rFonts w:ascii="Arial" w:hAnsi="Arial" w:cs="Arial"/>
-          <w:sz w:val="24"/>
-          <w:sz-cs w:val="24"/>
-        </w:rPr>
-        <w:t xml:space="preserve">Mã ngành</w:t>
-      </w:r>
-    </w:p>
-    <w:p>
-      <w:pPr>
-        <w:jc w:val="center"/>
-        <w:spacing w:before="120"/>
-      </w:pPr>
-      <w:r>
-        <w:rPr>
-          <w:rFonts w:ascii="Arial" w:hAnsi="Arial" w:cs="Arial"/>
-          <w:sz w:val="24"/>
-          <w:sz-cs w:val="24"/>
-        </w:rPr>
-        <w:t xml:space="preserve">Ngành, nghề kinh doanh chính (</w:t>
-      </w:r>
-      <w:r>
-        <w:rPr>
-          <w:rFonts w:ascii="Arial" w:hAnsi="Arial" w:cs="Arial"/>
-          <w:sz w:val="24"/>
-          <w:sz-cs w:val="24"/>
-          <w:i/>
-        </w:rPr>
-        <w:t xml:space="preserve">Trường hợp ngành, nghề kinh doanh được sửa đổi là ngành, nghề kinh doanh chính thì đánh dấu X để chọn một trong các ngành, nghề đã kê khai</w:t>
-      </w:r>
-      <w:r>
-        <w:rPr>
-          <w:rFonts w:ascii="Arial" w:hAnsi="Arial" w:cs="Arial"/>
-          <w:sz w:val="24"/>
-          <w:sz-cs w:val="24"/>
-        </w:rPr>
-        <w:t xml:space="preserve">)</w:t>
-      </w:r>
-    </w:p>
+    <w:tbl>
+      <w:tblPr>
+        <w:tblW w:type="auto" w:w="0"/>
+        <w:tblLook w:firstColumn="1" w:firstRow="1" w:lastColumn="0" w:lastRow="0" w:noHBand="0" w:noVBand="1" w:val="04A0"/>
+        <w:tblBorders>
+          <w:top w:val="single" w:sz="4" w:color="000000"/>
+          <w:left w:val="single" w:sz="4" w:color="000000"/>
+          <w:bottom w:val="single" w:sz="4" w:color="000000"/>
+          <w:right w:val="single" w:sz="4" w:color="000000"/>
+          <w:insideH w:val="single" w:sz="4" w:color="000000"/>
+          <w:insideV w:val="single" w:sz="4" w:color="000000"/>
+        </w:tblBorders>
+      </w:tblPr>
+      <w:tblGrid>
+        <w:gridCol w:w="2160"/>
+        <w:gridCol w:w="2160"/>
+        <w:gridCol w:w="2160"/>
+        <w:gridCol w:w="2160"/>
+      </w:tblGrid>
+      <w:tr>
+        <w:tc>
+          <w:tcPr>
+            <w:tcW w:type="dxa" w:w="2160"/>
+          </w:tcPr>
+          <w:p>
+            <w:r>
+              <w:rPr>
+                <w:b/>
+              </w:rPr>
+              <w:t>STT</w:t>
+            </w:r>
+          </w:p>
+        </w:tc>
+        <w:tc>
+          <w:tcPr>
+            <w:tcW w:type="dxa" w:w="2160"/>
+          </w:tcPr>
+          <w:p>
+            <w:r>
+              <w:rPr>
+                <w:b/>
+              </w:rPr>
+              <w:t>Tên ngành, nghề kinh doanh được sửa đổi chi tiết</w:t>
+            </w:r>
+          </w:p>
+        </w:tc>
+        <w:tc>
+          <w:tcPr>
+            <w:tcW w:type="dxa" w:w="2160"/>
+          </w:tcPr>
+          <w:p>
+            <w:r>
+              <w:rPr>
+                <w:b/>
+              </w:rPr>
+              <w:t>Mã ngành</w:t>
+            </w:r>
+          </w:p>
+        </w:tc>
+        <w:tc>
+          <w:tcPr>
+            <w:tcW w:type="dxa" w:w="2160"/>
+          </w:tcPr>
+          <w:p>
+            <w:r>
+              <w:rPr>
+                <w:b/>
+              </w:rPr>
+              <w:t>Ngành, nghề kinh doanh chính</w:t>
+            </w:r>
+          </w:p>
+        </w:tc>
+      </w:tr>
+      <w:tr>
+        <w:tc>
+          <w:tcPr>
+            <w:tcW w:type="dxa" w:w="2160"/>
+          </w:tcPr>
+          <w:p/>
+        </w:tc>
+        <w:tc>
+          <w:tcPr>
+            <w:tcW w:type="dxa" w:w="2160"/>
+          </w:tcPr>
+          <w:p/>
+        </w:tc>
+        <w:tc>
+          <w:tcPr>
+            <w:tcW w:type="dxa" w:w="2160"/>
+          </w:tcPr>
+          <w:p/>
+        </w:tc>
+        <w:tc>
+          <w:tcPr>
+            <w:tcW w:type="dxa" w:w="2160"/>
+          </w:tcPr>
+          <w:p/>
+        </w:tc>
+      </w:tr>
+      <w:tr>
+        <w:tc>
+          <w:tcPr>
+            <w:tcW w:type="dxa" w:w="2160"/>
+          </w:tcPr>
+          <w:p/>
+        </w:tc>
+        <w:tc>
+          <w:tcPr>
+            <w:tcW w:type="dxa" w:w="2160"/>
+          </w:tcPr>
+          <w:p/>
+        </w:tc>
+        <w:tc>
+          <w:tcPr>
+            <w:tcW w:type="dxa" w:w="2160"/>
+          </w:tcPr>
+          <w:p/>
+        </w:tc>
+        <w:tc>
+          <w:tcPr>
+            <w:tcW w:type="dxa" w:w="2160"/>
+          </w:tcPr>
+          <w:p/>
+        </w:tc>
+      </w:tr>
+      <w:tr>
+        <w:tc>
+          <w:tcPr>
+            <w:tcW w:type="dxa" w:w="2160"/>
+          </w:tcPr>
+          <w:p/>
+        </w:tc>
+        <w:tc>
+          <w:tcPr>
+            <w:tcW w:type="dxa" w:w="2160"/>
+          </w:tcPr>
+          <w:p/>
+        </w:tc>
+        <w:tc>
+          <w:tcPr>
+            <w:tcW w:type="dxa" w:w="2160"/>
+          </w:tcPr>
+          <w:p/>
+        </w:tc>
+        <w:tc>
+          <w:tcPr>
+            <w:tcW w:type="dxa" w:w="2160"/>
+          </w:tcPr>
+          <w:p/>
+        </w:tc>
+      </w:tr>
+      <w:tr>
+        <w:tc>
+          <w:tcPr>
+            <w:tcW w:type="dxa" w:w="2160"/>
+          </w:tcPr>
+          <w:p/>
+        </w:tc>
+        <w:tc>
+          <w:tcPr>
+            <w:tcW w:type="dxa" w:w="2160"/>
+          </w:tcPr>
+          <w:p/>
+        </w:tc>
+        <w:tc>
+          <w:tcPr>
+            <w:tcW w:type="dxa" w:w="2160"/>
+          </w:tcPr>
+          <w:p/>
+        </w:tc>
+        <w:tc>
+          <w:tcPr>
+            <w:tcW w:type="dxa" w:w="2160"/>
+          </w:tcPr>
+          <w:p/>
+        </w:tc>
+      </w:tr>
+      <w:tr>
+        <w:tc>
+          <w:tcPr>
+            <w:tcW w:type="dxa" w:w="2160"/>
+          </w:tcPr>
+          <w:p>
+            <w:r>
+              <w:t>{#nganh_sua_doi_chi_tiet}{_stt}</w:t>
+            </w:r>
+          </w:p>
+        </w:tc>
+        <w:tc>
+          <w:tcPr>
+            <w:tcW w:type="dxa" w:w="2160"/>
+          </w:tcPr>
+          <w:p>
+            <w:r>
+              <w:t>{ten_nganh}</w:t>
+            </w:r>
+          </w:p>
+        </w:tc>
+        <w:tc>
+          <w:tcPr>
+            <w:tcW w:type="dxa" w:w="2160"/>
+          </w:tcPr>
+          <w:p>
+            <w:r>
+              <w:t>{ma_nganh}</w:t>
+            </w:r>
+          </w:p>
+        </w:tc>
+        <w:tc>
+          <w:tcPr>
+            <w:tcW w:type="dxa" w:w="2160"/>
+          </w:tcPr>
+          <w:p>
+            <w:r>
+              <w:t>{la_nganh_chinh}{/nganh_sua_doi_chi_tiet}</w:t>
+            </w:r>
+          </w:p>
+        </w:tc>
+      </w:tr>
+    </w:tbl>
+    <w:p/>
     <w:p>
       <w:pPr>
         <w:jc w:val="center"/>
@@ -6485,6 +6929,192 @@
     </w:sectPr>
   </w:body>
 </w:document>
+</file>
+
+<file path=word/styles.xml><?xml version="1.0" encoding="utf-8"?>
+<w:styles xmlns:mc="http://schemas.openxmlformats.org/markup-compatibility/2006" xmlns:r="http://schemas.openxmlformats.org/officeDocument/2006/relationships" xmlns:w14="http://schemas.microsoft.com/office/word/2010/wordml" xmlns:w="http://schemas.openxmlformats.org/wordprocessingml/2006/main" mc:Ignorable="w14">
+  <w:docDefaults>
+    <w:rPrDefault>
+      <w:rPr>
+        <w:rFonts w:asciiTheme="minorHAnsi" w:eastAsiaTheme="minorEastAsia" w:hAnsiTheme="minorHAnsi" w:cstheme="minorBidi"/>
+        <w:sz w:val="24"/>
+        <w:szCs w:val="24"/>
+        <w:lang w:val="en-US" w:eastAsia="en-US" w:bidi="ar-SA"/>
+      </w:rPr>
+    </w:rPrDefault>
+    <w:pPrDefault/>
+  </w:docDefaults>
+  <w:latentStyles w:defLockedState="0" w:defUIPriority="99" w:defSemiHidden="1" w:defUnhideWhenUsed="1" w:defQFormat="0" w:count="276">
+    <w:lsdException w:name="Normal" w:semiHidden="0" w:uiPriority="0" w:unhideWhenUsed="0" w:qFormat="1"/>
+    <w:lsdException w:name="heading 1" w:semiHidden="0" w:uiPriority="9" w:unhideWhenUsed="0" w:qFormat="1"/>
+    <w:lsdException w:name="heading 2" w:uiPriority="9" w:qFormat="1"/>
+    <w:lsdException w:name="heading 3" w:uiPriority="9" w:qFormat="1"/>
+    <w:lsdException w:name="heading 4" w:uiPriority="9" w:qFormat="1"/>
+    <w:lsdException w:name="heading 5" w:uiPriority="9" w:qFormat="1"/>
+    <w:lsdException w:name="heading 6" w:uiPriority="9" w:qFormat="1"/>
+    <w:lsdException w:name="heading 7" w:uiPriority="9" w:qFormat="1"/>
+    <w:lsdException w:name="heading 8" w:uiPriority="9" w:qFormat="1"/>
+    <w:lsdException w:name="heading 9" w:uiPriority="9" w:qFormat="1"/>
+    <w:lsdException w:name="toc 1" w:uiPriority="39"/>
+    <w:lsdException w:name="toc 2" w:uiPriority="39"/>
+    <w:lsdException w:name="toc 3" w:uiPriority="39"/>
+    <w:lsdException w:name="toc 4" w:uiPriority="39"/>
+    <w:lsdException w:name="toc 5" w:uiPriority="39"/>
+    <w:lsdException w:name="toc 6" w:uiPriority="39"/>
+    <w:lsdException w:name="toc 7" w:uiPriority="39"/>
+    <w:lsdException w:name="toc 8" w:uiPriority="39"/>
+    <w:lsdException w:name="toc 9" w:uiPriority="39"/>
+    <w:lsdException w:name="caption" w:uiPriority="35" w:qFormat="1"/>
+    <w:lsdException w:name="Title" w:semiHidden="0" w:uiPriority="10" w:unhideWhenUsed="0" w:qFormat="1"/>
+    <w:lsdException w:name="Default Paragraph Font" w:uiPriority="1"/>
+    <w:lsdException w:name="Subtitle" w:semiHidden="0" w:uiPriority="11" w:unhideWhenUsed="0" w:qFormat="1"/>
+    <w:lsdException w:name="Strong" w:semiHidden="0" w:uiPriority="22" w:unhideWhenUsed="0" w:qFormat="1"/>
+    <w:lsdException w:name="Emphasis" w:semiHidden="0" w:uiPriority="20" w:unhideWhenUsed="0" w:qFormat="1"/>
+    <w:lsdException w:name="Table Grid" w:semiHidden="0" w:uiPriority="59" w:unhideWhenUsed="0"/>
+    <w:lsdException w:name="Placeholder Text" w:unhideWhenUsed="0"/>
+    <w:lsdException w:name="No Spacing" w:semiHidden="0" w:uiPriority="1" w:unhideWhenUsed="0" w:qFormat="1"/>
+    <w:lsdException w:name="Light Shading" w:semiHidden="0" w:uiPriority="60" w:unhideWhenUsed="0"/>
+    <w:lsdException w:name="Light List" w:semiHidden="0" w:uiPriority="61" w:unhideWhenUsed="0"/>
+    <w:lsdException w:name="Light Grid" w:semiHidden="0" w:uiPriority="62" w:unhideWhenUsed="0"/>
+    <w:lsdException w:name="Medium Shading 1" w:semiHidden="0" w:uiPriority="63" w:unhideWhenUsed="0"/>
+    <w:lsdException w:name="Medium Shading 2" w:semiHidden="0" w:uiPriority="64" w:unhideWhenUsed="0"/>
+    <w:lsdException w:name="Medium List 1" w:semiHidden="0" w:uiPriority="65" w:unhideWhenUsed="0"/>
+    <w:lsdException w:name="Medium List 2" w:semiHidden="0" w:uiPriority="66" w:unhideWhenUsed="0"/>
+    <w:lsdException w:name="Medium Grid 1" w:semiHidden="0" w:uiPriority="67" w:unhideWhenUsed="0"/>
+    <w:lsdException w:name="Medium Grid 2" w:semiHidden="0" w:uiPriority="68" w:unhideWhenUsed="0"/>
+    <w:lsdException w:name="Medium Grid 3" w:semiHidden="0" w:uiPriority="69" w:unhideWhenUsed="0"/>
+    <w:lsdException w:name="Dark List" w:semiHidden="0" w:uiPriority="70" w:unhideWhenUsed="0"/>
+    <w:lsdException w:name="Colorful Shading" w:semiHidden="0" w:uiPriority="71" w:unhideWhenUsed="0"/>
+    <w:lsdException w:name="Colorful List" w:semiHidden="0" w:uiPriority="72" w:unhideWhenUsed="0"/>
+    <w:lsdException w:name="Colorful Grid" w:semiHidden="0" w:uiPriority="73" w:unhideWhenUsed="0"/>
+    <w:lsdException w:name="Light Shading Accent 1" w:semiHidden="0" w:uiPriority="60" w:unhideWhenUsed="0"/>
+    <w:lsdException w:name="Light List Accent 1" w:semiHidden="0" w:uiPriority="61" w:unhideWhenUsed="0"/>
+    <w:lsdException w:name="Light Grid Accent 1" w:semiHidden="0" w:uiPriority="62" w:unhideWhenUsed="0"/>
+    <w:lsdException w:name="Medium Shading 1 Accent 1" w:semiHidden="0" w:uiPriority="63" w:unhideWhenUsed="0"/>
+    <w:lsdException w:name="Medium Shading 2 Accent 1" w:semiHidden="0" w:uiPriority="64" w:unhideWhenUsed="0"/>
+    <w:lsdException w:name="Medium List 1 Accent 1" w:semiHidden="0" w:uiPriority="65" w:unhideWhenUsed="0"/>
+    <w:lsdException w:name="Revision" w:unhideWhenUsed="0"/>
+    <w:lsdException w:name="List Paragraph" w:semiHidden="0" w:uiPriority="34" w:unhideWhenUsed="0" w:qFormat="1"/>
+    <w:lsdException w:name="Quote" w:semiHidden="0" w:uiPriority="29" w:unhideWhenUsed="0" w:qFormat="1"/>
+    <w:lsdException w:name="Intense Quote" w:semiHidden="0" w:uiPriority="30" w:unhideWhenUsed="0" w:qFormat="1"/>
+    <w:lsdException w:name="Medium List 2 Accent 1" w:semiHidden="0" w:uiPriority="66" w:unhideWhenUsed="0"/>
+    <w:lsdException w:name="Medium Grid 1 Accent 1" w:semiHidden="0" w:uiPriority="67" w:unhideWhenUsed="0"/>
+    <w:lsdException w:name="Medium Grid 2 Accent 1" w:semiHidden="0" w:uiPriority="68" w:unhideWhenUsed="0"/>
+    <w:lsdException w:name="Medium Grid 3 Accent 1" w:semiHidden="0" w:uiPriority="69" w:unhideWhenUsed="0"/>
+    <w:lsdException w:name="Dark List Accent 1" w:semiHidden="0" w:uiPriority="70" w:unhideWhenUsed="0"/>
+    <w:lsdException w:name="Colorful Shading Accent 1" w:semiHidden="0" w:uiPriority="71" w:unhideWhenUsed="0"/>
+    <w:lsdException w:name="Colorful List Accent 1" w:semiHidden="0" w:uiPriority="72" w:unhideWhenUsed="0"/>
+    <w:lsdException w:name="Colorful Grid Accent 1" w:semiHidden="0" w:uiPriority="73" w:unhideWhenUsed="0"/>
+    <w:lsdException w:name="Light Shading Accent 2" w:semiHidden="0" w:uiPriority="60" w:unhideWhenUsed="0"/>
+    <w:lsdException w:name="Light List Accent 2" w:semiHidden="0" w:uiPriority="61" w:unhideWhenUsed="0"/>
+    <w:lsdException w:name="Light Grid Accent 2" w:semiHidden="0" w:uiPriority="62" w:unhideWhenUsed="0"/>
+    <w:lsdException w:name="Medium Shading 1 Accent 2" w:semiHidden="0" w:uiPriority="63" w:unhideWhenUsed="0"/>
+    <w:lsdException w:name="Medium Shading 2 Accent 2" w:semiHidden="0" w:uiPriority="64" w:unhideWhenUsed="0"/>
+    <w:lsdException w:name="Medium List 1 Accent 2" w:semiHidden="0" w:uiPriority="65" w:unhideWhenUsed="0"/>
+    <w:lsdException w:name="Medium List 2 Accent 2" w:semiHidden="0" w:uiPriority="66" w:unhideWhenUsed="0"/>
+    <w:lsdException w:name="Medium Grid 1 Accent 2" w:semiHidden="0" w:uiPriority="67" w:unhideWhenUsed="0"/>
+    <w:lsdException w:name="Medium Grid 2 Accent 2" w:semiHidden="0" w:uiPriority="68" w:unhideWhenUsed="0"/>
+    <w:lsdException w:name="Medium Grid 3 Accent 2" w:semiHidden="0" w:uiPriority="69" w:unhideWhenUsed="0"/>
+    <w:lsdException w:name="Dark List Accent 2" w:semiHidden="0" w:uiPriority="70" w:unhideWhenUsed="0"/>
+    <w:lsdException w:name="Colorful Shading Accent 2" w:semiHidden="0" w:uiPriority="71" w:unhideWhenUsed="0"/>
+    <w:lsdException w:name="Colorful List Accent 2" w:semiHidden="0" w:uiPriority="72" w:unhideWhenUsed="0"/>
+    <w:lsdException w:name="Colorful Grid Accent 2" w:semiHidden="0" w:uiPriority="73" w:unhideWhenUsed="0"/>
+    <w:lsdException w:name="Light Shading Accent 3" w:semiHidden="0" w:uiPriority="60" w:unhideWhenUsed="0"/>
+    <w:lsdException w:name="Light List Accent 3" w:semiHidden="0" w:uiPriority="61" w:unhideWhenUsed="0"/>
+    <w:lsdException w:name="Light Grid Accent 3" w:semiHidden="0" w:uiPriority="62" w:unhideWhenUsed="0"/>
+    <w:lsdException w:name="Medium Shading 1 Accent 3" w:semiHidden="0" w:uiPriority="63" w:unhideWhenUsed="0"/>
+    <w:lsdException w:name="Medium Shading 2 Accent 3" w:semiHidden="0" w:uiPriority="64" w:unhideWhenUsed="0"/>
+    <w:lsdException w:name="Medium List 1 Accent 3" w:semiHidden="0" w:uiPriority="65" w:unhideWhenUsed="0"/>
+    <w:lsdException w:name="Medium List 2 Accent 3" w:semiHidden="0" w:uiPriority="66" w:unhideWhenUsed="0"/>
+    <w:lsdException w:name="Medium Grid 1 Accent 3" w:semiHidden="0" w:uiPriority="67" w:unhideWhenUsed="0"/>
+    <w:lsdException w:name="Medium Grid 2 Accent 3" w:semiHidden="0" w:uiPriority="68" w:unhideWhenUsed="0"/>
+    <w:lsdException w:name="Medium Grid 3 Accent 3" w:semiHidden="0" w:uiPriority="69" w:unhideWhenUsed="0"/>
+    <w:lsdException w:name="Dark List Accent 3" w:semiHidden="0" w:uiPriority="70" w:unhideWhenUsed="0"/>
+    <w:lsdException w:name="Colorful Shading Accent 3" w:semiHidden="0" w:uiPriority="71" w:unhideWhenUsed="0"/>
+    <w:lsdException w:name="Colorful List Accent 3" w:semiHidden="0" w:uiPriority="72" w:unhideWhenUsed="0"/>
+    <w:lsdException w:name="Colorful Grid Accent 3" w:semiHidden="0" w:uiPriority="73" w:unhideWhenUsed="0"/>
+    <w:lsdException w:name="Light Shading Accent 4" w:semiHidden="0" w:uiPriority="60" w:unhideWhenUsed="0"/>
+    <w:lsdException w:name="Light List Accent 4" w:semiHidden="0" w:uiPriority="61" w:unhideWhenUsed="0"/>
+    <w:lsdException w:name="Light Grid Accent 4" w:semiHidden="0" w:uiPriority="62" w:unhideWhenUsed="0"/>
+    <w:lsdException w:name="Medium Shading 1 Accent 4" w:semiHidden="0" w:uiPriority="63" w:unhideWhenUsed="0"/>
+    <w:lsdException w:name="Medium Shading 2 Accent 4" w:semiHidden="0" w:uiPriority="64" w:unhideWhenUsed="0"/>
+    <w:lsdException w:name="Medium List 1 Accent 4" w:semiHidden="0" w:uiPriority="65" w:unhideWhenUsed="0"/>
+    <w:lsdException w:name="Medium List 2 Accent 4" w:semiHidden="0" w:uiPriority="66" w:unhideWhenUsed="0"/>
+    <w:lsdException w:name="Medium Grid 1 Accent 4" w:semiHidden="0" w:uiPriority="67" w:unhideWhenUsed="0"/>
+    <w:lsdException w:name="Medium Grid 2 Accent 4" w:semiHidden="0" w:uiPriority="68" w:unhideWhenUsed="0"/>
+    <w:lsdException w:name="Medium Grid 3 Accent 4" w:semiHidden="0" w:uiPriority="69" w:unhideWhenUsed="0"/>
+    <w:lsdException w:name="Dark List Accent 4" w:semiHidden="0" w:uiPriority="70" w:unhideWhenUsed="0"/>
+    <w:lsdException w:name="Colorful Shading Accent 4" w:semiHidden="0" w:uiPriority="71" w:unhideWhenUsed="0"/>
+    <w:lsdException w:name="Colorful List Accent 4" w:semiHidden="0" w:uiPriority="72" w:unhideWhenUsed="0"/>
+    <w:lsdException w:name="Colorful Grid Accent 4" w:semiHidden="0" w:uiPriority="73" w:unhideWhenUsed="0"/>
+    <w:lsdException w:name="Light Shading Accent 5" w:semiHidden="0" w:uiPriority="60" w:unhideWhenUsed="0"/>
+    <w:lsdException w:name="Light List Accent 5" w:semiHidden="0" w:uiPriority="61" w:unhideWhenUsed="0"/>
+    <w:lsdException w:name="Light Grid Accent 5" w:semiHidden="0" w:uiPriority="62" w:unhideWhenUsed="0"/>
+    <w:lsdException w:name="Medium Shading 1 Accent 5" w:semiHidden="0" w:uiPriority="63" w:unhideWhenUsed="0"/>
+    <w:lsdException w:name="Medium Shading 2 Accent 5" w:semiHidden="0" w:uiPriority="64" w:unhideWhenUsed="0"/>
+    <w:lsdException w:name="Medium List 1 Accent 5" w:semiHidden="0" w:uiPriority="65" w:unhideWhenUsed="0"/>
+    <w:lsdException w:name="Medium List 2 Accent 5" w:semiHidden="0" w:uiPriority="66" w:unhideWhenUsed="0"/>
+    <w:lsdException w:name="Medium Grid 1 Accent 5" w:semiHidden="0" w:uiPriority="67" w:unhideWhenUsed="0"/>
+    <w:lsdException w:name="Medium Grid 2 Accent 5" w:semiHidden="0" w:uiPriority="68" w:unhideWhenUsed="0"/>
+    <w:lsdException w:name="Medium Grid 3 Accent 5" w:semiHidden="0" w:uiPriority="69" w:unhideWhenUsed="0"/>
+    <w:lsdException w:name="Dark List Accent 5" w:semiHidden="0" w:uiPriority="70" w:unhideWhenUsed="0"/>
+    <w:lsdException w:name="Colorful Shading Accent 5" w:semiHidden="0" w:uiPriority="71" w:unhideWhenUsed="0"/>
+    <w:lsdException w:name="Colorful List Accent 5" w:semiHidden="0" w:uiPriority="72" w:unhideWhenUsed="0"/>
+    <w:lsdException w:name="Colorful Grid Accent 5" w:semiHidden="0" w:uiPriority="73" w:unhideWhenUsed="0"/>
+    <w:lsdException w:name="Light Shading Accent 6" w:semiHidden="0" w:uiPriority="60" w:unhideWhenUsed="0"/>
+    <w:lsdException w:name="Light List Accent 6" w:semiHidden="0" w:uiPriority="61" w:unhideWhenUsed="0"/>
+    <w:lsdException w:name="Light Grid Accent 6" w:semiHidden="0" w:uiPriority="62" w:unhideWhenUsed="0"/>
+    <w:lsdException w:name="Medium Shading 1 Accent 6" w:semiHidden="0" w:uiPriority="63" w:unhideWhenUsed="0"/>
+    <w:lsdException w:name="Medium Shading 2 Accent 6" w:semiHidden="0" w:uiPriority="64" w:unhideWhenUsed="0"/>
+    <w:lsdException w:name="Medium List 1 Accent 6" w:semiHidden="0" w:uiPriority="65" w:unhideWhenUsed="0"/>
+    <w:lsdException w:name="Medium List 2 Accent 6" w:semiHidden="0" w:uiPriority="66" w:unhideWhenUsed="0"/>
+    <w:lsdException w:name="Medium Grid 1 Accent 6" w:semiHidden="0" w:uiPriority="67" w:unhideWhenUsed="0"/>
+    <w:lsdException w:name="Medium Grid 2 Accent 6" w:semiHidden="0" w:uiPriority="68" w:unhideWhenUsed="0"/>
+    <w:lsdException w:name="Medium Grid 3 Accent 6" w:semiHidden="0" w:uiPriority="69" w:unhideWhenUsed="0"/>
+    <w:lsdException w:name="Dark List Accent 6" w:semiHidden="0" w:uiPriority="70" w:unhideWhenUsed="0"/>
+    <w:lsdException w:name="Colorful Shading Accent 6" w:semiHidden="0" w:uiPriority="71" w:unhideWhenUsed="0"/>
+    <w:lsdException w:name="Colorful List Accent 6" w:semiHidden="0" w:uiPriority="72" w:unhideWhenUsed="0"/>
+    <w:lsdException w:name="Colorful Grid Accent 6" w:semiHidden="0" w:uiPriority="73" w:unhideWhenUsed="0"/>
+    <w:lsdException w:name="Subtle Emphasis" w:semiHidden="0" w:uiPriority="19" w:unhideWhenUsed="0" w:qFormat="1"/>
+    <w:lsdException w:name="Intense Emphasis" w:semiHidden="0" w:uiPriority="21" w:unhideWhenUsed="0" w:qFormat="1"/>
+    <w:lsdException w:name="Subtle Reference" w:semiHidden="0" w:uiPriority="31" w:unhideWhenUsed="0" w:qFormat="1"/>
+    <w:lsdException w:name="Intense Reference" w:semiHidden="0" w:uiPriority="32" w:unhideWhenUsed="0" w:qFormat="1"/>
+    <w:lsdException w:name="Book Title" w:semiHidden="0" w:uiPriority="33" w:unhideWhenUsed="0" w:qFormat="1"/>
+    <w:lsdException w:name="Bibliography" w:uiPriority="37"/>
+    <w:lsdException w:name="TOC Heading" w:uiPriority="39" w:qFormat="1"/>
+  </w:latentStyles>
+  <w:style w:type="paragraph" w:default="1" w:styleId="Normal">
+    <w:name w:val="Normal"/>
+    <w:qFormat/>
+  </w:style>
+  <w:style w:type="character" w:default="1" w:styleId="DefaultParagraphFont">
+    <w:name w:val="Default Paragraph Font"/>
+    <w:uiPriority w:val="1"/>
+    <w:semiHidden/>
+    <w:unhideWhenUsed/>
+  </w:style>
+  <w:style w:type="table" w:default="1" w:styleId="TableNormal">
+    <w:name w:val="Normal Table"/>
+    <w:uiPriority w:val="99"/>
+    <w:semiHidden/>
+    <w:unhideWhenUsed/>
+    <w:tblPr>
+      <w:tblInd w:w="0" w:type="dxa"/>
+      <w:tblCellMar>
+        <w:top w:w="0" w:type="dxa"/>
+        <w:left w:w="108" w:type="dxa"/>
+        <w:bottom w:w="0" w:type="dxa"/>
+        <w:right w:w="108" w:type="dxa"/>
+      </w:tblCellMar>
+    </w:tblPr>
+  </w:style>
+  <w:style w:type="numbering" w:default="1" w:styleId="NoList">
+    <w:name w:val="No List"/>
+    <w:uiPriority w:val="99"/>
+    <w:semiHidden/>
+    <w:unhideWhenUsed/>
+  </w:style>
+</w:styles>
 </file>
 
 <file path=word/theme/theme1.xml><?xml version="1.0" encoding="utf-8"?>

--- a/app/templates/PLI_M12.docx
+++ b/app/templates/PLI_M12.docx
@@ -4666,17 +4666,1013 @@
         <w:t xml:space="preserve">Thông tin về người đại diện theo ủy quyền sau khi thay đổi:</w:t>
       </w:r>
     </w:p>
-    <w:p>
-      <w:pPr>
-        <w:spacing w:before="120"/>
-      </w:pPr>
-      <w:r>
-        <w:rPr>
-          <w:rFonts w:ascii="Arial" w:hAnsi="Arial" w:cs="Arial"/>
-          <w:sz w:val="24"/>
-          <w:sz-cs w:val="24"/>
-        </w:rPr>
-        <w:t xml:space="preserve">STTChủ sở hữu/Thành viên công ty TNHH/ Cổ đông là nhà đầu tư nước ngoài là tổ chứcTên người đại diện theo ủy quyềnNgày, tháng, năm sinhGiới tínhSố, ngày cấp, cơ quan cấp Giấy tờ pháp lý của cá nhân</w:t>
+    <w:tbl xmlns:ns0="urn:orca:p1b-temp">
+      <w:tblPr>
+        <w:tblW w:type="auto" w:w="0"/>
+        <w:tblLook w:firstColumn="1" w:firstRow="1" w:lastColumn="0" w:lastRow="0" w:noHBand="0" w:noVBand="1" w:val="04A0"/>
+        <w:tblBorders>
+          <w:top w:val="single" w:sz="4" w:color="000000"/>
+          <w:left w:val="single" w:sz="4" w:color="000000"/>
+          <w:bottom w:val="single" w:sz="4" w:color="000000"/>
+          <w:right w:val="single" w:sz="4" w:color="000000"/>
+          <w:insideH w:val="single" w:sz="4" w:color="000000"/>
+          <w:insideV w:val="single" w:sz="4" w:color="000000"/>
+        </w:tblBorders>
+      </w:tblPr>
+      <w:tblGrid>
+        <w:gridCol w:w="576"/>
+        <w:gridCol w:w="576"/>
+        <w:gridCol w:w="576"/>
+        <w:gridCol w:w="576"/>
+        <w:gridCol w:w="576"/>
+        <w:gridCol w:w="576"/>
+        <w:gridCol w:w="576"/>
+        <w:gridCol w:w="576"/>
+        <w:gridCol w:w="576"/>
+        <w:gridCol w:w="576"/>
+        <w:gridCol w:w="576"/>
+        <w:gridCol w:w="576"/>
+        <w:gridCol w:w="576"/>
+        <w:gridCol w:w="576"/>
+        <w:gridCol w:w="576"/>
+      </w:tblGrid>
+      <w:tr>
+        <w:tc>
+          <w:tcPr>
+            <w:tcW w:type="dxa" w:w="576"/>
+            <w:vMerge w:val="restart"/>
+          </w:tcPr>
+          <w:p>
+            <w:r>
+              <w:rPr>
+                <w:b/>
+              </w:rPr>
+              <w:t>STT</w:t>
+            </w:r>
+          </w:p>
+        </w:tc>
+        <w:tc>
+          <w:tcPr>
+            <w:tcW w:type="dxa" w:w="576"/>
+            <w:vMerge w:val="restart"/>
+          </w:tcPr>
+          <w:p>
+            <w:r>
+              <w:rPr>
+                <w:b/>
+              </w:rPr>
+              <w:t>Chủ sở hữu/Thành viên công ty TNHH/Cổ đông là nhà đầu tư nước ngoài là tổ chức</w:t>
+            </w:r>
+          </w:p>
+        </w:tc>
+        <w:tc>
+          <w:tcPr>
+            <w:tcW w:type="dxa" w:w="576"/>
+            <w:vMerge w:val="restart"/>
+          </w:tcPr>
+          <w:p>
+            <w:r>
+              <w:rPr>
+                <w:b/>
+              </w:rPr>
+              <w:t>Tên người đại diện theo ủy quyền</w:t>
+            </w:r>
+          </w:p>
+        </w:tc>
+        <w:tc>
+          <w:tcPr>
+            <w:tcW w:type="dxa" w:w="576"/>
+            <w:vMerge w:val="restart"/>
+          </w:tcPr>
+          <w:p>
+            <w:r>
+              <w:rPr>
+                <w:b/>
+              </w:rPr>
+              <w:t>Ngày, tháng, năm sinh</w:t>
+            </w:r>
+          </w:p>
+        </w:tc>
+        <w:tc>
+          <w:tcPr>
+            <w:tcW w:type="dxa" w:w="576"/>
+            <w:vMerge w:val="restart"/>
+          </w:tcPr>
+          <w:p>
+            <w:r>
+              <w:rPr>
+                <w:b/>
+              </w:rPr>
+              <w:t>Giới tính</w:t>
+            </w:r>
+          </w:p>
+        </w:tc>
+        <w:tc>
+          <w:tcPr>
+            <w:tcW w:type="dxa" w:w="1728"/>
+            <w:gridSpan w:val="3"/>
+          </w:tcPr>
+          <w:p>
+            <w:r>
+              <w:rPr>
+                <w:b/>
+              </w:rPr>
+              <w:t>Số, ngày cấp, cơ quan cấp Giấy tờ pháp lý của cá nhân</w:t>
+            </w:r>
+          </w:p>
+        </w:tc>
+        <w:tc>
+          <w:tcPr>
+            <w:tcW w:type="dxa" w:w="576"/>
+            <w:vMerge w:val="restart"/>
+          </w:tcPr>
+          <w:p>
+            <w:r>
+              <w:rPr>
+                <w:b/>
+              </w:rPr>
+              <w:t>Quốc tịch</w:t>
+            </w:r>
+          </w:p>
+        </w:tc>
+        <w:tc>
+          <w:tcPr>
+            <w:tcW w:type="dxa" w:w="576"/>
+            <w:vMerge w:val="restart"/>
+          </w:tcPr>
+          <w:p>
+            <w:r>
+              <w:rPr>
+                <w:b/>
+              </w:rPr>
+              <w:t>Dân tộc</w:t>
+            </w:r>
+          </w:p>
+        </w:tc>
+        <w:tc>
+          <w:tcPr>
+            <w:tcW w:type="dxa" w:w="576"/>
+            <w:vMerge w:val="restart"/>
+          </w:tcPr>
+          <w:p>
+            <w:r>
+              <w:rPr>
+                <w:b/>
+              </w:rPr>
+              <w:t>Địa chỉ liên lạc</w:t>
+            </w:r>
+          </w:p>
+        </w:tc>
+        <w:tc>
+          <w:tcPr>
+            <w:tcW w:type="dxa" w:w="1152"/>
+            <w:gridSpan w:val="2"/>
+          </w:tcPr>
+          <w:p>
+            <w:r>
+              <w:rPr>
+                <w:b/>
+              </w:rPr>
+              <w:t>Vốn được ủy quyền</w:t>
+            </w:r>
+          </w:p>
+        </w:tc>
+        <w:tc>
+          <w:tcPr>
+            <w:tcW w:type="dxa" w:w="576"/>
+            <w:vMerge w:val="restart"/>
+          </w:tcPr>
+          <w:p>
+            <w:r>
+              <w:rPr>
+                <w:b/>
+              </w:rPr>
+              <w:t>Chữ ký của người đại diện theo ủy quyền</w:t>
+            </w:r>
+          </w:p>
+        </w:tc>
+        <w:tc>
+          <w:tcPr>
+            <w:tcW w:type="dxa" w:w="576"/>
+            <w:vMerge w:val="restart"/>
+          </w:tcPr>
+          <w:p>
+            <w:r>
+              <w:rPr>
+                <w:b/>
+              </w:rPr>
+              <w:t>Ghi chú (nếu có)</w:t>
+            </w:r>
+          </w:p>
+        </w:tc>
+      </w:tr>
+      <w:tr>
+        <w:tc>
+          <w:tcPr>
+            <w:tcW w:type="dxa" w:w="576"/>
+            <w:vMerge/>
+          </w:tcPr>
+          <w:p/>
+        </w:tc>
+        <w:tc>
+          <w:tcPr>
+            <w:tcW w:type="dxa" w:w="576"/>
+            <w:vMerge/>
+          </w:tcPr>
+          <w:p/>
+        </w:tc>
+        <w:tc>
+          <w:tcPr>
+            <w:tcW w:type="dxa" w:w="576"/>
+            <w:vMerge/>
+          </w:tcPr>
+          <w:p/>
+        </w:tc>
+        <w:tc>
+          <w:tcPr>
+            <w:tcW w:type="dxa" w:w="576"/>
+            <w:vMerge/>
+          </w:tcPr>
+          <w:p/>
+        </w:tc>
+        <w:tc>
+          <w:tcPr>
+            <w:tcW w:type="dxa" w:w="576"/>
+            <w:vMerge/>
+          </w:tcPr>
+          <w:p/>
+        </w:tc>
+        <w:tc>
+          <w:tcPr>
+            <w:tcW w:type="dxa" w:w="576"/>
+          </w:tcPr>
+          <w:p>
+            <w:r>
+              <w:rPr>
+                <w:b/>
+              </w:rPr>
+              <w:t>Số</w:t>
+            </w:r>
+          </w:p>
+        </w:tc>
+        <w:tc>
+          <w:tcPr>
+            <w:tcW w:type="dxa" w:w="576"/>
+          </w:tcPr>
+          <w:p>
+            <w:r>
+              <w:rPr>
+                <w:b/>
+              </w:rPr>
+              <w:t>Ngày cấp</w:t>
+            </w:r>
+          </w:p>
+        </w:tc>
+        <w:tc>
+          <w:tcPr>
+            <w:tcW w:type="dxa" w:w="576"/>
+          </w:tcPr>
+          <w:p>
+            <w:r>
+              <w:rPr>
+                <w:b/>
+              </w:rPr>
+              <w:t>Cơ quan cấp</w:t>
+            </w:r>
+          </w:p>
+        </w:tc>
+        <w:tc>
+          <w:tcPr>
+            <w:tcW w:type="dxa" w:w="576"/>
+            <w:vMerge/>
+          </w:tcPr>
+          <w:p/>
+        </w:tc>
+        <w:tc>
+          <w:tcPr>
+            <w:tcW w:type="dxa" w:w="576"/>
+            <w:vMerge/>
+          </w:tcPr>
+          <w:p/>
+        </w:tc>
+        <w:tc>
+          <w:tcPr>
+            <w:tcW w:type="dxa" w:w="576"/>
+            <w:vMerge/>
+          </w:tcPr>
+          <w:p/>
+        </w:tc>
+        <w:tc>
+          <w:tcPr>
+            <w:tcW w:type="dxa" w:w="576"/>
+          </w:tcPr>
+          <w:p>
+            <w:r>
+              <w:rPr>
+                <w:b/>
+              </w:rPr>
+              <w:t>VNĐ</w:t>
+            </w:r>
+          </w:p>
+        </w:tc>
+        <w:tc>
+          <w:tcPr>
+            <w:tcW w:type="dxa" w:w="576"/>
+          </w:tcPr>
+          <w:p>
+            <w:r>
+              <w:rPr>
+                <w:b/>
+              </w:rPr>
+              <w:t>Tỷ lệ (%)</w:t>
+            </w:r>
+          </w:p>
+        </w:tc>
+        <w:tc>
+          <w:tcPr>
+            <w:tcW w:type="dxa" w:w="576"/>
+            <w:vMerge/>
+          </w:tcPr>
+          <w:p/>
+        </w:tc>
+        <w:tc>
+          <w:tcPr>
+            <w:tcW w:type="dxa" w:w="576"/>
+            <w:vMerge/>
+          </w:tcPr>
+          <w:p/>
+        </w:tc>
+      </w:tr>
+      <w:tr>
+        <w:tc>
+          <w:tcPr>
+            <w:tcW w:type="dxa" w:w="576"/>
+          </w:tcPr>
+          <w:p/>
+        </w:tc>
+        <w:tc>
+          <w:tcPr>
+            <w:tcW w:type="dxa" w:w="576"/>
+          </w:tcPr>
+          <w:p/>
+        </w:tc>
+        <w:tc>
+          <w:tcPr>
+            <w:tcW w:type="dxa" w:w="576"/>
+          </w:tcPr>
+          <w:p/>
+        </w:tc>
+        <w:tc>
+          <w:tcPr>
+            <w:tcW w:type="dxa" w:w="576"/>
+          </w:tcPr>
+          <w:p/>
+        </w:tc>
+        <w:tc>
+          <w:tcPr>
+            <w:tcW w:type="dxa" w:w="576"/>
+          </w:tcPr>
+          <w:p/>
+        </w:tc>
+        <w:tc>
+          <w:tcPr>
+            <w:tcW w:type="dxa" w:w="576"/>
+          </w:tcPr>
+          <w:p/>
+        </w:tc>
+        <w:tc>
+          <w:tcPr>
+            <w:tcW w:type="dxa" w:w="576"/>
+          </w:tcPr>
+          <w:p/>
+        </w:tc>
+        <w:tc>
+          <w:tcPr>
+            <w:tcW w:type="dxa" w:w="576"/>
+          </w:tcPr>
+          <w:p/>
+        </w:tc>
+        <w:tc>
+          <w:tcPr>
+            <w:tcW w:type="dxa" w:w="576"/>
+          </w:tcPr>
+          <w:p/>
+        </w:tc>
+        <w:tc>
+          <w:tcPr>
+            <w:tcW w:type="dxa" w:w="576"/>
+          </w:tcPr>
+          <w:p/>
+        </w:tc>
+        <w:tc>
+          <w:tcPr>
+            <w:tcW w:type="dxa" w:w="576"/>
+          </w:tcPr>
+          <w:p/>
+        </w:tc>
+        <w:tc>
+          <w:tcPr>
+            <w:tcW w:type="dxa" w:w="576"/>
+          </w:tcPr>
+          <w:p/>
+        </w:tc>
+        <w:tc>
+          <w:tcPr>
+            <w:tcW w:type="dxa" w:w="576"/>
+          </w:tcPr>
+          <w:p/>
+        </w:tc>
+        <w:tc>
+          <w:tcPr>
+            <w:tcW w:type="dxa" w:w="576"/>
+          </w:tcPr>
+          <w:p/>
+        </w:tc>
+        <w:tc>
+          <w:tcPr>
+            <w:tcW w:type="dxa" w:w="576"/>
+          </w:tcPr>
+          <w:p/>
+        </w:tc>
+      </w:tr>
+      <w:tr>
+        <w:tc>
+          <w:tcPr>
+            <w:tcW w:type="dxa" w:w="576"/>
+          </w:tcPr>
+          <w:p/>
+        </w:tc>
+        <w:tc>
+          <w:tcPr>
+            <w:tcW w:type="dxa" w:w="576"/>
+          </w:tcPr>
+          <w:p/>
+        </w:tc>
+        <w:tc>
+          <w:tcPr>
+            <w:tcW w:type="dxa" w:w="576"/>
+          </w:tcPr>
+          <w:p/>
+        </w:tc>
+        <w:tc>
+          <w:tcPr>
+            <w:tcW w:type="dxa" w:w="576"/>
+          </w:tcPr>
+          <w:p/>
+        </w:tc>
+        <w:tc>
+          <w:tcPr>
+            <w:tcW w:type="dxa" w:w="576"/>
+          </w:tcPr>
+          <w:p/>
+        </w:tc>
+        <w:tc>
+          <w:tcPr>
+            <w:tcW w:type="dxa" w:w="576"/>
+          </w:tcPr>
+          <w:p/>
+        </w:tc>
+        <w:tc>
+          <w:tcPr>
+            <w:tcW w:type="dxa" w:w="576"/>
+          </w:tcPr>
+          <w:p/>
+        </w:tc>
+        <w:tc>
+          <w:tcPr>
+            <w:tcW w:type="dxa" w:w="576"/>
+          </w:tcPr>
+          <w:p/>
+        </w:tc>
+        <w:tc>
+          <w:tcPr>
+            <w:tcW w:type="dxa" w:w="576"/>
+          </w:tcPr>
+          <w:p/>
+        </w:tc>
+        <w:tc>
+          <w:tcPr>
+            <w:tcW w:type="dxa" w:w="576"/>
+          </w:tcPr>
+          <w:p/>
+        </w:tc>
+        <w:tc>
+          <w:tcPr>
+            <w:tcW w:type="dxa" w:w="576"/>
+          </w:tcPr>
+          <w:p/>
+        </w:tc>
+        <w:tc>
+          <w:tcPr>
+            <w:tcW w:type="dxa" w:w="576"/>
+          </w:tcPr>
+          <w:p/>
+        </w:tc>
+        <w:tc>
+          <w:tcPr>
+            <w:tcW w:type="dxa" w:w="576"/>
+          </w:tcPr>
+          <w:p/>
+        </w:tc>
+        <w:tc>
+          <w:tcPr>
+            <w:tcW w:type="dxa" w:w="576"/>
+          </w:tcPr>
+          <w:p/>
+        </w:tc>
+        <w:tc>
+          <w:tcPr>
+            <w:tcW w:type="dxa" w:w="576"/>
+          </w:tcPr>
+          <w:p/>
+        </w:tc>
+      </w:tr>
+      <w:tr>
+        <w:tc>
+          <w:tcPr>
+            <w:tcW w:type="dxa" w:w="576"/>
+          </w:tcPr>
+          <w:p/>
+        </w:tc>
+        <w:tc>
+          <w:tcPr>
+            <w:tcW w:type="dxa" w:w="576"/>
+          </w:tcPr>
+          <w:p/>
+        </w:tc>
+        <w:tc>
+          <w:tcPr>
+            <w:tcW w:type="dxa" w:w="576"/>
+          </w:tcPr>
+          <w:p/>
+        </w:tc>
+        <w:tc>
+          <w:tcPr>
+            <w:tcW w:type="dxa" w:w="576"/>
+          </w:tcPr>
+          <w:p/>
+        </w:tc>
+        <w:tc>
+          <w:tcPr>
+            <w:tcW w:type="dxa" w:w="576"/>
+          </w:tcPr>
+          <w:p/>
+        </w:tc>
+        <w:tc>
+          <w:tcPr>
+            <w:tcW w:type="dxa" w:w="576"/>
+          </w:tcPr>
+          <w:p/>
+        </w:tc>
+        <w:tc>
+          <w:tcPr>
+            <w:tcW w:type="dxa" w:w="576"/>
+          </w:tcPr>
+          <w:p/>
+        </w:tc>
+        <w:tc>
+          <w:tcPr>
+            <w:tcW w:type="dxa" w:w="576"/>
+          </w:tcPr>
+          <w:p/>
+        </w:tc>
+        <w:tc>
+          <w:tcPr>
+            <w:tcW w:type="dxa" w:w="576"/>
+          </w:tcPr>
+          <w:p/>
+        </w:tc>
+        <w:tc>
+          <w:tcPr>
+            <w:tcW w:type="dxa" w:w="576"/>
+          </w:tcPr>
+          <w:p/>
+        </w:tc>
+        <w:tc>
+          <w:tcPr>
+            <w:tcW w:type="dxa" w:w="576"/>
+          </w:tcPr>
+          <w:p/>
+        </w:tc>
+        <w:tc>
+          <w:tcPr>
+            <w:tcW w:type="dxa" w:w="576"/>
+          </w:tcPr>
+          <w:p/>
+        </w:tc>
+        <w:tc>
+          <w:tcPr>
+            <w:tcW w:type="dxa" w:w="576"/>
+          </w:tcPr>
+          <w:p/>
+        </w:tc>
+        <w:tc>
+          <w:tcPr>
+            <w:tcW w:type="dxa" w:w="576"/>
+          </w:tcPr>
+          <w:p/>
+        </w:tc>
+        <w:tc>
+          <w:tcPr>
+            <w:tcW w:type="dxa" w:w="576"/>
+          </w:tcPr>
+          <w:p/>
+        </w:tc>
+      </w:tr>
+      <w:tr>
+        <w:tc>
+          <w:tcPr>
+            <w:tcW w:type="dxa" w:w="576"/>
+          </w:tcPr>
+          <w:p/>
+        </w:tc>
+        <w:tc>
+          <w:tcPr>
+            <w:tcW w:type="dxa" w:w="576"/>
+          </w:tcPr>
+          <w:p/>
+        </w:tc>
+        <w:tc>
+          <w:tcPr>
+            <w:tcW w:type="dxa" w:w="576"/>
+          </w:tcPr>
+          <w:p/>
+        </w:tc>
+        <w:tc>
+          <w:tcPr>
+            <w:tcW w:type="dxa" w:w="576"/>
+          </w:tcPr>
+          <w:p/>
+        </w:tc>
+        <w:tc>
+          <w:tcPr>
+            <w:tcW w:type="dxa" w:w="576"/>
+          </w:tcPr>
+          <w:p/>
+        </w:tc>
+        <w:tc>
+          <w:tcPr>
+            <w:tcW w:type="dxa" w:w="576"/>
+          </w:tcPr>
+          <w:p/>
+        </w:tc>
+        <w:tc>
+          <w:tcPr>
+            <w:tcW w:type="dxa" w:w="576"/>
+          </w:tcPr>
+          <w:p/>
+        </w:tc>
+        <w:tc>
+          <w:tcPr>
+            <w:tcW w:type="dxa" w:w="576"/>
+          </w:tcPr>
+          <w:p/>
+        </w:tc>
+        <w:tc>
+          <w:tcPr>
+            <w:tcW w:type="dxa" w:w="576"/>
+          </w:tcPr>
+          <w:p/>
+        </w:tc>
+        <w:tc>
+          <w:tcPr>
+            <w:tcW w:type="dxa" w:w="576"/>
+          </w:tcPr>
+          <w:p/>
+        </w:tc>
+        <w:tc>
+          <w:tcPr>
+            <w:tcW w:type="dxa" w:w="576"/>
+          </w:tcPr>
+          <w:p/>
+        </w:tc>
+        <w:tc>
+          <w:tcPr>
+            <w:tcW w:type="dxa" w:w="576"/>
+          </w:tcPr>
+          <w:p/>
+        </w:tc>
+        <w:tc>
+          <w:tcPr>
+            <w:tcW w:type="dxa" w:w="576"/>
+          </w:tcPr>
+          <w:p/>
+        </w:tc>
+        <w:tc>
+          <w:tcPr>
+            <w:tcW w:type="dxa" w:w="576"/>
+          </w:tcPr>
+          <w:p/>
+        </w:tc>
+        <w:tc>
+          <w:tcPr>
+            <w:tcW w:type="dxa" w:w="576"/>
+          </w:tcPr>
+          <w:p/>
+        </w:tc>
+      </w:tr>
+      <w:tr>
+        <w:tc>
+          <w:tcPr>
+            <w:tcW w:type="dxa" w:w="576"/>
+          </w:tcPr>
+          <w:p/>
+        </w:tc>
+        <w:tc>
+          <w:tcPr>
+            <w:tcW w:type="dxa" w:w="576"/>
+          </w:tcPr>
+          <w:p/>
+        </w:tc>
+        <w:tc>
+          <w:tcPr>
+            <w:tcW w:type="dxa" w:w="576"/>
+          </w:tcPr>
+          <w:p/>
+        </w:tc>
+        <w:tc>
+          <w:tcPr>
+            <w:tcW w:type="dxa" w:w="576"/>
+          </w:tcPr>
+          <w:p/>
+        </w:tc>
+        <w:tc>
+          <w:tcPr>
+            <w:tcW w:type="dxa" w:w="576"/>
+          </w:tcPr>
+          <w:p/>
+        </w:tc>
+        <w:tc>
+          <w:tcPr>
+            <w:tcW w:type="dxa" w:w="576"/>
+          </w:tcPr>
+          <w:p/>
+        </w:tc>
+        <w:tc>
+          <w:tcPr>
+            <w:tcW w:type="dxa" w:w="576"/>
+          </w:tcPr>
+          <w:p/>
+        </w:tc>
+        <w:tc>
+          <w:tcPr>
+            <w:tcW w:type="dxa" w:w="576"/>
+          </w:tcPr>
+          <w:p/>
+        </w:tc>
+        <w:tc>
+          <w:tcPr>
+            <w:tcW w:type="dxa" w:w="576"/>
+          </w:tcPr>
+          <w:p/>
+        </w:tc>
+        <w:tc>
+          <w:tcPr>
+            <w:tcW w:type="dxa" w:w="576"/>
+          </w:tcPr>
+          <w:p/>
+        </w:tc>
+        <w:tc>
+          <w:tcPr>
+            <w:tcW w:type="dxa" w:w="576"/>
+          </w:tcPr>
+          <w:p/>
+        </w:tc>
+        <w:tc>
+          <w:tcPr>
+            <w:tcW w:type="dxa" w:w="576"/>
+          </w:tcPr>
+          <w:p/>
+        </w:tc>
+        <w:tc>
+          <w:tcPr>
+            <w:tcW w:type="dxa" w:w="576"/>
+          </w:tcPr>
+          <w:p/>
+        </w:tc>
+        <w:tc>
+          <w:tcPr>
+            <w:tcW w:type="dxa" w:w="576"/>
+          </w:tcPr>
+          <w:p/>
+        </w:tc>
+        <w:tc>
+          <w:tcPr>
+            <w:tcW w:type="dxa" w:w="576"/>
+          </w:tcPr>
+          <w:p/>
+        </w:tc>
+      </w:tr>
+      <w:tr>
+        <w:tc>
+          <w:tcPr>
+            <w:tcW w:type="dxa" w:w="576"/>
+          </w:tcPr>
+          <w:p>
+            <w:r>
+              <w:rPr>
+                <w:b w:val="0"/>
+              </w:rPr>
+              <w:t>{#ds_ndd_uy_quyen_sau_thay_doi}{_stt}</w:t>
+            </w:r>
+          </w:p>
+        </w:tc>
+        <w:tc>
+          <w:tcPr>
+            <w:tcW w:type="dxa" w:w="576"/>
+          </w:tcPr>
+          <w:p>
+            <w:r>
+              <w:rPr>
+                <w:b w:val="0"/>
+              </w:rPr>
+              <w:t>{chu_so_huu_tvtnhh_cdnn_to_chuc}</w:t>
+            </w:r>
+          </w:p>
+        </w:tc>
+        <w:tc>
+          <w:tcPr>
+            <w:tcW w:type="dxa" w:w="576"/>
+          </w:tcPr>
+          <w:p>
+            <w:r>
+              <w:rPr>
+                <w:b w:val="0"/>
+              </w:rPr>
+              <w:t>{ten_ndd_uy_quyen}</w:t>
+            </w:r>
+          </w:p>
+        </w:tc>
+        <w:tc>
+          <w:tcPr>
+            <w:tcW w:type="dxa" w:w="576"/>
+          </w:tcPr>
+          <w:p>
+            <w:r>
+              <w:rPr>
+                <w:b w:val="0"/>
+              </w:rPr>
+              <w:t>{ngay_sinh}</w:t>
+            </w:r>
+          </w:p>
+        </w:tc>
+        <w:tc>
+          <w:tcPr>
+            <w:tcW w:type="dxa" w:w="576"/>
+          </w:tcPr>
+          <w:p>
+            <w:r>
+              <w:rPr>
+                <w:b w:val="0"/>
+              </w:rPr>
+              <w:t>{gioi_tinh}</w:t>
+            </w:r>
+          </w:p>
+        </w:tc>
+        <w:tc>
+          <w:tcPr>
+            <w:tcW w:type="dxa" w:w="576"/>
+          </w:tcPr>
+          <w:p>
+            <w:r>
+              <w:rPr>
+                <w:b w:val="0"/>
+              </w:rPr>
+              <w:t>{giay_to_so}</w:t>
+            </w:r>
+          </w:p>
+        </w:tc>
+        <w:tc>
+          <w:tcPr>
+            <w:tcW w:type="dxa" w:w="576"/>
+          </w:tcPr>
+          <w:p>
+            <w:r>
+              <w:rPr>
+                <w:b w:val="0"/>
+              </w:rPr>
+              <w:t>{giay_to_ngay}</w:t>
+            </w:r>
+          </w:p>
+        </w:tc>
+        <w:tc>
+          <w:tcPr>
+            <w:tcW w:type="dxa" w:w="576"/>
+          </w:tcPr>
+          <w:p>
+            <w:r>
+              <w:rPr>
+                <w:b w:val="0"/>
+              </w:rPr>
+              <w:t>{giay_to_co_quan}</w:t>
+            </w:r>
+          </w:p>
+        </w:tc>
+        <w:tc>
+          <w:tcPr>
+            <w:tcW w:type="dxa" w:w="576"/>
+          </w:tcPr>
+          <w:p>
+            <w:r>
+              <w:rPr>
+                <w:b w:val="0"/>
+              </w:rPr>
+              <w:t>{quoc_tich}</w:t>
+            </w:r>
+          </w:p>
+        </w:tc>
+        <w:tc>
+          <w:tcPr>
+            <w:tcW w:type="dxa" w:w="576"/>
+          </w:tcPr>
+          <w:p>
+            <w:r>
+              <w:rPr>
+                <w:b w:val="0"/>
+              </w:rPr>
+              <w:t>{dan_toc}</w:t>
+            </w:r>
+          </w:p>
+        </w:tc>
+        <w:tc>
+          <w:tcPr>
+            <w:tcW w:type="dxa" w:w="576"/>
+          </w:tcPr>
+          <w:p>
+            <w:r>
+              <w:rPr>
+                <w:b w:val="0"/>
+              </w:rPr>
+              <w:t>{dia_chi}</w:t>
+            </w:r>
+          </w:p>
+        </w:tc>
+        <w:tc>
+          <w:tcPr>
+            <w:tcW w:type="dxa" w:w="576"/>
+          </w:tcPr>
+          <w:p>
+            <w:r>
+              <w:rPr>
+                <w:b w:val="0"/>
+              </w:rPr>
+              <w:t>{von_duoc_uy_quyen_vnd}</w:t>
+            </w:r>
+          </w:p>
+        </w:tc>
+        <w:tc>
+          <w:tcPr>
+            <w:tcW w:type="dxa" w:w="576"/>
+          </w:tcPr>
+          <w:p>
+            <w:r>
+              <w:rPr>
+                <w:b w:val="0"/>
+              </w:rPr>
+              <w:t>{ty_le}</w:t>
+            </w:r>
+          </w:p>
+        </w:tc>
+        <w:tc>
+          <w:tcPr>
+            <w:tcW w:type="dxa" w:w="576"/>
+          </w:tcPr>
+          <w:p>
+            <w:r>
+              <w:rPr>
+                <w:b w:val="0"/>
+              </w:rPr>
+              <w:t>{chu_ky}</w:t>
+            </w:r>
+          </w:p>
+        </w:tc>
+        <w:tc>
+          <w:tcPr>
+            <w:tcW w:type="dxa" w:w="576"/>
+          </w:tcPr>
+          <w:p>
+            <w:r>
+              <w:rPr>
+                <w:b w:val="0"/>
+              </w:rPr>
+              <w:t>{ghi_chu}{/ds_ndd_uy_quyen_sau_thay_doi}</w:t>
+            </w:r>
+          </w:p>
+        </w:tc>
+      </w:tr>
+    </w:tbl>
+    <w:p/>
+    <w:p>
+      <w:pPr>
+        <w:spacing w:before="120"/>
+      </w:pPr>
+      <w:r>
+        <w:rPr>
+          <w:rFonts w:ascii="Arial" w:hAnsi="Arial" w:cs="Arial"/>
+          <w:sz w:val="24"/>
+          <w:sz-cs w:val="24"/>
+        </w:rPr>
+        <w:t>____________________</w:t>
       </w:r>
       <w:r>
         <w:rPr>
@@ -4685,15 +5681,13 @@
           <w:sz-cs w:val="24"/>
           <w:vertAlign w:val="superscript"/>
         </w:rPr>
-        <w:t xml:space="preserve">2</w:t>
-      </w:r>
-      <w:r>
-        <w:rPr>
-          <w:rFonts w:ascii="Arial" w:hAnsi="Arial" w:cs="Arial"/>
-          <w:sz w:val="24"/>
-          <w:sz-cs w:val="24"/>
-        </w:rPr>
-        <w:t xml:space="preserve">Quốc tịchDân tộcĐịa chỉ liên lạcVốn được ủy quyềnChữ ký của người đại diện theo ủy quyền</w:t>
+      </w:r>
+      <w:r>
+        <w:rPr>
+          <w:rFonts w:ascii="Arial" w:hAnsi="Arial" w:cs="Arial"/>
+          <w:sz w:val="24"/>
+          <w:sz-cs w:val="24"/>
+        </w:rPr>
       </w:r>
       <w:r>
         <w:rPr>
@@ -4702,15 +5696,13 @@
           <w:sz-cs w:val="24"/>
           <w:vertAlign w:val="superscript"/>
         </w:rPr>
-        <w:t xml:space="preserve">4</w:t>
-      </w:r>
-      <w:r>
-        <w:rPr>
-          <w:rFonts w:ascii="Arial" w:hAnsi="Arial" w:cs="Arial"/>
-          <w:sz w:val="24"/>
-          <w:sz-cs w:val="24"/>
-        </w:rPr>
-        <w:t xml:space="preserve">Ghi chú (nếu có)</w:t>
+      </w:r>
+      <w:r>
+        <w:rPr>
+          <w:rFonts w:ascii="Arial" w:hAnsi="Arial" w:cs="Arial"/>
+          <w:sz w:val="24"/>
+          <w:sz-cs w:val="24"/>
+        </w:rPr>
       </w:r>
       <w:r>
         <w:rPr>
@@ -4719,23 +5711,20 @@
           <w:sz-cs w:val="24"/>
           <w:vertAlign w:val="superscript"/>
         </w:rPr>
-        <w:t xml:space="preserve"/>
-      </w:r>
-      <w:r>
-        <w:rPr>
-          <w:rFonts w:ascii="Arial" w:hAnsi="Arial" w:cs="Arial"/>
-          <w:sz w:val="24"/>
-          <w:sz-cs w:val="24"/>
-        </w:rPr>
-        <w:t xml:space="preserve"/>
-      </w:r>
-      <w:r>
-        <w:rPr>
-          <w:rFonts w:ascii="Arial" w:hAnsi="Arial" w:cs="Arial"/>
-          <w:sz w:val="24"/>
-          <w:sz-cs w:val="24"/>
-        </w:rPr>
-        <w:t xml:space="preserve">Tổng giá trị vốn được đại diện (</w:t>
+      </w:r>
+      <w:r>
+        <w:rPr>
+          <w:rFonts w:ascii="Arial" w:hAnsi="Arial" w:cs="Arial"/>
+          <w:sz w:val="24"/>
+          <w:sz-cs w:val="24"/>
+        </w:rPr>
+      </w:r>
+      <w:r>
+        <w:rPr>
+          <w:rFonts w:ascii="Arial" w:hAnsi="Arial" w:cs="Arial"/>
+          <w:sz w:val="24"/>
+          <w:sz-cs w:val="24"/>
+        </w:rPr>
       </w:r>
       <w:r>
         <w:rPr>
@@ -4744,15 +5733,13 @@
           <w:sz-cs w:val="24"/>
           <w:i/>
         </w:rPr>
-        <w:t xml:space="preserve">bằng số; VNĐ và giá trị tương đương theo đơn vị tiền nước ngoài, nếu có)</w:t>
-      </w:r>
-      <w:r>
-        <w:rPr>
-          <w:rFonts w:ascii="Arial" w:hAnsi="Arial" w:cs="Arial"/>
-          <w:sz w:val="24"/>
-          <w:sz-cs w:val="24"/>
-        </w:rPr>
-        <w:t xml:space="preserve">Tỷ lệ</w:t>
+      </w:r>
+      <w:r>
+        <w:rPr>
+          <w:rFonts w:ascii="Arial" w:hAnsi="Arial" w:cs="Arial"/>
+          <w:sz w:val="24"/>
+          <w:sz-cs w:val="24"/>
+        </w:rPr>
       </w:r>
       <w:r>
         <w:rPr>
@@ -4761,23 +5748,20 @@
           <w:sz-cs w:val="24"/>
           <w:vertAlign w:val="superscript"/>
         </w:rPr>
-        <w:t xml:space="preserve">3</w:t>
-      </w:r>
-      <w:r>
-        <w:rPr>
-          <w:rFonts w:ascii="Arial" w:hAnsi="Arial" w:cs="Arial"/>
-          <w:sz w:val="24"/>
-          <w:sz-cs w:val="24"/>
-        </w:rPr>
-        <w:t xml:space="preserve"> (%)Thời điểm đại diện phần vốn</w:t>
-      </w:r>
-      <w:r>
-        <w:rPr>
-          <w:rFonts w:ascii="Arial" w:hAnsi="Arial" w:cs="Arial"/>
-          <w:sz w:val="24"/>
-          <w:sz-cs w:val="24"/>
-        </w:rPr>
-        <w:t xml:space="preserve"/>
+      </w:r>
+      <w:r>
+        <w:rPr>
+          <w:rFonts w:ascii="Arial" w:hAnsi="Arial" w:cs="Arial"/>
+          <w:sz w:val="24"/>
+          <w:sz-cs w:val="24"/>
+        </w:rPr>
+      </w:r>
+      <w:r>
+        <w:rPr>
+          <w:rFonts w:ascii="Arial" w:hAnsi="Arial" w:cs="Arial"/>
+          <w:sz w:val="24"/>
+          <w:sz-cs w:val="24"/>
+        </w:rPr>
       </w:r>
       <w:r>
         <w:rPr>
@@ -4786,31 +5770,27 @@
           <w:sz-cs w:val="24"/>
           <w:b/>
         </w:rPr>
-        <w:t xml:space="preserve">1234567891011121314</w:t>
-      </w:r>
-      <w:r>
-        <w:rPr>
-          <w:rFonts w:ascii="Arial" w:hAnsi="Arial" w:cs="Arial"/>
-          <w:sz w:val="24"/>
-          <w:sz-cs w:val="24"/>
-        </w:rPr>
-        <w:t xml:space="preserve"/>
-      </w:r>
-      <w:r>
-        <w:rPr>
-          <w:rFonts w:ascii="Arial" w:hAnsi="Arial" w:cs="Arial"/>
-          <w:sz w:val="24"/>
-          <w:sz-cs w:val="24"/>
-        </w:rPr>
-        <w:t xml:space="preserve"/>
-      </w:r>
-      <w:r>
-        <w:rPr>
-          <w:rFonts w:ascii="Arial" w:hAnsi="Arial" w:cs="Arial"/>
-          <w:sz w:val="24"/>
-          <w:sz-cs w:val="24"/>
-        </w:rPr>
-        <w:t xml:space="preserve">____________________</w:t>
+      </w:r>
+      <w:r>
+        <w:rPr>
+          <w:rFonts w:ascii="Arial" w:hAnsi="Arial" w:cs="Arial"/>
+          <w:sz w:val="24"/>
+          <w:sz-cs w:val="24"/>
+        </w:rPr>
+      </w:r>
+      <w:r>
+        <w:rPr>
+          <w:rFonts w:ascii="Arial" w:hAnsi="Arial" w:cs="Arial"/>
+          <w:sz w:val="24"/>
+          <w:sz-cs w:val="24"/>
+        </w:rPr>
+      </w:r>
+      <w:r>
+        <w:rPr>
+          <w:rFonts w:ascii="Arial" w:hAnsi="Arial" w:cs="Arial"/>
+          <w:sz w:val="24"/>
+          <w:sz-cs w:val="24"/>
+        </w:rPr>
       </w:r>
     </w:p>
     <w:p>

--- a/app/templates/PLI_M12.docx
+++ b/app/templates/PLI_M12.docx
@@ -1302,249 +1302,374 @@
         <w:t xml:space="preserve"/>
       </w:r>
     </w:p>
-    <w:p>
-      <w:pPr>
-        <w:jc w:val="center"/>
-        <w:spacing w:before="120"/>
-      </w:pPr>
-      <w:r>
-        <w:rPr>
-          <w:rFonts w:ascii="Arial" w:hAnsi="Arial" w:cs="Arial"/>
-          <w:sz w:val="24"/>
-          <w:sz-cs w:val="24"/>
-        </w:rPr>
-        <w:t xml:space="preserve">Loại nguồn vốn</w:t>
-      </w:r>
-    </w:p>
-    <w:p>
-      <w:pPr>
-        <w:jc w:val="center"/>
-        <w:spacing w:before="120"/>
-      </w:pPr>
-      <w:r>
-        <w:rPr>
-          <w:rFonts w:ascii="Arial" w:hAnsi="Arial" w:cs="Arial"/>
-          <w:sz w:val="24"/>
-          <w:sz-cs w:val="24"/>
-        </w:rPr>
-        <w:t xml:space="preserve">Số tiền (</w:t>
-      </w:r>
-      <w:r>
-        <w:rPr>
-          <w:rFonts w:ascii="Arial" w:hAnsi="Arial" w:cs="Arial"/>
-          <w:sz w:val="24"/>
-          <w:sz-cs w:val="24"/>
-          <w:i/>
-        </w:rPr>
-        <w:t xml:space="preserve">bằng số; VNĐ và giá trị tương đương theo đơn vị tiền nước ngoài, nếu có</w:t>
-      </w:r>
-      <w:r>
-        <w:rPr>
-          <w:rFonts w:ascii="Arial" w:hAnsi="Arial" w:cs="Arial"/>
-          <w:sz w:val="24"/>
-          <w:sz-cs w:val="24"/>
-        </w:rPr>
-        <w:t xml:space="preserve">)</w:t>
-      </w:r>
-    </w:p>
-    <w:p>
-      <w:pPr>
-        <w:jc w:val="center"/>
-        <w:spacing w:before="120"/>
-      </w:pPr>
-      <w:r>
-        <w:rPr>
-          <w:rFonts w:ascii="Arial" w:hAnsi="Arial" w:cs="Arial"/>
-          <w:sz w:val="24"/>
-          <w:sz-cs w:val="24"/>
-        </w:rPr>
-        <w:t xml:space="preserve">Tỷ lệ (</w:t>
-      </w:r>
-      <w:r>
-        <w:rPr>
-          <w:rFonts w:ascii="Arial" w:hAnsi="Arial" w:cs="Arial"/>
-          <w:sz w:val="24"/>
-          <w:sz-cs w:val="24"/>
-          <w:i/>
-        </w:rPr>
-        <w:t xml:space="preserve">%</w:t>
-      </w:r>
-      <w:r>
-        <w:rPr>
-          <w:rFonts w:ascii="Arial" w:hAnsi="Arial" w:cs="Arial"/>
-          <w:sz w:val="24"/>
-          <w:sz-cs w:val="24"/>
-        </w:rPr>
-        <w:t xml:space="preserve">)</w:t>
-      </w:r>
-    </w:p>
-    <w:p>
-      <w:pPr>
-        <w:spacing w:before="120"/>
-      </w:pPr>
-      <w:r>
-        <w:rPr>
-          <w:rFonts w:ascii="Arial" w:hAnsi="Arial" w:cs="Arial"/>
-          <w:sz w:val="24"/>
-          <w:sz-cs w:val="24"/>
-        </w:rPr>
-        <w:t xml:space="preserve">Vốn ngân sách nhà nước</w:t>
-      </w:r>
-    </w:p>
-    <w:p>
-      <w:pPr>
-        <w:spacing w:before="120"/>
-      </w:pPr>
-      <w:r>
-        <w:rPr>
-          <w:rFonts w:ascii="Arial" w:hAnsi="Arial" w:cs="Arial"/>
-          <w:sz w:val="24"/>
-          <w:sz-cs w:val="24"/>
-        </w:rPr>
-        <w:t xml:space="preserve"/>
-      </w:r>
-    </w:p>
-    <w:p>
-      <w:pPr>
-        <w:spacing w:before="120"/>
-      </w:pPr>
-      <w:r>
-        <w:rPr>
-          <w:rFonts w:ascii="Arial" w:hAnsi="Arial" w:cs="Arial"/>
-          <w:sz w:val="24"/>
-          <w:sz-cs w:val="24"/>
-        </w:rPr>
-        <w:t xml:space="preserve"/>
-      </w:r>
-    </w:p>
-    <w:p>
-      <w:pPr>
-        <w:spacing w:before="120"/>
-      </w:pPr>
-      <w:r>
-        <w:rPr>
-          <w:rFonts w:ascii="Arial" w:hAnsi="Arial" w:cs="Arial"/>
-          <w:sz w:val="24"/>
-          <w:sz-cs w:val="24"/>
-        </w:rPr>
-        <w:t xml:space="preserve">Vốn tư nhân</w:t>
-      </w:r>
-    </w:p>
-    <w:p>
-      <w:pPr>
-        <w:spacing w:before="120"/>
-      </w:pPr>
-      <w:r>
-        <w:rPr>
-          <w:rFonts w:ascii="Arial" w:hAnsi="Arial" w:cs="Arial"/>
-          <w:sz w:val="24"/>
-          <w:sz-cs w:val="24"/>
-        </w:rPr>
-        <w:t xml:space="preserve"/>
-      </w:r>
-    </w:p>
-    <w:p>
-      <w:pPr>
-        <w:spacing w:before="120"/>
-      </w:pPr>
-      <w:r>
-        <w:rPr>
-          <w:rFonts w:ascii="Arial" w:hAnsi="Arial" w:cs="Arial"/>
-          <w:sz w:val="24"/>
-          <w:sz-cs w:val="24"/>
-        </w:rPr>
-        <w:t xml:space="preserve"/>
-      </w:r>
-    </w:p>
-    <w:p>
-      <w:pPr>
-        <w:spacing w:before="120"/>
-      </w:pPr>
-      <w:r>
-        <w:rPr>
-          <w:rFonts w:ascii="Arial" w:hAnsi="Arial" w:cs="Arial"/>
-          <w:sz w:val="24"/>
-          <w:sz-cs w:val="24"/>
-        </w:rPr>
-        <w:t xml:space="preserve">Vốn nước ngoài</w:t>
-      </w:r>
-    </w:p>
-    <w:p>
-      <w:pPr>
-        <w:spacing w:before="120"/>
-      </w:pPr>
-      <w:r>
-        <w:rPr>
-          <w:rFonts w:ascii="Arial" w:hAnsi="Arial" w:cs="Arial"/>
-          <w:sz w:val="24"/>
-          <w:sz-cs w:val="24"/>
-        </w:rPr>
-        <w:t xml:space="preserve"/>
-      </w:r>
-    </w:p>
-    <w:p>
-      <w:pPr>
-        <w:spacing w:before="120"/>
-      </w:pPr>
-      <w:r>
-        <w:rPr>
-          <w:rFonts w:ascii="Arial" w:hAnsi="Arial" w:cs="Arial"/>
-          <w:sz w:val="24"/>
-          <w:sz-cs w:val="24"/>
-        </w:rPr>
-        <w:t xml:space="preserve"/>
-      </w:r>
-    </w:p>
-    <w:p>
-      <w:pPr>
-        <w:spacing w:before="120"/>
-      </w:pPr>
-      <w:r>
-        <w:rPr>
-          <w:rFonts w:ascii="Arial" w:hAnsi="Arial" w:cs="Arial"/>
-          <w:sz w:val="24"/>
-          <w:sz-cs w:val="24"/>
-        </w:rPr>
-        <w:t xml:space="preserve">Vốn khác</w:t>
-      </w:r>
-    </w:p>
-    <w:p>
-      <w:pPr>
-        <w:spacing w:before="120"/>
-      </w:pPr>
-      <w:r>
-        <w:rPr>
-          <w:rFonts w:ascii="Arial" w:hAnsi="Arial" w:cs="Arial"/>
-          <w:sz w:val="24"/>
-          <w:sz-cs w:val="24"/>
-        </w:rPr>
-        <w:t xml:space="preserve"/>
-      </w:r>
-    </w:p>
-    <w:p>
-      <w:pPr>
-        <w:spacing w:before="120"/>
-      </w:pPr>
-      <w:r>
-        <w:rPr>
-          <w:rFonts w:ascii="Arial" w:hAnsi="Arial" w:cs="Arial"/>
-          <w:sz w:val="24"/>
-          <w:sz-cs w:val="24"/>
-        </w:rPr>
-        <w:t xml:space="preserve"/>
-      </w:r>
-    </w:p>
-    <w:p>
-      <w:pPr>
-        <w:spacing w:before="120"/>
-      </w:pPr>
-      <w:r>
-        <w:rPr>
-          <w:rFonts w:ascii="Arial" w:hAnsi="Arial" w:cs="Arial"/>
-          <w:sz w:val="24"/>
-          <w:sz-cs w:val="24"/>
-        </w:rPr>
-        <w:t xml:space="preserve">Tổng cộng</w:t>
+    <w:tbl xmlns:ns1="urn:orca:p1b-temp">
+      <w:tblPr>
+        <w:tblW w:type="auto" w:w="0"/>
+        <w:tblLook w:firstColumn="1" w:firstRow="1" w:lastColumn="0" w:lastRow="0" w:noHBand="0" w:noVBand="1" w:val="04A0"/>
+        <w:tblBorders>
+          <w:top w:val="single" w:sz="4" w:color="000000"/>
+          <w:left w:val="single" w:sz="4" w:color="000000"/>
+          <w:bottom w:val="single" w:sz="4" w:color="000000"/>
+          <w:right w:val="single" w:sz="4" w:color="000000"/>
+          <w:insideH w:val="single" w:sz="4" w:color="000000"/>
+          <w:insideV w:val="single" w:sz="4" w:color="000000"/>
+        </w:tblBorders>
+      </w:tblPr>
+      <w:tblGrid>
+        <w:gridCol w:w="2880"/>
+        <w:gridCol w:w="2880"/>
+        <w:gridCol w:w="2880"/>
+      </w:tblGrid>
+      <w:tr>
+        <w:tc>
+          <w:tcPr>
+            <w:tcW w:type="dxa" w:w="2880"/>
+          </w:tcPr>
+          <w:p>
+            <w:r>
+              <w:rPr>
+                <w:b/>
+              </w:rPr>
+              <w:t>Loại nguồn vốn</w:t>
+            </w:r>
+          </w:p>
+        </w:tc>
+        <w:tc>
+          <w:tcPr>
+            <w:tcW w:type="dxa" w:w="2880"/>
+          </w:tcPr>
+          <w:p>
+            <w:r>
+              <w:rPr>
+                <w:b/>
+              </w:rPr>
+              <w:t>Số tiền (bằng số; VNĐ và giá trị tương đương theo đơn vị tiền nước ngoài, nếu có)</w:t>
+            </w:r>
+          </w:p>
+        </w:tc>
+        <w:tc>
+          <w:tcPr>
+            <w:tcW w:type="dxa" w:w="2880"/>
+          </w:tcPr>
+          <w:p>
+            <w:r>
+              <w:rPr>
+                <w:b/>
+              </w:rPr>
+              <w:t>Tỷ lệ (%)</w:t>
+            </w:r>
+          </w:p>
+        </w:tc>
+      </w:tr>
+      <w:tr>
+        <w:tc>
+          <w:tcPr>
+            <w:tcW w:type="dxa" w:w="2880"/>
+          </w:tcPr>
+          <w:p>
+            <w:r>
+              <w:rPr>
+                <w:b w:val="0"/>
+              </w:rPr>
+              <w:t>Vốn ngân sách nhà nước</w:t>
+            </w:r>
+          </w:p>
+        </w:tc>
+        <w:tc>
+          <w:tcPr>
+            <w:tcW w:type="dxa" w:w="2880"/>
+          </w:tcPr>
+          <w:p>
+            <w:r>
+              <w:rPr>
+                <w:b w:val="0"/>
+              </w:rPr>
+              <w:t>{nguon_von_dieu_le_sau_thay_doi.von_ngan_sach_nha_nuoc.so_tien_vnd_va_tuong_duong}</w:t>
+            </w:r>
+          </w:p>
+        </w:tc>
+        <w:tc>
+          <w:tcPr>
+            <w:tcW w:type="dxa" w:w="2880"/>
+          </w:tcPr>
+          <w:p>
+            <w:r>
+              <w:rPr>
+                <w:b w:val="0"/>
+              </w:rPr>
+              <w:t>{nguon_von_dieu_le_sau_thay_doi.von_ngan_sach_nha_nuoc.ty_le}</w:t>
+            </w:r>
+          </w:p>
+        </w:tc>
+      </w:tr>
+      <w:tr>
+        <w:tc>
+          <w:tcPr>
+            <w:tcW w:type="dxa" w:w="2880"/>
+          </w:tcPr>
+          <w:p>
+            <w:r>
+              <w:rPr>
+                <w:b w:val="0"/>
+              </w:rPr>
+              <w:t>Vốn tư nhân</w:t>
+            </w:r>
+          </w:p>
+        </w:tc>
+        <w:tc>
+          <w:tcPr>
+            <w:tcW w:type="dxa" w:w="2880"/>
+          </w:tcPr>
+          <w:p>
+            <w:r>
+              <w:rPr>
+                <w:b w:val="0"/>
+              </w:rPr>
+              <w:t>{nguon_von_dieu_le_sau_thay_doi.von_tu_nhan.so_tien_vnd_va_tuong_duong}</w:t>
+            </w:r>
+          </w:p>
+        </w:tc>
+        <w:tc>
+          <w:tcPr>
+            <w:tcW w:type="dxa" w:w="2880"/>
+          </w:tcPr>
+          <w:p>
+            <w:r>
+              <w:rPr>
+                <w:b w:val="0"/>
+              </w:rPr>
+              <w:t>{nguon_von_dieu_le_sau_thay_doi.von_tu_nhan.ty_le}</w:t>
+            </w:r>
+          </w:p>
+        </w:tc>
+      </w:tr>
+      <w:tr>
+        <w:tc>
+          <w:tcPr>
+            <w:tcW w:type="dxa" w:w="2880"/>
+          </w:tcPr>
+          <w:p>
+            <w:r>
+              <w:rPr>
+                <w:b w:val="0"/>
+              </w:rPr>
+              <w:t>Vốn nước ngoài</w:t>
+            </w:r>
+          </w:p>
+        </w:tc>
+        <w:tc>
+          <w:tcPr>
+            <w:tcW w:type="dxa" w:w="2880"/>
+          </w:tcPr>
+          <w:p>
+            <w:r>
+              <w:rPr>
+                <w:b w:val="0"/>
+              </w:rPr>
+              <w:t>{nguon_von_dieu_le_sau_thay_doi.von_nuoc_ngoai.so_tien_vnd_va_tuong_duong}</w:t>
+            </w:r>
+          </w:p>
+        </w:tc>
+        <w:tc>
+          <w:tcPr>
+            <w:tcW w:type="dxa" w:w="2880"/>
+          </w:tcPr>
+          <w:p>
+            <w:r>
+              <w:rPr>
+                <w:b w:val="0"/>
+              </w:rPr>
+              <w:t>{nguon_von_dieu_le_sau_thay_doi.von_nuoc_ngoai.ty_le}</w:t>
+            </w:r>
+          </w:p>
+        </w:tc>
+      </w:tr>
+      <w:tr>
+        <w:tc>
+          <w:tcPr>
+            <w:tcW w:type="dxa" w:w="2880"/>
+          </w:tcPr>
+          <w:p>
+            <w:r>
+              <w:rPr>
+                <w:b w:val="0"/>
+              </w:rPr>
+              <w:t>Vốn khác</w:t>
+            </w:r>
+          </w:p>
+        </w:tc>
+        <w:tc>
+          <w:tcPr>
+            <w:tcW w:type="dxa" w:w="2880"/>
+          </w:tcPr>
+          <w:p>
+            <w:r>
+              <w:rPr>
+                <w:b w:val="0"/>
+              </w:rPr>
+              <w:t>{nguon_von_dieu_le_sau_thay_doi.von_khac.so_tien_vnd_va_tuong_duong}</w:t>
+            </w:r>
+          </w:p>
+        </w:tc>
+        <w:tc>
+          <w:tcPr>
+            <w:tcW w:type="dxa" w:w="2880"/>
+          </w:tcPr>
+          <w:p>
+            <w:r>
+              <w:rPr>
+                <w:b w:val="0"/>
+              </w:rPr>
+              <w:t>{nguon_von_dieu_le_sau_thay_doi.von_khac.ty_le}</w:t>
+            </w:r>
+          </w:p>
+        </w:tc>
+      </w:tr>
+      <w:tr>
+        <w:tc>
+          <w:tcPr>
+            <w:tcW w:type="dxa" w:w="2880"/>
+          </w:tcPr>
+          <w:p>
+            <w:r>
+              <w:rPr>
+                <w:b w:val="0"/>
+              </w:rPr>
+              <w:t>Tổng cộng</w:t>
+            </w:r>
+          </w:p>
+        </w:tc>
+        <w:tc>
+          <w:tcPr>
+            <w:tcW w:type="dxa" w:w="2880"/>
+          </w:tcPr>
+          <w:p>
+            <w:r>
+              <w:rPr>
+                <w:b w:val="0"/>
+              </w:rPr>
+              <w:t>{nguon_von_dieu_le_sau_thay_doi.tong_cong.so_tien_vnd_va_tuong_duong}</w:t>
+            </w:r>
+          </w:p>
+        </w:tc>
+        <w:tc>
+          <w:tcPr>
+            <w:tcW w:type="dxa" w:w="2880"/>
+          </w:tcPr>
+          <w:p>
+            <w:r>
+              <w:rPr>
+                <w:b w:val="0"/>
+              </w:rPr>
+              <w:t>{nguon_von_dieu_le_sau_thay_doi.tong_cong.ty_le}</w:t>
+            </w:r>
+          </w:p>
+        </w:tc>
+      </w:tr>
+    </w:tbl>
+    <w:p/>
+    <w:p>
+      <w:pPr>
+        <w:spacing w:before="120"/>
+      </w:pPr>
+      <w:r>
+        <w:rPr>
+          <w:rFonts w:ascii="Arial" w:hAnsi="Arial" w:cs="Arial"/>
+          <w:sz w:val="24"/>
+          <w:sz-cs w:val="24"/>
+        </w:rPr>
+        <w:t xml:space="preserve"/>
+      </w:r>
+    </w:p>
+    <w:p>
+      <w:pPr>
+        <w:spacing w:before="120"/>
+      </w:pPr>
+      <w:r>
+        <w:rPr>
+          <w:rFonts w:ascii="Arial" w:hAnsi="Arial" w:cs="Arial"/>
+          <w:sz w:val="24"/>
+          <w:sz-cs w:val="24"/>
+        </w:rPr>
+        <w:t xml:space="preserve"/>
+      </w:r>
+    </w:p>
+    <w:p>
+      <w:pPr>
+        <w:spacing w:before="120"/>
+      </w:pPr>
+      <w:r>
+        <w:rPr>
+          <w:rFonts w:ascii="Arial" w:hAnsi="Arial" w:cs="Arial"/>
+          <w:sz w:val="24"/>
+          <w:sz-cs w:val="24"/>
+        </w:rPr>
+        <w:t xml:space="preserve"/>
+      </w:r>
+    </w:p>
+    <w:p>
+      <w:pPr>
+        <w:spacing w:before="120"/>
+      </w:pPr>
+      <w:r>
+        <w:rPr>
+          <w:rFonts w:ascii="Arial" w:hAnsi="Arial" w:cs="Arial"/>
+          <w:sz w:val="24"/>
+          <w:sz-cs w:val="24"/>
+        </w:rPr>
+        <w:t xml:space="preserve"/>
+      </w:r>
+    </w:p>
+    <w:p>
+      <w:pPr>
+        <w:spacing w:before="120"/>
+      </w:pPr>
+      <w:r>
+        <w:rPr>
+          <w:rFonts w:ascii="Arial" w:hAnsi="Arial" w:cs="Arial"/>
+          <w:sz w:val="24"/>
+          <w:sz-cs w:val="24"/>
+        </w:rPr>
+        <w:t xml:space="preserve"/>
+      </w:r>
+    </w:p>
+    <w:p>
+      <w:pPr>
+        <w:spacing w:before="120"/>
+      </w:pPr>
+      <w:r>
+        <w:rPr>
+          <w:rFonts w:ascii="Arial" w:hAnsi="Arial" w:cs="Arial"/>
+          <w:sz w:val="24"/>
+          <w:sz-cs w:val="24"/>
+        </w:rPr>
+        <w:t xml:space="preserve"/>
+      </w:r>
+    </w:p>
+    <w:p>
+      <w:pPr>
+        <w:spacing w:before="120"/>
+      </w:pPr>
+      <w:r>
+        <w:rPr>
+          <w:rFonts w:ascii="Arial" w:hAnsi="Arial" w:cs="Arial"/>
+          <w:sz w:val="24"/>
+          <w:sz-cs w:val="24"/>
+        </w:rPr>
+        <w:t xml:space="preserve"/>
+      </w:r>
+    </w:p>
+    <w:p>
+      <w:pPr>
+        <w:spacing w:before="120"/>
+      </w:pPr>
+      <w:r>
+        <w:rPr>
+          <w:rFonts w:ascii="Arial" w:hAnsi="Arial" w:cs="Arial"/>
+          <w:sz w:val="24"/>
+          <w:sz-cs w:val="24"/>
+        </w:rPr>
+        <w:t xml:space="preserve"/>
       </w:r>
     </w:p>
     <w:p>

--- a/app/templates/PLI_M12.docx
+++ b/app/templates/PLI_M12.docx
@@ -456,7 +456,7 @@
           <w:sz w:val="24"/>
           <w:sz-cs w:val="24"/>
         </w:rPr>
-        <w:t>: Có {chk_khong} Không {chk_khong}</w:t>
+        <w:t>: Có {chk_co} Không {chk_khong}</w:t>
       </w:r>
     </w:p>
     <w:p>

--- a/app/templates/PLI_M12.docx
+++ b/app/templates/PLI_M12.docx
@@ -456,7 +456,7 @@
           <w:sz w:val="24"/>
           <w:sz-cs w:val="24"/>
         </w:rPr>
-        <w:t>: Có {chk_co} Không {chk_khong}</w:t>
+        <w:t>: Có {chk_auto_co} Không {chk_auto_khong}</w:t>
       </w:r>
     </w:p>
     <w:p>
@@ -1232,7 +1232,7 @@
           <w:sz w:val="24"/>
           <w:sz-cs w:val="24"/>
         </w:rPr>
-        <w:t>Có hiển thị thông tin về giá trị tương đương theo đơn vị tiền tệ nước ngoài trên Giấy chứng nhận đăng ký doanh nghiệp hay không ? Có {chk_khong} Không {chk_khong}</w:t>
+        <w:t>Có hiển thị thông tin về giá trị tương đương theo đơn vị tiền tệ nước ngoài trên Giấy chứng nhận đăng ký doanh nghiệp hay không ? Có {chk_auto_co_hien_thi_thong_tin_ve_gia_tri_tuong_d} Không {chk_auto_khong_2}</w:t>
       </w:r>
     </w:p>
     <w:p>
@@ -4191,7 +4191,7 @@
           <w:sz w:val="24"/>
           <w:sz-cs w:val="24"/>
         </w:rPr>
-        <w:t>Có hiển thị thông tin về giá trị tương đương theo đơn vị tiền tệ nước ngoài trên Giấy chứng nhận đăng ký doanh nghiệp hay không? Có {chk_khong} Không {chk_khong}</w:t>
+        <w:t>Có hiển thị thông tin về giá trị tương đương theo đơn vị tiền tệ nước ngoài trên Giấy chứng nhận đăng ký doanh nghiệp hay không? Có {chk_auto_co_hien_thi_thong_tin_ve_gia_tri_tuong_d_2} Không {chk_auto_khong_3}</w:t>
       </w:r>
     </w:p>
     <w:p>

--- a/app/templates/PLI_M12.docx
+++ b/app/templates/PLI_M12.docx
@@ -4805,26 +4805,26 @@
         </w:tblBorders>
       </w:tblPr>
       <w:tblGrid>
-        <w:gridCol w:w="576"/>
-        <w:gridCol w:w="576"/>
-        <w:gridCol w:w="576"/>
-        <w:gridCol w:w="576"/>
-        <w:gridCol w:w="576"/>
-        <w:gridCol w:w="576"/>
-        <w:gridCol w:w="576"/>
-        <w:gridCol w:w="576"/>
-        <w:gridCol w:w="576"/>
-        <w:gridCol w:w="576"/>
-        <w:gridCol w:w="576"/>
-        <w:gridCol w:w="576"/>
-        <w:gridCol w:w="576"/>
-        <w:gridCol w:w="576"/>
-        <w:gridCol w:w="576"/>
+        <w:gridCol w:w="567"/>
+        <w:gridCol w:w="702"/>
+        <w:gridCol w:w="567"/>
+        <w:gridCol w:w="567"/>
+        <w:gridCol w:w="567"/>
+        <w:gridCol w:w="567"/>
+        <w:gridCol w:w="567"/>
+        <w:gridCol w:w="567"/>
+        <w:gridCol w:w="567"/>
+        <w:gridCol w:w="567"/>
+        <w:gridCol w:w="567"/>
+        <w:gridCol w:w="567"/>
+        <w:gridCol w:w="567"/>
+        <w:gridCol w:w="567"/>
+        <w:gridCol w:w="567"/>
       </w:tblGrid>
       <w:tr>
         <w:tc>
           <w:tcPr>
-            <w:tcW w:type="dxa" w:w="576"/>
+            <w:tcW w:type="dxa" w:w="567"/>
             <w:vMerge w:val="restart"/>
           </w:tcPr>
           <w:p>
@@ -4838,7 +4838,7 @@
         </w:tc>
         <w:tc>
           <w:tcPr>
-            <w:tcW w:type="dxa" w:w="576"/>
+            <w:tcW w:type="dxa" w:w="702"/>
             <w:vMerge w:val="restart"/>
           </w:tcPr>
           <w:p>
@@ -4852,7 +4852,7 @@
         </w:tc>
         <w:tc>
           <w:tcPr>
-            <w:tcW w:type="dxa" w:w="576"/>
+            <w:tcW w:type="dxa" w:w="567"/>
             <w:vMerge w:val="restart"/>
           </w:tcPr>
           <w:p>
@@ -4866,7 +4866,7 @@
         </w:tc>
         <w:tc>
           <w:tcPr>
-            <w:tcW w:type="dxa" w:w="576"/>
+            <w:tcW w:type="dxa" w:w="567"/>
             <w:vMerge w:val="restart"/>
           </w:tcPr>
           <w:p>
@@ -4880,7 +4880,7 @@
         </w:tc>
         <w:tc>
           <w:tcPr>
-            <w:tcW w:type="dxa" w:w="576"/>
+            <w:tcW w:type="dxa" w:w="567"/>
             <w:vMerge w:val="restart"/>
           </w:tcPr>
           <w:p>
@@ -4894,7 +4894,7 @@
         </w:tc>
         <w:tc>
           <w:tcPr>
-            <w:tcW w:type="dxa" w:w="1728"/>
+            <w:tcW w:type="dxa" w:w="1701"/>
             <w:gridSpan w:val="3"/>
           </w:tcPr>
           <w:p>
@@ -4908,7 +4908,7 @@
         </w:tc>
         <w:tc>
           <w:tcPr>
-            <w:tcW w:type="dxa" w:w="576"/>
+            <w:tcW w:type="dxa" w:w="567"/>
             <w:vMerge w:val="restart"/>
           </w:tcPr>
           <w:p>
@@ -4922,7 +4922,7 @@
         </w:tc>
         <w:tc>
           <w:tcPr>
-            <w:tcW w:type="dxa" w:w="576"/>
+            <w:tcW w:type="dxa" w:w="567"/>
             <w:vMerge w:val="restart"/>
           </w:tcPr>
           <w:p>
@@ -4936,7 +4936,7 @@
         </w:tc>
         <w:tc>
           <w:tcPr>
-            <w:tcW w:type="dxa" w:w="576"/>
+            <w:tcW w:type="dxa" w:w="567"/>
             <w:vMerge w:val="restart"/>
           </w:tcPr>
           <w:p>
@@ -4950,7 +4950,7 @@
         </w:tc>
         <w:tc>
           <w:tcPr>
-            <w:tcW w:type="dxa" w:w="1152"/>
+            <w:tcW w:type="dxa" w:w="1134"/>
             <w:gridSpan w:val="2"/>
           </w:tcPr>
           <w:p>
@@ -4964,7 +4964,7 @@
         </w:tc>
         <w:tc>
           <w:tcPr>
-            <w:tcW w:type="dxa" w:w="576"/>
+            <w:tcW w:type="dxa" w:w="567"/>
             <w:vMerge w:val="restart"/>
           </w:tcPr>
           <w:p>
@@ -4978,7 +4978,7 @@
         </w:tc>
         <w:tc>
           <w:tcPr>
-            <w:tcW w:type="dxa" w:w="576"/>
+            <w:tcW w:type="dxa" w:w="567"/>
             <w:vMerge w:val="restart"/>
           </w:tcPr>
           <w:p>
@@ -4994,42 +4994,42 @@
       <w:tr>
         <w:tc>
           <w:tcPr>
-            <w:tcW w:type="dxa" w:w="576"/>
+            <w:tcW w:type="dxa" w:w="567"/>
             <w:vMerge/>
           </w:tcPr>
           <w:p/>
         </w:tc>
         <w:tc>
           <w:tcPr>
-            <w:tcW w:type="dxa" w:w="576"/>
+            <w:tcW w:type="dxa" w:w="702"/>
             <w:vMerge/>
           </w:tcPr>
           <w:p/>
         </w:tc>
         <w:tc>
           <w:tcPr>
-            <w:tcW w:type="dxa" w:w="576"/>
+            <w:tcW w:type="dxa" w:w="567"/>
             <w:vMerge/>
           </w:tcPr>
           <w:p/>
         </w:tc>
         <w:tc>
           <w:tcPr>
-            <w:tcW w:type="dxa" w:w="576"/>
+            <w:tcW w:type="dxa" w:w="567"/>
             <w:vMerge/>
           </w:tcPr>
           <w:p/>
         </w:tc>
         <w:tc>
           <w:tcPr>
-            <w:tcW w:type="dxa" w:w="576"/>
+            <w:tcW w:type="dxa" w:w="567"/>
             <w:vMerge/>
           </w:tcPr>
           <w:p/>
         </w:tc>
         <w:tc>
           <w:tcPr>
-            <w:tcW w:type="dxa" w:w="576"/>
+            <w:tcW w:type="dxa" w:w="567"/>
           </w:tcPr>
           <w:p>
             <w:r>
@@ -5042,7 +5042,7 @@
         </w:tc>
         <w:tc>
           <w:tcPr>
-            <w:tcW w:type="dxa" w:w="576"/>
+            <w:tcW w:type="dxa" w:w="567"/>
           </w:tcPr>
           <w:p>
             <w:r>
@@ -5055,7 +5055,7 @@
         </w:tc>
         <w:tc>
           <w:tcPr>
-            <w:tcW w:type="dxa" w:w="576"/>
+            <w:tcW w:type="dxa" w:w="567"/>
           </w:tcPr>
           <w:p>
             <w:r>
@@ -5068,28 +5068,28 @@
         </w:tc>
         <w:tc>
           <w:tcPr>
-            <w:tcW w:type="dxa" w:w="576"/>
+            <w:tcW w:type="dxa" w:w="567"/>
             <w:vMerge/>
           </w:tcPr>
           <w:p/>
         </w:tc>
         <w:tc>
           <w:tcPr>
-            <w:tcW w:type="dxa" w:w="576"/>
+            <w:tcW w:type="dxa" w:w="567"/>
             <w:vMerge/>
           </w:tcPr>
           <w:p/>
         </w:tc>
         <w:tc>
           <w:tcPr>
-            <w:tcW w:type="dxa" w:w="576"/>
+            <w:tcW w:type="dxa" w:w="567"/>
             <w:vMerge/>
           </w:tcPr>
           <w:p/>
         </w:tc>
         <w:tc>
           <w:tcPr>
-            <w:tcW w:type="dxa" w:w="576"/>
+            <w:tcW w:type="dxa" w:w="567"/>
           </w:tcPr>
           <w:p>
             <w:r>
@@ -5102,7 +5102,7 @@
         </w:tc>
         <w:tc>
           <w:tcPr>
-            <w:tcW w:type="dxa" w:w="576"/>
+            <w:tcW w:type="dxa" w:w="567"/>
           </w:tcPr>
           <w:p>
             <w:r>
@@ -5115,14 +5115,14 @@
         </w:tc>
         <w:tc>
           <w:tcPr>
-            <w:tcW w:type="dxa" w:w="576"/>
+            <w:tcW w:type="dxa" w:w="567"/>
             <w:vMerge/>
           </w:tcPr>
           <w:p/>
         </w:tc>
         <w:tc>
           <w:tcPr>
-            <w:tcW w:type="dxa" w:w="576"/>
+            <w:tcW w:type="dxa" w:w="567"/>
             <w:vMerge/>
           </w:tcPr>
           <w:p/>
@@ -5131,91 +5131,91 @@
       <w:tr>
         <w:tc>
           <w:tcPr>
-            <w:tcW w:type="dxa" w:w="576"/>
-          </w:tcPr>
-          <w:p/>
-        </w:tc>
-        <w:tc>
-          <w:tcPr>
-            <w:tcW w:type="dxa" w:w="576"/>
-          </w:tcPr>
-          <w:p/>
-        </w:tc>
-        <w:tc>
-          <w:tcPr>
-            <w:tcW w:type="dxa" w:w="576"/>
-          </w:tcPr>
-          <w:p/>
-        </w:tc>
-        <w:tc>
-          <w:tcPr>
-            <w:tcW w:type="dxa" w:w="576"/>
-          </w:tcPr>
-          <w:p/>
-        </w:tc>
-        <w:tc>
-          <w:tcPr>
-            <w:tcW w:type="dxa" w:w="576"/>
-          </w:tcPr>
-          <w:p/>
-        </w:tc>
-        <w:tc>
-          <w:tcPr>
-            <w:tcW w:type="dxa" w:w="576"/>
-          </w:tcPr>
-          <w:p/>
-        </w:tc>
-        <w:tc>
-          <w:tcPr>
-            <w:tcW w:type="dxa" w:w="576"/>
-          </w:tcPr>
-          <w:p/>
-        </w:tc>
-        <w:tc>
-          <w:tcPr>
-            <w:tcW w:type="dxa" w:w="576"/>
-          </w:tcPr>
-          <w:p/>
-        </w:tc>
-        <w:tc>
-          <w:tcPr>
-            <w:tcW w:type="dxa" w:w="576"/>
-          </w:tcPr>
-          <w:p/>
-        </w:tc>
-        <w:tc>
-          <w:tcPr>
-            <w:tcW w:type="dxa" w:w="576"/>
-          </w:tcPr>
-          <w:p/>
-        </w:tc>
-        <w:tc>
-          <w:tcPr>
-            <w:tcW w:type="dxa" w:w="576"/>
-          </w:tcPr>
-          <w:p/>
-        </w:tc>
-        <w:tc>
-          <w:tcPr>
-            <w:tcW w:type="dxa" w:w="576"/>
-          </w:tcPr>
-          <w:p/>
-        </w:tc>
-        <w:tc>
-          <w:tcPr>
-            <w:tcW w:type="dxa" w:w="576"/>
-          </w:tcPr>
-          <w:p/>
-        </w:tc>
-        <w:tc>
-          <w:tcPr>
-            <w:tcW w:type="dxa" w:w="576"/>
-          </w:tcPr>
-          <w:p/>
-        </w:tc>
-        <w:tc>
-          <w:tcPr>
-            <w:tcW w:type="dxa" w:w="576"/>
+            <w:tcW w:type="dxa" w:w="567"/>
+          </w:tcPr>
+          <w:p/>
+        </w:tc>
+        <w:tc>
+          <w:tcPr>
+            <w:tcW w:type="dxa" w:w="702"/>
+          </w:tcPr>
+          <w:p/>
+        </w:tc>
+        <w:tc>
+          <w:tcPr>
+            <w:tcW w:type="dxa" w:w="567"/>
+          </w:tcPr>
+          <w:p/>
+        </w:tc>
+        <w:tc>
+          <w:tcPr>
+            <w:tcW w:type="dxa" w:w="567"/>
+          </w:tcPr>
+          <w:p/>
+        </w:tc>
+        <w:tc>
+          <w:tcPr>
+            <w:tcW w:type="dxa" w:w="567"/>
+          </w:tcPr>
+          <w:p/>
+        </w:tc>
+        <w:tc>
+          <w:tcPr>
+            <w:tcW w:type="dxa" w:w="567"/>
+          </w:tcPr>
+          <w:p/>
+        </w:tc>
+        <w:tc>
+          <w:tcPr>
+            <w:tcW w:type="dxa" w:w="567"/>
+          </w:tcPr>
+          <w:p/>
+        </w:tc>
+        <w:tc>
+          <w:tcPr>
+            <w:tcW w:type="dxa" w:w="567"/>
+          </w:tcPr>
+          <w:p/>
+        </w:tc>
+        <w:tc>
+          <w:tcPr>
+            <w:tcW w:type="dxa" w:w="567"/>
+          </w:tcPr>
+          <w:p/>
+        </w:tc>
+        <w:tc>
+          <w:tcPr>
+            <w:tcW w:type="dxa" w:w="567"/>
+          </w:tcPr>
+          <w:p/>
+        </w:tc>
+        <w:tc>
+          <w:tcPr>
+            <w:tcW w:type="dxa" w:w="567"/>
+          </w:tcPr>
+          <w:p/>
+        </w:tc>
+        <w:tc>
+          <w:tcPr>
+            <w:tcW w:type="dxa" w:w="567"/>
+          </w:tcPr>
+          <w:p/>
+        </w:tc>
+        <w:tc>
+          <w:tcPr>
+            <w:tcW w:type="dxa" w:w="567"/>
+          </w:tcPr>
+          <w:p/>
+        </w:tc>
+        <w:tc>
+          <w:tcPr>
+            <w:tcW w:type="dxa" w:w="567"/>
+          </w:tcPr>
+          <w:p/>
+        </w:tc>
+        <w:tc>
+          <w:tcPr>
+            <w:tcW w:type="dxa" w:w="567"/>
           </w:tcPr>
           <w:p/>
         </w:tc>
@@ -5223,91 +5223,91 @@
       <w:tr>
         <w:tc>
           <w:tcPr>
-            <w:tcW w:type="dxa" w:w="576"/>
-          </w:tcPr>
-          <w:p/>
-        </w:tc>
-        <w:tc>
-          <w:tcPr>
-            <w:tcW w:type="dxa" w:w="576"/>
-          </w:tcPr>
-          <w:p/>
-        </w:tc>
-        <w:tc>
-          <w:tcPr>
-            <w:tcW w:type="dxa" w:w="576"/>
-          </w:tcPr>
-          <w:p/>
-        </w:tc>
-        <w:tc>
-          <w:tcPr>
-            <w:tcW w:type="dxa" w:w="576"/>
-          </w:tcPr>
-          <w:p/>
-        </w:tc>
-        <w:tc>
-          <w:tcPr>
-            <w:tcW w:type="dxa" w:w="576"/>
-          </w:tcPr>
-          <w:p/>
-        </w:tc>
-        <w:tc>
-          <w:tcPr>
-            <w:tcW w:type="dxa" w:w="576"/>
-          </w:tcPr>
-          <w:p/>
-        </w:tc>
-        <w:tc>
-          <w:tcPr>
-            <w:tcW w:type="dxa" w:w="576"/>
-          </w:tcPr>
-          <w:p/>
-        </w:tc>
-        <w:tc>
-          <w:tcPr>
-            <w:tcW w:type="dxa" w:w="576"/>
-          </w:tcPr>
-          <w:p/>
-        </w:tc>
-        <w:tc>
-          <w:tcPr>
-            <w:tcW w:type="dxa" w:w="576"/>
-          </w:tcPr>
-          <w:p/>
-        </w:tc>
-        <w:tc>
-          <w:tcPr>
-            <w:tcW w:type="dxa" w:w="576"/>
-          </w:tcPr>
-          <w:p/>
-        </w:tc>
-        <w:tc>
-          <w:tcPr>
-            <w:tcW w:type="dxa" w:w="576"/>
-          </w:tcPr>
-          <w:p/>
-        </w:tc>
-        <w:tc>
-          <w:tcPr>
-            <w:tcW w:type="dxa" w:w="576"/>
-          </w:tcPr>
-          <w:p/>
-        </w:tc>
-        <w:tc>
-          <w:tcPr>
-            <w:tcW w:type="dxa" w:w="576"/>
-          </w:tcPr>
-          <w:p/>
-        </w:tc>
-        <w:tc>
-          <w:tcPr>
-            <w:tcW w:type="dxa" w:w="576"/>
-          </w:tcPr>
-          <w:p/>
-        </w:tc>
-        <w:tc>
-          <w:tcPr>
-            <w:tcW w:type="dxa" w:w="576"/>
+            <w:tcW w:type="dxa" w:w="567"/>
+          </w:tcPr>
+          <w:p/>
+        </w:tc>
+        <w:tc>
+          <w:tcPr>
+            <w:tcW w:type="dxa" w:w="702"/>
+          </w:tcPr>
+          <w:p/>
+        </w:tc>
+        <w:tc>
+          <w:tcPr>
+            <w:tcW w:type="dxa" w:w="567"/>
+          </w:tcPr>
+          <w:p/>
+        </w:tc>
+        <w:tc>
+          <w:tcPr>
+            <w:tcW w:type="dxa" w:w="567"/>
+          </w:tcPr>
+          <w:p/>
+        </w:tc>
+        <w:tc>
+          <w:tcPr>
+            <w:tcW w:type="dxa" w:w="567"/>
+          </w:tcPr>
+          <w:p/>
+        </w:tc>
+        <w:tc>
+          <w:tcPr>
+            <w:tcW w:type="dxa" w:w="567"/>
+          </w:tcPr>
+          <w:p/>
+        </w:tc>
+        <w:tc>
+          <w:tcPr>
+            <w:tcW w:type="dxa" w:w="567"/>
+          </w:tcPr>
+          <w:p/>
+        </w:tc>
+        <w:tc>
+          <w:tcPr>
+            <w:tcW w:type="dxa" w:w="567"/>
+          </w:tcPr>
+          <w:p/>
+        </w:tc>
+        <w:tc>
+          <w:tcPr>
+            <w:tcW w:type="dxa" w:w="567"/>
+          </w:tcPr>
+          <w:p/>
+        </w:tc>
+        <w:tc>
+          <w:tcPr>
+            <w:tcW w:type="dxa" w:w="567"/>
+          </w:tcPr>
+          <w:p/>
+        </w:tc>
+        <w:tc>
+          <w:tcPr>
+            <w:tcW w:type="dxa" w:w="567"/>
+          </w:tcPr>
+          <w:p/>
+        </w:tc>
+        <w:tc>
+          <w:tcPr>
+            <w:tcW w:type="dxa" w:w="567"/>
+          </w:tcPr>
+          <w:p/>
+        </w:tc>
+        <w:tc>
+          <w:tcPr>
+            <w:tcW w:type="dxa" w:w="567"/>
+          </w:tcPr>
+          <w:p/>
+        </w:tc>
+        <w:tc>
+          <w:tcPr>
+            <w:tcW w:type="dxa" w:w="567"/>
+          </w:tcPr>
+          <w:p/>
+        </w:tc>
+        <w:tc>
+          <w:tcPr>
+            <w:tcW w:type="dxa" w:w="567"/>
           </w:tcPr>
           <w:p/>
         </w:tc>
@@ -5315,91 +5315,91 @@
       <w:tr>
         <w:tc>
           <w:tcPr>
-            <w:tcW w:type="dxa" w:w="576"/>
-          </w:tcPr>
-          <w:p/>
-        </w:tc>
-        <w:tc>
-          <w:tcPr>
-            <w:tcW w:type="dxa" w:w="576"/>
-          </w:tcPr>
-          <w:p/>
-        </w:tc>
-        <w:tc>
-          <w:tcPr>
-            <w:tcW w:type="dxa" w:w="576"/>
-          </w:tcPr>
-          <w:p/>
-        </w:tc>
-        <w:tc>
-          <w:tcPr>
-            <w:tcW w:type="dxa" w:w="576"/>
-          </w:tcPr>
-          <w:p/>
-        </w:tc>
-        <w:tc>
-          <w:tcPr>
-            <w:tcW w:type="dxa" w:w="576"/>
-          </w:tcPr>
-          <w:p/>
-        </w:tc>
-        <w:tc>
-          <w:tcPr>
-            <w:tcW w:type="dxa" w:w="576"/>
-          </w:tcPr>
-          <w:p/>
-        </w:tc>
-        <w:tc>
-          <w:tcPr>
-            <w:tcW w:type="dxa" w:w="576"/>
-          </w:tcPr>
-          <w:p/>
-        </w:tc>
-        <w:tc>
-          <w:tcPr>
-            <w:tcW w:type="dxa" w:w="576"/>
-          </w:tcPr>
-          <w:p/>
-        </w:tc>
-        <w:tc>
-          <w:tcPr>
-            <w:tcW w:type="dxa" w:w="576"/>
-          </w:tcPr>
-          <w:p/>
-        </w:tc>
-        <w:tc>
-          <w:tcPr>
-            <w:tcW w:type="dxa" w:w="576"/>
-          </w:tcPr>
-          <w:p/>
-        </w:tc>
-        <w:tc>
-          <w:tcPr>
-            <w:tcW w:type="dxa" w:w="576"/>
-          </w:tcPr>
-          <w:p/>
-        </w:tc>
-        <w:tc>
-          <w:tcPr>
-            <w:tcW w:type="dxa" w:w="576"/>
-          </w:tcPr>
-          <w:p/>
-        </w:tc>
-        <w:tc>
-          <w:tcPr>
-            <w:tcW w:type="dxa" w:w="576"/>
-          </w:tcPr>
-          <w:p/>
-        </w:tc>
-        <w:tc>
-          <w:tcPr>
-            <w:tcW w:type="dxa" w:w="576"/>
-          </w:tcPr>
-          <w:p/>
-        </w:tc>
-        <w:tc>
-          <w:tcPr>
-            <w:tcW w:type="dxa" w:w="576"/>
+            <w:tcW w:type="dxa" w:w="567"/>
+          </w:tcPr>
+          <w:p/>
+        </w:tc>
+        <w:tc>
+          <w:tcPr>
+            <w:tcW w:type="dxa" w:w="702"/>
+          </w:tcPr>
+          <w:p/>
+        </w:tc>
+        <w:tc>
+          <w:tcPr>
+            <w:tcW w:type="dxa" w:w="567"/>
+          </w:tcPr>
+          <w:p/>
+        </w:tc>
+        <w:tc>
+          <w:tcPr>
+            <w:tcW w:type="dxa" w:w="567"/>
+          </w:tcPr>
+          <w:p/>
+        </w:tc>
+        <w:tc>
+          <w:tcPr>
+            <w:tcW w:type="dxa" w:w="567"/>
+          </w:tcPr>
+          <w:p/>
+        </w:tc>
+        <w:tc>
+          <w:tcPr>
+            <w:tcW w:type="dxa" w:w="567"/>
+          </w:tcPr>
+          <w:p/>
+        </w:tc>
+        <w:tc>
+          <w:tcPr>
+            <w:tcW w:type="dxa" w:w="567"/>
+          </w:tcPr>
+          <w:p/>
+        </w:tc>
+        <w:tc>
+          <w:tcPr>
+            <w:tcW w:type="dxa" w:w="567"/>
+          </w:tcPr>
+          <w:p/>
+        </w:tc>
+        <w:tc>
+          <w:tcPr>
+            <w:tcW w:type="dxa" w:w="567"/>
+          </w:tcPr>
+          <w:p/>
+        </w:tc>
+        <w:tc>
+          <w:tcPr>
+            <w:tcW w:type="dxa" w:w="567"/>
+          </w:tcPr>
+          <w:p/>
+        </w:tc>
+        <w:tc>
+          <w:tcPr>
+            <w:tcW w:type="dxa" w:w="567"/>
+          </w:tcPr>
+          <w:p/>
+        </w:tc>
+        <w:tc>
+          <w:tcPr>
+            <w:tcW w:type="dxa" w:w="567"/>
+          </w:tcPr>
+          <w:p/>
+        </w:tc>
+        <w:tc>
+          <w:tcPr>
+            <w:tcW w:type="dxa" w:w="567"/>
+          </w:tcPr>
+          <w:p/>
+        </w:tc>
+        <w:tc>
+          <w:tcPr>
+            <w:tcW w:type="dxa" w:w="567"/>
+          </w:tcPr>
+          <w:p/>
+        </w:tc>
+        <w:tc>
+          <w:tcPr>
+            <w:tcW w:type="dxa" w:w="567"/>
           </w:tcPr>
           <w:p/>
         </w:tc>
@@ -5407,91 +5407,91 @@
       <w:tr>
         <w:tc>
           <w:tcPr>
-            <w:tcW w:type="dxa" w:w="576"/>
-          </w:tcPr>
-          <w:p/>
-        </w:tc>
-        <w:tc>
-          <w:tcPr>
-            <w:tcW w:type="dxa" w:w="576"/>
-          </w:tcPr>
-          <w:p/>
-        </w:tc>
-        <w:tc>
-          <w:tcPr>
-            <w:tcW w:type="dxa" w:w="576"/>
-          </w:tcPr>
-          <w:p/>
-        </w:tc>
-        <w:tc>
-          <w:tcPr>
-            <w:tcW w:type="dxa" w:w="576"/>
-          </w:tcPr>
-          <w:p/>
-        </w:tc>
-        <w:tc>
-          <w:tcPr>
-            <w:tcW w:type="dxa" w:w="576"/>
-          </w:tcPr>
-          <w:p/>
-        </w:tc>
-        <w:tc>
-          <w:tcPr>
-            <w:tcW w:type="dxa" w:w="576"/>
-          </w:tcPr>
-          <w:p/>
-        </w:tc>
-        <w:tc>
-          <w:tcPr>
-            <w:tcW w:type="dxa" w:w="576"/>
-          </w:tcPr>
-          <w:p/>
-        </w:tc>
-        <w:tc>
-          <w:tcPr>
-            <w:tcW w:type="dxa" w:w="576"/>
-          </w:tcPr>
-          <w:p/>
-        </w:tc>
-        <w:tc>
-          <w:tcPr>
-            <w:tcW w:type="dxa" w:w="576"/>
-          </w:tcPr>
-          <w:p/>
-        </w:tc>
-        <w:tc>
-          <w:tcPr>
-            <w:tcW w:type="dxa" w:w="576"/>
-          </w:tcPr>
-          <w:p/>
-        </w:tc>
-        <w:tc>
-          <w:tcPr>
-            <w:tcW w:type="dxa" w:w="576"/>
-          </w:tcPr>
-          <w:p/>
-        </w:tc>
-        <w:tc>
-          <w:tcPr>
-            <w:tcW w:type="dxa" w:w="576"/>
-          </w:tcPr>
-          <w:p/>
-        </w:tc>
-        <w:tc>
-          <w:tcPr>
-            <w:tcW w:type="dxa" w:w="576"/>
-          </w:tcPr>
-          <w:p/>
-        </w:tc>
-        <w:tc>
-          <w:tcPr>
-            <w:tcW w:type="dxa" w:w="576"/>
-          </w:tcPr>
-          <w:p/>
-        </w:tc>
-        <w:tc>
-          <w:tcPr>
-            <w:tcW w:type="dxa" w:w="576"/>
+            <w:tcW w:type="dxa" w:w="567"/>
+          </w:tcPr>
+          <w:p/>
+        </w:tc>
+        <w:tc>
+          <w:tcPr>
+            <w:tcW w:type="dxa" w:w="702"/>
+          </w:tcPr>
+          <w:p/>
+        </w:tc>
+        <w:tc>
+          <w:tcPr>
+            <w:tcW w:type="dxa" w:w="567"/>
+          </w:tcPr>
+          <w:p/>
+        </w:tc>
+        <w:tc>
+          <w:tcPr>
+            <w:tcW w:type="dxa" w:w="567"/>
+          </w:tcPr>
+          <w:p/>
+        </w:tc>
+        <w:tc>
+          <w:tcPr>
+            <w:tcW w:type="dxa" w:w="567"/>
+          </w:tcPr>
+          <w:p/>
+        </w:tc>
+        <w:tc>
+          <w:tcPr>
+            <w:tcW w:type="dxa" w:w="567"/>
+          </w:tcPr>
+          <w:p/>
+        </w:tc>
+        <w:tc>
+          <w:tcPr>
+            <w:tcW w:type="dxa" w:w="567"/>
+          </w:tcPr>
+          <w:p/>
+        </w:tc>
+        <w:tc>
+          <w:tcPr>
+            <w:tcW w:type="dxa" w:w="567"/>
+          </w:tcPr>
+          <w:p/>
+        </w:tc>
+        <w:tc>
+          <w:tcPr>
+            <w:tcW w:type="dxa" w:w="567"/>
+          </w:tcPr>
+          <w:p/>
+        </w:tc>
+        <w:tc>
+          <w:tcPr>
+            <w:tcW w:type="dxa" w:w="567"/>
+          </w:tcPr>
+          <w:p/>
+        </w:tc>
+        <w:tc>
+          <w:tcPr>
+            <w:tcW w:type="dxa" w:w="567"/>
+          </w:tcPr>
+          <w:p/>
+        </w:tc>
+        <w:tc>
+          <w:tcPr>
+            <w:tcW w:type="dxa" w:w="567"/>
+          </w:tcPr>
+          <w:p/>
+        </w:tc>
+        <w:tc>
+          <w:tcPr>
+            <w:tcW w:type="dxa" w:w="567"/>
+          </w:tcPr>
+          <w:p/>
+        </w:tc>
+        <w:tc>
+          <w:tcPr>
+            <w:tcW w:type="dxa" w:w="567"/>
+          </w:tcPr>
+          <w:p/>
+        </w:tc>
+        <w:tc>
+          <w:tcPr>
+            <w:tcW w:type="dxa" w:w="567"/>
           </w:tcPr>
           <w:p/>
         </w:tc>
@@ -5499,91 +5499,91 @@
       <w:tr>
         <w:tc>
           <w:tcPr>
-            <w:tcW w:type="dxa" w:w="576"/>
-          </w:tcPr>
-          <w:p/>
-        </w:tc>
-        <w:tc>
-          <w:tcPr>
-            <w:tcW w:type="dxa" w:w="576"/>
-          </w:tcPr>
-          <w:p/>
-        </w:tc>
-        <w:tc>
-          <w:tcPr>
-            <w:tcW w:type="dxa" w:w="576"/>
-          </w:tcPr>
-          <w:p/>
-        </w:tc>
-        <w:tc>
-          <w:tcPr>
-            <w:tcW w:type="dxa" w:w="576"/>
-          </w:tcPr>
-          <w:p/>
-        </w:tc>
-        <w:tc>
-          <w:tcPr>
-            <w:tcW w:type="dxa" w:w="576"/>
-          </w:tcPr>
-          <w:p/>
-        </w:tc>
-        <w:tc>
-          <w:tcPr>
-            <w:tcW w:type="dxa" w:w="576"/>
-          </w:tcPr>
-          <w:p/>
-        </w:tc>
-        <w:tc>
-          <w:tcPr>
-            <w:tcW w:type="dxa" w:w="576"/>
-          </w:tcPr>
-          <w:p/>
-        </w:tc>
-        <w:tc>
-          <w:tcPr>
-            <w:tcW w:type="dxa" w:w="576"/>
-          </w:tcPr>
-          <w:p/>
-        </w:tc>
-        <w:tc>
-          <w:tcPr>
-            <w:tcW w:type="dxa" w:w="576"/>
-          </w:tcPr>
-          <w:p/>
-        </w:tc>
-        <w:tc>
-          <w:tcPr>
-            <w:tcW w:type="dxa" w:w="576"/>
-          </w:tcPr>
-          <w:p/>
-        </w:tc>
-        <w:tc>
-          <w:tcPr>
-            <w:tcW w:type="dxa" w:w="576"/>
-          </w:tcPr>
-          <w:p/>
-        </w:tc>
-        <w:tc>
-          <w:tcPr>
-            <w:tcW w:type="dxa" w:w="576"/>
-          </w:tcPr>
-          <w:p/>
-        </w:tc>
-        <w:tc>
-          <w:tcPr>
-            <w:tcW w:type="dxa" w:w="576"/>
-          </w:tcPr>
-          <w:p/>
-        </w:tc>
-        <w:tc>
-          <w:tcPr>
-            <w:tcW w:type="dxa" w:w="576"/>
-          </w:tcPr>
-          <w:p/>
-        </w:tc>
-        <w:tc>
-          <w:tcPr>
-            <w:tcW w:type="dxa" w:w="576"/>
+            <w:tcW w:type="dxa" w:w="567"/>
+          </w:tcPr>
+          <w:p/>
+        </w:tc>
+        <w:tc>
+          <w:tcPr>
+            <w:tcW w:type="dxa" w:w="702"/>
+          </w:tcPr>
+          <w:p/>
+        </w:tc>
+        <w:tc>
+          <w:tcPr>
+            <w:tcW w:type="dxa" w:w="567"/>
+          </w:tcPr>
+          <w:p/>
+        </w:tc>
+        <w:tc>
+          <w:tcPr>
+            <w:tcW w:type="dxa" w:w="567"/>
+          </w:tcPr>
+          <w:p/>
+        </w:tc>
+        <w:tc>
+          <w:tcPr>
+            <w:tcW w:type="dxa" w:w="567"/>
+          </w:tcPr>
+          <w:p/>
+        </w:tc>
+        <w:tc>
+          <w:tcPr>
+            <w:tcW w:type="dxa" w:w="567"/>
+          </w:tcPr>
+          <w:p/>
+        </w:tc>
+        <w:tc>
+          <w:tcPr>
+            <w:tcW w:type="dxa" w:w="567"/>
+          </w:tcPr>
+          <w:p/>
+        </w:tc>
+        <w:tc>
+          <w:tcPr>
+            <w:tcW w:type="dxa" w:w="567"/>
+          </w:tcPr>
+          <w:p/>
+        </w:tc>
+        <w:tc>
+          <w:tcPr>
+            <w:tcW w:type="dxa" w:w="567"/>
+          </w:tcPr>
+          <w:p/>
+        </w:tc>
+        <w:tc>
+          <w:tcPr>
+            <w:tcW w:type="dxa" w:w="567"/>
+          </w:tcPr>
+          <w:p/>
+        </w:tc>
+        <w:tc>
+          <w:tcPr>
+            <w:tcW w:type="dxa" w:w="567"/>
+          </w:tcPr>
+          <w:p/>
+        </w:tc>
+        <w:tc>
+          <w:tcPr>
+            <w:tcW w:type="dxa" w:w="567"/>
+          </w:tcPr>
+          <w:p/>
+        </w:tc>
+        <w:tc>
+          <w:tcPr>
+            <w:tcW w:type="dxa" w:w="567"/>
+          </w:tcPr>
+          <w:p/>
+        </w:tc>
+        <w:tc>
+          <w:tcPr>
+            <w:tcW w:type="dxa" w:w="567"/>
+          </w:tcPr>
+          <w:p/>
+        </w:tc>
+        <w:tc>
+          <w:tcPr>
+            <w:tcW w:type="dxa" w:w="567"/>
           </w:tcPr>
           <w:p/>
         </w:tc>
@@ -5591,7 +5591,7 @@
       <w:tr>
         <w:tc>
           <w:tcPr>
-            <w:tcW w:type="dxa" w:w="576"/>
+            <w:tcW w:type="dxa" w:w="567"/>
           </w:tcPr>
           <w:p>
             <w:r>
@@ -5604,7 +5604,7 @@
         </w:tc>
         <w:tc>
           <w:tcPr>
-            <w:tcW w:type="dxa" w:w="576"/>
+            <w:tcW w:type="dxa" w:w="702"/>
           </w:tcPr>
           <w:p>
             <w:r>
@@ -5617,7 +5617,7 @@
         </w:tc>
         <w:tc>
           <w:tcPr>
-            <w:tcW w:type="dxa" w:w="576"/>
+            <w:tcW w:type="dxa" w:w="567"/>
           </w:tcPr>
           <w:p>
             <w:r>
@@ -5630,7 +5630,7 @@
         </w:tc>
         <w:tc>
           <w:tcPr>
-            <w:tcW w:type="dxa" w:w="576"/>
+            <w:tcW w:type="dxa" w:w="567"/>
           </w:tcPr>
           <w:p>
             <w:r>
@@ -5643,7 +5643,7 @@
         </w:tc>
         <w:tc>
           <w:tcPr>
-            <w:tcW w:type="dxa" w:w="576"/>
+            <w:tcW w:type="dxa" w:w="567"/>
           </w:tcPr>
           <w:p>
             <w:r>
@@ -5656,7 +5656,7 @@
         </w:tc>
         <w:tc>
           <w:tcPr>
-            <w:tcW w:type="dxa" w:w="576"/>
+            <w:tcW w:type="dxa" w:w="567"/>
           </w:tcPr>
           <w:p>
             <w:r>
@@ -5669,7 +5669,7 @@
         </w:tc>
         <w:tc>
           <w:tcPr>
-            <w:tcW w:type="dxa" w:w="576"/>
+            <w:tcW w:type="dxa" w:w="567"/>
           </w:tcPr>
           <w:p>
             <w:r>
@@ -5682,7 +5682,7 @@
         </w:tc>
         <w:tc>
           <w:tcPr>
-            <w:tcW w:type="dxa" w:w="576"/>
+            <w:tcW w:type="dxa" w:w="567"/>
           </w:tcPr>
           <w:p>
             <w:r>
@@ -5695,7 +5695,7 @@
         </w:tc>
         <w:tc>
           <w:tcPr>
-            <w:tcW w:type="dxa" w:w="576"/>
+            <w:tcW w:type="dxa" w:w="567"/>
           </w:tcPr>
           <w:p>
             <w:r>
@@ -5708,7 +5708,7 @@
         </w:tc>
         <w:tc>
           <w:tcPr>
-            <w:tcW w:type="dxa" w:w="576"/>
+            <w:tcW w:type="dxa" w:w="567"/>
           </w:tcPr>
           <w:p>
             <w:r>
@@ -5721,7 +5721,7 @@
         </w:tc>
         <w:tc>
           <w:tcPr>
-            <w:tcW w:type="dxa" w:w="576"/>
+            <w:tcW w:type="dxa" w:w="567"/>
           </w:tcPr>
           <w:p>
             <w:r>
@@ -5734,7 +5734,7 @@
         </w:tc>
         <w:tc>
           <w:tcPr>
-            <w:tcW w:type="dxa" w:w="576"/>
+            <w:tcW w:type="dxa" w:w="567"/>
           </w:tcPr>
           <w:p>
             <w:r>
@@ -5747,7 +5747,7 @@
         </w:tc>
         <w:tc>
           <w:tcPr>
-            <w:tcW w:type="dxa" w:w="576"/>
+            <w:tcW w:type="dxa" w:w="567"/>
           </w:tcPr>
           <w:p>
             <w:r>
@@ -5760,7 +5760,7 @@
         </w:tc>
         <w:tc>
           <w:tcPr>
-            <w:tcW w:type="dxa" w:w="576"/>
+            <w:tcW w:type="dxa" w:w="567"/>
           </w:tcPr>
           <w:p>
             <w:r>
@@ -5773,7 +5773,7 @@
         </w:tc>
         <w:tc>
           <w:tcPr>
-            <w:tcW w:type="dxa" w:w="576"/>
+            <w:tcW w:type="dxa" w:w="567"/>
           </w:tcPr>
           <w:p>
             <w:r>

--- a/app/templates/PLI_M12.docx
+++ b/app/templates/PLI_M12.docx
@@ -47,7 +47,7 @@
           <w:sz-cs w:val="24"/>
           <w:i/>
         </w:rPr>
-        <w:t>{dia_diem_ky}, ngày{ngay_ky_vb} tháng{thang_ky_vb} năm {nam_ky_vb}</w:t>
+        <w:t>{dia_diem_ky}, ngày {ngay_ky_vb} tháng {thang_ky_vb} năm {nam_ky_vb}</w:t>
       </w:r>
     </w:p>
     <w:p>
@@ -4171,7 +4171,7 @@
           <w:sz-cs w:val="24"/>
           <w:i/>
         </w:rPr>
-        <w:t>:{gia_tri_ntte}</w:t>
+        <w:t>: {gia_tri_ntte}</w:t>
       </w:r>
       <w:r>
         <w:rPr>
@@ -6293,7 +6293,7 @@
           <w:sz w:val="24"/>
           <w:sz-cs w:val="24"/>
         </w:rPr>
-        <w:t>Họ, chữ đệm và tên Giám đốc/Tổng giám đốc:{gd.ho_ten}</w:t>
+        <w:t>Họ, chữ đệm và tên Giám đốc/Tổng giám đốc: {gd.ho_ten}</w:t>
       </w:r>
     </w:p>
     <w:p>
@@ -6345,7 +6345,7 @@
           <w:sz w:val="24"/>
           <w:sz-cs w:val="24"/>
         </w:rPr>
-        <w:t>Điện thoại:{gd.dien_thoai}</w:t>
+        <w:t>Điện thoại: {gd.dien_thoai}</w:t>
       </w:r>
     </w:p>
     <w:p>
@@ -6419,7 +6419,7 @@
           <w:sz w:val="24"/>
           <w:sz-cs w:val="24"/>
         </w:rPr>
-        <w:t>Họ, chữ đệm và tên Kế toán trưởng/Phụ trách kế toán:{kt.ho_ten}</w:t>
+        <w:t>Họ, chữ đệm và tên Kế toán trưởng/Phụ trách kế toán: {kt.ho_ten}</w:t>
       </w:r>
     </w:p>
     <w:p>
@@ -6471,7 +6471,7 @@
           <w:sz w:val="24"/>
           <w:sz-cs w:val="24"/>
         </w:rPr>
-        <w:t>Điện thoại:{kt.dien_thoai}</w:t>
+        <w:t>Điện thoại: {kt.dien_thoai}</w:t>
       </w:r>
     </w:p>
     <w:p>
@@ -6567,7 +6567,7 @@
           <w:sz w:val="24"/>
           <w:sz-cs w:val="24"/>
         </w:rPr>
-        <w:t>): {dien_thoai_lien_he}Số fax (</w:t>
+        <w:t>): {dien_thoai_lien_he} Số fax (</w:t>
       </w:r>
       <w:r>
         <w:rPr>
@@ -6584,7 +6584,7 @@
           <w:sz w:val="24"/>
           <w:sz-cs w:val="24"/>
         </w:rPr>
-        <w:t>):{fax}</w:t>
+        <w:t>): {fax}</w:t>
       </w:r>
     </w:p>
     <w:p>
@@ -6614,7 +6614,7 @@
           <w:sz w:val="24"/>
           <w:sz-cs w:val="24"/>
         </w:rPr>
-        <w:t>):{email_tru_so}</w:t>
+        <w:t>): {email_tru_so}</w:t>
       </w:r>
     </w:p>
     <w:p>

--- a/app/templates/PLI_M12.docx
+++ b/app/templates/PLI_M12.docx
@@ -4791,9 +4791,22 @@
         <w:t xml:space="preserve">Thông tin về người đại diện theo ủy quyền sau khi thay đổi:</w:t>
       </w:r>
     </w:p>
+    <w:p>
+      <w:pPr>
+        <w:spacing w:before="0" w:after="0" w:line="20" w:lineRule="exact"/>
+        <w:rPr>
+          <w:sz w:val="2"/>
+          <w:szCs w:val="2"/>
+        </w:rPr>
+        <w:sectPr>
+          <w:pgSz w:w="12240" w:h="15840"/>
+          <w:pgMar w:top="1440" w:right="1800" w:bottom="1440" w:left="1800"/>
+        </w:sectPr>
+      </w:pPr>
+    </w:p>
     <w:tbl xmlns:ns0="urn:orca:p1b-temp">
       <w:tblPr>
-        <w:tblW w:type="auto" w:w="0"/>
+        <w:tblW w:type="dxa" w:w="14400"/>
         <w:tblLook w:firstColumn="1" w:firstRow="1" w:lastColumn="0" w:lastRow="0" w:noHBand="0" w:noVBand="1" w:val="04A0"/>
         <w:tblBorders>
           <w:top w:val="single" w:sz="4" w:color="000000"/>
@@ -4805,26 +4818,26 @@
         </w:tblBorders>
       </w:tblPr>
       <w:tblGrid>
-        <w:gridCol w:w="567"/>
-        <w:gridCol w:w="702"/>
-        <w:gridCol w:w="567"/>
-        <w:gridCol w:w="567"/>
-        <w:gridCol w:w="567"/>
-        <w:gridCol w:w="567"/>
-        <w:gridCol w:w="567"/>
-        <w:gridCol w:w="567"/>
-        <w:gridCol w:w="567"/>
-        <w:gridCol w:w="567"/>
-        <w:gridCol w:w="567"/>
-        <w:gridCol w:w="567"/>
-        <w:gridCol w:w="567"/>
-        <w:gridCol w:w="567"/>
-        <w:gridCol w:w="567"/>
+        <w:gridCol w:w="900"/>
+        <w:gridCol w:w="1761"/>
+        <w:gridCol w:w="900"/>
+        <w:gridCol w:w="900"/>
+        <w:gridCol w:w="900"/>
+        <w:gridCol w:w="913"/>
+        <w:gridCol w:w="913"/>
+        <w:gridCol w:w="913"/>
+        <w:gridCol w:w="900"/>
+        <w:gridCol w:w="900"/>
+        <w:gridCol w:w="900"/>
+        <w:gridCol w:w="900"/>
+        <w:gridCol w:w="900"/>
+        <w:gridCol w:w="900"/>
+        <w:gridCol w:w="900"/>
       </w:tblGrid>
       <w:tr>
         <w:tc>
           <w:tcPr>
-            <w:tcW w:type="dxa" w:w="567"/>
+            <w:tcW w:type="dxa" w:w="900"/>
             <w:vMerge w:val="restart"/>
           </w:tcPr>
           <w:p>
@@ -4838,7 +4851,7 @@
         </w:tc>
         <w:tc>
           <w:tcPr>
-            <w:tcW w:type="dxa" w:w="702"/>
+            <w:tcW w:type="dxa" w:w="1761"/>
             <w:vMerge w:val="restart"/>
           </w:tcPr>
           <w:p>
@@ -4852,7 +4865,7 @@
         </w:tc>
         <w:tc>
           <w:tcPr>
-            <w:tcW w:type="dxa" w:w="567"/>
+            <w:tcW w:type="dxa" w:w="900"/>
             <w:vMerge w:val="restart"/>
           </w:tcPr>
           <w:p>
@@ -4866,7 +4879,7 @@
         </w:tc>
         <w:tc>
           <w:tcPr>
-            <w:tcW w:type="dxa" w:w="567"/>
+            <w:tcW w:type="dxa" w:w="900"/>
             <w:vMerge w:val="restart"/>
           </w:tcPr>
           <w:p>
@@ -4880,7 +4893,7 @@
         </w:tc>
         <w:tc>
           <w:tcPr>
-            <w:tcW w:type="dxa" w:w="567"/>
+            <w:tcW w:type="dxa" w:w="900"/>
             <w:vMerge w:val="restart"/>
           </w:tcPr>
           <w:p>
@@ -4894,7 +4907,7 @@
         </w:tc>
         <w:tc>
           <w:tcPr>
-            <w:tcW w:type="dxa" w:w="1701"/>
+            <w:tcW w:type="dxa" w:w="2739"/>
             <w:gridSpan w:val="3"/>
           </w:tcPr>
           <w:p>
@@ -4908,7 +4921,7 @@
         </w:tc>
         <w:tc>
           <w:tcPr>
-            <w:tcW w:type="dxa" w:w="567"/>
+            <w:tcW w:type="dxa" w:w="900"/>
             <w:vMerge w:val="restart"/>
           </w:tcPr>
           <w:p>
@@ -4922,7 +4935,7 @@
         </w:tc>
         <w:tc>
           <w:tcPr>
-            <w:tcW w:type="dxa" w:w="567"/>
+            <w:tcW w:type="dxa" w:w="900"/>
             <w:vMerge w:val="restart"/>
           </w:tcPr>
           <w:p>
@@ -4936,7 +4949,7 @@
         </w:tc>
         <w:tc>
           <w:tcPr>
-            <w:tcW w:type="dxa" w:w="567"/>
+            <w:tcW w:type="dxa" w:w="900"/>
             <w:vMerge w:val="restart"/>
           </w:tcPr>
           <w:p>
@@ -4950,7 +4963,7 @@
         </w:tc>
         <w:tc>
           <w:tcPr>
-            <w:tcW w:type="dxa" w:w="1134"/>
+            <w:tcW w:type="dxa" w:w="1800"/>
             <w:gridSpan w:val="2"/>
           </w:tcPr>
           <w:p>
@@ -4964,7 +4977,7 @@
         </w:tc>
         <w:tc>
           <w:tcPr>
-            <w:tcW w:type="dxa" w:w="567"/>
+            <w:tcW w:type="dxa" w:w="900"/>
             <w:vMerge w:val="restart"/>
           </w:tcPr>
           <w:p>
@@ -4978,7 +4991,7 @@
         </w:tc>
         <w:tc>
           <w:tcPr>
-            <w:tcW w:type="dxa" w:w="567"/>
+            <w:tcW w:type="dxa" w:w="900"/>
             <w:vMerge w:val="restart"/>
           </w:tcPr>
           <w:p>
@@ -4994,42 +5007,42 @@
       <w:tr>
         <w:tc>
           <w:tcPr>
-            <w:tcW w:type="dxa" w:w="567"/>
+            <w:tcW w:type="dxa" w:w="900"/>
             <w:vMerge/>
           </w:tcPr>
           <w:p/>
         </w:tc>
         <w:tc>
           <w:tcPr>
-            <w:tcW w:type="dxa" w:w="702"/>
+            <w:tcW w:type="dxa" w:w="1761"/>
             <w:vMerge/>
           </w:tcPr>
           <w:p/>
         </w:tc>
         <w:tc>
           <w:tcPr>
-            <w:tcW w:type="dxa" w:w="567"/>
+            <w:tcW w:type="dxa" w:w="900"/>
             <w:vMerge/>
           </w:tcPr>
           <w:p/>
         </w:tc>
         <w:tc>
           <w:tcPr>
-            <w:tcW w:type="dxa" w:w="567"/>
+            <w:tcW w:type="dxa" w:w="900"/>
             <w:vMerge/>
           </w:tcPr>
           <w:p/>
         </w:tc>
         <w:tc>
           <w:tcPr>
-            <w:tcW w:type="dxa" w:w="567"/>
+            <w:tcW w:type="dxa" w:w="900"/>
             <w:vMerge/>
           </w:tcPr>
           <w:p/>
         </w:tc>
         <w:tc>
           <w:tcPr>
-            <w:tcW w:type="dxa" w:w="567"/>
+            <w:tcW w:type="dxa" w:w="913"/>
           </w:tcPr>
           <w:p>
             <w:r>
@@ -5042,7 +5055,7 @@
         </w:tc>
         <w:tc>
           <w:tcPr>
-            <w:tcW w:type="dxa" w:w="567"/>
+            <w:tcW w:type="dxa" w:w="913"/>
           </w:tcPr>
           <w:p>
             <w:r>
@@ -5055,7 +5068,7 @@
         </w:tc>
         <w:tc>
           <w:tcPr>
-            <w:tcW w:type="dxa" w:w="567"/>
+            <w:tcW w:type="dxa" w:w="913"/>
           </w:tcPr>
           <w:p>
             <w:r>
@@ -5068,28 +5081,28 @@
         </w:tc>
         <w:tc>
           <w:tcPr>
-            <w:tcW w:type="dxa" w:w="567"/>
+            <w:tcW w:type="dxa" w:w="900"/>
             <w:vMerge/>
           </w:tcPr>
           <w:p/>
         </w:tc>
         <w:tc>
           <w:tcPr>
-            <w:tcW w:type="dxa" w:w="567"/>
+            <w:tcW w:type="dxa" w:w="900"/>
             <w:vMerge/>
           </w:tcPr>
           <w:p/>
         </w:tc>
         <w:tc>
           <w:tcPr>
-            <w:tcW w:type="dxa" w:w="567"/>
+            <w:tcW w:type="dxa" w:w="900"/>
             <w:vMerge/>
           </w:tcPr>
           <w:p/>
         </w:tc>
         <w:tc>
           <w:tcPr>
-            <w:tcW w:type="dxa" w:w="567"/>
+            <w:tcW w:type="dxa" w:w="900"/>
           </w:tcPr>
           <w:p>
             <w:r>
@@ -5102,7 +5115,7 @@
         </w:tc>
         <w:tc>
           <w:tcPr>
-            <w:tcW w:type="dxa" w:w="567"/>
+            <w:tcW w:type="dxa" w:w="900"/>
           </w:tcPr>
           <w:p>
             <w:r>
@@ -5115,14 +5128,14 @@
         </w:tc>
         <w:tc>
           <w:tcPr>
-            <w:tcW w:type="dxa" w:w="567"/>
+            <w:tcW w:type="dxa" w:w="900"/>
             <w:vMerge/>
           </w:tcPr>
           <w:p/>
         </w:tc>
         <w:tc>
           <w:tcPr>
-            <w:tcW w:type="dxa" w:w="567"/>
+            <w:tcW w:type="dxa" w:w="900"/>
             <w:vMerge/>
           </w:tcPr>
           <w:p/>
@@ -5131,91 +5144,91 @@
       <w:tr>
         <w:tc>
           <w:tcPr>
-            <w:tcW w:type="dxa" w:w="567"/>
-          </w:tcPr>
-          <w:p/>
-        </w:tc>
-        <w:tc>
-          <w:tcPr>
-            <w:tcW w:type="dxa" w:w="702"/>
-          </w:tcPr>
-          <w:p/>
-        </w:tc>
-        <w:tc>
-          <w:tcPr>
-            <w:tcW w:type="dxa" w:w="567"/>
-          </w:tcPr>
-          <w:p/>
-        </w:tc>
-        <w:tc>
-          <w:tcPr>
-            <w:tcW w:type="dxa" w:w="567"/>
-          </w:tcPr>
-          <w:p/>
-        </w:tc>
-        <w:tc>
-          <w:tcPr>
-            <w:tcW w:type="dxa" w:w="567"/>
-          </w:tcPr>
-          <w:p/>
-        </w:tc>
-        <w:tc>
-          <w:tcPr>
-            <w:tcW w:type="dxa" w:w="567"/>
-          </w:tcPr>
-          <w:p/>
-        </w:tc>
-        <w:tc>
-          <w:tcPr>
-            <w:tcW w:type="dxa" w:w="567"/>
-          </w:tcPr>
-          <w:p/>
-        </w:tc>
-        <w:tc>
-          <w:tcPr>
-            <w:tcW w:type="dxa" w:w="567"/>
-          </w:tcPr>
-          <w:p/>
-        </w:tc>
-        <w:tc>
-          <w:tcPr>
-            <w:tcW w:type="dxa" w:w="567"/>
-          </w:tcPr>
-          <w:p/>
-        </w:tc>
-        <w:tc>
-          <w:tcPr>
-            <w:tcW w:type="dxa" w:w="567"/>
-          </w:tcPr>
-          <w:p/>
-        </w:tc>
-        <w:tc>
-          <w:tcPr>
-            <w:tcW w:type="dxa" w:w="567"/>
-          </w:tcPr>
-          <w:p/>
-        </w:tc>
-        <w:tc>
-          <w:tcPr>
-            <w:tcW w:type="dxa" w:w="567"/>
-          </w:tcPr>
-          <w:p/>
-        </w:tc>
-        <w:tc>
-          <w:tcPr>
-            <w:tcW w:type="dxa" w:w="567"/>
-          </w:tcPr>
-          <w:p/>
-        </w:tc>
-        <w:tc>
-          <w:tcPr>
-            <w:tcW w:type="dxa" w:w="567"/>
-          </w:tcPr>
-          <w:p/>
-        </w:tc>
-        <w:tc>
-          <w:tcPr>
-            <w:tcW w:type="dxa" w:w="567"/>
+            <w:tcW w:type="dxa" w:w="900"/>
+          </w:tcPr>
+          <w:p/>
+        </w:tc>
+        <w:tc>
+          <w:tcPr>
+            <w:tcW w:type="dxa" w:w="1761"/>
+          </w:tcPr>
+          <w:p/>
+        </w:tc>
+        <w:tc>
+          <w:tcPr>
+            <w:tcW w:type="dxa" w:w="900"/>
+          </w:tcPr>
+          <w:p/>
+        </w:tc>
+        <w:tc>
+          <w:tcPr>
+            <w:tcW w:type="dxa" w:w="900"/>
+          </w:tcPr>
+          <w:p/>
+        </w:tc>
+        <w:tc>
+          <w:tcPr>
+            <w:tcW w:type="dxa" w:w="900"/>
+          </w:tcPr>
+          <w:p/>
+        </w:tc>
+        <w:tc>
+          <w:tcPr>
+            <w:tcW w:type="dxa" w:w="913"/>
+          </w:tcPr>
+          <w:p/>
+        </w:tc>
+        <w:tc>
+          <w:tcPr>
+            <w:tcW w:type="dxa" w:w="913"/>
+          </w:tcPr>
+          <w:p/>
+        </w:tc>
+        <w:tc>
+          <w:tcPr>
+            <w:tcW w:type="dxa" w:w="913"/>
+          </w:tcPr>
+          <w:p/>
+        </w:tc>
+        <w:tc>
+          <w:tcPr>
+            <w:tcW w:type="dxa" w:w="900"/>
+          </w:tcPr>
+          <w:p/>
+        </w:tc>
+        <w:tc>
+          <w:tcPr>
+            <w:tcW w:type="dxa" w:w="900"/>
+          </w:tcPr>
+          <w:p/>
+        </w:tc>
+        <w:tc>
+          <w:tcPr>
+            <w:tcW w:type="dxa" w:w="900"/>
+          </w:tcPr>
+          <w:p/>
+        </w:tc>
+        <w:tc>
+          <w:tcPr>
+            <w:tcW w:type="dxa" w:w="900"/>
+          </w:tcPr>
+          <w:p/>
+        </w:tc>
+        <w:tc>
+          <w:tcPr>
+            <w:tcW w:type="dxa" w:w="900"/>
+          </w:tcPr>
+          <w:p/>
+        </w:tc>
+        <w:tc>
+          <w:tcPr>
+            <w:tcW w:type="dxa" w:w="900"/>
+          </w:tcPr>
+          <w:p/>
+        </w:tc>
+        <w:tc>
+          <w:tcPr>
+            <w:tcW w:type="dxa" w:w="900"/>
           </w:tcPr>
           <w:p/>
         </w:tc>
@@ -5223,91 +5236,91 @@
       <w:tr>
         <w:tc>
           <w:tcPr>
-            <w:tcW w:type="dxa" w:w="567"/>
-          </w:tcPr>
-          <w:p/>
-        </w:tc>
-        <w:tc>
-          <w:tcPr>
-            <w:tcW w:type="dxa" w:w="702"/>
-          </w:tcPr>
-          <w:p/>
-        </w:tc>
-        <w:tc>
-          <w:tcPr>
-            <w:tcW w:type="dxa" w:w="567"/>
-          </w:tcPr>
-          <w:p/>
-        </w:tc>
-        <w:tc>
-          <w:tcPr>
-            <w:tcW w:type="dxa" w:w="567"/>
-          </w:tcPr>
-          <w:p/>
-        </w:tc>
-        <w:tc>
-          <w:tcPr>
-            <w:tcW w:type="dxa" w:w="567"/>
-          </w:tcPr>
-          <w:p/>
-        </w:tc>
-        <w:tc>
-          <w:tcPr>
-            <w:tcW w:type="dxa" w:w="567"/>
-          </w:tcPr>
-          <w:p/>
-        </w:tc>
-        <w:tc>
-          <w:tcPr>
-            <w:tcW w:type="dxa" w:w="567"/>
-          </w:tcPr>
-          <w:p/>
-        </w:tc>
-        <w:tc>
-          <w:tcPr>
-            <w:tcW w:type="dxa" w:w="567"/>
-          </w:tcPr>
-          <w:p/>
-        </w:tc>
-        <w:tc>
-          <w:tcPr>
-            <w:tcW w:type="dxa" w:w="567"/>
-          </w:tcPr>
-          <w:p/>
-        </w:tc>
-        <w:tc>
-          <w:tcPr>
-            <w:tcW w:type="dxa" w:w="567"/>
-          </w:tcPr>
-          <w:p/>
-        </w:tc>
-        <w:tc>
-          <w:tcPr>
-            <w:tcW w:type="dxa" w:w="567"/>
-          </w:tcPr>
-          <w:p/>
-        </w:tc>
-        <w:tc>
-          <w:tcPr>
-            <w:tcW w:type="dxa" w:w="567"/>
-          </w:tcPr>
-          <w:p/>
-        </w:tc>
-        <w:tc>
-          <w:tcPr>
-            <w:tcW w:type="dxa" w:w="567"/>
-          </w:tcPr>
-          <w:p/>
-        </w:tc>
-        <w:tc>
-          <w:tcPr>
-            <w:tcW w:type="dxa" w:w="567"/>
-          </w:tcPr>
-          <w:p/>
-        </w:tc>
-        <w:tc>
-          <w:tcPr>
-            <w:tcW w:type="dxa" w:w="567"/>
+            <w:tcW w:type="dxa" w:w="900"/>
+          </w:tcPr>
+          <w:p/>
+        </w:tc>
+        <w:tc>
+          <w:tcPr>
+            <w:tcW w:type="dxa" w:w="1761"/>
+          </w:tcPr>
+          <w:p/>
+        </w:tc>
+        <w:tc>
+          <w:tcPr>
+            <w:tcW w:type="dxa" w:w="900"/>
+          </w:tcPr>
+          <w:p/>
+        </w:tc>
+        <w:tc>
+          <w:tcPr>
+            <w:tcW w:type="dxa" w:w="900"/>
+          </w:tcPr>
+          <w:p/>
+        </w:tc>
+        <w:tc>
+          <w:tcPr>
+            <w:tcW w:type="dxa" w:w="900"/>
+          </w:tcPr>
+          <w:p/>
+        </w:tc>
+        <w:tc>
+          <w:tcPr>
+            <w:tcW w:type="dxa" w:w="913"/>
+          </w:tcPr>
+          <w:p/>
+        </w:tc>
+        <w:tc>
+          <w:tcPr>
+            <w:tcW w:type="dxa" w:w="913"/>
+          </w:tcPr>
+          <w:p/>
+        </w:tc>
+        <w:tc>
+          <w:tcPr>
+            <w:tcW w:type="dxa" w:w="913"/>
+          </w:tcPr>
+          <w:p/>
+        </w:tc>
+        <w:tc>
+          <w:tcPr>
+            <w:tcW w:type="dxa" w:w="900"/>
+          </w:tcPr>
+          <w:p/>
+        </w:tc>
+        <w:tc>
+          <w:tcPr>
+            <w:tcW w:type="dxa" w:w="900"/>
+          </w:tcPr>
+          <w:p/>
+        </w:tc>
+        <w:tc>
+          <w:tcPr>
+            <w:tcW w:type="dxa" w:w="900"/>
+          </w:tcPr>
+          <w:p/>
+        </w:tc>
+        <w:tc>
+          <w:tcPr>
+            <w:tcW w:type="dxa" w:w="900"/>
+          </w:tcPr>
+          <w:p/>
+        </w:tc>
+        <w:tc>
+          <w:tcPr>
+            <w:tcW w:type="dxa" w:w="900"/>
+          </w:tcPr>
+          <w:p/>
+        </w:tc>
+        <w:tc>
+          <w:tcPr>
+            <w:tcW w:type="dxa" w:w="900"/>
+          </w:tcPr>
+          <w:p/>
+        </w:tc>
+        <w:tc>
+          <w:tcPr>
+            <w:tcW w:type="dxa" w:w="900"/>
           </w:tcPr>
           <w:p/>
         </w:tc>
@@ -5315,91 +5328,91 @@
       <w:tr>
         <w:tc>
           <w:tcPr>
-            <w:tcW w:type="dxa" w:w="567"/>
-          </w:tcPr>
-          <w:p/>
-        </w:tc>
-        <w:tc>
-          <w:tcPr>
-            <w:tcW w:type="dxa" w:w="702"/>
-          </w:tcPr>
-          <w:p/>
-        </w:tc>
-        <w:tc>
-          <w:tcPr>
-            <w:tcW w:type="dxa" w:w="567"/>
-          </w:tcPr>
-          <w:p/>
-        </w:tc>
-        <w:tc>
-          <w:tcPr>
-            <w:tcW w:type="dxa" w:w="567"/>
-          </w:tcPr>
-          <w:p/>
-        </w:tc>
-        <w:tc>
-          <w:tcPr>
-            <w:tcW w:type="dxa" w:w="567"/>
-          </w:tcPr>
-          <w:p/>
-        </w:tc>
-        <w:tc>
-          <w:tcPr>
-            <w:tcW w:type="dxa" w:w="567"/>
-          </w:tcPr>
-          <w:p/>
-        </w:tc>
-        <w:tc>
-          <w:tcPr>
-            <w:tcW w:type="dxa" w:w="567"/>
-          </w:tcPr>
-          <w:p/>
-        </w:tc>
-        <w:tc>
-          <w:tcPr>
-            <w:tcW w:type="dxa" w:w="567"/>
-          </w:tcPr>
-          <w:p/>
-        </w:tc>
-        <w:tc>
-          <w:tcPr>
-            <w:tcW w:type="dxa" w:w="567"/>
-          </w:tcPr>
-          <w:p/>
-        </w:tc>
-        <w:tc>
-          <w:tcPr>
-            <w:tcW w:type="dxa" w:w="567"/>
-          </w:tcPr>
-          <w:p/>
-        </w:tc>
-        <w:tc>
-          <w:tcPr>
-            <w:tcW w:type="dxa" w:w="567"/>
-          </w:tcPr>
-          <w:p/>
-        </w:tc>
-        <w:tc>
-          <w:tcPr>
-            <w:tcW w:type="dxa" w:w="567"/>
-          </w:tcPr>
-          <w:p/>
-        </w:tc>
-        <w:tc>
-          <w:tcPr>
-            <w:tcW w:type="dxa" w:w="567"/>
-          </w:tcPr>
-          <w:p/>
-        </w:tc>
-        <w:tc>
-          <w:tcPr>
-            <w:tcW w:type="dxa" w:w="567"/>
-          </w:tcPr>
-          <w:p/>
-        </w:tc>
-        <w:tc>
-          <w:tcPr>
-            <w:tcW w:type="dxa" w:w="567"/>
+            <w:tcW w:type="dxa" w:w="900"/>
+          </w:tcPr>
+          <w:p/>
+        </w:tc>
+        <w:tc>
+          <w:tcPr>
+            <w:tcW w:type="dxa" w:w="1761"/>
+          </w:tcPr>
+          <w:p/>
+        </w:tc>
+        <w:tc>
+          <w:tcPr>
+            <w:tcW w:type="dxa" w:w="900"/>
+          </w:tcPr>
+          <w:p/>
+        </w:tc>
+        <w:tc>
+          <w:tcPr>
+            <w:tcW w:type="dxa" w:w="900"/>
+          </w:tcPr>
+          <w:p/>
+        </w:tc>
+        <w:tc>
+          <w:tcPr>
+            <w:tcW w:type="dxa" w:w="900"/>
+          </w:tcPr>
+          <w:p/>
+        </w:tc>
+        <w:tc>
+          <w:tcPr>
+            <w:tcW w:type="dxa" w:w="913"/>
+          </w:tcPr>
+          <w:p/>
+        </w:tc>
+        <w:tc>
+          <w:tcPr>
+            <w:tcW w:type="dxa" w:w="913"/>
+          </w:tcPr>
+          <w:p/>
+        </w:tc>
+        <w:tc>
+          <w:tcPr>
+            <w:tcW w:type="dxa" w:w="913"/>
+          </w:tcPr>
+          <w:p/>
+        </w:tc>
+        <w:tc>
+          <w:tcPr>
+            <w:tcW w:type="dxa" w:w="900"/>
+          </w:tcPr>
+          <w:p/>
+        </w:tc>
+        <w:tc>
+          <w:tcPr>
+            <w:tcW w:type="dxa" w:w="900"/>
+          </w:tcPr>
+          <w:p/>
+        </w:tc>
+        <w:tc>
+          <w:tcPr>
+            <w:tcW w:type="dxa" w:w="900"/>
+          </w:tcPr>
+          <w:p/>
+        </w:tc>
+        <w:tc>
+          <w:tcPr>
+            <w:tcW w:type="dxa" w:w="900"/>
+          </w:tcPr>
+          <w:p/>
+        </w:tc>
+        <w:tc>
+          <w:tcPr>
+            <w:tcW w:type="dxa" w:w="900"/>
+          </w:tcPr>
+          <w:p/>
+        </w:tc>
+        <w:tc>
+          <w:tcPr>
+            <w:tcW w:type="dxa" w:w="900"/>
+          </w:tcPr>
+          <w:p/>
+        </w:tc>
+        <w:tc>
+          <w:tcPr>
+            <w:tcW w:type="dxa" w:w="900"/>
           </w:tcPr>
           <w:p/>
         </w:tc>
@@ -5407,91 +5420,91 @@
       <w:tr>
         <w:tc>
           <w:tcPr>
-            <w:tcW w:type="dxa" w:w="567"/>
-          </w:tcPr>
-          <w:p/>
-        </w:tc>
-        <w:tc>
-          <w:tcPr>
-            <w:tcW w:type="dxa" w:w="702"/>
-          </w:tcPr>
-          <w:p/>
-        </w:tc>
-        <w:tc>
-          <w:tcPr>
-            <w:tcW w:type="dxa" w:w="567"/>
-          </w:tcPr>
-          <w:p/>
-        </w:tc>
-        <w:tc>
-          <w:tcPr>
-            <w:tcW w:type="dxa" w:w="567"/>
-          </w:tcPr>
-          <w:p/>
-        </w:tc>
-        <w:tc>
-          <w:tcPr>
-            <w:tcW w:type="dxa" w:w="567"/>
-          </w:tcPr>
-          <w:p/>
-        </w:tc>
-        <w:tc>
-          <w:tcPr>
-            <w:tcW w:type="dxa" w:w="567"/>
-          </w:tcPr>
-          <w:p/>
-        </w:tc>
-        <w:tc>
-          <w:tcPr>
-            <w:tcW w:type="dxa" w:w="567"/>
-          </w:tcPr>
-          <w:p/>
-        </w:tc>
-        <w:tc>
-          <w:tcPr>
-            <w:tcW w:type="dxa" w:w="567"/>
-          </w:tcPr>
-          <w:p/>
-        </w:tc>
-        <w:tc>
-          <w:tcPr>
-            <w:tcW w:type="dxa" w:w="567"/>
-          </w:tcPr>
-          <w:p/>
-        </w:tc>
-        <w:tc>
-          <w:tcPr>
-            <w:tcW w:type="dxa" w:w="567"/>
-          </w:tcPr>
-          <w:p/>
-        </w:tc>
-        <w:tc>
-          <w:tcPr>
-            <w:tcW w:type="dxa" w:w="567"/>
-          </w:tcPr>
-          <w:p/>
-        </w:tc>
-        <w:tc>
-          <w:tcPr>
-            <w:tcW w:type="dxa" w:w="567"/>
-          </w:tcPr>
-          <w:p/>
-        </w:tc>
-        <w:tc>
-          <w:tcPr>
-            <w:tcW w:type="dxa" w:w="567"/>
-          </w:tcPr>
-          <w:p/>
-        </w:tc>
-        <w:tc>
-          <w:tcPr>
-            <w:tcW w:type="dxa" w:w="567"/>
-          </w:tcPr>
-          <w:p/>
-        </w:tc>
-        <w:tc>
-          <w:tcPr>
-            <w:tcW w:type="dxa" w:w="567"/>
+            <w:tcW w:type="dxa" w:w="900"/>
+          </w:tcPr>
+          <w:p/>
+        </w:tc>
+        <w:tc>
+          <w:tcPr>
+            <w:tcW w:type="dxa" w:w="1761"/>
+          </w:tcPr>
+          <w:p/>
+        </w:tc>
+        <w:tc>
+          <w:tcPr>
+            <w:tcW w:type="dxa" w:w="900"/>
+          </w:tcPr>
+          <w:p/>
+        </w:tc>
+        <w:tc>
+          <w:tcPr>
+            <w:tcW w:type="dxa" w:w="900"/>
+          </w:tcPr>
+          <w:p/>
+        </w:tc>
+        <w:tc>
+          <w:tcPr>
+            <w:tcW w:type="dxa" w:w="900"/>
+          </w:tcPr>
+          <w:p/>
+        </w:tc>
+        <w:tc>
+          <w:tcPr>
+            <w:tcW w:type="dxa" w:w="913"/>
+          </w:tcPr>
+          <w:p/>
+        </w:tc>
+        <w:tc>
+          <w:tcPr>
+            <w:tcW w:type="dxa" w:w="913"/>
+          </w:tcPr>
+          <w:p/>
+        </w:tc>
+        <w:tc>
+          <w:tcPr>
+            <w:tcW w:type="dxa" w:w="913"/>
+          </w:tcPr>
+          <w:p/>
+        </w:tc>
+        <w:tc>
+          <w:tcPr>
+            <w:tcW w:type="dxa" w:w="900"/>
+          </w:tcPr>
+          <w:p/>
+        </w:tc>
+        <w:tc>
+          <w:tcPr>
+            <w:tcW w:type="dxa" w:w="900"/>
+          </w:tcPr>
+          <w:p/>
+        </w:tc>
+        <w:tc>
+          <w:tcPr>
+            <w:tcW w:type="dxa" w:w="900"/>
+          </w:tcPr>
+          <w:p/>
+        </w:tc>
+        <w:tc>
+          <w:tcPr>
+            <w:tcW w:type="dxa" w:w="900"/>
+          </w:tcPr>
+          <w:p/>
+        </w:tc>
+        <w:tc>
+          <w:tcPr>
+            <w:tcW w:type="dxa" w:w="900"/>
+          </w:tcPr>
+          <w:p/>
+        </w:tc>
+        <w:tc>
+          <w:tcPr>
+            <w:tcW w:type="dxa" w:w="900"/>
+          </w:tcPr>
+          <w:p/>
+        </w:tc>
+        <w:tc>
+          <w:tcPr>
+            <w:tcW w:type="dxa" w:w="900"/>
           </w:tcPr>
           <w:p/>
         </w:tc>
@@ -5499,91 +5512,91 @@
       <w:tr>
         <w:tc>
           <w:tcPr>
-            <w:tcW w:type="dxa" w:w="567"/>
-          </w:tcPr>
-          <w:p/>
-        </w:tc>
-        <w:tc>
-          <w:tcPr>
-            <w:tcW w:type="dxa" w:w="702"/>
-          </w:tcPr>
-          <w:p/>
-        </w:tc>
-        <w:tc>
-          <w:tcPr>
-            <w:tcW w:type="dxa" w:w="567"/>
-          </w:tcPr>
-          <w:p/>
-        </w:tc>
-        <w:tc>
-          <w:tcPr>
-            <w:tcW w:type="dxa" w:w="567"/>
-          </w:tcPr>
-          <w:p/>
-        </w:tc>
-        <w:tc>
-          <w:tcPr>
-            <w:tcW w:type="dxa" w:w="567"/>
-          </w:tcPr>
-          <w:p/>
-        </w:tc>
-        <w:tc>
-          <w:tcPr>
-            <w:tcW w:type="dxa" w:w="567"/>
-          </w:tcPr>
-          <w:p/>
-        </w:tc>
-        <w:tc>
-          <w:tcPr>
-            <w:tcW w:type="dxa" w:w="567"/>
-          </w:tcPr>
-          <w:p/>
-        </w:tc>
-        <w:tc>
-          <w:tcPr>
-            <w:tcW w:type="dxa" w:w="567"/>
-          </w:tcPr>
-          <w:p/>
-        </w:tc>
-        <w:tc>
-          <w:tcPr>
-            <w:tcW w:type="dxa" w:w="567"/>
-          </w:tcPr>
-          <w:p/>
-        </w:tc>
-        <w:tc>
-          <w:tcPr>
-            <w:tcW w:type="dxa" w:w="567"/>
-          </w:tcPr>
-          <w:p/>
-        </w:tc>
-        <w:tc>
-          <w:tcPr>
-            <w:tcW w:type="dxa" w:w="567"/>
-          </w:tcPr>
-          <w:p/>
-        </w:tc>
-        <w:tc>
-          <w:tcPr>
-            <w:tcW w:type="dxa" w:w="567"/>
-          </w:tcPr>
-          <w:p/>
-        </w:tc>
-        <w:tc>
-          <w:tcPr>
-            <w:tcW w:type="dxa" w:w="567"/>
-          </w:tcPr>
-          <w:p/>
-        </w:tc>
-        <w:tc>
-          <w:tcPr>
-            <w:tcW w:type="dxa" w:w="567"/>
-          </w:tcPr>
-          <w:p/>
-        </w:tc>
-        <w:tc>
-          <w:tcPr>
-            <w:tcW w:type="dxa" w:w="567"/>
+            <w:tcW w:type="dxa" w:w="900"/>
+          </w:tcPr>
+          <w:p/>
+        </w:tc>
+        <w:tc>
+          <w:tcPr>
+            <w:tcW w:type="dxa" w:w="1761"/>
+          </w:tcPr>
+          <w:p/>
+        </w:tc>
+        <w:tc>
+          <w:tcPr>
+            <w:tcW w:type="dxa" w:w="900"/>
+          </w:tcPr>
+          <w:p/>
+        </w:tc>
+        <w:tc>
+          <w:tcPr>
+            <w:tcW w:type="dxa" w:w="900"/>
+          </w:tcPr>
+          <w:p/>
+        </w:tc>
+        <w:tc>
+          <w:tcPr>
+            <w:tcW w:type="dxa" w:w="900"/>
+          </w:tcPr>
+          <w:p/>
+        </w:tc>
+        <w:tc>
+          <w:tcPr>
+            <w:tcW w:type="dxa" w:w="913"/>
+          </w:tcPr>
+          <w:p/>
+        </w:tc>
+        <w:tc>
+          <w:tcPr>
+            <w:tcW w:type="dxa" w:w="913"/>
+          </w:tcPr>
+          <w:p/>
+        </w:tc>
+        <w:tc>
+          <w:tcPr>
+            <w:tcW w:type="dxa" w:w="913"/>
+          </w:tcPr>
+          <w:p/>
+        </w:tc>
+        <w:tc>
+          <w:tcPr>
+            <w:tcW w:type="dxa" w:w="900"/>
+          </w:tcPr>
+          <w:p/>
+        </w:tc>
+        <w:tc>
+          <w:tcPr>
+            <w:tcW w:type="dxa" w:w="900"/>
+          </w:tcPr>
+          <w:p/>
+        </w:tc>
+        <w:tc>
+          <w:tcPr>
+            <w:tcW w:type="dxa" w:w="900"/>
+          </w:tcPr>
+          <w:p/>
+        </w:tc>
+        <w:tc>
+          <w:tcPr>
+            <w:tcW w:type="dxa" w:w="900"/>
+          </w:tcPr>
+          <w:p/>
+        </w:tc>
+        <w:tc>
+          <w:tcPr>
+            <w:tcW w:type="dxa" w:w="900"/>
+          </w:tcPr>
+          <w:p/>
+        </w:tc>
+        <w:tc>
+          <w:tcPr>
+            <w:tcW w:type="dxa" w:w="900"/>
+          </w:tcPr>
+          <w:p/>
+        </w:tc>
+        <w:tc>
+          <w:tcPr>
+            <w:tcW w:type="dxa" w:w="900"/>
           </w:tcPr>
           <w:p/>
         </w:tc>
@@ -5591,7 +5604,7 @@
       <w:tr>
         <w:tc>
           <w:tcPr>
-            <w:tcW w:type="dxa" w:w="567"/>
+            <w:tcW w:type="dxa" w:w="900"/>
           </w:tcPr>
           <w:p>
             <w:r>
@@ -5604,7 +5617,7 @@
         </w:tc>
         <w:tc>
           <w:tcPr>
-            <w:tcW w:type="dxa" w:w="702"/>
+            <w:tcW w:type="dxa" w:w="1761"/>
           </w:tcPr>
           <w:p>
             <w:r>
@@ -5617,7 +5630,7 @@
         </w:tc>
         <w:tc>
           <w:tcPr>
-            <w:tcW w:type="dxa" w:w="567"/>
+            <w:tcW w:type="dxa" w:w="900"/>
           </w:tcPr>
           <w:p>
             <w:r>
@@ -5630,7 +5643,7 @@
         </w:tc>
         <w:tc>
           <w:tcPr>
-            <w:tcW w:type="dxa" w:w="567"/>
+            <w:tcW w:type="dxa" w:w="900"/>
           </w:tcPr>
           <w:p>
             <w:r>
@@ -5643,7 +5656,7 @@
         </w:tc>
         <w:tc>
           <w:tcPr>
-            <w:tcW w:type="dxa" w:w="567"/>
+            <w:tcW w:type="dxa" w:w="900"/>
           </w:tcPr>
           <w:p>
             <w:r>
@@ -5656,7 +5669,7 @@
         </w:tc>
         <w:tc>
           <w:tcPr>
-            <w:tcW w:type="dxa" w:w="567"/>
+            <w:tcW w:type="dxa" w:w="913"/>
           </w:tcPr>
           <w:p>
             <w:r>
@@ -5669,7 +5682,7 @@
         </w:tc>
         <w:tc>
           <w:tcPr>
-            <w:tcW w:type="dxa" w:w="567"/>
+            <w:tcW w:type="dxa" w:w="913"/>
           </w:tcPr>
           <w:p>
             <w:r>
@@ -5682,7 +5695,7 @@
         </w:tc>
         <w:tc>
           <w:tcPr>
-            <w:tcW w:type="dxa" w:w="567"/>
+            <w:tcW w:type="dxa" w:w="913"/>
           </w:tcPr>
           <w:p>
             <w:r>
@@ -5695,7 +5708,7 @@
         </w:tc>
         <w:tc>
           <w:tcPr>
-            <w:tcW w:type="dxa" w:w="567"/>
+            <w:tcW w:type="dxa" w:w="900"/>
           </w:tcPr>
           <w:p>
             <w:r>
@@ -5708,7 +5721,7 @@
         </w:tc>
         <w:tc>
           <w:tcPr>
-            <w:tcW w:type="dxa" w:w="567"/>
+            <w:tcW w:type="dxa" w:w="900"/>
           </w:tcPr>
           <w:p>
             <w:r>
@@ -5721,7 +5734,7 @@
         </w:tc>
         <w:tc>
           <w:tcPr>
-            <w:tcW w:type="dxa" w:w="567"/>
+            <w:tcW w:type="dxa" w:w="900"/>
           </w:tcPr>
           <w:p>
             <w:r>
@@ -5734,7 +5747,7 @@
         </w:tc>
         <w:tc>
           <w:tcPr>
-            <w:tcW w:type="dxa" w:w="567"/>
+            <w:tcW w:type="dxa" w:w="900"/>
           </w:tcPr>
           <w:p>
             <w:r>
@@ -5747,7 +5760,7 @@
         </w:tc>
         <w:tc>
           <w:tcPr>
-            <w:tcW w:type="dxa" w:w="567"/>
+            <w:tcW w:type="dxa" w:w="900"/>
           </w:tcPr>
           <w:p>
             <w:r>
@@ -5760,7 +5773,7 @@
         </w:tc>
         <w:tc>
           <w:tcPr>
-            <w:tcW w:type="dxa" w:w="567"/>
+            <w:tcW w:type="dxa" w:w="900"/>
           </w:tcPr>
           <w:p>
             <w:r>
@@ -5773,7 +5786,7 @@
         </w:tc>
         <w:tc>
           <w:tcPr>
-            <w:tcW w:type="dxa" w:w="567"/>
+            <w:tcW w:type="dxa" w:w="900"/>
           </w:tcPr>
           <w:p>
             <w:r>
@@ -5786,6 +5799,19 @@
         </w:tc>
       </w:tr>
     </w:tbl>
+    <w:p>
+      <w:pPr>
+        <w:spacing w:before="0" w:after="0" w:line="20" w:lineRule="exact"/>
+        <w:rPr>
+          <w:sz w:val="2"/>
+          <w:szCs w:val="2"/>
+        </w:rPr>
+        <w:sectPr>
+          <w:pgSz w:w="15840" w:h="12240" w:orient="landscape"/>
+          <w:pgMar w:top="1440" w:right="720" w:bottom="1440" w:left="720"/>
+        </w:sectPr>
+      </w:pPr>
+    </w:p>
     <w:p/>
     <w:p>
       <w:pPr>

--- a/app/templates/PLI_M12.docx
+++ b/app/templates/PLI_M12.docx
@@ -4780,21 +4780,9 @@
     </w:p>
     <w:p>
       <w:pPr>
-        <w:spacing w:before="120"/>
-      </w:pPr>
-      <w:r>
-        <w:rPr>
-          <w:rFonts w:ascii="Arial" w:hAnsi="Arial" w:cs="Arial"/>
-          <w:sz w:val="24"/>
-          <w:sz-cs w:val="24"/>
-        </w:rPr>
-        <w:t xml:space="preserve">Thông tin về người đại diện theo ủy quyền sau khi thay đổi:</w:t>
-      </w:r>
-    </w:p>
-    <w:p>
-      <w:pPr>
         <w:spacing w:before="0" w:after="0" w:line="20" w:lineRule="exact"/>
         <w:rPr>
+          <w:vanish/>
           <w:sz w:val="2"/>
           <w:szCs w:val="2"/>
         </w:rPr>
@@ -4803,6 +4791,19 @@
           <w:pgMar w:top="1440" w:right="1800" w:bottom="1440" w:left="1800"/>
         </w:sectPr>
       </w:pPr>
+    </w:p>
+    <w:p>
+      <w:pPr>
+        <w:spacing w:before="120"/>
+      </w:pPr>
+      <w:r>
+        <w:rPr>
+          <w:rFonts w:ascii="Arial" w:hAnsi="Arial" w:cs="Arial"/>
+          <w:sz w:val="24"/>
+          <w:sz-cs w:val="24"/>
+        </w:rPr>
+        <w:t xml:space="preserve">Thông tin về người đại diện theo ủy quyền sau khi thay đổi:</w:t>
+      </w:r>
     </w:p>
     <w:tbl xmlns:ns0="urn:orca:p1b-temp">
       <w:tblPr>
@@ -5803,6 +5804,7 @@
       <w:pPr>
         <w:spacing w:before="0" w:after="0" w:line="20" w:lineRule="exact"/>
         <w:rPr>
+          <w:vanish/>
           <w:sz w:val="2"/>
           <w:szCs w:val="2"/>
         </w:rPr>

--- a/app/templates/PLI_M12.docx
+++ b/app/templates/PLI_M12.docx
@@ -284,6 +284,14 @@
           <w:sz w:val="24"/>
           <w:sz-cs w:val="24"/>
         </w:rPr>
+        <w:t xml:space="preserve">{chk_tt_tach_dn} </w:t>
+      </w:r>
+      <w:r>
+        <w:rPr>
+          <w:rFonts w:ascii="Arial" w:hAnsi="Arial" w:cs="Arial"/>
+          <w:sz w:val="24"/>
+          <w:sz-cs w:val="24"/>
+        </w:rPr>
         <w:t xml:space="preserve">- Đăng ký thay đổi trên cơ sở tách doanh nghiệp</w:t>
       </w:r>
     </w:p>
@@ -297,13 +305,8 @@
           <w:sz w:val="24"/>
           <w:sz-cs w:val="24"/>
         </w:rPr>
-        <w:t>{chk_tt_tach_dn}</w:t>
-      </w:r>
-    </w:p>
-    <w:p>
-      <w:pPr>
-        <w:spacing w:before="120"/>
-      </w:pPr>
+        <w:t xml:space="preserve">{chk_tt_sap_nhap_dn} </w:t>
+      </w:r>
       <w:r>
         <w:rPr>
           <w:rFonts w:ascii="Arial" w:hAnsi="Arial" w:cs="Arial"/>
@@ -311,19 +314,6 @@
           <w:sz-cs w:val="24"/>
         </w:rPr>
         <w:t xml:space="preserve">- Đăng ký thay đổi trên cơ sở sáp nhập doanh nghiệp</w:t>
-      </w:r>
-    </w:p>
-    <w:p>
-      <w:pPr>
-        <w:spacing w:before="120"/>
-      </w:pPr>
-      <w:r>
-        <w:rPr>
-          <w:rFonts w:ascii="Arial" w:hAnsi="Arial" w:cs="Arial"/>
-          <w:sz w:val="24"/>
-          <w:sz-cs w:val="24"/>
-        </w:rPr>
-        <w:t>{chk_tt_sap_nhap_dn}</w:t>
       </w:r>
     </w:p>
     <w:p>
@@ -915,6 +905,14 @@
           <w:sz w:val="24"/>
           <w:sz-cs w:val="24"/>
         </w:rPr>
+        <w:t xml:space="preserve">{chk_khu_cong_nghiep} </w:t>
+      </w:r>
+      <w:r>
+        <w:rPr>
+          <w:rFonts w:ascii="Arial" w:hAnsi="Arial" w:cs="Arial"/>
+          <w:sz w:val="24"/>
+          <w:sz-cs w:val="24"/>
+        </w:rPr>
         <w:t xml:space="preserve">Khu công nghiệp</w:t>
       </w:r>
     </w:p>
@@ -928,13 +926,8 @@
           <w:sz w:val="24"/>
           <w:sz-cs w:val="24"/>
         </w:rPr>
-        <w:t>{chk_khu_cong_nghiep}</w:t>
-      </w:r>
-    </w:p>
-    <w:p>
-      <w:pPr>
-        <w:spacing w:before="120"/>
-      </w:pPr>
+        <w:t xml:space="preserve">{chk_khu_che_xuat} </w:t>
+      </w:r>
       <w:r>
         <w:rPr>
           <w:rFonts w:ascii="Arial" w:hAnsi="Arial" w:cs="Arial"/>
@@ -954,13 +947,8 @@
           <w:sz w:val="24"/>
           <w:sz-cs w:val="24"/>
         </w:rPr>
-        <w:t>{chk_khu_che_xuat}</w:t>
-      </w:r>
-    </w:p>
-    <w:p>
-      <w:pPr>
-        <w:spacing w:before="120"/>
-      </w:pPr>
+        <w:t xml:space="preserve">{chk_khu_kinh_te} </w:t>
+      </w:r>
       <w:r>
         <w:rPr>
           <w:rFonts w:ascii="Arial" w:hAnsi="Arial" w:cs="Arial"/>
@@ -980,13 +968,8 @@
           <w:sz w:val="24"/>
           <w:sz-cs w:val="24"/>
         </w:rPr>
-        <w:t>{chk_khu_kinh_te}</w:t>
-      </w:r>
-    </w:p>
-    <w:p>
-      <w:pPr>
-        <w:spacing w:before="120"/>
-      </w:pPr>
+        <w:t xml:space="preserve">{chk_khu_cong_nghe_cao} </w:t>
+      </w:r>
       <w:r>
         <w:rPr>
           <w:rFonts w:ascii="Arial" w:hAnsi="Arial" w:cs="Arial"/>
@@ -994,19 +977,6 @@
           <w:sz-cs w:val="24"/>
         </w:rPr>
         <w:t xml:space="preserve">Khu công nghệ cao</w:t>
-      </w:r>
-    </w:p>
-    <w:p>
-      <w:pPr>
-        <w:spacing w:before="120"/>
-      </w:pPr>
-      <w:r>
-        <w:rPr>
-          <w:rFonts w:ascii="Arial" w:hAnsi="Arial" w:cs="Arial"/>
-          <w:sz w:val="24"/>
-          <w:sz-cs w:val="24"/>
-        </w:rPr>
-        <w:t>{chk_khu_cong_nghe_cao}</w:t>
       </w:r>
     </w:p>
     <w:p>
@@ -6752,6 +6722,14 @@
           <w:sz w:val="24"/>
           <w:sz-cs w:val="24"/>
         </w:rPr>
+        <w:t xml:space="preserve">{chk_ht_doc_lap} </w:t>
+      </w:r>
+      <w:r>
+        <w:rPr>
+          <w:rFonts w:ascii="Arial" w:hAnsi="Arial" w:cs="Arial"/>
+          <w:sz w:val="24"/>
+          <w:sz-cs w:val="24"/>
+        </w:rPr>
         <w:t xml:space="preserve">Hạch toán độc lập</w:t>
       </w:r>
     </w:p>
@@ -6765,19 +6743,6 @@
           <w:sz w:val="24"/>
           <w:sz-cs w:val="24"/>
         </w:rPr>
-        <w:t>{chk_ht_doc_lap}</w:t>
-      </w:r>
-    </w:p>
-    <w:p>
-      <w:pPr>
-        <w:spacing w:before="120"/>
-      </w:pPr>
-      <w:r>
-        <w:rPr>
-          <w:rFonts w:ascii="Arial" w:hAnsi="Arial" w:cs="Arial"/>
-          <w:sz w:val="24"/>
-          <w:sz-cs w:val="24"/>
-        </w:rPr>
         <w:t xml:space="preserve"/>
       </w:r>
     </w:p>
@@ -6817,6 +6782,14 @@
           <w:sz w:val="24"/>
           <w:sz-cs w:val="24"/>
         </w:rPr>
+        <w:t xml:space="preserve">{chk_ht_phu_thuoc} </w:t>
+      </w:r>
+      <w:r>
+        <w:rPr>
+          <w:rFonts w:ascii="Arial" w:hAnsi="Arial" w:cs="Arial"/>
+          <w:sz w:val="24"/>
+          <w:sz-cs w:val="24"/>
+        </w:rPr>
         <w:t xml:space="preserve">Hạch toán phụ thuộc</w:t>
       </w:r>
     </w:p>
@@ -6830,19 +6803,6 @@
           <w:sz w:val="24"/>
           <w:sz-cs w:val="24"/>
         </w:rPr>
-        <w:t>{chk_ht_phu_thuoc}</w:t>
-      </w:r>
-    </w:p>
-    <w:p>
-      <w:pPr>
-        <w:spacing w:before="120"/>
-      </w:pPr>
-      <w:r>
-        <w:rPr>
-          <w:rFonts w:ascii="Arial" w:hAnsi="Arial" w:cs="Arial"/>
-          <w:sz w:val="24"/>
-          <w:sz-cs w:val="24"/>
-        </w:rPr>
         <w:t xml:space="preserve"/>
       </w:r>
     </w:p>
@@ -7170,24 +7130,19 @@
           <w:sz w:val="24"/>
           <w:sz-cs w:val="24"/>
         </w:rPr>
+        <w:t xml:space="preserve">{chk_gtgt_khoan_tru} </w:t>
+      </w:r>
+      <w:r>
+        <w:rPr>
+          <w:rFonts w:ascii="Arial" w:hAnsi="Arial" w:cs="Arial"/>
+          <w:sz w:val="24"/>
+          <w:sz-cs w:val="24"/>
+        </w:rPr>
         <w:t xml:space="preserve">Khấu trừ</w:t>
       </w:r>
     </w:p>
     <w:p>
       <w:pPr>
-        <w:spacing w:before="120"/>
-      </w:pPr>
-      <w:r>
-        <w:rPr>
-          <w:rFonts w:ascii="Arial" w:hAnsi="Arial" w:cs="Arial"/>
-          <w:sz w:val="24"/>
-          <w:sz-cs w:val="24"/>
-        </w:rPr>
-        <w:t>{chk_gtgt_khoan_tru}</w:t>
-      </w:r>
-    </w:p>
-    <w:p>
-      <w:pPr>
         <w:spacing w:after="120"/>
       </w:pPr>
       <w:r>
@@ -7209,24 +7164,19 @@
           <w:sz w:val="24"/>
           <w:sz-cs w:val="24"/>
         </w:rPr>
+        <w:t xml:space="preserve">{chk_gtgt_truc_tiep_tren_gtgt} </w:t>
+      </w:r>
+      <w:r>
+        <w:rPr>
+          <w:rFonts w:ascii="Arial" w:hAnsi="Arial" w:cs="Arial"/>
+          <w:sz w:val="24"/>
+          <w:sz-cs w:val="24"/>
+        </w:rPr>
         <w:t xml:space="preserve">Trực tiếp trên GTGT</w:t>
       </w:r>
     </w:p>
     <w:p>
       <w:pPr>
-        <w:spacing w:before="120"/>
-      </w:pPr>
-      <w:r>
-        <w:rPr>
-          <w:rFonts w:ascii="Arial" w:hAnsi="Arial" w:cs="Arial"/>
-          <w:sz w:val="24"/>
-          <w:sz-cs w:val="24"/>
-        </w:rPr>
-        <w:t>{chk_gtgt_truc_tiep_tren_gtgt}</w:t>
-      </w:r>
-    </w:p>
-    <w:p>
-      <w:pPr>
         <w:spacing w:after="120"/>
       </w:pPr>
       <w:r>
@@ -7248,24 +7198,19 @@
           <w:sz w:val="24"/>
           <w:sz-cs w:val="24"/>
         </w:rPr>
+        <w:t xml:space="preserve">{chk_gtgt_truc_tiep_doanh_so} </w:t>
+      </w:r>
+      <w:r>
+        <w:rPr>
+          <w:rFonts w:ascii="Arial" w:hAnsi="Arial" w:cs="Arial"/>
+          <w:sz w:val="24"/>
+          <w:sz-cs w:val="24"/>
+        </w:rPr>
         <w:t xml:space="preserve">Trực tiếp trên doanh số</w:t>
       </w:r>
     </w:p>
     <w:p>
       <w:pPr>
-        <w:spacing w:before="120"/>
-      </w:pPr>
-      <w:r>
-        <w:rPr>
-          <w:rFonts w:ascii="Arial" w:hAnsi="Arial" w:cs="Arial"/>
-          <w:sz w:val="24"/>
-          <w:sz-cs w:val="24"/>
-        </w:rPr>
-        <w:t>{chk_gtgt_truc_tiep_doanh_so}</w:t>
-      </w:r>
-    </w:p>
-    <w:p>
-      <w:pPr>
         <w:spacing w:after="120"/>
       </w:pPr>
       <w:r>
@@ -7287,20 +7232,15 @@
           <w:sz w:val="24"/>
           <w:sz-cs w:val="24"/>
         </w:rPr>
+        <w:t xml:space="preserve">{chk_gtgt_khong_phai_nop} </w:t>
+      </w:r>
+      <w:r>
+        <w:rPr>
+          <w:rFonts w:ascii="Arial" w:hAnsi="Arial" w:cs="Arial"/>
+          <w:sz w:val="24"/>
+          <w:sz-cs w:val="24"/>
+        </w:rPr>
         <w:t xml:space="preserve">Không phải nộp thuế GTGT</w:t>
-      </w:r>
-    </w:p>
-    <w:p>
-      <w:pPr>
-        <w:spacing w:before="120"/>
-      </w:pPr>
-      <w:r>
-        <w:rPr>
-          <w:rFonts w:ascii="Arial" w:hAnsi="Arial" w:cs="Arial"/>
-          <w:sz w:val="24"/>
-          <w:sz-cs w:val="24"/>
-        </w:rPr>
-        <w:t>{chk_gtgt_khong_phai_nop}</w:t>
       </w:r>
     </w:p>
     <w:p>

--- a/app/templates/PLI_M12.docx
+++ b/app/templates/PLI_M12.docx
@@ -4790,19 +4790,19 @@
       </w:tblPr>
       <w:tblGrid>
         <w:gridCol w:w="900"/>
-        <w:gridCol w:w="1761"/>
+        <w:gridCol w:w="1010"/>
+        <w:gridCol w:w="982"/>
+        <w:gridCol w:w="920"/>
         <w:gridCol w:w="900"/>
+        <w:gridCol w:w="1131"/>
+        <w:gridCol w:w="901"/>
+        <w:gridCol w:w="905"/>
+        <w:gridCol w:w="1009"/>
+        <w:gridCol w:w="904"/>
+        <w:gridCol w:w="982"/>
+        <w:gridCol w:w="1073"/>
         <w:gridCol w:w="900"/>
-        <w:gridCol w:w="900"/>
-        <w:gridCol w:w="913"/>
-        <w:gridCol w:w="913"/>
-        <w:gridCol w:w="913"/>
-        <w:gridCol w:w="900"/>
-        <w:gridCol w:w="900"/>
-        <w:gridCol w:w="900"/>
-        <w:gridCol w:w="900"/>
-        <w:gridCol w:w="900"/>
-        <w:gridCol w:w="900"/>
+        <w:gridCol w:w="983"/>
         <w:gridCol w:w="900"/>
       </w:tblGrid>
       <w:tr>
@@ -4822,7 +4822,7 @@
         </w:tc>
         <w:tc>
           <w:tcPr>
-            <w:tcW w:type="dxa" w:w="1761"/>
+            <w:tcW w:type="dxa" w:w="1010"/>
             <w:vMerge w:val="restart"/>
           </w:tcPr>
           <w:p>
@@ -4836,7 +4836,7 @@
         </w:tc>
         <w:tc>
           <w:tcPr>
-            <w:tcW w:type="dxa" w:w="900"/>
+            <w:tcW w:type="dxa" w:w="982"/>
             <w:vMerge w:val="restart"/>
           </w:tcPr>
           <w:p>
@@ -4850,7 +4850,7 @@
         </w:tc>
         <w:tc>
           <w:tcPr>
-            <w:tcW w:type="dxa" w:w="900"/>
+            <w:tcW w:type="dxa" w:w="920"/>
             <w:vMerge w:val="restart"/>
           </w:tcPr>
           <w:p>
@@ -4878,7 +4878,7 @@
         </w:tc>
         <w:tc>
           <w:tcPr>
-            <w:tcW w:type="dxa" w:w="2739"/>
+            <w:tcW w:type="dxa" w:w="2937"/>
             <w:gridSpan w:val="3"/>
           </w:tcPr>
           <w:p>
@@ -4892,7 +4892,7 @@
         </w:tc>
         <w:tc>
           <w:tcPr>
-            <w:tcW w:type="dxa" w:w="900"/>
+            <w:tcW w:type="dxa" w:w="1009"/>
             <w:vMerge w:val="restart"/>
           </w:tcPr>
           <w:p>
@@ -4906,7 +4906,7 @@
         </w:tc>
         <w:tc>
           <w:tcPr>
-            <w:tcW w:type="dxa" w:w="900"/>
+            <w:tcW w:type="dxa" w:w="904"/>
             <w:vMerge w:val="restart"/>
           </w:tcPr>
           <w:p>
@@ -4920,7 +4920,7 @@
         </w:tc>
         <w:tc>
           <w:tcPr>
-            <w:tcW w:type="dxa" w:w="900"/>
+            <w:tcW w:type="dxa" w:w="982"/>
             <w:vMerge w:val="restart"/>
           </w:tcPr>
           <w:p>
@@ -4934,7 +4934,7 @@
         </w:tc>
         <w:tc>
           <w:tcPr>
-            <w:tcW w:type="dxa" w:w="1800"/>
+            <w:tcW w:type="dxa" w:w="1973"/>
             <w:gridSpan w:val="2"/>
           </w:tcPr>
           <w:p>
@@ -4948,7 +4948,7 @@
         </w:tc>
         <w:tc>
           <w:tcPr>
-            <w:tcW w:type="dxa" w:w="900"/>
+            <w:tcW w:type="dxa" w:w="983"/>
             <w:vMerge w:val="restart"/>
           </w:tcPr>
           <w:p>
@@ -4985,7 +4985,21 @@
         </w:tc>
         <w:tc>
           <w:tcPr>
-            <w:tcW w:type="dxa" w:w="1761"/>
+            <w:tcW w:type="dxa" w:w="1010"/>
+            <w:vMerge/>
+          </w:tcPr>
+          <w:p/>
+        </w:tc>
+        <w:tc>
+          <w:tcPr>
+            <w:tcW w:type="dxa" w:w="982"/>
+            <w:vMerge/>
+          </w:tcPr>
+          <w:p/>
+        </w:tc>
+        <w:tc>
+          <w:tcPr>
+            <w:tcW w:type="dxa" w:w="920"/>
             <w:vMerge/>
           </w:tcPr>
           <w:p/>
@@ -4999,21 +5013,7 @@
         </w:tc>
         <w:tc>
           <w:tcPr>
-            <w:tcW w:type="dxa" w:w="900"/>
-            <w:vMerge/>
-          </w:tcPr>
-          <w:p/>
-        </w:tc>
-        <w:tc>
-          <w:tcPr>
-            <w:tcW w:type="dxa" w:w="900"/>
-            <w:vMerge/>
-          </w:tcPr>
-          <w:p/>
-        </w:tc>
-        <w:tc>
-          <w:tcPr>
-            <w:tcW w:type="dxa" w:w="913"/>
+            <w:tcW w:type="dxa" w:w="1131"/>
           </w:tcPr>
           <w:p>
             <w:r>
@@ -5026,7 +5026,7 @@
         </w:tc>
         <w:tc>
           <w:tcPr>
-            <w:tcW w:type="dxa" w:w="913"/>
+            <w:tcW w:type="dxa" w:w="901"/>
           </w:tcPr>
           <w:p>
             <w:r>
@@ -5039,7 +5039,7 @@
         </w:tc>
         <w:tc>
           <w:tcPr>
-            <w:tcW w:type="dxa" w:w="913"/>
+            <w:tcW w:type="dxa" w:w="905"/>
           </w:tcPr>
           <w:p>
             <w:r>
@@ -5052,28 +5052,28 @@
         </w:tc>
         <w:tc>
           <w:tcPr>
-            <w:tcW w:type="dxa" w:w="900"/>
+            <w:tcW w:type="dxa" w:w="1009"/>
             <w:vMerge/>
           </w:tcPr>
           <w:p/>
         </w:tc>
         <w:tc>
           <w:tcPr>
-            <w:tcW w:type="dxa" w:w="900"/>
+            <w:tcW w:type="dxa" w:w="904"/>
             <w:vMerge/>
           </w:tcPr>
           <w:p/>
         </w:tc>
         <w:tc>
           <w:tcPr>
-            <w:tcW w:type="dxa" w:w="900"/>
+            <w:tcW w:type="dxa" w:w="982"/>
             <w:vMerge/>
           </w:tcPr>
           <w:p/>
         </w:tc>
         <w:tc>
           <w:tcPr>
-            <w:tcW w:type="dxa" w:w="900"/>
+            <w:tcW w:type="dxa" w:w="1073"/>
           </w:tcPr>
           <w:p>
             <w:r>
@@ -5099,18 +5099,18 @@
         </w:tc>
         <w:tc>
           <w:tcPr>
+            <w:tcW w:type="dxa" w:w="983"/>
+            <w:vMerge/>
+          </w:tcPr>
+          <w:p/>
+        </w:tc>
+        <w:tc>
+          <w:tcPr>
             <w:tcW w:type="dxa" w:w="900"/>
             <w:vMerge/>
           </w:tcPr>
           <w:p/>
         </w:tc>
-        <w:tc>
-          <w:tcPr>
-            <w:tcW w:type="dxa" w:w="900"/>
-            <w:vMerge/>
-          </w:tcPr>
-          <w:p/>
-        </w:tc>
       </w:tr>
       <w:tr>
         <w:tc>
@@ -5121,7 +5121,19 @@
         </w:tc>
         <w:tc>
           <w:tcPr>
-            <w:tcW w:type="dxa" w:w="1761"/>
+            <w:tcW w:type="dxa" w:w="1010"/>
+          </w:tcPr>
+          <w:p/>
+        </w:tc>
+        <w:tc>
+          <w:tcPr>
+            <w:tcW w:type="dxa" w:w="982"/>
+          </w:tcPr>
+          <w:p/>
+        </w:tc>
+        <w:tc>
+          <w:tcPr>
+            <w:tcW w:type="dxa" w:w="920"/>
           </w:tcPr>
           <w:p/>
         </w:tc>
@@ -5133,67 +5145,55 @@
         </w:tc>
         <w:tc>
           <w:tcPr>
+            <w:tcW w:type="dxa" w:w="1131"/>
+          </w:tcPr>
+          <w:p/>
+        </w:tc>
+        <w:tc>
+          <w:tcPr>
+            <w:tcW w:type="dxa" w:w="901"/>
+          </w:tcPr>
+          <w:p/>
+        </w:tc>
+        <w:tc>
+          <w:tcPr>
+            <w:tcW w:type="dxa" w:w="905"/>
+          </w:tcPr>
+          <w:p/>
+        </w:tc>
+        <w:tc>
+          <w:tcPr>
+            <w:tcW w:type="dxa" w:w="1009"/>
+          </w:tcPr>
+          <w:p/>
+        </w:tc>
+        <w:tc>
+          <w:tcPr>
+            <w:tcW w:type="dxa" w:w="904"/>
+          </w:tcPr>
+          <w:p/>
+        </w:tc>
+        <w:tc>
+          <w:tcPr>
+            <w:tcW w:type="dxa" w:w="982"/>
+          </w:tcPr>
+          <w:p/>
+        </w:tc>
+        <w:tc>
+          <w:tcPr>
+            <w:tcW w:type="dxa" w:w="1073"/>
+          </w:tcPr>
+          <w:p/>
+        </w:tc>
+        <w:tc>
+          <w:tcPr>
             <w:tcW w:type="dxa" w:w="900"/>
           </w:tcPr>
           <w:p/>
         </w:tc>
         <w:tc>
           <w:tcPr>
-            <w:tcW w:type="dxa" w:w="900"/>
-          </w:tcPr>
-          <w:p/>
-        </w:tc>
-        <w:tc>
-          <w:tcPr>
-            <w:tcW w:type="dxa" w:w="913"/>
-          </w:tcPr>
-          <w:p/>
-        </w:tc>
-        <w:tc>
-          <w:tcPr>
-            <w:tcW w:type="dxa" w:w="913"/>
-          </w:tcPr>
-          <w:p/>
-        </w:tc>
-        <w:tc>
-          <w:tcPr>
-            <w:tcW w:type="dxa" w:w="913"/>
-          </w:tcPr>
-          <w:p/>
-        </w:tc>
-        <w:tc>
-          <w:tcPr>
-            <w:tcW w:type="dxa" w:w="900"/>
-          </w:tcPr>
-          <w:p/>
-        </w:tc>
-        <w:tc>
-          <w:tcPr>
-            <w:tcW w:type="dxa" w:w="900"/>
-          </w:tcPr>
-          <w:p/>
-        </w:tc>
-        <w:tc>
-          <w:tcPr>
-            <w:tcW w:type="dxa" w:w="900"/>
-          </w:tcPr>
-          <w:p/>
-        </w:tc>
-        <w:tc>
-          <w:tcPr>
-            <w:tcW w:type="dxa" w:w="900"/>
-          </w:tcPr>
-          <w:p/>
-        </w:tc>
-        <w:tc>
-          <w:tcPr>
-            <w:tcW w:type="dxa" w:w="900"/>
-          </w:tcPr>
-          <w:p/>
-        </w:tc>
-        <w:tc>
-          <w:tcPr>
-            <w:tcW w:type="dxa" w:w="900"/>
+            <w:tcW w:type="dxa" w:w="983"/>
           </w:tcPr>
           <w:p/>
         </w:tc>
@@ -5213,7 +5213,19 @@
         </w:tc>
         <w:tc>
           <w:tcPr>
-            <w:tcW w:type="dxa" w:w="1761"/>
+            <w:tcW w:type="dxa" w:w="1010"/>
+          </w:tcPr>
+          <w:p/>
+        </w:tc>
+        <w:tc>
+          <w:tcPr>
+            <w:tcW w:type="dxa" w:w="982"/>
+          </w:tcPr>
+          <w:p/>
+        </w:tc>
+        <w:tc>
+          <w:tcPr>
+            <w:tcW w:type="dxa" w:w="920"/>
           </w:tcPr>
           <w:p/>
         </w:tc>
@@ -5225,67 +5237,55 @@
         </w:tc>
         <w:tc>
           <w:tcPr>
+            <w:tcW w:type="dxa" w:w="1131"/>
+          </w:tcPr>
+          <w:p/>
+        </w:tc>
+        <w:tc>
+          <w:tcPr>
+            <w:tcW w:type="dxa" w:w="901"/>
+          </w:tcPr>
+          <w:p/>
+        </w:tc>
+        <w:tc>
+          <w:tcPr>
+            <w:tcW w:type="dxa" w:w="905"/>
+          </w:tcPr>
+          <w:p/>
+        </w:tc>
+        <w:tc>
+          <w:tcPr>
+            <w:tcW w:type="dxa" w:w="1009"/>
+          </w:tcPr>
+          <w:p/>
+        </w:tc>
+        <w:tc>
+          <w:tcPr>
+            <w:tcW w:type="dxa" w:w="904"/>
+          </w:tcPr>
+          <w:p/>
+        </w:tc>
+        <w:tc>
+          <w:tcPr>
+            <w:tcW w:type="dxa" w:w="982"/>
+          </w:tcPr>
+          <w:p/>
+        </w:tc>
+        <w:tc>
+          <w:tcPr>
+            <w:tcW w:type="dxa" w:w="1073"/>
+          </w:tcPr>
+          <w:p/>
+        </w:tc>
+        <w:tc>
+          <w:tcPr>
             <w:tcW w:type="dxa" w:w="900"/>
           </w:tcPr>
           <w:p/>
         </w:tc>
         <w:tc>
           <w:tcPr>
-            <w:tcW w:type="dxa" w:w="900"/>
-          </w:tcPr>
-          <w:p/>
-        </w:tc>
-        <w:tc>
-          <w:tcPr>
-            <w:tcW w:type="dxa" w:w="913"/>
-          </w:tcPr>
-          <w:p/>
-        </w:tc>
-        <w:tc>
-          <w:tcPr>
-            <w:tcW w:type="dxa" w:w="913"/>
-          </w:tcPr>
-          <w:p/>
-        </w:tc>
-        <w:tc>
-          <w:tcPr>
-            <w:tcW w:type="dxa" w:w="913"/>
-          </w:tcPr>
-          <w:p/>
-        </w:tc>
-        <w:tc>
-          <w:tcPr>
-            <w:tcW w:type="dxa" w:w="900"/>
-          </w:tcPr>
-          <w:p/>
-        </w:tc>
-        <w:tc>
-          <w:tcPr>
-            <w:tcW w:type="dxa" w:w="900"/>
-          </w:tcPr>
-          <w:p/>
-        </w:tc>
-        <w:tc>
-          <w:tcPr>
-            <w:tcW w:type="dxa" w:w="900"/>
-          </w:tcPr>
-          <w:p/>
-        </w:tc>
-        <w:tc>
-          <w:tcPr>
-            <w:tcW w:type="dxa" w:w="900"/>
-          </w:tcPr>
-          <w:p/>
-        </w:tc>
-        <w:tc>
-          <w:tcPr>
-            <w:tcW w:type="dxa" w:w="900"/>
-          </w:tcPr>
-          <w:p/>
-        </w:tc>
-        <w:tc>
-          <w:tcPr>
-            <w:tcW w:type="dxa" w:w="900"/>
+            <w:tcW w:type="dxa" w:w="983"/>
           </w:tcPr>
           <w:p/>
         </w:tc>
@@ -5305,7 +5305,19 @@
         </w:tc>
         <w:tc>
           <w:tcPr>
-            <w:tcW w:type="dxa" w:w="1761"/>
+            <w:tcW w:type="dxa" w:w="1010"/>
+          </w:tcPr>
+          <w:p/>
+        </w:tc>
+        <w:tc>
+          <w:tcPr>
+            <w:tcW w:type="dxa" w:w="982"/>
+          </w:tcPr>
+          <w:p/>
+        </w:tc>
+        <w:tc>
+          <w:tcPr>
+            <w:tcW w:type="dxa" w:w="920"/>
           </w:tcPr>
           <w:p/>
         </w:tc>
@@ -5317,67 +5329,55 @@
         </w:tc>
         <w:tc>
           <w:tcPr>
+            <w:tcW w:type="dxa" w:w="1131"/>
+          </w:tcPr>
+          <w:p/>
+        </w:tc>
+        <w:tc>
+          <w:tcPr>
+            <w:tcW w:type="dxa" w:w="901"/>
+          </w:tcPr>
+          <w:p/>
+        </w:tc>
+        <w:tc>
+          <w:tcPr>
+            <w:tcW w:type="dxa" w:w="905"/>
+          </w:tcPr>
+          <w:p/>
+        </w:tc>
+        <w:tc>
+          <w:tcPr>
+            <w:tcW w:type="dxa" w:w="1009"/>
+          </w:tcPr>
+          <w:p/>
+        </w:tc>
+        <w:tc>
+          <w:tcPr>
+            <w:tcW w:type="dxa" w:w="904"/>
+          </w:tcPr>
+          <w:p/>
+        </w:tc>
+        <w:tc>
+          <w:tcPr>
+            <w:tcW w:type="dxa" w:w="982"/>
+          </w:tcPr>
+          <w:p/>
+        </w:tc>
+        <w:tc>
+          <w:tcPr>
+            <w:tcW w:type="dxa" w:w="1073"/>
+          </w:tcPr>
+          <w:p/>
+        </w:tc>
+        <w:tc>
+          <w:tcPr>
             <w:tcW w:type="dxa" w:w="900"/>
           </w:tcPr>
           <w:p/>
         </w:tc>
         <w:tc>
           <w:tcPr>
-            <w:tcW w:type="dxa" w:w="900"/>
-          </w:tcPr>
-          <w:p/>
-        </w:tc>
-        <w:tc>
-          <w:tcPr>
-            <w:tcW w:type="dxa" w:w="913"/>
-          </w:tcPr>
-          <w:p/>
-        </w:tc>
-        <w:tc>
-          <w:tcPr>
-            <w:tcW w:type="dxa" w:w="913"/>
-          </w:tcPr>
-          <w:p/>
-        </w:tc>
-        <w:tc>
-          <w:tcPr>
-            <w:tcW w:type="dxa" w:w="913"/>
-          </w:tcPr>
-          <w:p/>
-        </w:tc>
-        <w:tc>
-          <w:tcPr>
-            <w:tcW w:type="dxa" w:w="900"/>
-          </w:tcPr>
-          <w:p/>
-        </w:tc>
-        <w:tc>
-          <w:tcPr>
-            <w:tcW w:type="dxa" w:w="900"/>
-          </w:tcPr>
-          <w:p/>
-        </w:tc>
-        <w:tc>
-          <w:tcPr>
-            <w:tcW w:type="dxa" w:w="900"/>
-          </w:tcPr>
-          <w:p/>
-        </w:tc>
-        <w:tc>
-          <w:tcPr>
-            <w:tcW w:type="dxa" w:w="900"/>
-          </w:tcPr>
-          <w:p/>
-        </w:tc>
-        <w:tc>
-          <w:tcPr>
-            <w:tcW w:type="dxa" w:w="900"/>
-          </w:tcPr>
-          <w:p/>
-        </w:tc>
-        <w:tc>
-          <w:tcPr>
-            <w:tcW w:type="dxa" w:w="900"/>
+            <w:tcW w:type="dxa" w:w="983"/>
           </w:tcPr>
           <w:p/>
         </w:tc>
@@ -5397,7 +5397,19 @@
         </w:tc>
         <w:tc>
           <w:tcPr>
-            <w:tcW w:type="dxa" w:w="1761"/>
+            <w:tcW w:type="dxa" w:w="1010"/>
+          </w:tcPr>
+          <w:p/>
+        </w:tc>
+        <w:tc>
+          <w:tcPr>
+            <w:tcW w:type="dxa" w:w="982"/>
+          </w:tcPr>
+          <w:p/>
+        </w:tc>
+        <w:tc>
+          <w:tcPr>
+            <w:tcW w:type="dxa" w:w="920"/>
           </w:tcPr>
           <w:p/>
         </w:tc>
@@ -5409,67 +5421,55 @@
         </w:tc>
         <w:tc>
           <w:tcPr>
+            <w:tcW w:type="dxa" w:w="1131"/>
+          </w:tcPr>
+          <w:p/>
+        </w:tc>
+        <w:tc>
+          <w:tcPr>
+            <w:tcW w:type="dxa" w:w="901"/>
+          </w:tcPr>
+          <w:p/>
+        </w:tc>
+        <w:tc>
+          <w:tcPr>
+            <w:tcW w:type="dxa" w:w="905"/>
+          </w:tcPr>
+          <w:p/>
+        </w:tc>
+        <w:tc>
+          <w:tcPr>
+            <w:tcW w:type="dxa" w:w="1009"/>
+          </w:tcPr>
+          <w:p/>
+        </w:tc>
+        <w:tc>
+          <w:tcPr>
+            <w:tcW w:type="dxa" w:w="904"/>
+          </w:tcPr>
+          <w:p/>
+        </w:tc>
+        <w:tc>
+          <w:tcPr>
+            <w:tcW w:type="dxa" w:w="982"/>
+          </w:tcPr>
+          <w:p/>
+        </w:tc>
+        <w:tc>
+          <w:tcPr>
+            <w:tcW w:type="dxa" w:w="1073"/>
+          </w:tcPr>
+          <w:p/>
+        </w:tc>
+        <w:tc>
+          <w:tcPr>
             <w:tcW w:type="dxa" w:w="900"/>
           </w:tcPr>
           <w:p/>
         </w:tc>
         <w:tc>
           <w:tcPr>
-            <w:tcW w:type="dxa" w:w="900"/>
-          </w:tcPr>
-          <w:p/>
-        </w:tc>
-        <w:tc>
-          <w:tcPr>
-            <w:tcW w:type="dxa" w:w="913"/>
-          </w:tcPr>
-          <w:p/>
-        </w:tc>
-        <w:tc>
-          <w:tcPr>
-            <w:tcW w:type="dxa" w:w="913"/>
-          </w:tcPr>
-          <w:p/>
-        </w:tc>
-        <w:tc>
-          <w:tcPr>
-            <w:tcW w:type="dxa" w:w="913"/>
-          </w:tcPr>
-          <w:p/>
-        </w:tc>
-        <w:tc>
-          <w:tcPr>
-            <w:tcW w:type="dxa" w:w="900"/>
-          </w:tcPr>
-          <w:p/>
-        </w:tc>
-        <w:tc>
-          <w:tcPr>
-            <w:tcW w:type="dxa" w:w="900"/>
-          </w:tcPr>
-          <w:p/>
-        </w:tc>
-        <w:tc>
-          <w:tcPr>
-            <w:tcW w:type="dxa" w:w="900"/>
-          </w:tcPr>
-          <w:p/>
-        </w:tc>
-        <w:tc>
-          <w:tcPr>
-            <w:tcW w:type="dxa" w:w="900"/>
-          </w:tcPr>
-          <w:p/>
-        </w:tc>
-        <w:tc>
-          <w:tcPr>
-            <w:tcW w:type="dxa" w:w="900"/>
-          </w:tcPr>
-          <w:p/>
-        </w:tc>
-        <w:tc>
-          <w:tcPr>
-            <w:tcW w:type="dxa" w:w="900"/>
+            <w:tcW w:type="dxa" w:w="983"/>
           </w:tcPr>
           <w:p/>
         </w:tc>
@@ -5489,7 +5489,19 @@
         </w:tc>
         <w:tc>
           <w:tcPr>
-            <w:tcW w:type="dxa" w:w="1761"/>
+            <w:tcW w:type="dxa" w:w="1010"/>
+          </w:tcPr>
+          <w:p/>
+        </w:tc>
+        <w:tc>
+          <w:tcPr>
+            <w:tcW w:type="dxa" w:w="982"/>
+          </w:tcPr>
+          <w:p/>
+        </w:tc>
+        <w:tc>
+          <w:tcPr>
+            <w:tcW w:type="dxa" w:w="920"/>
           </w:tcPr>
           <w:p/>
         </w:tc>
@@ -5501,67 +5513,55 @@
         </w:tc>
         <w:tc>
           <w:tcPr>
+            <w:tcW w:type="dxa" w:w="1131"/>
+          </w:tcPr>
+          <w:p/>
+        </w:tc>
+        <w:tc>
+          <w:tcPr>
+            <w:tcW w:type="dxa" w:w="901"/>
+          </w:tcPr>
+          <w:p/>
+        </w:tc>
+        <w:tc>
+          <w:tcPr>
+            <w:tcW w:type="dxa" w:w="905"/>
+          </w:tcPr>
+          <w:p/>
+        </w:tc>
+        <w:tc>
+          <w:tcPr>
+            <w:tcW w:type="dxa" w:w="1009"/>
+          </w:tcPr>
+          <w:p/>
+        </w:tc>
+        <w:tc>
+          <w:tcPr>
+            <w:tcW w:type="dxa" w:w="904"/>
+          </w:tcPr>
+          <w:p/>
+        </w:tc>
+        <w:tc>
+          <w:tcPr>
+            <w:tcW w:type="dxa" w:w="982"/>
+          </w:tcPr>
+          <w:p/>
+        </w:tc>
+        <w:tc>
+          <w:tcPr>
+            <w:tcW w:type="dxa" w:w="1073"/>
+          </w:tcPr>
+          <w:p/>
+        </w:tc>
+        <w:tc>
+          <w:tcPr>
             <w:tcW w:type="dxa" w:w="900"/>
           </w:tcPr>
           <w:p/>
         </w:tc>
         <w:tc>
           <w:tcPr>
-            <w:tcW w:type="dxa" w:w="900"/>
-          </w:tcPr>
-          <w:p/>
-        </w:tc>
-        <w:tc>
-          <w:tcPr>
-            <w:tcW w:type="dxa" w:w="913"/>
-          </w:tcPr>
-          <w:p/>
-        </w:tc>
-        <w:tc>
-          <w:tcPr>
-            <w:tcW w:type="dxa" w:w="913"/>
-          </w:tcPr>
-          <w:p/>
-        </w:tc>
-        <w:tc>
-          <w:tcPr>
-            <w:tcW w:type="dxa" w:w="913"/>
-          </w:tcPr>
-          <w:p/>
-        </w:tc>
-        <w:tc>
-          <w:tcPr>
-            <w:tcW w:type="dxa" w:w="900"/>
-          </w:tcPr>
-          <w:p/>
-        </w:tc>
-        <w:tc>
-          <w:tcPr>
-            <w:tcW w:type="dxa" w:w="900"/>
-          </w:tcPr>
-          <w:p/>
-        </w:tc>
-        <w:tc>
-          <w:tcPr>
-            <w:tcW w:type="dxa" w:w="900"/>
-          </w:tcPr>
-          <w:p/>
-        </w:tc>
-        <w:tc>
-          <w:tcPr>
-            <w:tcW w:type="dxa" w:w="900"/>
-          </w:tcPr>
-          <w:p/>
-        </w:tc>
-        <w:tc>
-          <w:tcPr>
-            <w:tcW w:type="dxa" w:w="900"/>
-          </w:tcPr>
-          <w:p/>
-        </w:tc>
-        <w:tc>
-          <w:tcPr>
-            <w:tcW w:type="dxa" w:w="900"/>
+            <w:tcW w:type="dxa" w:w="983"/>
           </w:tcPr>
           <w:p/>
         </w:tc>
@@ -5588,7 +5588,7 @@
         </w:tc>
         <w:tc>
           <w:tcPr>
-            <w:tcW w:type="dxa" w:w="1761"/>
+            <w:tcW w:type="dxa" w:w="1010"/>
           </w:tcPr>
           <w:p>
             <w:r>
@@ -5601,7 +5601,7 @@
         </w:tc>
         <w:tc>
           <w:tcPr>
-            <w:tcW w:type="dxa" w:w="900"/>
+            <w:tcW w:type="dxa" w:w="982"/>
           </w:tcPr>
           <w:p>
             <w:r>
@@ -5614,7 +5614,7 @@
         </w:tc>
         <w:tc>
           <w:tcPr>
-            <w:tcW w:type="dxa" w:w="900"/>
+            <w:tcW w:type="dxa" w:w="920"/>
           </w:tcPr>
           <w:p>
             <w:r>
@@ -5640,7 +5640,7 @@
         </w:tc>
         <w:tc>
           <w:tcPr>
-            <w:tcW w:type="dxa" w:w="913"/>
+            <w:tcW w:type="dxa" w:w="1131"/>
           </w:tcPr>
           <w:p>
             <w:r>
@@ -5653,7 +5653,7 @@
         </w:tc>
         <w:tc>
           <w:tcPr>
-            <w:tcW w:type="dxa" w:w="913"/>
+            <w:tcW w:type="dxa" w:w="901"/>
           </w:tcPr>
           <w:p>
             <w:r>
@@ -5666,7 +5666,7 @@
         </w:tc>
         <w:tc>
           <w:tcPr>
-            <w:tcW w:type="dxa" w:w="913"/>
+            <w:tcW w:type="dxa" w:w="905"/>
           </w:tcPr>
           <w:p>
             <w:r>
@@ -5679,7 +5679,7 @@
         </w:tc>
         <w:tc>
           <w:tcPr>
-            <w:tcW w:type="dxa" w:w="900"/>
+            <w:tcW w:type="dxa" w:w="1009"/>
           </w:tcPr>
           <w:p>
             <w:r>
@@ -5692,7 +5692,7 @@
         </w:tc>
         <w:tc>
           <w:tcPr>
-            <w:tcW w:type="dxa" w:w="900"/>
+            <w:tcW w:type="dxa" w:w="904"/>
           </w:tcPr>
           <w:p>
             <w:r>
@@ -5705,7 +5705,7 @@
         </w:tc>
         <w:tc>
           <w:tcPr>
-            <w:tcW w:type="dxa" w:w="900"/>
+            <w:tcW w:type="dxa" w:w="982"/>
           </w:tcPr>
           <w:p>
             <w:r>
@@ -5718,7 +5718,7 @@
         </w:tc>
         <w:tc>
           <w:tcPr>
-            <w:tcW w:type="dxa" w:w="900"/>
+            <w:tcW w:type="dxa" w:w="1073"/>
           </w:tcPr>
           <w:p>
             <w:r>
@@ -5744,7 +5744,7 @@
         </w:tc>
         <w:tc>
           <w:tcPr>
-            <w:tcW w:type="dxa" w:w="900"/>
+            <w:tcW w:type="dxa" w:w="983"/>
           </w:tcPr>
           <w:p>
             <w:r>

--- a/app/templates/PLI_M12.docx
+++ b/app/templates/PLI_M12.docx
@@ -1692,20 +1692,6 @@
           <w:sz w:val="24"/>
           <w:sz-cs w:val="24"/>
         </w:rPr>
-        <w:t xml:space="preserve">STT</w:t>
-      </w:r>
-    </w:p>
-    <w:p>
-      <w:pPr>
-        <w:jc w:val="center"/>
-        <w:spacing w:before="120"/>
-      </w:pPr>
-      <w:r>
-        <w:rPr>
-          <w:rFonts w:ascii="Arial" w:hAnsi="Arial" w:cs="Arial"/>
-          <w:sz w:val="24"/>
-          <w:sz-cs w:val="24"/>
-        </w:rPr>
         <w:t xml:space="preserve">Tài sản góp vốn</w:t>
       </w:r>
     </w:p>
@@ -2221,20 +2207,6 @@
           <w:sz-cs w:val="24"/>
         </w:rPr>
         <w:t>Mệnh giá cổ phần: {menh_gia_co_phan}</w:t>
-      </w:r>
-    </w:p>
-    <w:p>
-      <w:pPr>
-        <w:jc w:val="center"/>
-        <w:spacing w:before="120"/>
-      </w:pPr>
-      <w:r>
-        <w:rPr>
-          <w:rFonts w:ascii="Arial" w:hAnsi="Arial" w:cs="Arial"/>
-          <w:sz w:val="24"/>
-          <w:sz-cs w:val="24"/>
-        </w:rPr>
-        <w:t xml:space="preserve">STT</w:t>
       </w:r>
     </w:p>
     <w:p>
@@ -4203,20 +4175,6 @@
           <w:sz-cs w:val="24"/>
         </w:rPr>
         <w:t xml:space="preserve">Tài sản góp vốn sau khi thay đổi vốn đầu tư: </w:t>
-      </w:r>
-    </w:p>
-    <w:p>
-      <w:pPr>
-        <w:jc w:val="center"/>
-        <w:spacing w:before="120"/>
-      </w:pPr>
-      <w:r>
-        <w:rPr>
-          <w:rFonts w:ascii="Arial" w:hAnsi="Arial" w:cs="Arial"/>
-          <w:sz w:val="24"/>
-          <w:sz-cs w:val="24"/>
-        </w:rPr>
-        <w:t xml:space="preserve">STT</w:t>
       </w:r>
     </w:p>
     <w:p>
@@ -5802,37 +5760,34 @@
           <w:rFonts w:ascii="Arial" w:hAnsi="Arial" w:cs="Arial"/>
           <w:sz w:val="24"/>
           <w:sz-cs w:val="24"/>
-          <w:vertAlign w:val="superscript"/>
-        </w:rPr>
-      </w:r>
-      <w:r>
-        <w:rPr>
-          <w:rFonts w:ascii="Arial" w:hAnsi="Arial" w:cs="Arial"/>
-          <w:sz w:val="24"/>
-          <w:sz-cs w:val="24"/>
-        </w:rPr>
-      </w:r>
-      <w:r>
-        <w:rPr>
-          <w:rFonts w:ascii="Arial" w:hAnsi="Arial" w:cs="Arial"/>
-          <w:sz w:val="24"/>
-          <w:sz-cs w:val="24"/>
-          <w:vertAlign w:val="superscript"/>
-        </w:rPr>
-      </w:r>
-      <w:r>
-        <w:rPr>
-          <w:rFonts w:ascii="Arial" w:hAnsi="Arial" w:cs="Arial"/>
-          <w:sz w:val="24"/>
-          <w:sz-cs w:val="24"/>
-        </w:rPr>
-      </w:r>
-      <w:r>
-        <w:rPr>
-          <w:rFonts w:ascii="Arial" w:hAnsi="Arial" w:cs="Arial"/>
-          <w:sz w:val="24"/>
-          <w:sz-cs w:val="24"/>
-          <w:vertAlign w:val="superscript"/>
+        </w:rPr>
+      </w:r>
+      <w:r>
+        <w:rPr>
+          <w:rFonts w:ascii="Arial" w:hAnsi="Arial" w:cs="Arial"/>
+          <w:sz w:val="24"/>
+          <w:sz-cs w:val="24"/>
+        </w:rPr>
+      </w:r>
+      <w:r>
+        <w:rPr>
+          <w:rFonts w:ascii="Arial" w:hAnsi="Arial" w:cs="Arial"/>
+          <w:sz w:val="24"/>
+          <w:sz-cs w:val="24"/>
+        </w:rPr>
+      </w:r>
+      <w:r>
+        <w:rPr>
+          <w:rFonts w:ascii="Arial" w:hAnsi="Arial" w:cs="Arial"/>
+          <w:sz w:val="24"/>
+          <w:sz-cs w:val="24"/>
+        </w:rPr>
+      </w:r>
+      <w:r>
+        <w:rPr>
+          <w:rFonts w:ascii="Arial" w:hAnsi="Arial" w:cs="Arial"/>
+          <w:sz w:val="24"/>
+          <w:sz-cs w:val="24"/>
         </w:rPr>
       </w:r>
       <w:r>
@@ -5869,7 +5824,6 @@
           <w:rFonts w:ascii="Arial" w:hAnsi="Arial" w:cs="Arial"/>
           <w:sz w:val="24"/>
           <w:sz-cs w:val="24"/>
-          <w:vertAlign w:val="superscript"/>
         </w:rPr>
       </w:r>
       <w:r>
@@ -6220,20 +6174,6 @@
           <w:sz w:val="24"/>
           <w:sz-cs w:val="24"/>
         </w:rPr>
-        <w:t xml:space="preserve">STT</w:t>
-      </w:r>
-    </w:p>
-    <w:p>
-      <w:pPr>
-        <w:jc w:val="center"/>
-        <w:spacing w:before="120"/>
-      </w:pPr>
-      <w:r>
-        <w:rPr>
-          <w:rFonts w:ascii="Arial" w:hAnsi="Arial" w:cs="Arial"/>
-          <w:sz w:val="24"/>
-          <w:sz-cs w:val="24"/>
-        </w:rPr>
         <w:t xml:space="preserve">Các chỉ tiêu thông tin đăng ký thuế</w:t>
       </w:r>
     </w:p>
@@ -7736,7 +7676,7 @@
           <w:sz w:val="24"/>
           <w:sz-cs w:val="24"/>
         </w:rPr>
-        <w:t xml:space="preserve">là:......................................................................................................................</w:t>
+        <w:t>là:………………………………………………………………………………………….</w:t>
       </w:r>
     </w:p>
     <w:p>

--- a/app/templates/PLI_M12.docx
+++ b/app/templates/PLI_M12.docx
@@ -4748,19 +4748,19 @@
       </w:tblPr>
       <w:tblGrid>
         <w:gridCol w:w="900"/>
-        <w:gridCol w:w="1010"/>
-        <w:gridCol w:w="982"/>
-        <w:gridCol w:w="920"/>
+        <w:gridCol w:w="997"/>
+        <w:gridCol w:w="973"/>
+        <w:gridCol w:w="1024"/>
         <w:gridCol w:w="900"/>
-        <w:gridCol w:w="1131"/>
+        <w:gridCol w:w="1104"/>
         <w:gridCol w:w="901"/>
-        <w:gridCol w:w="905"/>
-        <w:gridCol w:w="1009"/>
-        <w:gridCol w:w="904"/>
-        <w:gridCol w:w="982"/>
-        <w:gridCol w:w="1073"/>
+        <w:gridCol w:w="903"/>
+        <w:gridCol w:w="996"/>
+        <w:gridCol w:w="903"/>
+        <w:gridCol w:w="973"/>
+        <w:gridCol w:w="1053"/>
         <w:gridCol w:w="900"/>
-        <w:gridCol w:w="983"/>
+        <w:gridCol w:w="973"/>
         <w:gridCol w:w="900"/>
       </w:tblGrid>
       <w:tr>
@@ -4780,7 +4780,7 @@
         </w:tc>
         <w:tc>
           <w:tcPr>
-            <w:tcW w:type="dxa" w:w="1010"/>
+            <w:tcW w:type="dxa" w:w="997"/>
             <w:vMerge w:val="restart"/>
           </w:tcPr>
           <w:p>
@@ -4794,7 +4794,7 @@
         </w:tc>
         <w:tc>
           <w:tcPr>
-            <w:tcW w:type="dxa" w:w="982"/>
+            <w:tcW w:type="dxa" w:w="973"/>
             <w:vMerge w:val="restart"/>
           </w:tcPr>
           <w:p>
@@ -4808,7 +4808,7 @@
         </w:tc>
         <w:tc>
           <w:tcPr>
-            <w:tcW w:type="dxa" w:w="920"/>
+            <w:tcW w:type="dxa" w:w="1024"/>
             <w:vMerge w:val="restart"/>
           </w:tcPr>
           <w:p>
@@ -4836,7 +4836,7 @@
         </w:tc>
         <w:tc>
           <w:tcPr>
-            <w:tcW w:type="dxa" w:w="2937"/>
+            <w:tcW w:type="dxa" w:w="2908"/>
             <w:gridSpan w:val="3"/>
           </w:tcPr>
           <w:p>
@@ -4850,7 +4850,7 @@
         </w:tc>
         <w:tc>
           <w:tcPr>
-            <w:tcW w:type="dxa" w:w="1009"/>
+            <w:tcW w:type="dxa" w:w="996"/>
             <w:vMerge w:val="restart"/>
           </w:tcPr>
           <w:p>
@@ -4864,7 +4864,7 @@
         </w:tc>
         <w:tc>
           <w:tcPr>
-            <w:tcW w:type="dxa" w:w="904"/>
+            <w:tcW w:type="dxa" w:w="903"/>
             <w:vMerge w:val="restart"/>
           </w:tcPr>
           <w:p>
@@ -4878,7 +4878,7 @@
         </w:tc>
         <w:tc>
           <w:tcPr>
-            <w:tcW w:type="dxa" w:w="982"/>
+            <w:tcW w:type="dxa" w:w="973"/>
             <w:vMerge w:val="restart"/>
           </w:tcPr>
           <w:p>
@@ -4892,7 +4892,7 @@
         </w:tc>
         <w:tc>
           <w:tcPr>
-            <w:tcW w:type="dxa" w:w="1973"/>
+            <w:tcW w:type="dxa" w:w="1953"/>
             <w:gridSpan w:val="2"/>
           </w:tcPr>
           <w:p>
@@ -4906,7 +4906,7 @@
         </w:tc>
         <w:tc>
           <w:tcPr>
-            <w:tcW w:type="dxa" w:w="983"/>
+            <w:tcW w:type="dxa" w:w="973"/>
             <w:vMerge w:val="restart"/>
           </w:tcPr>
           <w:p>
@@ -4943,21 +4943,21 @@
         </w:tc>
         <w:tc>
           <w:tcPr>
-            <w:tcW w:type="dxa" w:w="1010"/>
+            <w:tcW w:type="dxa" w:w="997"/>
             <w:vMerge/>
           </w:tcPr>
           <w:p/>
         </w:tc>
         <w:tc>
           <w:tcPr>
-            <w:tcW w:type="dxa" w:w="982"/>
+            <w:tcW w:type="dxa" w:w="973"/>
             <w:vMerge/>
           </w:tcPr>
           <w:p/>
         </w:tc>
         <w:tc>
           <w:tcPr>
-            <w:tcW w:type="dxa" w:w="920"/>
+            <w:tcW w:type="dxa" w:w="1024"/>
             <w:vMerge/>
           </w:tcPr>
           <w:p/>
@@ -4971,7 +4971,7 @@
         </w:tc>
         <w:tc>
           <w:tcPr>
-            <w:tcW w:type="dxa" w:w="1131"/>
+            <w:tcW w:type="dxa" w:w="1104"/>
           </w:tcPr>
           <w:p>
             <w:r>
@@ -4997,7 +4997,7 @@
         </w:tc>
         <w:tc>
           <w:tcPr>
-            <w:tcW w:type="dxa" w:w="905"/>
+            <w:tcW w:type="dxa" w:w="903"/>
           </w:tcPr>
           <w:p>
             <w:r>
@@ -5010,28 +5010,28 @@
         </w:tc>
         <w:tc>
           <w:tcPr>
-            <w:tcW w:type="dxa" w:w="1009"/>
+            <w:tcW w:type="dxa" w:w="996"/>
             <w:vMerge/>
           </w:tcPr>
           <w:p/>
         </w:tc>
         <w:tc>
           <w:tcPr>
-            <w:tcW w:type="dxa" w:w="904"/>
+            <w:tcW w:type="dxa" w:w="903"/>
             <w:vMerge/>
           </w:tcPr>
           <w:p/>
         </w:tc>
         <w:tc>
           <w:tcPr>
-            <w:tcW w:type="dxa" w:w="982"/>
+            <w:tcW w:type="dxa" w:w="973"/>
             <w:vMerge/>
           </w:tcPr>
           <w:p/>
         </w:tc>
         <w:tc>
           <w:tcPr>
-            <w:tcW w:type="dxa" w:w="1073"/>
+            <w:tcW w:type="dxa" w:w="1053"/>
           </w:tcPr>
           <w:p>
             <w:r>
@@ -5057,7 +5057,7 @@
         </w:tc>
         <w:tc>
           <w:tcPr>
-            <w:tcW w:type="dxa" w:w="983"/>
+            <w:tcW w:type="dxa" w:w="973"/>
             <w:vMerge/>
           </w:tcPr>
           <w:p/>
@@ -5079,19 +5079,19 @@
         </w:tc>
         <w:tc>
           <w:tcPr>
-            <w:tcW w:type="dxa" w:w="1010"/>
-          </w:tcPr>
-          <w:p/>
-        </w:tc>
-        <w:tc>
-          <w:tcPr>
-            <w:tcW w:type="dxa" w:w="982"/>
-          </w:tcPr>
-          <w:p/>
-        </w:tc>
-        <w:tc>
-          <w:tcPr>
-            <w:tcW w:type="dxa" w:w="920"/>
+            <w:tcW w:type="dxa" w:w="997"/>
+          </w:tcPr>
+          <w:p/>
+        </w:tc>
+        <w:tc>
+          <w:tcPr>
+            <w:tcW w:type="dxa" w:w="973"/>
+          </w:tcPr>
+          <w:p/>
+        </w:tc>
+        <w:tc>
+          <w:tcPr>
+            <w:tcW w:type="dxa" w:w="1024"/>
           </w:tcPr>
           <w:p/>
         </w:tc>
@@ -5103,7 +5103,7 @@
         </w:tc>
         <w:tc>
           <w:tcPr>
-            <w:tcW w:type="dxa" w:w="1131"/>
+            <w:tcW w:type="dxa" w:w="1104"/>
           </w:tcPr>
           <w:p/>
         </w:tc>
@@ -5115,31 +5115,31 @@
         </w:tc>
         <w:tc>
           <w:tcPr>
-            <w:tcW w:type="dxa" w:w="905"/>
-          </w:tcPr>
-          <w:p/>
-        </w:tc>
-        <w:tc>
-          <w:tcPr>
-            <w:tcW w:type="dxa" w:w="1009"/>
-          </w:tcPr>
-          <w:p/>
-        </w:tc>
-        <w:tc>
-          <w:tcPr>
-            <w:tcW w:type="dxa" w:w="904"/>
-          </w:tcPr>
-          <w:p/>
-        </w:tc>
-        <w:tc>
-          <w:tcPr>
-            <w:tcW w:type="dxa" w:w="982"/>
-          </w:tcPr>
-          <w:p/>
-        </w:tc>
-        <w:tc>
-          <w:tcPr>
-            <w:tcW w:type="dxa" w:w="1073"/>
+            <w:tcW w:type="dxa" w:w="903"/>
+          </w:tcPr>
+          <w:p/>
+        </w:tc>
+        <w:tc>
+          <w:tcPr>
+            <w:tcW w:type="dxa" w:w="996"/>
+          </w:tcPr>
+          <w:p/>
+        </w:tc>
+        <w:tc>
+          <w:tcPr>
+            <w:tcW w:type="dxa" w:w="903"/>
+          </w:tcPr>
+          <w:p/>
+        </w:tc>
+        <w:tc>
+          <w:tcPr>
+            <w:tcW w:type="dxa" w:w="973"/>
+          </w:tcPr>
+          <w:p/>
+        </w:tc>
+        <w:tc>
+          <w:tcPr>
+            <w:tcW w:type="dxa" w:w="1053"/>
           </w:tcPr>
           <w:p/>
         </w:tc>
@@ -5151,7 +5151,7 @@
         </w:tc>
         <w:tc>
           <w:tcPr>
-            <w:tcW w:type="dxa" w:w="983"/>
+            <w:tcW w:type="dxa" w:w="973"/>
           </w:tcPr>
           <w:p/>
         </w:tc>
@@ -5171,19 +5171,19 @@
         </w:tc>
         <w:tc>
           <w:tcPr>
-            <w:tcW w:type="dxa" w:w="1010"/>
-          </w:tcPr>
-          <w:p/>
-        </w:tc>
-        <w:tc>
-          <w:tcPr>
-            <w:tcW w:type="dxa" w:w="982"/>
-          </w:tcPr>
-          <w:p/>
-        </w:tc>
-        <w:tc>
-          <w:tcPr>
-            <w:tcW w:type="dxa" w:w="920"/>
+            <w:tcW w:type="dxa" w:w="997"/>
+          </w:tcPr>
+          <w:p/>
+        </w:tc>
+        <w:tc>
+          <w:tcPr>
+            <w:tcW w:type="dxa" w:w="973"/>
+          </w:tcPr>
+          <w:p/>
+        </w:tc>
+        <w:tc>
+          <w:tcPr>
+            <w:tcW w:type="dxa" w:w="1024"/>
           </w:tcPr>
           <w:p/>
         </w:tc>
@@ -5195,7 +5195,7 @@
         </w:tc>
         <w:tc>
           <w:tcPr>
-            <w:tcW w:type="dxa" w:w="1131"/>
+            <w:tcW w:type="dxa" w:w="1104"/>
           </w:tcPr>
           <w:p/>
         </w:tc>
@@ -5207,31 +5207,31 @@
         </w:tc>
         <w:tc>
           <w:tcPr>
-            <w:tcW w:type="dxa" w:w="905"/>
-          </w:tcPr>
-          <w:p/>
-        </w:tc>
-        <w:tc>
-          <w:tcPr>
-            <w:tcW w:type="dxa" w:w="1009"/>
-          </w:tcPr>
-          <w:p/>
-        </w:tc>
-        <w:tc>
-          <w:tcPr>
-            <w:tcW w:type="dxa" w:w="904"/>
-          </w:tcPr>
-          <w:p/>
-        </w:tc>
-        <w:tc>
-          <w:tcPr>
-            <w:tcW w:type="dxa" w:w="982"/>
-          </w:tcPr>
-          <w:p/>
-        </w:tc>
-        <w:tc>
-          <w:tcPr>
-            <w:tcW w:type="dxa" w:w="1073"/>
+            <w:tcW w:type="dxa" w:w="903"/>
+          </w:tcPr>
+          <w:p/>
+        </w:tc>
+        <w:tc>
+          <w:tcPr>
+            <w:tcW w:type="dxa" w:w="996"/>
+          </w:tcPr>
+          <w:p/>
+        </w:tc>
+        <w:tc>
+          <w:tcPr>
+            <w:tcW w:type="dxa" w:w="903"/>
+          </w:tcPr>
+          <w:p/>
+        </w:tc>
+        <w:tc>
+          <w:tcPr>
+            <w:tcW w:type="dxa" w:w="973"/>
+          </w:tcPr>
+          <w:p/>
+        </w:tc>
+        <w:tc>
+          <w:tcPr>
+            <w:tcW w:type="dxa" w:w="1053"/>
           </w:tcPr>
           <w:p/>
         </w:tc>
@@ -5243,7 +5243,7 @@
         </w:tc>
         <w:tc>
           <w:tcPr>
-            <w:tcW w:type="dxa" w:w="983"/>
+            <w:tcW w:type="dxa" w:w="973"/>
           </w:tcPr>
           <w:p/>
         </w:tc>
@@ -5263,19 +5263,19 @@
         </w:tc>
         <w:tc>
           <w:tcPr>
-            <w:tcW w:type="dxa" w:w="1010"/>
-          </w:tcPr>
-          <w:p/>
-        </w:tc>
-        <w:tc>
-          <w:tcPr>
-            <w:tcW w:type="dxa" w:w="982"/>
-          </w:tcPr>
-          <w:p/>
-        </w:tc>
-        <w:tc>
-          <w:tcPr>
-            <w:tcW w:type="dxa" w:w="920"/>
+            <w:tcW w:type="dxa" w:w="997"/>
+          </w:tcPr>
+          <w:p/>
+        </w:tc>
+        <w:tc>
+          <w:tcPr>
+            <w:tcW w:type="dxa" w:w="973"/>
+          </w:tcPr>
+          <w:p/>
+        </w:tc>
+        <w:tc>
+          <w:tcPr>
+            <w:tcW w:type="dxa" w:w="1024"/>
           </w:tcPr>
           <w:p/>
         </w:tc>
@@ -5287,7 +5287,7 @@
         </w:tc>
         <w:tc>
           <w:tcPr>
-            <w:tcW w:type="dxa" w:w="1131"/>
+            <w:tcW w:type="dxa" w:w="1104"/>
           </w:tcPr>
           <w:p/>
         </w:tc>
@@ -5299,31 +5299,31 @@
         </w:tc>
         <w:tc>
           <w:tcPr>
-            <w:tcW w:type="dxa" w:w="905"/>
-          </w:tcPr>
-          <w:p/>
-        </w:tc>
-        <w:tc>
-          <w:tcPr>
-            <w:tcW w:type="dxa" w:w="1009"/>
-          </w:tcPr>
-          <w:p/>
-        </w:tc>
-        <w:tc>
-          <w:tcPr>
-            <w:tcW w:type="dxa" w:w="904"/>
-          </w:tcPr>
-          <w:p/>
-        </w:tc>
-        <w:tc>
-          <w:tcPr>
-            <w:tcW w:type="dxa" w:w="982"/>
-          </w:tcPr>
-          <w:p/>
-        </w:tc>
-        <w:tc>
-          <w:tcPr>
-            <w:tcW w:type="dxa" w:w="1073"/>
+            <w:tcW w:type="dxa" w:w="903"/>
+          </w:tcPr>
+          <w:p/>
+        </w:tc>
+        <w:tc>
+          <w:tcPr>
+            <w:tcW w:type="dxa" w:w="996"/>
+          </w:tcPr>
+          <w:p/>
+        </w:tc>
+        <w:tc>
+          <w:tcPr>
+            <w:tcW w:type="dxa" w:w="903"/>
+          </w:tcPr>
+          <w:p/>
+        </w:tc>
+        <w:tc>
+          <w:tcPr>
+            <w:tcW w:type="dxa" w:w="973"/>
+          </w:tcPr>
+          <w:p/>
+        </w:tc>
+        <w:tc>
+          <w:tcPr>
+            <w:tcW w:type="dxa" w:w="1053"/>
           </w:tcPr>
           <w:p/>
         </w:tc>
@@ -5335,7 +5335,7 @@
         </w:tc>
         <w:tc>
           <w:tcPr>
-            <w:tcW w:type="dxa" w:w="983"/>
+            <w:tcW w:type="dxa" w:w="973"/>
           </w:tcPr>
           <w:p/>
         </w:tc>
@@ -5355,19 +5355,19 @@
         </w:tc>
         <w:tc>
           <w:tcPr>
-            <w:tcW w:type="dxa" w:w="1010"/>
-          </w:tcPr>
-          <w:p/>
-        </w:tc>
-        <w:tc>
-          <w:tcPr>
-            <w:tcW w:type="dxa" w:w="982"/>
-          </w:tcPr>
-          <w:p/>
-        </w:tc>
-        <w:tc>
-          <w:tcPr>
-            <w:tcW w:type="dxa" w:w="920"/>
+            <w:tcW w:type="dxa" w:w="997"/>
+          </w:tcPr>
+          <w:p/>
+        </w:tc>
+        <w:tc>
+          <w:tcPr>
+            <w:tcW w:type="dxa" w:w="973"/>
+          </w:tcPr>
+          <w:p/>
+        </w:tc>
+        <w:tc>
+          <w:tcPr>
+            <w:tcW w:type="dxa" w:w="1024"/>
           </w:tcPr>
           <w:p/>
         </w:tc>
@@ -5379,7 +5379,7 @@
         </w:tc>
         <w:tc>
           <w:tcPr>
-            <w:tcW w:type="dxa" w:w="1131"/>
+            <w:tcW w:type="dxa" w:w="1104"/>
           </w:tcPr>
           <w:p/>
         </w:tc>
@@ -5391,31 +5391,31 @@
         </w:tc>
         <w:tc>
           <w:tcPr>
-            <w:tcW w:type="dxa" w:w="905"/>
-          </w:tcPr>
-          <w:p/>
-        </w:tc>
-        <w:tc>
-          <w:tcPr>
-            <w:tcW w:type="dxa" w:w="1009"/>
-          </w:tcPr>
-          <w:p/>
-        </w:tc>
-        <w:tc>
-          <w:tcPr>
-            <w:tcW w:type="dxa" w:w="904"/>
-          </w:tcPr>
-          <w:p/>
-        </w:tc>
-        <w:tc>
-          <w:tcPr>
-            <w:tcW w:type="dxa" w:w="982"/>
-          </w:tcPr>
-          <w:p/>
-        </w:tc>
-        <w:tc>
-          <w:tcPr>
-            <w:tcW w:type="dxa" w:w="1073"/>
+            <w:tcW w:type="dxa" w:w="903"/>
+          </w:tcPr>
+          <w:p/>
+        </w:tc>
+        <w:tc>
+          <w:tcPr>
+            <w:tcW w:type="dxa" w:w="996"/>
+          </w:tcPr>
+          <w:p/>
+        </w:tc>
+        <w:tc>
+          <w:tcPr>
+            <w:tcW w:type="dxa" w:w="903"/>
+          </w:tcPr>
+          <w:p/>
+        </w:tc>
+        <w:tc>
+          <w:tcPr>
+            <w:tcW w:type="dxa" w:w="973"/>
+          </w:tcPr>
+          <w:p/>
+        </w:tc>
+        <w:tc>
+          <w:tcPr>
+            <w:tcW w:type="dxa" w:w="1053"/>
           </w:tcPr>
           <w:p/>
         </w:tc>
@@ -5427,7 +5427,7 @@
         </w:tc>
         <w:tc>
           <w:tcPr>
-            <w:tcW w:type="dxa" w:w="983"/>
+            <w:tcW w:type="dxa" w:w="973"/>
           </w:tcPr>
           <w:p/>
         </w:tc>
@@ -5447,19 +5447,19 @@
         </w:tc>
         <w:tc>
           <w:tcPr>
-            <w:tcW w:type="dxa" w:w="1010"/>
-          </w:tcPr>
-          <w:p/>
-        </w:tc>
-        <w:tc>
-          <w:tcPr>
-            <w:tcW w:type="dxa" w:w="982"/>
-          </w:tcPr>
-          <w:p/>
-        </w:tc>
-        <w:tc>
-          <w:tcPr>
-            <w:tcW w:type="dxa" w:w="920"/>
+            <w:tcW w:type="dxa" w:w="997"/>
+          </w:tcPr>
+          <w:p/>
+        </w:tc>
+        <w:tc>
+          <w:tcPr>
+            <w:tcW w:type="dxa" w:w="973"/>
+          </w:tcPr>
+          <w:p/>
+        </w:tc>
+        <w:tc>
+          <w:tcPr>
+            <w:tcW w:type="dxa" w:w="1024"/>
           </w:tcPr>
           <w:p/>
         </w:tc>
@@ -5471,7 +5471,7 @@
         </w:tc>
         <w:tc>
           <w:tcPr>
-            <w:tcW w:type="dxa" w:w="1131"/>
+            <w:tcW w:type="dxa" w:w="1104"/>
           </w:tcPr>
           <w:p/>
         </w:tc>
@@ -5483,31 +5483,31 @@
         </w:tc>
         <w:tc>
           <w:tcPr>
-            <w:tcW w:type="dxa" w:w="905"/>
-          </w:tcPr>
-          <w:p/>
-        </w:tc>
-        <w:tc>
-          <w:tcPr>
-            <w:tcW w:type="dxa" w:w="1009"/>
-          </w:tcPr>
-          <w:p/>
-        </w:tc>
-        <w:tc>
-          <w:tcPr>
-            <w:tcW w:type="dxa" w:w="904"/>
-          </w:tcPr>
-          <w:p/>
-        </w:tc>
-        <w:tc>
-          <w:tcPr>
-            <w:tcW w:type="dxa" w:w="982"/>
-          </w:tcPr>
-          <w:p/>
-        </w:tc>
-        <w:tc>
-          <w:tcPr>
-            <w:tcW w:type="dxa" w:w="1073"/>
+            <w:tcW w:type="dxa" w:w="903"/>
+          </w:tcPr>
+          <w:p/>
+        </w:tc>
+        <w:tc>
+          <w:tcPr>
+            <w:tcW w:type="dxa" w:w="996"/>
+          </w:tcPr>
+          <w:p/>
+        </w:tc>
+        <w:tc>
+          <w:tcPr>
+            <w:tcW w:type="dxa" w:w="903"/>
+          </w:tcPr>
+          <w:p/>
+        </w:tc>
+        <w:tc>
+          <w:tcPr>
+            <w:tcW w:type="dxa" w:w="973"/>
+          </w:tcPr>
+          <w:p/>
+        </w:tc>
+        <w:tc>
+          <w:tcPr>
+            <w:tcW w:type="dxa" w:w="1053"/>
           </w:tcPr>
           <w:p/>
         </w:tc>
@@ -5519,7 +5519,7 @@
         </w:tc>
         <w:tc>
           <w:tcPr>
-            <w:tcW w:type="dxa" w:w="983"/>
+            <w:tcW w:type="dxa" w:w="973"/>
           </w:tcPr>
           <w:p/>
         </w:tc>
@@ -5546,7 +5546,7 @@
         </w:tc>
         <w:tc>
           <w:tcPr>
-            <w:tcW w:type="dxa" w:w="1010"/>
+            <w:tcW w:type="dxa" w:w="997"/>
           </w:tcPr>
           <w:p>
             <w:r>
@@ -5559,7 +5559,7 @@
         </w:tc>
         <w:tc>
           <w:tcPr>
-            <w:tcW w:type="dxa" w:w="982"/>
+            <w:tcW w:type="dxa" w:w="973"/>
           </w:tcPr>
           <w:p>
             <w:r>
@@ -5572,7 +5572,7 @@
         </w:tc>
         <w:tc>
           <w:tcPr>
-            <w:tcW w:type="dxa" w:w="920"/>
+            <w:tcW w:type="dxa" w:w="1024"/>
           </w:tcPr>
           <w:p>
             <w:r>
@@ -5598,7 +5598,7 @@
         </w:tc>
         <w:tc>
           <w:tcPr>
-            <w:tcW w:type="dxa" w:w="1131"/>
+            <w:tcW w:type="dxa" w:w="1104"/>
           </w:tcPr>
           <w:p>
             <w:r>
@@ -5624,7 +5624,7 @@
         </w:tc>
         <w:tc>
           <w:tcPr>
-            <w:tcW w:type="dxa" w:w="905"/>
+            <w:tcW w:type="dxa" w:w="903"/>
           </w:tcPr>
           <w:p>
             <w:r>
@@ -5637,7 +5637,7 @@
         </w:tc>
         <w:tc>
           <w:tcPr>
-            <w:tcW w:type="dxa" w:w="1009"/>
+            <w:tcW w:type="dxa" w:w="996"/>
           </w:tcPr>
           <w:p>
             <w:r>
@@ -5650,7 +5650,7 @@
         </w:tc>
         <w:tc>
           <w:tcPr>
-            <w:tcW w:type="dxa" w:w="904"/>
+            <w:tcW w:type="dxa" w:w="903"/>
           </w:tcPr>
           <w:p>
             <w:r>
@@ -5663,7 +5663,7 @@
         </w:tc>
         <w:tc>
           <w:tcPr>
-            <w:tcW w:type="dxa" w:w="982"/>
+            <w:tcW w:type="dxa" w:w="973"/>
           </w:tcPr>
           <w:p>
             <w:r>
@@ -5676,7 +5676,7 @@
         </w:tc>
         <w:tc>
           <w:tcPr>
-            <w:tcW w:type="dxa" w:w="1073"/>
+            <w:tcW w:type="dxa" w:w="1053"/>
           </w:tcPr>
           <w:p>
             <w:r>
@@ -5702,7 +5702,7 @@
         </w:tc>
         <w:tc>
           <w:tcPr>
-            <w:tcW w:type="dxa" w:w="983"/>
+            <w:tcW w:type="dxa" w:w="973"/>
           </w:tcPr>
           <w:p>
             <w:r>

--- a/app/templates/PLI_M12.docx
+++ b/app/templates/PLI_M12.docx
@@ -2,6 +2,23 @@
 <file path=word/document.xml><?xml version="1.0" encoding="utf-8"?>
 <w:document xmlns:ve="http://schemas.openxmlformats.org/markup-compatibility/2006" xmlns:o="urn:schemas-microsoft-com:office:office" xmlns:r="http://schemas.openxmlformats.org/officeDocument/2006/relationships" xmlns:v="urn:schemas-microsoft-com:vml" xmlns:wp="http://schemas.openxmlformats.org/drawingml/2006/wordprocessingDrawing" xmlns:w10="urn:schemas-microsoft-com:office:word" xmlns:w="http://schemas.openxmlformats.org/wordprocessingml/2006/main">
   <w:body>
+    <w:p>
+      <w:pPr>
+        <w:jc w:val="center"/>
+        <w:spacing w:before="120"/>
+      </w:pPr>
+      <w:r>
+        <w:rPr>
+          <w:rFonts w:ascii="Arial" w:hAnsi="Arial" w:cs="Arial"/>
+          <w:sz w:val="24"/>
+          <w:sz-cs w:val="24"/>
+          <w:b/>
+        </w:rPr>
+        <w:t>TÊN DOANH NGHIỆP</w:t>
+        <w:br/>
+        <w:t>---------------</w:t>
+      </w:r>
+    </w:p>
     <w:p>
       <w:pPr>
         <w:jc w:val="center"/>
@@ -7391,7 +7408,7 @@
           <w:sz w:val="24"/>
           <w:sz-cs w:val="24"/>
         </w:rPr>
-        <w:t xml:space="preserve">a) Trường hợp doanh nghiệp có sự thay đổi chủ sở hữu hưởng lợi của doanh nghiệp, tỷ lệ sở hữu đã kê khai với Cơ quan đăng ký kinh doanh cấp tỉnh theo quy định tại khoản 1 Điều 52 Nghị định số 168/2025/NĐ-CP (</w:t>
+        <w:t>a) Trường hợp doanh nghiệp có sự thay đổi thông tin về chủ sở hữu hưởng lợi của doanh nghiệp (bao gồm người quản lý doanh nghiệp) đã kê khai với Cơ quan đăng ký kinh doanh cấp tỉnh thì doanh nghiệp kê khai theo Mẫu số 10 Phụ lục I ban hành kèm theo Thông tư này: Gửi kèm.</w:t>
       </w:r>
       <w:r>
         <w:rPr>
@@ -7400,28 +7417,26 @@
           <w:sz-cs w:val="24"/>
           <w:i/>
         </w:rPr>
-        <w:t xml:space="preserve">kê khai theo Mẫu số 10 Phụ lục I ban hành kèm theo Thông tư này</w:t>
-      </w:r>
-      <w:r>
-        <w:rPr>
-          <w:rFonts w:ascii="Arial" w:hAnsi="Arial" w:cs="Arial"/>
-          <w:sz w:val="24"/>
-          <w:sz-cs w:val="24"/>
-        </w:rPr>
-        <w:t xml:space="preserve">): Gửi kèm.</w:t>
-      </w:r>
-    </w:p>
-    <w:p>
-      <w:pPr>
-        <w:spacing w:before="120"/>
-      </w:pPr>
-      <w:r>
-        <w:rPr>
-          <w:rFonts w:ascii="Arial" w:hAnsi="Arial" w:cs="Arial"/>
-          <w:sz w:val="24"/>
-          <w:sz-cs w:val="24"/>
-        </w:rPr>
-        <w:t xml:space="preserve">b) Trường hợp công ty cổ phần có sự thay đổi cổ đông là tổ chức sở hữu từ 25% tổng số cổ phần có quyền biểu quyết trở lên hoặc thay đổi tỷ lệ sở hữu tổng số cổ phần có quyền biểu quyết theo quy định tại khoản 2 Điều 52 Nghị định số 168/2025/NĐ-CP (</w:t>
+      </w:r>
+      <w:r>
+        <w:rPr>
+          <w:rFonts w:ascii="Arial" w:hAnsi="Arial" w:cs="Arial"/>
+          <w:sz w:val="24"/>
+          <w:sz-cs w:val="24"/>
+        </w:rPr>
+      </w:r>
+    </w:p>
+    <w:p>
+      <w:pPr>
+        <w:spacing w:before="120"/>
+      </w:pPr>
+      <w:r>
+        <w:rPr>
+          <w:rFonts w:ascii="Arial" w:hAnsi="Arial" w:cs="Arial"/>
+          <w:sz w:val="24"/>
+          <w:sz-cs w:val="24"/>
+        </w:rPr>
+        <w:t>b) Đối với doanh nghiệp được thành lập trước ngày 01/7/2025, doanh nghiệp bổ sung thông tin về chủ sở hữu hưởng lợi của doanh nghiệp theo quy định tại khoản 1 Điều 3 Luật số 76/2025/QH15 ngày 17/6/2025 sửa đổi, bổ sung một số điều của Luật Doanh nghiệp (kê khai theo Mẫu số 10 Phụ lục I ban hành kèm theo Thông tư này): Gửi kèm.</w:t>
       </w:r>
       <w:r>
         <w:rPr>
@@ -7430,75 +7445,13 @@
           <w:sz-cs w:val="24"/>
           <w:i/>
         </w:rPr>
-        <w:t xml:space="preserve">kê khai theo Mẫu số 11 Phụ lục I ban hành kèm theo Thông tư này</w:t>
-      </w:r>
-      <w:r>
-        <w:rPr>
-          <w:rFonts w:ascii="Arial" w:hAnsi="Arial" w:cs="Arial"/>
-          <w:sz w:val="24"/>
-          <w:sz-cs w:val="24"/>
-        </w:rPr>
-        <w:t xml:space="preserve">): Gửi kèm.</w:t>
-      </w:r>
-    </w:p>
-    <w:p>
-      <w:pPr>
-        <w:spacing w:before="120"/>
-      </w:pPr>
-      <w:r>
-        <w:rPr>
-          <w:rFonts w:ascii="Arial" w:hAnsi="Arial" w:cs="Arial"/>
-          <w:sz w:val="24"/>
-          <w:sz-cs w:val="24"/>
-        </w:rPr>
-        <w:t xml:space="preserve">c) Đối với doanh nghiệp được thành lập trước ngày 01/7/2025, trường hợp doanh nghiệp có thông tin về chủ sở hữu hưởng lợi của doanh nghiệp theo quy định tại khoản 1, khoản 2 Điều 18 Nghị định số 168/2025/NĐ-CP, doanh nghiệp bổ sung thông tin về chủ sở hữu hưởng lợi của doanh nghiệp theo quy định tại khoản 1 Điều 3 Luật số 76/2025/QH15 ngày 17/6/2025 sửa đổi, bổ sung một số điều của Luật Doanh nghiệp (</w:t>
-      </w:r>
-      <w:r>
-        <w:rPr>
-          <w:rFonts w:ascii="Arial" w:hAnsi="Arial" w:cs="Arial"/>
-          <w:sz w:val="24"/>
-          <w:sz-cs w:val="24"/>
-          <w:i/>
-        </w:rPr>
-        <w:t xml:space="preserve">kê khai theo Mẫu số 10 Phụ lục I ban hành kèm theo Thông tư này</w:t>
-      </w:r>
-      <w:r>
-        <w:rPr>
-          <w:rFonts w:ascii="Arial" w:hAnsi="Arial" w:cs="Arial"/>
-          <w:sz w:val="24"/>
-          <w:sz-cs w:val="24"/>
-        </w:rPr>
-        <w:t xml:space="preserve">): Gửi kèm.</w:t>
-      </w:r>
-    </w:p>
-    <w:p>
-      <w:pPr>
-        <w:spacing w:before="120"/>
-      </w:pPr>
-      <w:r>
-        <w:rPr>
-          <w:rFonts w:ascii="Arial" w:hAnsi="Arial" w:cs="Arial"/>
-          <w:sz w:val="24"/>
-          <w:sz-cs w:val="24"/>
-        </w:rPr>
-        <w:t xml:space="preserve">d) Đối với công ty cổ phần được đăng ký thành lập trước ngày 01/7/2025, trường hợp công ty cổ phần có thông tin để xác định chủ sở hữu hưởng lợi của doanh nghiệp theo quy định tại khoản 3 Điều 18 Nghị định số 168/2025/NĐ-CP, công ty cổ phần bổ sung thông tin để xác định chủ sở hữu hưởng lợi của doanh nghiệp theo quy định tại khoản 1 Điều 3 Luật số 76/2025/QH15 ngày 17/6/2025 sửa đổi, bổ sung một số điều của Luật Doanh nghiệp (</w:t>
-      </w:r>
-      <w:r>
-        <w:rPr>
-          <w:rFonts w:ascii="Arial" w:hAnsi="Arial" w:cs="Arial"/>
-          <w:sz w:val="24"/>
-          <w:sz-cs w:val="24"/>
-          <w:i/>
-        </w:rPr>
-        <w:t xml:space="preserve">kê khai theo Mẫu số 11 Phụ lục I ban hành kèm theo Thông tư này</w:t>
-      </w:r>
-      <w:r>
-        <w:rPr>
-          <w:rFonts w:ascii="Arial" w:hAnsi="Arial" w:cs="Arial"/>
-          <w:sz w:val="24"/>
-          <w:sz-cs w:val="24"/>
-        </w:rPr>
-        <w:t xml:space="preserve">): Gửi kèm.</w:t>
+      </w:r>
+      <w:r>
+        <w:rPr>
+          <w:rFonts w:ascii="Arial" w:hAnsi="Arial" w:cs="Arial"/>
+          <w:sz w:val="24"/>
+          <w:sz-cs w:val="24"/>
+        </w:rPr>
       </w:r>
     </w:p>
     <w:p>

--- a/app/templates/PLI_M12.docx
+++ b/app/templates/PLI_M12.docx
@@ -2,71 +2,157 @@
 <file path=word/document.xml><?xml version="1.0" encoding="utf-8"?>
 <w:document xmlns:ve="http://schemas.openxmlformats.org/markup-compatibility/2006" xmlns:o="urn:schemas-microsoft-com:office:office" xmlns:r="http://schemas.openxmlformats.org/officeDocument/2006/relationships" xmlns:v="urn:schemas-microsoft-com:vml" xmlns:wp="http://schemas.openxmlformats.org/drawingml/2006/wordprocessingDrawing" xmlns:w10="urn:schemas-microsoft-com:office:word" xmlns:w="http://schemas.openxmlformats.org/wordprocessingml/2006/main">
   <w:body>
-    <w:p>
-      <w:pPr>
-        <w:jc w:val="center"/>
-        <w:spacing w:before="120"/>
-      </w:pPr>
-      <w:r>
-        <w:rPr>
-          <w:rFonts w:ascii="Arial" w:hAnsi="Arial" w:cs="Arial"/>
-          <w:sz w:val="24"/>
-          <w:sz-cs w:val="24"/>
-          <w:b/>
-        </w:rPr>
-        <w:t>TÊN DOANH NGHIỆP</w:t>
-        <w:br/>
-        <w:t>---------------</w:t>
-      </w:r>
-    </w:p>
-    <w:p>
-      <w:pPr>
-        <w:jc w:val="center"/>
-        <w:spacing w:before="120"/>
-      </w:pPr>
-      <w:r>
-        <w:rPr>
-          <w:rFonts w:ascii="Arial" w:hAnsi="Arial" w:cs="Arial"/>
-          <w:sz w:val="24"/>
-          <w:sz-cs w:val="24"/>
-          <w:b/>
-        </w:rPr>
-        <w:t xml:space="preserve">CỘNG HÒA XÃ HỘI CHỦ NGHĨA VIỆT NAM</w:t>
-        <w:br/>
-        <w:t xml:space="preserve">Độc lập - Tự do - Hạnh phúc </w:t>
-        <w:br/>
-        <w:t xml:space="preserve">---------------</w:t>
-      </w:r>
-    </w:p>
-    <w:p>
-      <w:pPr>
-        <w:jc w:val="center"/>
-        <w:spacing w:before="120"/>
-      </w:pPr>
-      <w:r>
-        <w:rPr>
-          <w:rFonts w:ascii="Arial" w:hAnsi="Arial" w:cs="Arial"/>
-          <w:sz w:val="24"/>
-          <w:sz-cs w:val="24"/>
-        </w:rPr>
-        <w:t>Số: {so_van_ban}</w:t>
-      </w:r>
-    </w:p>
-    <w:p>
-      <w:pPr>
-        <w:jc w:val="right"/>
-        <w:spacing w:before="120"/>
-      </w:pPr>
-      <w:r>
-        <w:rPr>
-          <w:rFonts w:ascii="Arial" w:hAnsi="Arial" w:cs="Arial"/>
-          <w:sz w:val="24"/>
-          <w:sz-cs w:val="24"/>
-          <w:i/>
-        </w:rPr>
-        <w:t>{dia_diem_ky}, ngày {ngay_ky_vb} tháng {thang_ky_vb} năm {nam_ky_vb}</w:t>
-      </w:r>
-    </w:p>
+    <w:tbl xmlns:ns2="urn:orca:hdr2col">
+      <w:tblPr>
+        <w:tblW w:type="dxa" w:w="8640"/>
+        <w:tblBorders>
+          <w:top w:val="nil"/>
+          <w:left w:val="nil"/>
+          <w:bottom w:val="nil"/>
+          <w:right w:val="nil"/>
+          <w:insideH w:val="nil"/>
+          <w:insideV w:val="nil"/>
+        </w:tblBorders>
+        <w:tblLayout w:type="fixed"/>
+        <w:tblCellMar>
+          <w:left w:w="0" w:type="dxa"/>
+          <w:right w:w="0" w:type="dxa"/>
+        </w:tblCellMar>
+        <w:tblLook w:firstColumn="1" w:firstRow="1" w:lastColumn="0" w:lastRow="0" w:noHBand="0" w:noVBand="1" w:val="04A0"/>
+      </w:tblPr>
+      <w:tblGrid>
+        <w:gridCol w:w="3629"/>
+        <w:gridCol w:w="5011"/>
+      </w:tblGrid>
+      <w:tr>
+        <w:tc>
+          <w:tcPr>
+            <w:tcW w:type="dxa" w:w="3629"/>
+            <w:tcBorders>
+              <w:top w:val="nil"/>
+              <w:left w:val="nil"/>
+              <w:bottom w:val="nil"/>
+              <w:right w:val="nil"/>
+              <w:insideH w:val="nil"/>
+              <w:insideV w:val="nil"/>
+            </w:tcBorders>
+          </w:tcPr>
+          <w:p>
+            <w:pPr>
+              <w:jc w:val="left"/>
+              <w:spacing w:before="120"/>
+            </w:pPr>
+            <w:r>
+              <w:rPr>
+                <w:rFonts w:ascii="Arial" w:hAnsi="Arial" w:cs="Arial"/>
+                <w:sz w:val="24"/>
+                <w:sz-cs w:val="24"/>
+                <w:b/>
+              </w:rPr>
+              <w:t>TÊN DOANH NGHIỆP</w:t>
+              <w:br/>
+              <w:t xml:space="preserve">{dn.ten_tieng_viet}</w:t>
+            </w:r>
+          </w:p>
+        </w:tc>
+        <w:tc>
+          <w:tcPr>
+            <w:tcW w:type="dxa" w:w="5011"/>
+            <w:tcBorders>
+              <w:top w:val="nil"/>
+              <w:left w:val="nil"/>
+              <w:bottom w:val="nil"/>
+              <w:right w:val="nil"/>
+              <w:insideH w:val="nil"/>
+              <w:insideV w:val="nil"/>
+            </w:tcBorders>
+          </w:tcPr>
+          <w:p>
+            <w:pPr>
+              <w:jc w:val="center"/>
+              <w:spacing w:before="120"/>
+            </w:pPr>
+            <w:r>
+              <w:rPr>
+                <w:rFonts w:ascii="Arial" w:hAnsi="Arial" w:cs="Arial"/>
+                <w:sz w:val="24"/>
+                <w:sz-cs w:val="24"/>
+                <w:b/>
+              </w:rPr>
+              <w:t xml:space="preserve">CỘNG HÒA XÃ HỘI CHỦ NGHĨA VIỆT NAM</w:t>
+              <w:br/>
+            </w:r>
+            <w:r>
+              <w:rPr>
+                <w:rFonts w:ascii="Arial" w:hAnsi="Arial" w:cs="Arial"/>
+                <w:sz w:val="24"/>
+                <w:sz-cs w:val="24"/>
+                <w:b/>
+                <w:u w:val="single"/>
+              </w:rPr>
+              <w:t xml:space="preserve">Độc lập - Tự do - Hạnh phúc </w:t>
+            </w:r>
+          </w:p>
+        </w:tc>
+      </w:tr>
+      <w:tr>
+        <w:tc>
+          <w:tcPr>
+            <w:tcW w:type="dxa" w:w="3629"/>
+            <w:tcBorders>
+              <w:top w:val="nil"/>
+              <w:left w:val="nil"/>
+              <w:bottom w:val="nil"/>
+              <w:right w:val="nil"/>
+              <w:insideH w:val="nil"/>
+              <w:insideV w:val="nil"/>
+            </w:tcBorders>
+          </w:tcPr>
+          <w:p>
+            <w:pPr>
+              <w:jc w:val="left"/>
+              <w:spacing w:before="120"/>
+            </w:pPr>
+            <w:r>
+              <w:rPr>
+                <w:rFonts w:ascii="Arial" w:hAnsi="Arial" w:cs="Arial"/>
+                <w:sz w:val="24"/>
+                <w:sz-cs w:val="24"/>
+              </w:rPr>
+              <w:t>Số: {so_van_ban}</w:t>
+            </w:r>
+          </w:p>
+        </w:tc>
+        <w:tc>
+          <w:tcPr>
+            <w:tcW w:type="dxa" w:w="5011"/>
+            <w:tcBorders>
+              <w:top w:val="nil"/>
+              <w:left w:val="nil"/>
+              <w:bottom w:val="nil"/>
+              <w:right w:val="nil"/>
+              <w:insideH w:val="nil"/>
+              <w:insideV w:val="nil"/>
+            </w:tcBorders>
+          </w:tcPr>
+          <w:p>
+            <w:pPr>
+              <w:jc w:val="right"/>
+              <w:spacing w:before="120"/>
+            </w:pPr>
+            <w:r>
+              <w:rPr>
+                <w:rFonts w:ascii="Arial" w:hAnsi="Arial" w:cs="Arial"/>
+                <w:sz w:val="24"/>
+                <w:sz-cs w:val="24"/>
+                <w:i/>
+              </w:rPr>
+              <w:t>{dia_diem_ky}, ngày {ngay_ky_vb} tháng {thang_ky_vb} năm {nam_ky_vb}</w:t>
+            </w:r>
+          </w:p>
+        </w:tc>
+      </w:tr>
+    </w:tbl>
     <w:p>
       <w:pPr>
         <w:spacing w:before="120"/>

--- a/app/templates/PLI_M12.docx
+++ b/app/templates/PLI_M12.docx
@@ -1698,6 +1698,1083 @@
         <w:t xml:space="preserve">Tài sản góp vốn sau khi thay đổi vốn điều lệ: </w:t>
       </w:r>
     </w:p>
+    <w:tbl xmlns:ns2="urn:orca:p1b-temp">
+      <w:tblPr>
+        <w:tblW w:type="auto" w:w="0"/>
+        <w:tblLook w:firstColumn="1" w:firstRow="1" w:lastColumn="0" w:lastRow="0" w:noHBand="0" w:noVBand="1" w:val="04A0"/>
+        <w:tblBorders>
+          <w:top w:val="single" w:sz="4" w:color="000000"/>
+          <w:left w:val="single" w:sz="4" w:color="000000"/>
+          <w:bottom w:val="single" w:sz="4" w:color="000000"/>
+          <w:right w:val="single" w:sz="4" w:color="000000"/>
+          <w:insideH w:val="single" w:sz="4" w:color="000000"/>
+          <w:insideV w:val="single" w:sz="4" w:color="000000"/>
+        </w:tblBorders>
+      </w:tblPr>
+      <w:tblGrid>
+        <w:gridCol w:w="2160"/>
+        <w:gridCol w:w="2160"/>
+        <w:gridCol w:w="2160"/>
+        <w:gridCol w:w="2160"/>
+      </w:tblGrid>
+      <w:tr>
+        <w:tc>
+          <w:tcPr>
+            <w:tcW w:type="dxa" w:w="2160"/>
+          </w:tcPr>
+          <w:p>
+            <w:r>
+              <w:rPr>
+                <w:b/>
+              </w:rPr>
+              <w:t>Tài sản góp vốn</w:t>
+            </w:r>
+          </w:p>
+        </w:tc>
+        <w:tc>
+          <w:tcPr>
+            <w:tcW w:type="dxa" w:w="2160"/>
+          </w:tcPr>
+          <w:p>
+            <w:r>
+              <w:rPr>
+                <w:b/>
+              </w:rPr>
+              <w:t>Ghi rõ loại ngoại tệ, số tiền được góp bằng mỗi loại ngoại tệ / loại tài sản, số lượng và giá trị còn lại của mỗi loại tài sản</w:t>
+            </w:r>
+          </w:p>
+        </w:tc>
+        <w:tc>
+          <w:tcPr>
+            <w:tcW w:type="dxa" w:w="2160"/>
+          </w:tcPr>
+          <w:p>
+            <w:r>
+              <w:rPr>
+                <w:b/>
+              </w:rPr>
+              <w:t>Giá trị vốn của từng tài sản trong vốn điều lệ (bằng số, VNĐ)</w:t>
+            </w:r>
+          </w:p>
+        </w:tc>
+        <w:tc>
+          <w:tcPr>
+            <w:tcW w:type="dxa" w:w="2160"/>
+          </w:tcPr>
+          <w:p>
+            <w:r>
+              <w:rPr>
+                <w:b/>
+              </w:rPr>
+              <w:t>Tỷ lệ (%)</w:t>
+            </w:r>
+          </w:p>
+        </w:tc>
+      </w:tr>
+      <w:tr>
+        <w:tc>
+          <w:tcPr>
+            <w:tcW w:type="dxa" w:w="2160"/>
+          </w:tcPr>
+          <w:p>
+            <w:r>
+              <w:rPr>
+                <w:b w:val="0"/>
+              </w:rPr>
+              <w:t>Đồng Việt Nam</w:t>
+            </w:r>
+          </w:p>
+        </w:tc>
+        <w:tc>
+          <w:tcPr>
+            <w:tcW w:type="dxa" w:w="2160"/>
+          </w:tcPr>
+          <w:p>
+            <w:r>
+              <w:rPr>
+                <w:b w:val="0"/>
+              </w:rPr>
+              <w:t>{co_cau_tai_san_gop_von_sau_thay_doi_vdl.dong_viet_nam.chi_tiet_ngoai_te_tai_san_khac}</w:t>
+            </w:r>
+          </w:p>
+        </w:tc>
+        <w:tc>
+          <w:tcPr>
+            <w:tcW w:type="dxa" w:w="2160"/>
+          </w:tcPr>
+          <w:p>
+            <w:r>
+              <w:rPr>
+                <w:b w:val="0"/>
+              </w:rPr>
+              <w:t>{co_cau_tai_san_gop_von_sau_thay_doi_vdl.dong_viet_nam.gia_tri_vnd}</w:t>
+            </w:r>
+          </w:p>
+        </w:tc>
+        <w:tc>
+          <w:tcPr>
+            <w:tcW w:type="dxa" w:w="2160"/>
+          </w:tcPr>
+          <w:p>
+            <w:r>
+              <w:rPr>
+                <w:b w:val="0"/>
+              </w:rPr>
+              <w:t>{co_cau_tai_san_gop_von_sau_thay_doi_vdl.dong_viet_nam.ty_le}</w:t>
+            </w:r>
+          </w:p>
+        </w:tc>
+      </w:tr>
+      <w:tr>
+        <w:tc>
+          <w:tcPr>
+            <w:tcW w:type="dxa" w:w="2160"/>
+          </w:tcPr>
+          <w:p>
+            <w:r>
+              <w:rPr>
+                <w:b w:val="0"/>
+              </w:rPr>
+              <w:t>Ngoại tệ tự do chuyển đổi (ghi rõ loại ngoại tệ, số tiền được góp bằng mỗi loại ngoại tệ)</w:t>
+            </w:r>
+          </w:p>
+        </w:tc>
+        <w:tc>
+          <w:tcPr>
+            <w:tcW w:type="dxa" w:w="2160"/>
+          </w:tcPr>
+          <w:p>
+            <w:r>
+              <w:rPr>
+                <w:b w:val="0"/>
+              </w:rPr>
+              <w:t>{co_cau_tai_san_gop_von_sau_thay_doi_vdl.ngoai_te_tu_do_chuyen_doi.chi_tiet_ngoai_te_tai_san_khac}</w:t>
+            </w:r>
+          </w:p>
+        </w:tc>
+        <w:tc>
+          <w:tcPr>
+            <w:tcW w:type="dxa" w:w="2160"/>
+          </w:tcPr>
+          <w:p>
+            <w:r>
+              <w:rPr>
+                <w:b w:val="0"/>
+              </w:rPr>
+              <w:t>{co_cau_tai_san_gop_von_sau_thay_doi_vdl.ngoai_te_tu_do_chuyen_doi.gia_tri_vnd}</w:t>
+            </w:r>
+          </w:p>
+        </w:tc>
+        <w:tc>
+          <w:tcPr>
+            <w:tcW w:type="dxa" w:w="2160"/>
+          </w:tcPr>
+          <w:p>
+            <w:r>
+              <w:rPr>
+                <w:b w:val="0"/>
+              </w:rPr>
+              <w:t>{co_cau_tai_san_gop_von_sau_thay_doi_vdl.ngoai_te_tu_do_chuyen_doi.ty_le}</w:t>
+            </w:r>
+          </w:p>
+        </w:tc>
+      </w:tr>
+      <w:tr>
+        <w:tc>
+          <w:tcPr>
+            <w:tcW w:type="dxa" w:w="2160"/>
+          </w:tcPr>
+          <w:p>
+            <w:r>
+              <w:rPr>
+                <w:b w:val="0"/>
+              </w:rPr>
+              <w:t>Vàng</w:t>
+            </w:r>
+          </w:p>
+        </w:tc>
+        <w:tc>
+          <w:tcPr>
+            <w:tcW w:type="dxa" w:w="2160"/>
+          </w:tcPr>
+          <w:p>
+            <w:r>
+              <w:rPr>
+                <w:b w:val="0"/>
+              </w:rPr>
+              <w:t>{co_cau_tai_san_gop_von_sau_thay_doi_vdl.vang.chi_tiet_ngoai_te_tai_san_khac}</w:t>
+            </w:r>
+          </w:p>
+        </w:tc>
+        <w:tc>
+          <w:tcPr>
+            <w:tcW w:type="dxa" w:w="2160"/>
+          </w:tcPr>
+          <w:p>
+            <w:r>
+              <w:rPr>
+                <w:b w:val="0"/>
+              </w:rPr>
+              <w:t>{co_cau_tai_san_gop_von_sau_thay_doi_vdl.vang.gia_tri_vnd}</w:t>
+            </w:r>
+          </w:p>
+        </w:tc>
+        <w:tc>
+          <w:tcPr>
+            <w:tcW w:type="dxa" w:w="2160"/>
+          </w:tcPr>
+          <w:p>
+            <w:r>
+              <w:rPr>
+                <w:b w:val="0"/>
+              </w:rPr>
+              <w:t>{co_cau_tai_san_gop_von_sau_thay_doi_vdl.vang.ty_le}</w:t>
+            </w:r>
+          </w:p>
+        </w:tc>
+      </w:tr>
+      <w:tr>
+        <w:tc>
+          <w:tcPr>
+            <w:tcW w:type="dxa" w:w="2160"/>
+          </w:tcPr>
+          <w:p>
+            <w:r>
+              <w:rPr>
+                <w:b w:val="0"/>
+              </w:rPr>
+              <w:t>Quyền sử dụng đất</w:t>
+            </w:r>
+          </w:p>
+        </w:tc>
+        <w:tc>
+          <w:tcPr>
+            <w:tcW w:type="dxa" w:w="2160"/>
+          </w:tcPr>
+          <w:p>
+            <w:r>
+              <w:rPr>
+                <w:b w:val="0"/>
+              </w:rPr>
+              <w:t>{co_cau_tai_san_gop_von_sau_thay_doi_vdl.quyen_su_dung_dat.chi_tiet_ngoai_te_tai_san_khac}</w:t>
+            </w:r>
+          </w:p>
+        </w:tc>
+        <w:tc>
+          <w:tcPr>
+            <w:tcW w:type="dxa" w:w="2160"/>
+          </w:tcPr>
+          <w:p>
+            <w:r>
+              <w:rPr>
+                <w:b w:val="0"/>
+              </w:rPr>
+              <w:t>{co_cau_tai_san_gop_von_sau_thay_doi_vdl.quyen_su_dung_dat.gia_tri_vnd}</w:t>
+            </w:r>
+          </w:p>
+        </w:tc>
+        <w:tc>
+          <w:tcPr>
+            <w:tcW w:type="dxa" w:w="2160"/>
+          </w:tcPr>
+          <w:p>
+            <w:r>
+              <w:rPr>
+                <w:b w:val="0"/>
+              </w:rPr>
+              <w:t>{co_cau_tai_san_gop_von_sau_thay_doi_vdl.quyen_su_dung_dat.ty_le}</w:t>
+            </w:r>
+          </w:p>
+        </w:tc>
+      </w:tr>
+      <w:tr>
+        <w:tc>
+          <w:tcPr>
+            <w:tcW w:type="dxa" w:w="2160"/>
+          </w:tcPr>
+          <w:p>
+            <w:r>
+              <w:rPr>
+                <w:b w:val="0"/>
+              </w:rPr>
+              <w:t>Quyền sở hữu trí tuệ</w:t>
+            </w:r>
+          </w:p>
+        </w:tc>
+        <w:tc>
+          <w:tcPr>
+            <w:tcW w:type="dxa" w:w="2160"/>
+          </w:tcPr>
+          <w:p>
+            <w:r>
+              <w:rPr>
+                <w:b w:val="0"/>
+              </w:rPr>
+              <w:t>{co_cau_tai_san_gop_von_sau_thay_doi_vdl.quyen_so_huu_tri_tue.chi_tiet_ngoai_te_tai_san_khac}</w:t>
+            </w:r>
+          </w:p>
+        </w:tc>
+        <w:tc>
+          <w:tcPr>
+            <w:tcW w:type="dxa" w:w="2160"/>
+          </w:tcPr>
+          <w:p>
+            <w:r>
+              <w:rPr>
+                <w:b w:val="0"/>
+              </w:rPr>
+              <w:t>{co_cau_tai_san_gop_von_sau_thay_doi_vdl.quyen_so_huu_tri_tue.gia_tri_vnd}</w:t>
+            </w:r>
+          </w:p>
+        </w:tc>
+        <w:tc>
+          <w:tcPr>
+            <w:tcW w:type="dxa" w:w="2160"/>
+          </w:tcPr>
+          <w:p>
+            <w:r>
+              <w:rPr>
+                <w:b w:val="0"/>
+              </w:rPr>
+              <w:t>{co_cau_tai_san_gop_von_sau_thay_doi_vdl.quyen_so_huu_tri_tue.ty_le}</w:t>
+            </w:r>
+          </w:p>
+        </w:tc>
+      </w:tr>
+      <w:tr>
+        <w:tc>
+          <w:tcPr>
+            <w:tcW w:type="dxa" w:w="2160"/>
+          </w:tcPr>
+          <w:p>
+            <w:r>
+              <w:rPr>
+                <w:b w:val="0"/>
+              </w:rPr>
+              <w:t>Các tài sản khác (ghi rõ loại tài sản, số lượng và giá trị còn lại của mỗi loại tài sản, có thể lập thành danh mục riêng kèm theo hồ sơ đăng ký doanh nghiệp)</w:t>
+            </w:r>
+          </w:p>
+        </w:tc>
+        <w:tc>
+          <w:tcPr>
+            <w:tcW w:type="dxa" w:w="2160"/>
+          </w:tcPr>
+          <w:p>
+            <w:r>
+              <w:rPr>
+                <w:b w:val="0"/>
+              </w:rPr>
+              <w:t>{co_cau_tai_san_gop_von_sau_thay_doi_vdl.tai_san_khac.chi_tiet_ngoai_te_tai_san_khac}</w:t>
+            </w:r>
+          </w:p>
+        </w:tc>
+        <w:tc>
+          <w:tcPr>
+            <w:tcW w:type="dxa" w:w="2160"/>
+          </w:tcPr>
+          <w:p>
+            <w:r>
+              <w:rPr>
+                <w:b w:val="0"/>
+              </w:rPr>
+              <w:t>{co_cau_tai_san_gop_von_sau_thay_doi_vdl.tai_san_khac.gia_tri_vnd}</w:t>
+            </w:r>
+          </w:p>
+        </w:tc>
+        <w:tc>
+          <w:tcPr>
+            <w:tcW w:type="dxa" w:w="2160"/>
+          </w:tcPr>
+          <w:p>
+            <w:r>
+              <w:rPr>
+                <w:b w:val="0"/>
+              </w:rPr>
+              <w:t>{co_cau_tai_san_gop_von_sau_thay_doi_vdl.tai_san_khac.ty_le}</w:t>
+            </w:r>
+          </w:p>
+        </w:tc>
+      </w:tr>
+      <w:tr>
+        <w:tc>
+          <w:tcPr>
+            <w:tcW w:type="dxa" w:w="2160"/>
+          </w:tcPr>
+          <w:p>
+            <w:r>
+              <w:rPr>
+                <w:b w:val="0"/>
+              </w:rPr>
+              <w:t>Tổng số</w:t>
+            </w:r>
+          </w:p>
+        </w:tc>
+        <w:tc>
+          <w:tcPr>
+            <w:tcW w:type="dxa" w:w="2160"/>
+          </w:tcPr>
+          <w:p>
+            <w:r>
+              <w:rPr>
+                <w:b w:val="0"/>
+              </w:rPr>
+              <w:t>{co_cau_tai_san_gop_von_sau_thay_doi_vdl.tong_so.chi_tiet_ngoai_te_tai_san_khac}</w:t>
+            </w:r>
+          </w:p>
+        </w:tc>
+        <w:tc>
+          <w:tcPr>
+            <w:tcW w:type="dxa" w:w="2160"/>
+          </w:tcPr>
+          <w:p>
+            <w:r>
+              <w:rPr>
+                <w:b w:val="0"/>
+              </w:rPr>
+              <w:t>{co_cau_tai_san_gop_von_sau_thay_doi_vdl.tong_so.gia_tri_vnd}</w:t>
+            </w:r>
+          </w:p>
+        </w:tc>
+        <w:tc>
+          <w:tcPr>
+            <w:tcW w:type="dxa" w:w="2160"/>
+          </w:tcPr>
+          <w:p>
+            <w:r>
+              <w:rPr>
+                <w:b w:val="0"/>
+              </w:rPr>
+              <w:t>{co_cau_tai_san_gop_von_sau_thay_doi_vdl.tong_so.ty_le}</w:t>
+            </w:r>
+          </w:p>
+        </w:tc>
+      </w:tr>
+    </w:tbl>
+    <w:p/>
+    <w:p>
+      <w:pPr>
+        <w:spacing w:before="120"/>
+      </w:pPr>
+      <w:r>
+        <w:rPr>
+          <w:rFonts w:ascii="Arial" w:hAnsi="Arial" w:cs="Arial"/>
+          <w:sz w:val="24"/>
+          <w:sz-cs w:val="24"/>
+        </w:rPr>
+        <w:t xml:space="preserve"/>
+      </w:r>
+    </w:p>
+    <w:p>
+      <w:pPr>
+        <w:spacing w:before="120"/>
+      </w:pPr>
+      <w:r>
+        <w:rPr>
+          <w:rFonts w:ascii="Arial" w:hAnsi="Arial" w:cs="Arial"/>
+          <w:sz w:val="24"/>
+          <w:sz-cs w:val="24"/>
+        </w:rPr>
+        <w:t xml:space="preserve"/>
+      </w:r>
+    </w:p>
+    <w:p>
+      <w:pPr>
+        <w:spacing w:before="120"/>
+      </w:pPr>
+      <w:r>
+        <w:rPr>
+          <w:rFonts w:ascii="Arial" w:hAnsi="Arial" w:cs="Arial"/>
+          <w:sz w:val="24"/>
+          <w:sz-cs w:val="24"/>
+        </w:rPr>
+        <w:t xml:space="preserve"/>
+      </w:r>
+    </w:p>
+    <w:p>
+      <w:pPr>
+        <w:spacing w:before="120"/>
+      </w:pPr>
+      <w:r>
+        <w:rPr>
+          <w:rFonts w:ascii="Arial" w:hAnsi="Arial" w:cs="Arial"/>
+          <w:sz w:val="24"/>
+          <w:sz-cs w:val="24"/>
+        </w:rPr>
+        <w:t xml:space="preserve"/>
+      </w:r>
+    </w:p>
+    <w:p>
+      <w:pPr>
+        <w:spacing w:before="120"/>
+      </w:pPr>
+      <w:r>
+        <w:rPr>
+          <w:rFonts w:ascii="Arial" w:hAnsi="Arial" w:cs="Arial"/>
+          <w:sz w:val="24"/>
+          <w:sz-cs w:val="24"/>
+        </w:rPr>
+        <w:t xml:space="preserve"/>
+      </w:r>
+    </w:p>
+    <w:p>
+      <w:pPr>
+        <w:spacing w:before="120"/>
+      </w:pPr>
+      <w:r>
+        <w:rPr>
+          <w:rFonts w:ascii="Arial" w:hAnsi="Arial" w:cs="Arial"/>
+          <w:sz w:val="24"/>
+          <w:sz-cs w:val="24"/>
+        </w:rPr>
+        <w:t xml:space="preserve"/>
+      </w:r>
+    </w:p>
+    <w:p>
+      <w:pPr>
+        <w:spacing w:before="120"/>
+      </w:pPr>
+      <w:r>
+        <w:rPr>
+          <w:rFonts w:ascii="Arial" w:hAnsi="Arial" w:cs="Arial"/>
+          <w:sz w:val="24"/>
+          <w:sz-cs w:val="24"/>
+        </w:rPr>
+        <w:t xml:space="preserve"/>
+      </w:r>
+    </w:p>
+    <w:p>
+      <w:pPr>
+        <w:spacing w:before="120"/>
+      </w:pPr>
+      <w:r>
+        <w:rPr>
+          <w:rFonts w:ascii="Arial" w:hAnsi="Arial" w:cs="Arial"/>
+          <w:sz w:val="24"/>
+          <w:sz-cs w:val="24"/>
+        </w:rPr>
+        <w:t xml:space="preserve"/>
+      </w:r>
+    </w:p>
+    <w:p>
+      <w:pPr>
+        <w:spacing w:before="120"/>
+      </w:pPr>
+      <w:r>
+        <w:rPr>
+          <w:rFonts w:ascii="Arial" w:hAnsi="Arial" w:cs="Arial"/>
+          <w:sz w:val="24"/>
+          <w:sz-cs w:val="24"/>
+        </w:rPr>
+        <w:t xml:space="preserve"/>
+      </w:r>
+    </w:p>
+    <w:p>
+      <w:pPr>
+        <w:spacing w:before="120"/>
+      </w:pPr>
+      <w:r>
+        <w:rPr>
+          <w:rFonts w:ascii="Arial" w:hAnsi="Arial" w:cs="Arial"/>
+          <w:sz w:val="24"/>
+          <w:sz-cs w:val="24"/>
+        </w:rPr>
+        <w:t xml:space="preserve"/>
+      </w:r>
+    </w:p>
+    <w:p>
+      <w:pPr>
+        <w:spacing w:before="120"/>
+      </w:pPr>
+      <w:r>
+        <w:rPr>
+          <w:rFonts w:ascii="Arial" w:hAnsi="Arial" w:cs="Arial"/>
+          <w:sz w:val="24"/>
+          <w:sz-cs w:val="24"/>
+        </w:rPr>
+        <w:t xml:space="preserve"/>
+      </w:r>
+    </w:p>
+    <w:p>
+      <w:pPr>
+        <w:spacing w:before="120"/>
+      </w:pPr>
+      <w:r>
+        <w:rPr>
+          <w:rFonts w:ascii="Arial" w:hAnsi="Arial" w:cs="Arial"/>
+          <w:sz w:val="24"/>
+          <w:sz-cs w:val="24"/>
+        </w:rPr>
+        <w:t xml:space="preserve"/>
+      </w:r>
+    </w:p>
+    <w:p>
+      <w:pPr>
+        <w:spacing w:before="120"/>
+      </w:pPr>
+      <w:r>
+        <w:rPr>
+          <w:rFonts w:ascii="Arial" w:hAnsi="Arial" w:cs="Arial"/>
+          <w:sz w:val="24"/>
+          <w:sz-cs w:val="24"/>
+        </w:rPr>
+        <w:t xml:space="preserve"/>
+      </w:r>
+    </w:p>
+    <w:p>
+      <w:pPr>
+        <w:spacing w:before="120"/>
+      </w:pPr>
+      <w:r>
+        <w:rPr>
+          <w:rFonts w:ascii="Arial" w:hAnsi="Arial" w:cs="Arial"/>
+          <w:sz w:val="24"/>
+          <w:sz-cs w:val="24"/>
+        </w:rPr>
+        <w:t xml:space="preserve"/>
+      </w:r>
+    </w:p>
+    <w:p>
+      <w:pPr>
+        <w:spacing w:before="120"/>
+      </w:pPr>
+      <w:r>
+        <w:rPr>
+          <w:rFonts w:ascii="Arial" w:hAnsi="Arial" w:cs="Arial"/>
+          <w:sz w:val="24"/>
+          <w:sz-cs w:val="24"/>
+        </w:rPr>
+        <w:t xml:space="preserve">Thông tin về cổ phần (</w:t>
+      </w:r>
+      <w:r>
+        <w:rPr>
+          <w:rFonts w:ascii="Arial" w:hAnsi="Arial" w:cs="Arial"/>
+          <w:sz w:val="24"/>
+          <w:sz-cs w:val="24"/>
+          <w:i/>
+        </w:rPr>
+        <w:t xml:space="preserve">chỉ kê khai đối với công ty cổ phần</w:t>
+      </w:r>
+      <w:r>
+        <w:rPr>
+          <w:rFonts w:ascii="Arial" w:hAnsi="Arial" w:cs="Arial"/>
+          <w:sz w:val="24"/>
+          <w:sz-cs w:val="24"/>
+        </w:rPr>
+        <w:t xml:space="preserve">):</w:t>
+      </w:r>
+    </w:p>
+    <w:tbl xmlns:ns4="urn:orca:p1b-temp">
+      <w:tblPr>
+        <w:tblW w:type="auto" w:w="0"/>
+        <w:tblLook w:firstColumn="1" w:firstRow="1" w:lastColumn="0" w:lastRow="0" w:noHBand="0" w:noVBand="1" w:val="04A0"/>
+        <w:tblBorders>
+          <w:top w:val="single" w:sz="4" w:color="000000"/>
+          <w:left w:val="single" w:sz="4" w:color="000000"/>
+          <w:bottom w:val="single" w:sz="4" w:color="000000"/>
+          <w:right w:val="single" w:sz="4" w:color="000000"/>
+          <w:insideH w:val="single" w:sz="4" w:color="000000"/>
+          <w:insideV w:val="single" w:sz="4" w:color="000000"/>
+        </w:tblBorders>
+      </w:tblPr>
+      <w:tblGrid>
+        <w:gridCol w:w="2160"/>
+        <w:gridCol w:w="2160"/>
+        <w:gridCol w:w="2160"/>
+        <w:gridCol w:w="2160"/>
+      </w:tblGrid>
+      <w:tr>
+        <w:tc>
+          <w:tcPr>
+            <w:tcW w:type="dxa" w:w="2160"/>
+          </w:tcPr>
+          <w:p>
+            <w:r>
+              <w:rPr>
+                <w:b/>
+              </w:rPr>
+              <w:t>Loại cổ phần</w:t>
+            </w:r>
+          </w:p>
+        </w:tc>
+        <w:tc>
+          <w:tcPr>
+            <w:tcW w:type="dxa" w:w="2160"/>
+          </w:tcPr>
+          <w:p>
+            <w:r>
+              <w:rPr>
+                <w:b/>
+              </w:rPr>
+              <w:t>Số lượng</w:t>
+            </w:r>
+          </w:p>
+        </w:tc>
+        <w:tc>
+          <w:tcPr>
+            <w:tcW w:type="dxa" w:w="2160"/>
+          </w:tcPr>
+          <w:p>
+            <w:r>
+              <w:rPr>
+                <w:b/>
+              </w:rPr>
+              <w:t>Giá trị (bằng số, VNĐ)</w:t>
+            </w:r>
+          </w:p>
+        </w:tc>
+        <w:tc>
+          <w:tcPr>
+            <w:tcW w:type="dxa" w:w="2160"/>
+          </w:tcPr>
+          <w:p>
+            <w:r>
+              <w:rPr>
+                <w:b/>
+              </w:rPr>
+              <w:t>Tỉ lệ so với vốn điều lệ (%)</w:t>
+            </w:r>
+          </w:p>
+        </w:tc>
+      </w:tr>
+      <w:tr>
+        <w:tc>
+          <w:tcPr>
+            <w:tcW w:type="dxa" w:w="2160"/>
+          </w:tcPr>
+          <w:p>
+            <w:r>
+              <w:rPr>
+                <w:b w:val="0"/>
+              </w:rPr>
+              <w:t>Cổ phần phổ thông</w:t>
+            </w:r>
+          </w:p>
+        </w:tc>
+        <w:tc>
+          <w:tcPr>
+            <w:tcW w:type="dxa" w:w="2160"/>
+          </w:tcPr>
+          <w:p>
+            <w:r>
+              <w:rPr>
+                <w:b w:val="0"/>
+              </w:rPr>
+              <w:t>{co_cau_loai_co_phan_sau_thay_doi.co_phan_pho_thong.so_luong}</w:t>
+            </w:r>
+          </w:p>
+        </w:tc>
+        <w:tc>
+          <w:tcPr>
+            <w:tcW w:type="dxa" w:w="2160"/>
+          </w:tcPr>
+          <w:p>
+            <w:r>
+              <w:rPr>
+                <w:b w:val="0"/>
+              </w:rPr>
+              <w:t>{co_cau_loai_co_phan_sau_thay_doi.co_phan_pho_thong.gia_tri_vnd}</w:t>
+            </w:r>
+          </w:p>
+        </w:tc>
+        <w:tc>
+          <w:tcPr>
+            <w:tcW w:type="dxa" w:w="2160"/>
+          </w:tcPr>
+          <w:p>
+            <w:r>
+              <w:rPr>
+                <w:b w:val="0"/>
+              </w:rPr>
+              <w:t>{co_cau_loai_co_phan_sau_thay_doi.co_phan_pho_thong.ty_le_so_von_dieule}</w:t>
+            </w:r>
+          </w:p>
+        </w:tc>
+      </w:tr>
+      <w:tr>
+        <w:tc>
+          <w:tcPr>
+            <w:tcW w:type="dxa" w:w="2160"/>
+          </w:tcPr>
+          <w:p>
+            <w:r>
+              <w:rPr>
+                <w:b w:val="0"/>
+              </w:rPr>
+              <w:t>Cổ phần ưu đã biểu quyết</w:t>
+            </w:r>
+          </w:p>
+        </w:tc>
+        <w:tc>
+          <w:tcPr>
+            <w:tcW w:type="dxa" w:w="2160"/>
+          </w:tcPr>
+          <w:p>
+            <w:r>
+              <w:rPr>
+                <w:b w:val="0"/>
+              </w:rPr>
+              <w:t>{co_cau_loai_co_phan_sau_thay_doi.cp_uu_dai_bieu_quyet.so_luong}</w:t>
+            </w:r>
+          </w:p>
+        </w:tc>
+        <w:tc>
+          <w:tcPr>
+            <w:tcW w:type="dxa" w:w="2160"/>
+          </w:tcPr>
+          <w:p>
+            <w:r>
+              <w:rPr>
+                <w:b w:val="0"/>
+              </w:rPr>
+              <w:t>{co_cau_loai_co_phan_sau_thay_doi.cp_uu_dai_bieu_quyet.gia_tri_vnd}</w:t>
+            </w:r>
+          </w:p>
+        </w:tc>
+        <w:tc>
+          <w:tcPr>
+            <w:tcW w:type="dxa" w:w="2160"/>
+          </w:tcPr>
+          <w:p>
+            <w:r>
+              <w:rPr>
+                <w:b w:val="0"/>
+              </w:rPr>
+              <w:t>{co_cau_loai_co_phan_sau_thay_doi.cp_uu_dai_bieu_quyet.ty_le_so_von_dieule}</w:t>
+            </w:r>
+          </w:p>
+        </w:tc>
+      </w:tr>
+      <w:tr>
+        <w:tc>
+          <w:tcPr>
+            <w:tcW w:type="dxa" w:w="2160"/>
+          </w:tcPr>
+          <w:p>
+            <w:r>
+              <w:rPr>
+                <w:b w:val="0"/>
+              </w:rPr>
+              <w:t>Cổ phần ưu đãi cổ tức</w:t>
+            </w:r>
+          </w:p>
+        </w:tc>
+        <w:tc>
+          <w:tcPr>
+            <w:tcW w:type="dxa" w:w="2160"/>
+          </w:tcPr>
+          <w:p>
+            <w:r>
+              <w:rPr>
+                <w:b w:val="0"/>
+              </w:rPr>
+              <w:t>{co_cau_loai_co_phan_sau_thay_doi.cp_uu_dai_co_tuc.so_luong}</w:t>
+            </w:r>
+          </w:p>
+        </w:tc>
+        <w:tc>
+          <w:tcPr>
+            <w:tcW w:type="dxa" w:w="2160"/>
+          </w:tcPr>
+          <w:p>
+            <w:r>
+              <w:rPr>
+                <w:b w:val="0"/>
+              </w:rPr>
+              <w:t>{co_cau_loai_co_phan_sau_thay_doi.cp_uu_dai_co_tuc.gia_tri_vnd}</w:t>
+            </w:r>
+          </w:p>
+        </w:tc>
+        <w:tc>
+          <w:tcPr>
+            <w:tcW w:type="dxa" w:w="2160"/>
+          </w:tcPr>
+          <w:p>
+            <w:r>
+              <w:rPr>
+                <w:b w:val="0"/>
+              </w:rPr>
+              <w:t>{co_cau_loai_co_phan_sau_thay_doi.cp_uu_dai_co_tuc.ty_le_so_von_dieule}</w:t>
+            </w:r>
+          </w:p>
+        </w:tc>
+      </w:tr>
+      <w:tr>
+        <w:tc>
+          <w:tcPr>
+            <w:tcW w:type="dxa" w:w="2160"/>
+          </w:tcPr>
+          <w:p>
+            <w:r>
+              <w:rPr>
+                <w:b w:val="0"/>
+              </w:rPr>
+              <w:t>Cổ phần ưu đãi hoàn lại</w:t>
+            </w:r>
+          </w:p>
+        </w:tc>
+        <w:tc>
+          <w:tcPr>
+            <w:tcW w:type="dxa" w:w="2160"/>
+          </w:tcPr>
+          <w:p>
+            <w:r>
+              <w:rPr>
+                <w:b w:val="0"/>
+              </w:rPr>
+              <w:t>{co_cau_loai_co_phan_sau_thay_doi.cp_uu_dai_hoan_lai.so_luong}</w:t>
+            </w:r>
+          </w:p>
+        </w:tc>
+        <w:tc>
+          <w:tcPr>
+            <w:tcW w:type="dxa" w:w="2160"/>
+          </w:tcPr>
+          <w:p>
+            <w:r>
+              <w:rPr>
+                <w:b w:val="0"/>
+              </w:rPr>
+              <w:t>{co_cau_loai_co_phan_sau_thay_doi.cp_uu_dai_hoan_lai.gia_tri_vnd}</w:t>
+            </w:r>
+          </w:p>
+        </w:tc>
+        <w:tc>
+          <w:tcPr>
+            <w:tcW w:type="dxa" w:w="2160"/>
+          </w:tcPr>
+          <w:p>
+            <w:r>
+              <w:rPr>
+                <w:b w:val="0"/>
+              </w:rPr>
+              <w:t>{co_cau_loai_co_phan_sau_thay_doi.cp_uu_dai_hoan_lai.ty_le_so_von_dieule}</w:t>
+            </w:r>
+          </w:p>
+        </w:tc>
+      </w:tr>
+      <w:tr>
+        <w:tc>
+          <w:tcPr>
+            <w:tcW w:type="dxa" w:w="2160"/>
+          </w:tcPr>
+          <w:p>
+            <w:r>
+              <w:rPr>
+                <w:b w:val="0"/>
+              </w:rPr>
+              <w:t>Các cổ phần ưu đãi khác</w:t>
+            </w:r>
+          </w:p>
+        </w:tc>
+        <w:tc>
+          <w:tcPr>
+            <w:tcW w:type="dxa" w:w="2160"/>
+          </w:tcPr>
+          <w:p>
+            <w:r>
+              <w:rPr>
+                <w:b w:val="0"/>
+              </w:rPr>
+              <w:t>{co_cau_loai_co_phan_sau_thay_doi.cp_uu_dai_khac.so_luong}</w:t>
+            </w:r>
+          </w:p>
+        </w:tc>
+        <w:tc>
+          <w:tcPr>
+            <w:tcW w:type="dxa" w:w="2160"/>
+          </w:tcPr>
+          <w:p>
+            <w:r>
+              <w:rPr>
+                <w:b w:val="0"/>
+              </w:rPr>
+              <w:t>{co_cau_loai_co_phan_sau_thay_doi.cp_uu_dai_khac.gia_tri_vnd}</w:t>
+            </w:r>
+          </w:p>
+        </w:tc>
+        <w:tc>
+          <w:tcPr>
+            <w:tcW w:type="dxa" w:w="2160"/>
+          </w:tcPr>
+          <w:p>
+            <w:r>
+              <w:rPr>
+                <w:b w:val="0"/>
+              </w:rPr>
+              <w:t>{co_cau_loai_co_phan_sau_thay_doi.cp_uu_dai_khac.ty_le_so_von_dieule}</w:t>
+            </w:r>
+          </w:p>
+        </w:tc>
+      </w:tr>
+      <w:tr>
+        <w:tc>
+          <w:tcPr>
+            <w:tcW w:type="dxa" w:w="2160"/>
+          </w:tcPr>
+          <w:p>
+            <w:r>
+              <w:rPr>
+                <w:b w:val="0"/>
+              </w:rPr>
+              <w:t>Tổng số</w:t>
+            </w:r>
+          </w:p>
+        </w:tc>
+        <w:tc>
+          <w:tcPr>
+            <w:tcW w:type="dxa" w:w="2160"/>
+          </w:tcPr>
+          <w:p>
+            <w:r>
+              <w:rPr>
+                <w:b w:val="0"/>
+              </w:rPr>
+              <w:t>{co_cau_loai_co_phan_sau_thay_doi.tong_so.so_luong}</w:t>
+            </w:r>
+          </w:p>
+        </w:tc>
+        <w:tc>
+          <w:tcPr>
+            <w:tcW w:type="dxa" w:w="2160"/>
+          </w:tcPr>
+          <w:p>
+            <w:r>
+              <w:rPr>
+                <w:b w:val="0"/>
+              </w:rPr>
+              <w:t>{co_cau_loai_co_phan_sau_thay_doi.tong_so.gia_tri_vnd}</w:t>
+            </w:r>
+          </w:p>
+        </w:tc>
+        <w:tc>
+          <w:tcPr>
+            <w:tcW w:type="dxa" w:w="2160"/>
+          </w:tcPr>
+          <w:p>
+            <w:r>
+              <w:rPr>
+                <w:b w:val="0"/>
+              </w:rPr>
+              <w:t>{co_cau_loai_co_phan_sau_thay_doi.tong_so.ty_le_so_von_dieule}</w:t>
+            </w:r>
+          </w:p>
+        </w:tc>
+      </w:tr>
+    </w:tbl>
+    <w:p/>
+    <w:p>
+      <w:pPr>
+        <w:spacing w:before="120"/>
+      </w:pPr>
+      <w:r>
+        <w:rPr>
+          <w:rFonts w:ascii="Arial" w:hAnsi="Arial" w:cs="Arial"/>
+          <w:sz w:val="24"/>
+          <w:sz-cs w:val="24"/>
+        </w:rPr>
+        <w:t>Mệnh giá cổ phần: {menh_gia_co_phan}</w:t>
+      </w:r>
+    </w:p>
     <w:p>
       <w:pPr>
         <w:jc w:val="center"/>
@@ -1708,8 +2785,9 @@
           <w:rFonts w:ascii="Arial" w:hAnsi="Arial" w:cs="Arial"/>
           <w:sz w:val="24"/>
           <w:sz-cs w:val="24"/>
-        </w:rPr>
-        <w:t xml:space="preserve">Tài sản góp vốn</w:t>
+          <w:b/>
+        </w:rPr>
+        <w:t xml:space="preserve"/>
       </w:r>
     </w:p>
     <w:p>
@@ -1722,42 +2800,9 @@
           <w:rFonts w:ascii="Arial" w:hAnsi="Arial" w:cs="Arial"/>
           <w:sz w:val="24"/>
           <w:sz-cs w:val="24"/>
-        </w:rPr>
-        <w:t xml:space="preserve">Giá trị vốn của từng tài sản trong vốn điều lệ</w:t>
-      </w:r>
-      <w:r>
-        <w:rPr>
-          <w:rFonts w:ascii="Arial" w:hAnsi="Arial" w:cs="Arial"/>
-          <w:sz w:val="24"/>
-          <w:sz-cs w:val="24"/>
-          <w:i/>
-        </w:rPr>
-        <w:t xml:space="preserve"> </w:t>
-      </w:r>
-      <w:r>
-        <w:rPr>
-          <w:rFonts w:ascii="Arial" w:hAnsi="Arial" w:cs="Arial"/>
-          <w:sz w:val="24"/>
-          <w:sz-cs w:val="24"/>
-        </w:rPr>
-        <w:t xml:space="preserve">(</w:t>
-      </w:r>
-      <w:r>
-        <w:rPr>
-          <w:rFonts w:ascii="Arial" w:hAnsi="Arial" w:cs="Arial"/>
-          <w:sz w:val="24"/>
-          <w:sz-cs w:val="24"/>
-          <w:i/>
-        </w:rPr>
-        <w:t xml:space="preserve">bằng số, VNĐ</w:t>
-      </w:r>
-      <w:r>
-        <w:rPr>
-          <w:rFonts w:ascii="Arial" w:hAnsi="Arial" w:cs="Arial"/>
-          <w:sz w:val="24"/>
-          <w:sz-cs w:val="24"/>
-        </w:rPr>
-        <w:t xml:space="preserve">)</w:t>
+          <w:b/>
+        </w:rPr>
+        <w:t xml:space="preserve"/>
       </w:r>
     </w:p>
     <w:p>
@@ -1770,25 +2815,9 @@
           <w:rFonts w:ascii="Arial" w:hAnsi="Arial" w:cs="Arial"/>
           <w:sz w:val="24"/>
           <w:sz-cs w:val="24"/>
-        </w:rPr>
-        <w:t xml:space="preserve">Tỷ lệ (</w:t>
-      </w:r>
-      <w:r>
-        <w:rPr>
-          <w:rFonts w:ascii="Arial" w:hAnsi="Arial" w:cs="Arial"/>
-          <w:sz w:val="24"/>
-          <w:sz-cs w:val="24"/>
-          <w:i/>
-        </w:rPr>
-        <w:t xml:space="preserve">%</w:t>
-      </w:r>
-      <w:r>
-        <w:rPr>
-          <w:rFonts w:ascii="Arial" w:hAnsi="Arial" w:cs="Arial"/>
-          <w:sz w:val="24"/>
-          <w:sz-cs w:val="24"/>
-        </w:rPr>
-        <w:t xml:space="preserve">)</w:t>
+          <w:b/>
+        </w:rPr>
+        <w:t xml:space="preserve"/>
       </w:r>
     </w:p>
     <w:p>
@@ -1801,45 +2830,7 @@
           <w:rFonts w:ascii="Arial" w:hAnsi="Arial" w:cs="Arial"/>
           <w:sz w:val="24"/>
           <w:sz-cs w:val="24"/>
-        </w:rPr>
-        <w:t xml:space="preserve">1</w:t>
-      </w:r>
-    </w:p>
-    <w:p>
-      <w:pPr>
-        <w:spacing w:before="120"/>
-      </w:pPr>
-      <w:r>
-        <w:rPr>
-          <w:rFonts w:ascii="Arial" w:hAnsi="Arial" w:cs="Arial"/>
-          <w:sz w:val="24"/>
-          <w:sz-cs w:val="24"/>
-        </w:rPr>
-        <w:t xml:space="preserve">Đồng Việt Nam</w:t>
-      </w:r>
-    </w:p>
-    <w:p>
-      <w:pPr>
-        <w:spacing w:before="120"/>
-      </w:pPr>
-      <w:r>
-        <w:rPr>
-          <w:rFonts w:ascii="Arial" w:hAnsi="Arial" w:cs="Arial"/>
-          <w:sz w:val="24"/>
-          <w:sz-cs w:val="24"/>
-        </w:rPr>
-        <w:t xml:space="preserve"/>
-      </w:r>
-    </w:p>
-    <w:p>
-      <w:pPr>
-        <w:spacing w:before="120"/>
-      </w:pPr>
-      <w:r>
-        <w:rPr>
-          <w:rFonts w:ascii="Arial" w:hAnsi="Arial" w:cs="Arial"/>
-          <w:sz w:val="24"/>
-          <w:sz-cs w:val="24"/>
+          <w:b/>
         </w:rPr>
         <w:t xml:space="preserve"/>
       </w:r>
@@ -1854,62 +2845,7 @@
           <w:rFonts w:ascii="Arial" w:hAnsi="Arial" w:cs="Arial"/>
           <w:sz w:val="24"/>
           <w:sz-cs w:val="24"/>
-        </w:rPr>
-        <w:t xml:space="preserve">2</w:t>
-      </w:r>
-    </w:p>
-    <w:p>
-      <w:pPr>
-        <w:spacing w:before="120"/>
-      </w:pPr>
-      <w:r>
-        <w:rPr>
-          <w:rFonts w:ascii="Arial" w:hAnsi="Arial" w:cs="Arial"/>
-          <w:sz w:val="24"/>
-          <w:sz-cs w:val="24"/>
-        </w:rPr>
-        <w:t xml:space="preserve">Ngoại tệ tự do chuyển đổi (</w:t>
-      </w:r>
-      <w:r>
-        <w:rPr>
-          <w:rFonts w:ascii="Arial" w:hAnsi="Arial" w:cs="Arial"/>
-          <w:sz w:val="24"/>
-          <w:sz-cs w:val="24"/>
-          <w:i/>
-        </w:rPr>
-        <w:t xml:space="preserve">ghi rõ loại ngoại tệ, số tiền được góp bằng mỗi loại ngoại tệ</w:t>
-      </w:r>
-      <w:r>
-        <w:rPr>
-          <w:rFonts w:ascii="Arial" w:hAnsi="Arial" w:cs="Arial"/>
-          <w:sz w:val="24"/>
-          <w:sz-cs w:val="24"/>
-        </w:rPr>
-        <w:t xml:space="preserve">)</w:t>
-      </w:r>
-    </w:p>
-    <w:p>
-      <w:pPr>
-        <w:spacing w:before="120"/>
-      </w:pPr>
-      <w:r>
-        <w:rPr>
-          <w:rFonts w:ascii="Arial" w:hAnsi="Arial" w:cs="Arial"/>
-          <w:sz w:val="24"/>
-          <w:sz-cs w:val="24"/>
-        </w:rPr>
-        <w:t xml:space="preserve"/>
-      </w:r>
-    </w:p>
-    <w:p>
-      <w:pPr>
-        <w:spacing w:before="120"/>
-      </w:pPr>
-      <w:r>
-        <w:rPr>
-          <w:rFonts w:ascii="Arial" w:hAnsi="Arial" w:cs="Arial"/>
-          <w:sz w:val="24"/>
-          <w:sz-cs w:val="24"/>
+          <w:b/>
         </w:rPr>
         <w:t xml:space="preserve"/>
       </w:r>
@@ -1924,47 +2860,22 @@
           <w:rFonts w:ascii="Arial" w:hAnsi="Arial" w:cs="Arial"/>
           <w:sz w:val="24"/>
           <w:sz-cs w:val="24"/>
-        </w:rPr>
-        <w:t xml:space="preserve">3</w:t>
-      </w:r>
-    </w:p>
-    <w:p>
-      <w:pPr>
-        <w:spacing w:before="120"/>
-      </w:pPr>
-      <w:r>
-        <w:rPr>
-          <w:rFonts w:ascii="Arial" w:hAnsi="Arial" w:cs="Arial"/>
-          <w:sz w:val="24"/>
-          <w:sz-cs w:val="24"/>
-        </w:rPr>
-        <w:t xml:space="preserve">Vàng</w:t>
-      </w:r>
-    </w:p>
-    <w:p>
-      <w:pPr>
-        <w:spacing w:before="120"/>
-      </w:pPr>
-      <w:r>
-        <w:rPr>
-          <w:rFonts w:ascii="Arial" w:hAnsi="Arial" w:cs="Arial"/>
-          <w:sz w:val="24"/>
-          <w:sz-cs w:val="24"/>
-        </w:rPr>
-        <w:t xml:space="preserve"/>
-      </w:r>
-    </w:p>
-    <w:p>
-      <w:pPr>
-        <w:spacing w:before="120"/>
-      </w:pPr>
-      <w:r>
-        <w:rPr>
-          <w:rFonts w:ascii="Arial" w:hAnsi="Arial" w:cs="Arial"/>
-          <w:sz w:val="24"/>
-          <w:sz-cs w:val="24"/>
-        </w:rPr>
-        <w:t xml:space="preserve"/>
+          <w:b/>
+        </w:rPr>
+        <w:t xml:space="preserve"/>
+      </w:r>
+    </w:p>
+    <w:p>
+      <w:pPr>
+        <w:spacing w:before="120"/>
+      </w:pPr>
+      <w:r>
+        <w:rPr>
+          <w:rFonts w:ascii="Arial" w:hAnsi="Arial" w:cs="Arial"/>
+          <w:sz w:val="24"/>
+          <w:sz-cs w:val="24"/>
+        </w:rPr>
+        <w:t xml:space="preserve">Cổ phần ưu đã cổ tức</w:t>
       </w:r>
     </w:p>
     <w:p>
@@ -1977,45 +2888,7 @@
           <w:rFonts w:ascii="Arial" w:hAnsi="Arial" w:cs="Arial"/>
           <w:sz w:val="24"/>
           <w:sz-cs w:val="24"/>
-        </w:rPr>
-        <w:t xml:space="preserve">4</w:t>
-      </w:r>
-    </w:p>
-    <w:p>
-      <w:pPr>
-        <w:spacing w:before="120"/>
-      </w:pPr>
-      <w:r>
-        <w:rPr>
-          <w:rFonts w:ascii="Arial" w:hAnsi="Arial" w:cs="Arial"/>
-          <w:sz w:val="24"/>
-          <w:sz-cs w:val="24"/>
-        </w:rPr>
-        <w:t xml:space="preserve">Quyền sử dụng đất</w:t>
-      </w:r>
-    </w:p>
-    <w:p>
-      <w:pPr>
-        <w:spacing w:before="120"/>
-      </w:pPr>
-      <w:r>
-        <w:rPr>
-          <w:rFonts w:ascii="Arial" w:hAnsi="Arial" w:cs="Arial"/>
-          <w:sz w:val="24"/>
-          <w:sz-cs w:val="24"/>
-        </w:rPr>
-        <w:t xml:space="preserve"/>
-      </w:r>
-    </w:p>
-    <w:p>
-      <w:pPr>
-        <w:spacing w:before="120"/>
-      </w:pPr>
-      <w:r>
-        <w:rPr>
-          <w:rFonts w:ascii="Arial" w:hAnsi="Arial" w:cs="Arial"/>
-          <w:sz w:val="24"/>
-          <w:sz-cs w:val="24"/>
+          <w:b/>
         </w:rPr>
         <w:t xml:space="preserve"/>
       </w:r>
@@ -2030,45 +2903,7 @@
           <w:rFonts w:ascii="Arial" w:hAnsi="Arial" w:cs="Arial"/>
           <w:sz w:val="24"/>
           <w:sz-cs w:val="24"/>
-        </w:rPr>
-        <w:t xml:space="preserve">5</w:t>
-      </w:r>
-    </w:p>
-    <w:p>
-      <w:pPr>
-        <w:spacing w:before="120"/>
-      </w:pPr>
-      <w:r>
-        <w:rPr>
-          <w:rFonts w:ascii="Arial" w:hAnsi="Arial" w:cs="Arial"/>
-          <w:sz w:val="24"/>
-          <w:sz-cs w:val="24"/>
-        </w:rPr>
-        <w:t xml:space="preserve">Quyền sở hữu trí tuệ</w:t>
-      </w:r>
-    </w:p>
-    <w:p>
-      <w:pPr>
-        <w:spacing w:before="120"/>
-      </w:pPr>
-      <w:r>
-        <w:rPr>
-          <w:rFonts w:ascii="Arial" w:hAnsi="Arial" w:cs="Arial"/>
-          <w:sz w:val="24"/>
-          <w:sz-cs w:val="24"/>
-        </w:rPr>
-        <w:t xml:space="preserve"/>
-      </w:r>
-    </w:p>
-    <w:p>
-      <w:pPr>
-        <w:spacing w:before="120"/>
-      </w:pPr>
-      <w:r>
-        <w:rPr>
-          <w:rFonts w:ascii="Arial" w:hAnsi="Arial" w:cs="Arial"/>
-          <w:sz w:val="24"/>
-          <w:sz-cs w:val="24"/>
+          <w:b/>
         </w:rPr>
         <w:t xml:space="preserve"/>
       </w:r>
@@ -2083,62 +2918,7 @@
           <w:rFonts w:ascii="Arial" w:hAnsi="Arial" w:cs="Arial"/>
           <w:sz w:val="24"/>
           <w:sz-cs w:val="24"/>
-        </w:rPr>
-        <w:t xml:space="preserve">6</w:t>
-      </w:r>
-    </w:p>
-    <w:p>
-      <w:pPr>
-        <w:spacing w:before="120"/>
-      </w:pPr>
-      <w:r>
-        <w:rPr>
-          <w:rFonts w:ascii="Arial" w:hAnsi="Arial" w:cs="Arial"/>
-          <w:sz w:val="24"/>
-          <w:sz-cs w:val="24"/>
-        </w:rPr>
-        <w:t xml:space="preserve">Các tài sản khác (</w:t>
-      </w:r>
-      <w:r>
-        <w:rPr>
-          <w:rFonts w:ascii="Arial" w:hAnsi="Arial" w:cs="Arial"/>
-          <w:sz w:val="24"/>
-          <w:sz-cs w:val="24"/>
-          <w:i/>
-        </w:rPr>
-        <w:t xml:space="preserve">ghi rõ loại tài sản, số lượng và giá trị còn lại của mỗi loại tài sản, có thể lập thành danh mục riêng kèm theo hồ sơ đăng ký doanh nghiệp</w:t>
-      </w:r>
-      <w:r>
-        <w:rPr>
-          <w:rFonts w:ascii="Arial" w:hAnsi="Arial" w:cs="Arial"/>
-          <w:sz w:val="24"/>
-          <w:sz-cs w:val="24"/>
-        </w:rPr>
-        <w:t xml:space="preserve">)</w:t>
-      </w:r>
-    </w:p>
-    <w:p>
-      <w:pPr>
-        <w:spacing w:before="120"/>
-      </w:pPr>
-      <w:r>
-        <w:rPr>
-          <w:rFonts w:ascii="Arial" w:hAnsi="Arial" w:cs="Arial"/>
-          <w:sz w:val="24"/>
-          <w:sz-cs w:val="24"/>
-        </w:rPr>
-        <w:t xml:space="preserve"/>
-      </w:r>
-    </w:p>
-    <w:p>
-      <w:pPr>
-        <w:spacing w:before="120"/>
-      </w:pPr>
-      <w:r>
-        <w:rPr>
-          <w:rFonts w:ascii="Arial" w:hAnsi="Arial" w:cs="Arial"/>
-          <w:sz w:val="24"/>
-          <w:sz-cs w:val="24"/>
+          <w:b/>
         </w:rPr>
         <w:t xml:space="preserve"/>
       </w:r>
@@ -2153,77 +2933,9 @@
           <w:rFonts w:ascii="Arial" w:hAnsi="Arial" w:cs="Arial"/>
           <w:sz w:val="24"/>
           <w:sz-cs w:val="24"/>
-        </w:rPr>
-        <w:t xml:space="preserve">Tổng số</w:t>
-      </w:r>
-    </w:p>
-    <w:p>
-      <w:pPr>
-        <w:spacing w:before="120"/>
-      </w:pPr>
-      <w:r>
-        <w:rPr>
-          <w:rFonts w:ascii="Arial" w:hAnsi="Arial" w:cs="Arial"/>
-          <w:sz w:val="24"/>
-          <w:sz-cs w:val="24"/>
-        </w:rPr>
-        <w:t xml:space="preserve"/>
-      </w:r>
-    </w:p>
-    <w:p>
-      <w:pPr>
-        <w:spacing w:before="120"/>
-      </w:pPr>
-      <w:r>
-        <w:rPr>
-          <w:rFonts w:ascii="Arial" w:hAnsi="Arial" w:cs="Arial"/>
-          <w:sz w:val="24"/>
-          <w:sz-cs w:val="24"/>
-        </w:rPr>
-        <w:t xml:space="preserve"/>
-      </w:r>
-    </w:p>
-    <w:p>
-      <w:pPr>
-        <w:spacing w:before="120"/>
-      </w:pPr>
-      <w:r>
-        <w:rPr>
-          <w:rFonts w:ascii="Arial" w:hAnsi="Arial" w:cs="Arial"/>
-          <w:sz w:val="24"/>
-          <w:sz-cs w:val="24"/>
-        </w:rPr>
-        <w:t xml:space="preserve">Thông tin về cổ phần (</w:t>
-      </w:r>
-      <w:r>
-        <w:rPr>
-          <w:rFonts w:ascii="Arial" w:hAnsi="Arial" w:cs="Arial"/>
-          <w:sz w:val="24"/>
-          <w:sz-cs w:val="24"/>
-          <w:i/>
-        </w:rPr>
-        <w:t xml:space="preserve">chỉ kê khai đối với công ty cổ phần</w:t>
-      </w:r>
-      <w:r>
-        <w:rPr>
-          <w:rFonts w:ascii="Arial" w:hAnsi="Arial" w:cs="Arial"/>
-          <w:sz w:val="24"/>
-          <w:sz-cs w:val="24"/>
-        </w:rPr>
-        <w:t xml:space="preserve">):</w:t>
-      </w:r>
-    </w:p>
-    <w:p>
-      <w:pPr>
-        <w:spacing w:before="120"/>
-      </w:pPr>
-      <w:r>
-        <w:rPr>
-          <w:rFonts w:ascii="Arial" w:hAnsi="Arial" w:cs="Arial"/>
-          <w:sz w:val="24"/>
-          <w:sz-cs w:val="24"/>
-        </w:rPr>
-        <w:t>Mệnh giá cổ phần: {menh_gia_co_phan}</w:t>
+          <w:b/>
+        </w:rPr>
+        <w:t xml:space="preserve"/>
       </w:r>
     </w:p>
     <w:p>
@@ -2236,8 +2948,9 @@
           <w:rFonts w:ascii="Arial" w:hAnsi="Arial" w:cs="Arial"/>
           <w:sz w:val="24"/>
           <w:sz-cs w:val="24"/>
-        </w:rPr>
-        <w:t xml:space="preserve">Loại cổ phần</w:t>
+          <w:b/>
+        </w:rPr>
+        <w:t xml:space="preserve"/>
       </w:r>
     </w:p>
     <w:p>
@@ -2250,8 +2963,9 @@
           <w:rFonts w:ascii="Arial" w:hAnsi="Arial" w:cs="Arial"/>
           <w:sz w:val="24"/>
           <w:sz-cs w:val="24"/>
-        </w:rPr>
-        <w:t xml:space="preserve">Số lượng</w:t>
+          <w:b/>
+        </w:rPr>
+        <w:t xml:space="preserve"/>
       </w:r>
     </w:p>
     <w:p>
@@ -2264,25 +2978,9 @@
           <w:rFonts w:ascii="Arial" w:hAnsi="Arial" w:cs="Arial"/>
           <w:sz w:val="24"/>
           <w:sz-cs w:val="24"/>
-        </w:rPr>
-        <w:t xml:space="preserve">Giá trị (</w:t>
-      </w:r>
-      <w:r>
-        <w:rPr>
-          <w:rFonts w:ascii="Arial" w:hAnsi="Arial" w:cs="Arial"/>
-          <w:sz w:val="24"/>
-          <w:sz-cs w:val="24"/>
-          <w:i/>
-        </w:rPr>
-        <w:t xml:space="preserve">bằng số, VNĐ</w:t>
-      </w:r>
-      <w:r>
-        <w:rPr>
-          <w:rFonts w:ascii="Arial" w:hAnsi="Arial" w:cs="Arial"/>
-          <w:sz w:val="24"/>
-          <w:sz-cs w:val="24"/>
-        </w:rPr>
-        <w:t xml:space="preserve">)</w:t>
+          <w:b/>
+        </w:rPr>
+        <w:t xml:space="preserve"/>
       </w:r>
     </w:p>
     <w:p>
@@ -2295,25 +2993,9 @@
           <w:rFonts w:ascii="Arial" w:hAnsi="Arial" w:cs="Arial"/>
           <w:sz w:val="24"/>
           <w:sz-cs w:val="24"/>
-        </w:rPr>
-        <w:t xml:space="preserve">Tỉ lệ so với vốn điều lệ (</w:t>
-      </w:r>
-      <w:r>
-        <w:rPr>
-          <w:rFonts w:ascii="Arial" w:hAnsi="Arial" w:cs="Arial"/>
-          <w:sz w:val="24"/>
-          <w:sz-cs w:val="24"/>
-          <w:i/>
-        </w:rPr>
-        <w:t xml:space="preserve">%</w:t>
-      </w:r>
-      <w:r>
-        <w:rPr>
-          <w:rFonts w:ascii="Arial" w:hAnsi="Arial" w:cs="Arial"/>
-          <w:sz w:val="24"/>
-          <w:sz-cs w:val="24"/>
-        </w:rPr>
-        <w:t xml:space="preserve">)</w:t>
+          <w:b/>
+        </w:rPr>
+        <w:t xml:space="preserve"/>
       </w:r>
     </w:p>
     <w:p>
@@ -2326,367 +3008,9 @@
           <w:rFonts w:ascii="Arial" w:hAnsi="Arial" w:cs="Arial"/>
           <w:sz w:val="24"/>
           <w:sz-cs w:val="24"/>
-        </w:rPr>
-        <w:t xml:space="preserve">1</w:t>
-      </w:r>
-    </w:p>
-    <w:p>
-      <w:pPr>
-        <w:spacing w:before="120"/>
-      </w:pPr>
-      <w:r>
-        <w:rPr>
-          <w:rFonts w:ascii="Arial" w:hAnsi="Arial" w:cs="Arial"/>
-          <w:sz w:val="24"/>
-          <w:sz-cs w:val="24"/>
-        </w:rPr>
-        <w:t xml:space="preserve">Cổ phần phổ thông</w:t>
-      </w:r>
-    </w:p>
-    <w:p>
-      <w:pPr>
-        <w:jc w:val="center"/>
-        <w:spacing w:before="120"/>
-      </w:pPr>
-      <w:r>
-        <w:rPr>
-          <w:rFonts w:ascii="Arial" w:hAnsi="Arial" w:cs="Arial"/>
-          <w:sz w:val="24"/>
-          <w:sz-cs w:val="24"/>
           <w:b/>
         </w:rPr>
         <w:t xml:space="preserve"/>
-      </w:r>
-    </w:p>
-    <w:p>
-      <w:pPr>
-        <w:jc w:val="center"/>
-        <w:spacing w:before="120"/>
-      </w:pPr>
-      <w:r>
-        <w:rPr>
-          <w:rFonts w:ascii="Arial" w:hAnsi="Arial" w:cs="Arial"/>
-          <w:sz w:val="24"/>
-          <w:sz-cs w:val="24"/>
-          <w:b/>
-        </w:rPr>
-        <w:t xml:space="preserve"/>
-      </w:r>
-    </w:p>
-    <w:p>
-      <w:pPr>
-        <w:jc w:val="center"/>
-        <w:spacing w:before="120"/>
-      </w:pPr>
-      <w:r>
-        <w:rPr>
-          <w:rFonts w:ascii="Arial" w:hAnsi="Arial" w:cs="Arial"/>
-          <w:sz w:val="24"/>
-          <w:sz-cs w:val="24"/>
-          <w:b/>
-        </w:rPr>
-        <w:t xml:space="preserve"/>
-      </w:r>
-    </w:p>
-    <w:p>
-      <w:pPr>
-        <w:jc w:val="center"/>
-        <w:spacing w:before="120"/>
-      </w:pPr>
-      <w:r>
-        <w:rPr>
-          <w:rFonts w:ascii="Arial" w:hAnsi="Arial" w:cs="Arial"/>
-          <w:sz w:val="24"/>
-          <w:sz-cs w:val="24"/>
-        </w:rPr>
-        <w:t xml:space="preserve">2</w:t>
-      </w:r>
-    </w:p>
-    <w:p>
-      <w:pPr>
-        <w:spacing w:before="120"/>
-      </w:pPr>
-      <w:r>
-        <w:rPr>
-          <w:rFonts w:ascii="Arial" w:hAnsi="Arial" w:cs="Arial"/>
-          <w:sz w:val="24"/>
-          <w:sz-cs w:val="24"/>
-        </w:rPr>
-        <w:t xml:space="preserve">Cổ phần ưu đã biểu quyết</w:t>
-      </w:r>
-    </w:p>
-    <w:p>
-      <w:pPr>
-        <w:jc w:val="center"/>
-        <w:spacing w:before="120"/>
-      </w:pPr>
-      <w:r>
-        <w:rPr>
-          <w:rFonts w:ascii="Arial" w:hAnsi="Arial" w:cs="Arial"/>
-          <w:sz w:val="24"/>
-          <w:sz-cs w:val="24"/>
-          <w:b/>
-        </w:rPr>
-        <w:t xml:space="preserve"/>
-      </w:r>
-    </w:p>
-    <w:p>
-      <w:pPr>
-        <w:jc w:val="center"/>
-        <w:spacing w:before="120"/>
-      </w:pPr>
-      <w:r>
-        <w:rPr>
-          <w:rFonts w:ascii="Arial" w:hAnsi="Arial" w:cs="Arial"/>
-          <w:sz w:val="24"/>
-          <w:sz-cs w:val="24"/>
-          <w:b/>
-        </w:rPr>
-        <w:t xml:space="preserve"/>
-      </w:r>
-    </w:p>
-    <w:p>
-      <w:pPr>
-        <w:jc w:val="center"/>
-        <w:spacing w:before="120"/>
-      </w:pPr>
-      <w:r>
-        <w:rPr>
-          <w:rFonts w:ascii="Arial" w:hAnsi="Arial" w:cs="Arial"/>
-          <w:sz w:val="24"/>
-          <w:sz-cs w:val="24"/>
-          <w:b/>
-        </w:rPr>
-        <w:t xml:space="preserve"/>
-      </w:r>
-    </w:p>
-    <w:p>
-      <w:pPr>
-        <w:jc w:val="center"/>
-        <w:spacing w:before="120"/>
-      </w:pPr>
-      <w:r>
-        <w:rPr>
-          <w:rFonts w:ascii="Arial" w:hAnsi="Arial" w:cs="Arial"/>
-          <w:sz w:val="24"/>
-          <w:sz-cs w:val="24"/>
-        </w:rPr>
-        <w:t xml:space="preserve">3</w:t>
-      </w:r>
-    </w:p>
-    <w:p>
-      <w:pPr>
-        <w:spacing w:before="120"/>
-      </w:pPr>
-      <w:r>
-        <w:rPr>
-          <w:rFonts w:ascii="Arial" w:hAnsi="Arial" w:cs="Arial"/>
-          <w:sz w:val="24"/>
-          <w:sz-cs w:val="24"/>
-        </w:rPr>
-        <w:t xml:space="preserve">Cổ phần ưu đã cổ tức</w:t>
-      </w:r>
-    </w:p>
-    <w:p>
-      <w:pPr>
-        <w:jc w:val="center"/>
-        <w:spacing w:before="120"/>
-      </w:pPr>
-      <w:r>
-        <w:rPr>
-          <w:rFonts w:ascii="Arial" w:hAnsi="Arial" w:cs="Arial"/>
-          <w:sz w:val="24"/>
-          <w:sz-cs w:val="24"/>
-          <w:b/>
-        </w:rPr>
-        <w:t xml:space="preserve"/>
-      </w:r>
-    </w:p>
-    <w:p>
-      <w:pPr>
-        <w:jc w:val="center"/>
-        <w:spacing w:before="120"/>
-      </w:pPr>
-      <w:r>
-        <w:rPr>
-          <w:rFonts w:ascii="Arial" w:hAnsi="Arial" w:cs="Arial"/>
-          <w:sz w:val="24"/>
-          <w:sz-cs w:val="24"/>
-          <w:b/>
-        </w:rPr>
-        <w:t xml:space="preserve"/>
-      </w:r>
-    </w:p>
-    <w:p>
-      <w:pPr>
-        <w:jc w:val="center"/>
-        <w:spacing w:before="120"/>
-      </w:pPr>
-      <w:r>
-        <w:rPr>
-          <w:rFonts w:ascii="Arial" w:hAnsi="Arial" w:cs="Arial"/>
-          <w:sz w:val="24"/>
-          <w:sz-cs w:val="24"/>
-          <w:b/>
-        </w:rPr>
-        <w:t xml:space="preserve"/>
-      </w:r>
-    </w:p>
-    <w:p>
-      <w:pPr>
-        <w:jc w:val="center"/>
-        <w:spacing w:before="120"/>
-      </w:pPr>
-      <w:r>
-        <w:rPr>
-          <w:rFonts w:ascii="Arial" w:hAnsi="Arial" w:cs="Arial"/>
-          <w:sz w:val="24"/>
-          <w:sz-cs w:val="24"/>
-        </w:rPr>
-        <w:t xml:space="preserve">4</w:t>
-      </w:r>
-    </w:p>
-    <w:p>
-      <w:pPr>
-        <w:spacing w:before="120"/>
-      </w:pPr>
-      <w:r>
-        <w:rPr>
-          <w:rFonts w:ascii="Arial" w:hAnsi="Arial" w:cs="Arial"/>
-          <w:sz w:val="24"/>
-          <w:sz-cs w:val="24"/>
-        </w:rPr>
-        <w:t xml:space="preserve">Cổ phần ưu đãi hoàn lại</w:t>
-      </w:r>
-    </w:p>
-    <w:p>
-      <w:pPr>
-        <w:jc w:val="center"/>
-        <w:spacing w:before="120"/>
-      </w:pPr>
-      <w:r>
-        <w:rPr>
-          <w:rFonts w:ascii="Arial" w:hAnsi="Arial" w:cs="Arial"/>
-          <w:sz w:val="24"/>
-          <w:sz-cs w:val="24"/>
-          <w:b/>
-        </w:rPr>
-        <w:t xml:space="preserve"/>
-      </w:r>
-    </w:p>
-    <w:p>
-      <w:pPr>
-        <w:jc w:val="center"/>
-        <w:spacing w:before="120"/>
-      </w:pPr>
-      <w:r>
-        <w:rPr>
-          <w:rFonts w:ascii="Arial" w:hAnsi="Arial" w:cs="Arial"/>
-          <w:sz w:val="24"/>
-          <w:sz-cs w:val="24"/>
-          <w:b/>
-        </w:rPr>
-        <w:t xml:space="preserve"/>
-      </w:r>
-    </w:p>
-    <w:p>
-      <w:pPr>
-        <w:jc w:val="center"/>
-        <w:spacing w:before="120"/>
-      </w:pPr>
-      <w:r>
-        <w:rPr>
-          <w:rFonts w:ascii="Arial" w:hAnsi="Arial" w:cs="Arial"/>
-          <w:sz w:val="24"/>
-          <w:sz-cs w:val="24"/>
-          <w:b/>
-        </w:rPr>
-        <w:t xml:space="preserve"/>
-      </w:r>
-    </w:p>
-    <w:p>
-      <w:pPr>
-        <w:jc w:val="center"/>
-        <w:spacing w:before="120"/>
-      </w:pPr>
-      <w:r>
-        <w:rPr>
-          <w:rFonts w:ascii="Arial" w:hAnsi="Arial" w:cs="Arial"/>
-          <w:sz w:val="24"/>
-          <w:sz-cs w:val="24"/>
-        </w:rPr>
-        <w:t xml:space="preserve">5</w:t>
-      </w:r>
-    </w:p>
-    <w:p>
-      <w:pPr>
-        <w:spacing w:before="120"/>
-      </w:pPr>
-      <w:r>
-        <w:rPr>
-          <w:rFonts w:ascii="Arial" w:hAnsi="Arial" w:cs="Arial"/>
-          <w:sz w:val="24"/>
-          <w:sz-cs w:val="24"/>
-        </w:rPr>
-        <w:t xml:space="preserve">Các cổ phần ưu đãi khác</w:t>
-      </w:r>
-    </w:p>
-    <w:p>
-      <w:pPr>
-        <w:jc w:val="center"/>
-        <w:spacing w:before="120"/>
-      </w:pPr>
-      <w:r>
-        <w:rPr>
-          <w:rFonts w:ascii="Arial" w:hAnsi="Arial" w:cs="Arial"/>
-          <w:sz w:val="24"/>
-          <w:sz-cs w:val="24"/>
-          <w:b/>
-        </w:rPr>
-        <w:t xml:space="preserve"/>
-      </w:r>
-    </w:p>
-    <w:p>
-      <w:pPr>
-        <w:jc w:val="center"/>
-        <w:spacing w:before="120"/>
-      </w:pPr>
-      <w:r>
-        <w:rPr>
-          <w:rFonts w:ascii="Arial" w:hAnsi="Arial" w:cs="Arial"/>
-          <w:sz w:val="24"/>
-          <w:sz-cs w:val="24"/>
-          <w:b/>
-        </w:rPr>
-        <w:t xml:space="preserve"/>
-      </w:r>
-    </w:p>
-    <w:p>
-      <w:pPr>
-        <w:jc w:val="center"/>
-        <w:spacing w:before="120"/>
-      </w:pPr>
-      <w:r>
-        <w:rPr>
-          <w:rFonts w:ascii="Arial" w:hAnsi="Arial" w:cs="Arial"/>
-          <w:sz w:val="24"/>
-          <w:sz-cs w:val="24"/>
-          <w:b/>
-        </w:rPr>
-        <w:t xml:space="preserve"/>
-      </w:r>
-    </w:p>
-    <w:p>
-      <w:pPr>
-        <w:spacing w:before="120"/>
-      </w:pPr>
-      <w:r>
-        <w:rPr>
-          <w:rFonts w:ascii="Arial" w:hAnsi="Arial" w:cs="Arial"/>
-          <w:sz w:val="24"/>
-          <w:sz-cs w:val="24"/>
-        </w:rPr>
-        <w:t xml:space="preserve">Tổng số</w:t>
       </w:r>
     </w:p>
     <w:p>
@@ -4194,463 +4518,613 @@
         <w:t xml:space="preserve">Tài sản góp vốn sau khi thay đổi vốn đầu tư: </w:t>
       </w:r>
     </w:p>
-    <w:p>
-      <w:pPr>
-        <w:jc w:val="center"/>
-        <w:spacing w:before="120"/>
-      </w:pPr>
-      <w:r>
-        <w:rPr>
-          <w:rFonts w:ascii="Arial" w:hAnsi="Arial" w:cs="Arial"/>
-          <w:sz w:val="24"/>
-          <w:sz-cs w:val="24"/>
-        </w:rPr>
-        <w:t xml:space="preserve">Tài sản góp vốn</w:t>
-      </w:r>
-    </w:p>
-    <w:p>
-      <w:pPr>
-        <w:jc w:val="center"/>
-        <w:spacing w:before="120"/>
-      </w:pPr>
-      <w:r>
-        <w:rPr>
-          <w:rFonts w:ascii="Arial" w:hAnsi="Arial" w:cs="Arial"/>
-          <w:sz w:val="24"/>
-          <w:sz-cs w:val="24"/>
-        </w:rPr>
-        <w:t xml:space="preserve">Giá trị vốn của từng tài sản trong vốn đầu tư</w:t>
-      </w:r>
-      <w:r>
-        <w:rPr>
-          <w:rFonts w:ascii="Arial" w:hAnsi="Arial" w:cs="Arial"/>
-          <w:sz w:val="24"/>
-          <w:sz-cs w:val="24"/>
-          <w:i/>
-        </w:rPr>
-        <w:t xml:space="preserve"> </w:t>
-      </w:r>
-      <w:r>
-        <w:rPr>
-          <w:rFonts w:ascii="Arial" w:hAnsi="Arial" w:cs="Arial"/>
-          <w:sz w:val="24"/>
-          <w:sz-cs w:val="24"/>
-        </w:rPr>
-        <w:t xml:space="preserve">(</w:t>
-      </w:r>
-      <w:r>
-        <w:rPr>
-          <w:rFonts w:ascii="Arial" w:hAnsi="Arial" w:cs="Arial"/>
-          <w:sz w:val="24"/>
-          <w:sz-cs w:val="24"/>
-          <w:i/>
-        </w:rPr>
-        <w:t xml:space="preserve">bằng số, VNĐ</w:t>
-      </w:r>
-      <w:r>
-        <w:rPr>
-          <w:rFonts w:ascii="Arial" w:hAnsi="Arial" w:cs="Arial"/>
-          <w:sz w:val="24"/>
-          <w:sz-cs w:val="24"/>
-        </w:rPr>
-        <w:t xml:space="preserve">)</w:t>
-      </w:r>
-    </w:p>
-    <w:p>
-      <w:pPr>
-        <w:jc w:val="center"/>
-        <w:spacing w:before="120"/>
-      </w:pPr>
-      <w:r>
-        <w:rPr>
-          <w:rFonts w:ascii="Arial" w:hAnsi="Arial" w:cs="Arial"/>
-          <w:sz w:val="24"/>
-          <w:sz-cs w:val="24"/>
-        </w:rPr>
-        <w:t xml:space="preserve">Tỷ lệ (</w:t>
-      </w:r>
-      <w:r>
-        <w:rPr>
-          <w:rFonts w:ascii="Arial" w:hAnsi="Arial" w:cs="Arial"/>
-          <w:sz w:val="24"/>
-          <w:sz-cs w:val="24"/>
-          <w:i/>
-        </w:rPr>
-        <w:t xml:space="preserve">%</w:t>
-      </w:r>
-      <w:r>
-        <w:rPr>
-          <w:rFonts w:ascii="Arial" w:hAnsi="Arial" w:cs="Arial"/>
-          <w:sz w:val="24"/>
-          <w:sz-cs w:val="24"/>
-        </w:rPr>
-        <w:t xml:space="preserve">)</w:t>
-      </w:r>
-    </w:p>
-    <w:p>
-      <w:pPr>
-        <w:jc w:val="center"/>
-        <w:spacing w:before="120"/>
-      </w:pPr>
-      <w:r>
-        <w:rPr>
-          <w:rFonts w:ascii="Arial" w:hAnsi="Arial" w:cs="Arial"/>
-          <w:sz w:val="24"/>
-          <w:sz-cs w:val="24"/>
-        </w:rPr>
-        <w:t xml:space="preserve">1</w:t>
-      </w:r>
-    </w:p>
-    <w:p>
-      <w:pPr>
-        <w:spacing w:before="120"/>
-      </w:pPr>
-      <w:r>
-        <w:rPr>
-          <w:rFonts w:ascii="Arial" w:hAnsi="Arial" w:cs="Arial"/>
-          <w:sz w:val="24"/>
-          <w:sz-cs w:val="24"/>
-        </w:rPr>
-        <w:t xml:space="preserve">Đồng Việt Nam</w:t>
-      </w:r>
-    </w:p>
-    <w:p>
-      <w:pPr>
-        <w:spacing w:before="120"/>
-      </w:pPr>
-      <w:r>
-        <w:rPr>
-          <w:rFonts w:ascii="Arial" w:hAnsi="Arial" w:cs="Arial"/>
-          <w:sz w:val="24"/>
-          <w:sz-cs w:val="24"/>
-        </w:rPr>
-        <w:t xml:space="preserve"/>
-      </w:r>
-    </w:p>
-    <w:p>
-      <w:pPr>
-        <w:spacing w:before="120"/>
-      </w:pPr>
-      <w:r>
-        <w:rPr>
-          <w:rFonts w:ascii="Arial" w:hAnsi="Arial" w:cs="Arial"/>
-          <w:sz w:val="24"/>
-          <w:sz-cs w:val="24"/>
-        </w:rPr>
-        <w:t xml:space="preserve"/>
-      </w:r>
-    </w:p>
-    <w:p>
-      <w:pPr>
-        <w:jc w:val="center"/>
-        <w:spacing w:before="120"/>
-      </w:pPr>
-      <w:r>
-        <w:rPr>
-          <w:rFonts w:ascii="Arial" w:hAnsi="Arial" w:cs="Arial"/>
-          <w:sz w:val="24"/>
-          <w:sz-cs w:val="24"/>
-        </w:rPr>
-        <w:t xml:space="preserve">2</w:t>
-      </w:r>
-    </w:p>
-    <w:p>
-      <w:pPr>
-        <w:spacing w:before="120"/>
-      </w:pPr>
-      <w:r>
-        <w:rPr>
-          <w:rFonts w:ascii="Arial" w:hAnsi="Arial" w:cs="Arial"/>
-          <w:sz w:val="24"/>
-          <w:sz-cs w:val="24"/>
-        </w:rPr>
-        <w:t xml:space="preserve">Ngoại tệ tự do chuyển đổi (</w:t>
-      </w:r>
-      <w:r>
-        <w:rPr>
-          <w:rFonts w:ascii="Arial" w:hAnsi="Arial" w:cs="Arial"/>
-          <w:sz w:val="24"/>
-          <w:sz-cs w:val="24"/>
-          <w:i/>
-        </w:rPr>
-        <w:t xml:space="preserve">ghi rõ loại ngoại tệ, số tiền được góp bằng mỗi loại ngoại tệ</w:t>
-      </w:r>
-      <w:r>
-        <w:rPr>
-          <w:rFonts w:ascii="Arial" w:hAnsi="Arial" w:cs="Arial"/>
-          <w:sz w:val="24"/>
-          <w:sz-cs w:val="24"/>
-        </w:rPr>
-        <w:t xml:space="preserve">)</w:t>
-      </w:r>
-    </w:p>
-    <w:p>
-      <w:pPr>
-        <w:spacing w:before="120"/>
-      </w:pPr>
-      <w:r>
-        <w:rPr>
-          <w:rFonts w:ascii="Arial" w:hAnsi="Arial" w:cs="Arial"/>
-          <w:sz w:val="24"/>
-          <w:sz-cs w:val="24"/>
-        </w:rPr>
-        <w:t xml:space="preserve"/>
-      </w:r>
-    </w:p>
-    <w:p>
-      <w:pPr>
-        <w:spacing w:before="120"/>
-      </w:pPr>
-      <w:r>
-        <w:rPr>
-          <w:rFonts w:ascii="Arial" w:hAnsi="Arial" w:cs="Arial"/>
-          <w:sz w:val="24"/>
-          <w:sz-cs w:val="24"/>
-        </w:rPr>
-        <w:t xml:space="preserve"/>
-      </w:r>
-    </w:p>
-    <w:p>
-      <w:pPr>
-        <w:jc w:val="center"/>
-        <w:spacing w:before="120"/>
-      </w:pPr>
-      <w:r>
-        <w:rPr>
-          <w:rFonts w:ascii="Arial" w:hAnsi="Arial" w:cs="Arial"/>
-          <w:sz w:val="24"/>
-          <w:sz-cs w:val="24"/>
-        </w:rPr>
-        <w:t xml:space="preserve">3</w:t>
-      </w:r>
-    </w:p>
-    <w:p>
-      <w:pPr>
-        <w:spacing w:before="120"/>
-      </w:pPr>
-      <w:r>
-        <w:rPr>
-          <w:rFonts w:ascii="Arial" w:hAnsi="Arial" w:cs="Arial"/>
-          <w:sz w:val="24"/>
-          <w:sz-cs w:val="24"/>
-        </w:rPr>
-        <w:t xml:space="preserve">Vàng</w:t>
-      </w:r>
-    </w:p>
-    <w:p>
-      <w:pPr>
-        <w:spacing w:before="120"/>
-      </w:pPr>
-      <w:r>
-        <w:rPr>
-          <w:rFonts w:ascii="Arial" w:hAnsi="Arial" w:cs="Arial"/>
-          <w:sz w:val="24"/>
-          <w:sz-cs w:val="24"/>
-        </w:rPr>
-        <w:t xml:space="preserve"/>
-      </w:r>
-    </w:p>
-    <w:p>
-      <w:pPr>
-        <w:spacing w:before="120"/>
-      </w:pPr>
-      <w:r>
-        <w:rPr>
-          <w:rFonts w:ascii="Arial" w:hAnsi="Arial" w:cs="Arial"/>
-          <w:sz w:val="24"/>
-          <w:sz-cs w:val="24"/>
-        </w:rPr>
-        <w:t xml:space="preserve"/>
-      </w:r>
-    </w:p>
-    <w:p>
-      <w:pPr>
-        <w:jc w:val="center"/>
-        <w:spacing w:before="120"/>
-      </w:pPr>
-      <w:r>
-        <w:rPr>
-          <w:rFonts w:ascii="Arial" w:hAnsi="Arial" w:cs="Arial"/>
-          <w:sz w:val="24"/>
-          <w:sz-cs w:val="24"/>
-        </w:rPr>
-        <w:t xml:space="preserve">4</w:t>
-      </w:r>
-    </w:p>
-    <w:p>
-      <w:pPr>
-        <w:spacing w:before="120"/>
-      </w:pPr>
-      <w:r>
-        <w:rPr>
-          <w:rFonts w:ascii="Arial" w:hAnsi="Arial" w:cs="Arial"/>
-          <w:sz w:val="24"/>
-          <w:sz-cs w:val="24"/>
-        </w:rPr>
-        <w:t xml:space="preserve">Quyền sử dụng đất</w:t>
-      </w:r>
-    </w:p>
-    <w:p>
-      <w:pPr>
-        <w:spacing w:before="120"/>
-      </w:pPr>
-      <w:r>
-        <w:rPr>
-          <w:rFonts w:ascii="Arial" w:hAnsi="Arial" w:cs="Arial"/>
-          <w:sz w:val="24"/>
-          <w:sz-cs w:val="24"/>
-        </w:rPr>
-        <w:t xml:space="preserve"/>
-      </w:r>
-    </w:p>
-    <w:p>
-      <w:pPr>
-        <w:spacing w:before="120"/>
-      </w:pPr>
-      <w:r>
-        <w:rPr>
-          <w:rFonts w:ascii="Arial" w:hAnsi="Arial" w:cs="Arial"/>
-          <w:sz w:val="24"/>
-          <w:sz-cs w:val="24"/>
-        </w:rPr>
-        <w:t xml:space="preserve"/>
-      </w:r>
-    </w:p>
-    <w:p>
-      <w:pPr>
-        <w:jc w:val="center"/>
-        <w:spacing w:before="120"/>
-      </w:pPr>
-      <w:r>
-        <w:rPr>
-          <w:rFonts w:ascii="Arial" w:hAnsi="Arial" w:cs="Arial"/>
-          <w:sz w:val="24"/>
-          <w:sz-cs w:val="24"/>
-        </w:rPr>
-        <w:t xml:space="preserve">5</w:t>
-      </w:r>
-    </w:p>
-    <w:p>
-      <w:pPr>
-        <w:spacing w:before="120"/>
-      </w:pPr>
-      <w:r>
-        <w:rPr>
-          <w:rFonts w:ascii="Arial" w:hAnsi="Arial" w:cs="Arial"/>
-          <w:sz w:val="24"/>
-          <w:sz-cs w:val="24"/>
-        </w:rPr>
-        <w:t xml:space="preserve">Quyền sở hữu trí tuệ</w:t>
-      </w:r>
-    </w:p>
-    <w:p>
-      <w:pPr>
-        <w:spacing w:before="120"/>
-      </w:pPr>
-      <w:r>
-        <w:rPr>
-          <w:rFonts w:ascii="Arial" w:hAnsi="Arial" w:cs="Arial"/>
-          <w:sz w:val="24"/>
-          <w:sz-cs w:val="24"/>
-        </w:rPr>
-        <w:t xml:space="preserve"/>
-      </w:r>
-    </w:p>
-    <w:p>
-      <w:pPr>
-        <w:spacing w:before="120"/>
-      </w:pPr>
-      <w:r>
-        <w:rPr>
-          <w:rFonts w:ascii="Arial" w:hAnsi="Arial" w:cs="Arial"/>
-          <w:sz w:val="24"/>
-          <w:sz-cs w:val="24"/>
-        </w:rPr>
-        <w:t xml:space="preserve"/>
-      </w:r>
-    </w:p>
-    <w:p>
-      <w:pPr>
-        <w:jc w:val="center"/>
-        <w:spacing w:before="120"/>
-      </w:pPr>
-      <w:r>
-        <w:rPr>
-          <w:rFonts w:ascii="Arial" w:hAnsi="Arial" w:cs="Arial"/>
-          <w:sz w:val="24"/>
-          <w:sz-cs w:val="24"/>
-        </w:rPr>
-        <w:t xml:space="preserve">6</w:t>
-      </w:r>
-    </w:p>
-    <w:p>
-      <w:pPr>
-        <w:spacing w:before="120"/>
-      </w:pPr>
-      <w:r>
-        <w:rPr>
-          <w:rFonts w:ascii="Arial" w:hAnsi="Arial" w:cs="Arial"/>
-          <w:sz w:val="24"/>
-          <w:sz-cs w:val="24"/>
-        </w:rPr>
-        <w:t xml:space="preserve">Các tài sản khác (</w:t>
-      </w:r>
-      <w:r>
-        <w:rPr>
-          <w:rFonts w:ascii="Arial" w:hAnsi="Arial" w:cs="Arial"/>
-          <w:sz w:val="24"/>
-          <w:sz-cs w:val="24"/>
-          <w:i/>
-        </w:rPr>
-        <w:t xml:space="preserve">ghi rõ loại tài sản, số lượng và giá trị còn lại của mỗi loại tài sản, có thể lập thành danh mục riêng kèm theo hồ sơ đăng ký doanh nghiệp</w:t>
-      </w:r>
-      <w:r>
-        <w:rPr>
-          <w:rFonts w:ascii="Arial" w:hAnsi="Arial" w:cs="Arial"/>
-          <w:sz w:val="24"/>
-          <w:sz-cs w:val="24"/>
-        </w:rPr>
-        <w:t xml:space="preserve">)</w:t>
-      </w:r>
-    </w:p>
-    <w:p>
-      <w:pPr>
-        <w:spacing w:before="120"/>
-      </w:pPr>
-      <w:r>
-        <w:rPr>
-          <w:rFonts w:ascii="Arial" w:hAnsi="Arial" w:cs="Arial"/>
-          <w:sz w:val="24"/>
-          <w:sz-cs w:val="24"/>
-        </w:rPr>
-        <w:t xml:space="preserve"/>
-      </w:r>
-    </w:p>
-    <w:p>
-      <w:pPr>
-        <w:spacing w:before="120"/>
-      </w:pPr>
-      <w:r>
-        <w:rPr>
-          <w:rFonts w:ascii="Arial" w:hAnsi="Arial" w:cs="Arial"/>
-          <w:sz w:val="24"/>
-          <w:sz-cs w:val="24"/>
-        </w:rPr>
-        <w:t xml:space="preserve"/>
-      </w:r>
-    </w:p>
-    <w:p>
-      <w:pPr>
-        <w:jc w:val="center"/>
-        <w:spacing w:before="120"/>
-      </w:pPr>
-      <w:r>
-        <w:rPr>
-          <w:rFonts w:ascii="Arial" w:hAnsi="Arial" w:cs="Arial"/>
-          <w:sz w:val="24"/>
-          <w:sz-cs w:val="24"/>
-        </w:rPr>
-        <w:t xml:space="preserve">Tổng số</w:t>
+    <w:tbl xmlns:ns3="urn:orca:p1b-temp">
+      <w:tblPr>
+        <w:tblW w:type="auto" w:w="0"/>
+        <w:tblLook w:firstColumn="1" w:firstRow="1" w:lastColumn="0" w:lastRow="0" w:noHBand="0" w:noVBand="1" w:val="04A0"/>
+        <w:tblBorders>
+          <w:top w:val="single" w:sz="4" w:color="000000"/>
+          <w:left w:val="single" w:sz="4" w:color="000000"/>
+          <w:bottom w:val="single" w:sz="4" w:color="000000"/>
+          <w:right w:val="single" w:sz="4" w:color="000000"/>
+          <w:insideH w:val="single" w:sz="4" w:color="000000"/>
+          <w:insideV w:val="single" w:sz="4" w:color="000000"/>
+        </w:tblBorders>
+      </w:tblPr>
+      <w:tblGrid>
+        <w:gridCol w:w="2160"/>
+        <w:gridCol w:w="2160"/>
+        <w:gridCol w:w="2160"/>
+        <w:gridCol w:w="2160"/>
+      </w:tblGrid>
+      <w:tr>
+        <w:tc>
+          <w:tcPr>
+            <w:tcW w:type="dxa" w:w="2160"/>
+          </w:tcPr>
+          <w:p>
+            <w:r>
+              <w:rPr>
+                <w:b/>
+              </w:rPr>
+              <w:t>Tài sản góp vốn</w:t>
+            </w:r>
+          </w:p>
+        </w:tc>
+        <w:tc>
+          <w:tcPr>
+            <w:tcW w:type="dxa" w:w="2160"/>
+          </w:tcPr>
+          <w:p>
+            <w:r>
+              <w:rPr>
+                <w:b/>
+              </w:rPr>
+              <w:t>Ghi rõ loại ngoại tệ, số tiền được góp bằng mỗi loại ngoại tệ / loại tài sản, số lượng và giá trị còn lại của mỗi loại tài sản</w:t>
+            </w:r>
+          </w:p>
+        </w:tc>
+        <w:tc>
+          <w:tcPr>
+            <w:tcW w:type="dxa" w:w="2160"/>
+          </w:tcPr>
+          <w:p>
+            <w:r>
+              <w:rPr>
+                <w:b/>
+              </w:rPr>
+              <w:t>Giá trị vốn của từng tài sản trong vốn đầu tư (bằng số, VNĐ)</w:t>
+            </w:r>
+          </w:p>
+        </w:tc>
+        <w:tc>
+          <w:tcPr>
+            <w:tcW w:type="dxa" w:w="2160"/>
+          </w:tcPr>
+          <w:p>
+            <w:r>
+              <w:rPr>
+                <w:b/>
+              </w:rPr>
+              <w:t>Tỷ lệ (%)</w:t>
+            </w:r>
+          </w:p>
+        </w:tc>
+      </w:tr>
+      <w:tr>
+        <w:tc>
+          <w:tcPr>
+            <w:tcW w:type="dxa" w:w="2160"/>
+          </w:tcPr>
+          <w:p>
+            <w:r>
+              <w:rPr>
+                <w:b w:val="0"/>
+              </w:rPr>
+              <w:t>Đồng Việt Nam</w:t>
+            </w:r>
+          </w:p>
+        </w:tc>
+        <w:tc>
+          <w:tcPr>
+            <w:tcW w:type="dxa" w:w="2160"/>
+          </w:tcPr>
+          <w:p>
+            <w:r>
+              <w:rPr>
+                <w:b w:val="0"/>
+              </w:rPr>
+              <w:t>{co_cau_tai_san_gop_von_sau_thay_doi_vdt.dong_viet_nam.chi_tiet_ngoai_te_tai_san_khac}</w:t>
+            </w:r>
+          </w:p>
+        </w:tc>
+        <w:tc>
+          <w:tcPr>
+            <w:tcW w:type="dxa" w:w="2160"/>
+          </w:tcPr>
+          <w:p>
+            <w:r>
+              <w:rPr>
+                <w:b w:val="0"/>
+              </w:rPr>
+              <w:t>{co_cau_tai_san_gop_von_sau_thay_doi_vdt.dong_viet_nam.gia_tri_vnd}</w:t>
+            </w:r>
+          </w:p>
+        </w:tc>
+        <w:tc>
+          <w:tcPr>
+            <w:tcW w:type="dxa" w:w="2160"/>
+          </w:tcPr>
+          <w:p>
+            <w:r>
+              <w:rPr>
+                <w:b w:val="0"/>
+              </w:rPr>
+              <w:t>{co_cau_tai_san_gop_von_sau_thay_doi_vdt.dong_viet_nam.ty_le}</w:t>
+            </w:r>
+          </w:p>
+        </w:tc>
+      </w:tr>
+      <w:tr>
+        <w:tc>
+          <w:tcPr>
+            <w:tcW w:type="dxa" w:w="2160"/>
+          </w:tcPr>
+          <w:p>
+            <w:r>
+              <w:rPr>
+                <w:b w:val="0"/>
+              </w:rPr>
+              <w:t>Ngoại tệ tự do chuyển đổi (ghi rõ loại ngoại tệ, số tiền được góp bằng mỗi loại ngoại tệ)</w:t>
+            </w:r>
+          </w:p>
+        </w:tc>
+        <w:tc>
+          <w:tcPr>
+            <w:tcW w:type="dxa" w:w="2160"/>
+          </w:tcPr>
+          <w:p>
+            <w:r>
+              <w:rPr>
+                <w:b w:val="0"/>
+              </w:rPr>
+              <w:t>{co_cau_tai_san_gop_von_sau_thay_doi_vdt.ngoai_te_tu_do_chuyen_doi.chi_tiet_ngoai_te_tai_san_khac}</w:t>
+            </w:r>
+          </w:p>
+        </w:tc>
+        <w:tc>
+          <w:tcPr>
+            <w:tcW w:type="dxa" w:w="2160"/>
+          </w:tcPr>
+          <w:p>
+            <w:r>
+              <w:rPr>
+                <w:b w:val="0"/>
+              </w:rPr>
+              <w:t>{co_cau_tai_san_gop_von_sau_thay_doi_vdt.ngoai_te_tu_do_chuyen_doi.gia_tri_vnd}</w:t>
+            </w:r>
+          </w:p>
+        </w:tc>
+        <w:tc>
+          <w:tcPr>
+            <w:tcW w:type="dxa" w:w="2160"/>
+          </w:tcPr>
+          <w:p>
+            <w:r>
+              <w:rPr>
+                <w:b w:val="0"/>
+              </w:rPr>
+              <w:t>{co_cau_tai_san_gop_von_sau_thay_doi_vdt.ngoai_te_tu_do_chuyen_doi.ty_le}</w:t>
+            </w:r>
+          </w:p>
+        </w:tc>
+      </w:tr>
+      <w:tr>
+        <w:tc>
+          <w:tcPr>
+            <w:tcW w:type="dxa" w:w="2160"/>
+          </w:tcPr>
+          <w:p>
+            <w:r>
+              <w:rPr>
+                <w:b w:val="0"/>
+              </w:rPr>
+              <w:t>Vàng</w:t>
+            </w:r>
+          </w:p>
+        </w:tc>
+        <w:tc>
+          <w:tcPr>
+            <w:tcW w:type="dxa" w:w="2160"/>
+          </w:tcPr>
+          <w:p>
+            <w:r>
+              <w:rPr>
+                <w:b w:val="0"/>
+              </w:rPr>
+              <w:t>{co_cau_tai_san_gop_von_sau_thay_doi_vdt.vang.chi_tiet_ngoai_te_tai_san_khac}</w:t>
+            </w:r>
+          </w:p>
+        </w:tc>
+        <w:tc>
+          <w:tcPr>
+            <w:tcW w:type="dxa" w:w="2160"/>
+          </w:tcPr>
+          <w:p>
+            <w:r>
+              <w:rPr>
+                <w:b w:val="0"/>
+              </w:rPr>
+              <w:t>{co_cau_tai_san_gop_von_sau_thay_doi_vdt.vang.gia_tri_vnd}</w:t>
+            </w:r>
+          </w:p>
+        </w:tc>
+        <w:tc>
+          <w:tcPr>
+            <w:tcW w:type="dxa" w:w="2160"/>
+          </w:tcPr>
+          <w:p>
+            <w:r>
+              <w:rPr>
+                <w:b w:val="0"/>
+              </w:rPr>
+              <w:t>{co_cau_tai_san_gop_von_sau_thay_doi_vdt.vang.ty_le}</w:t>
+            </w:r>
+          </w:p>
+        </w:tc>
+      </w:tr>
+      <w:tr>
+        <w:tc>
+          <w:tcPr>
+            <w:tcW w:type="dxa" w:w="2160"/>
+          </w:tcPr>
+          <w:p>
+            <w:r>
+              <w:rPr>
+                <w:b w:val="0"/>
+              </w:rPr>
+              <w:t>Quyền sử dụng đất</w:t>
+            </w:r>
+          </w:p>
+        </w:tc>
+        <w:tc>
+          <w:tcPr>
+            <w:tcW w:type="dxa" w:w="2160"/>
+          </w:tcPr>
+          <w:p>
+            <w:r>
+              <w:rPr>
+                <w:b w:val="0"/>
+              </w:rPr>
+              <w:t>{co_cau_tai_san_gop_von_sau_thay_doi_vdt.quyen_su_dung_dat.chi_tiet_ngoai_te_tai_san_khac}</w:t>
+            </w:r>
+          </w:p>
+        </w:tc>
+        <w:tc>
+          <w:tcPr>
+            <w:tcW w:type="dxa" w:w="2160"/>
+          </w:tcPr>
+          <w:p>
+            <w:r>
+              <w:rPr>
+                <w:b w:val="0"/>
+              </w:rPr>
+              <w:t>{co_cau_tai_san_gop_von_sau_thay_doi_vdt.quyen_su_dung_dat.gia_tri_vnd}</w:t>
+            </w:r>
+          </w:p>
+        </w:tc>
+        <w:tc>
+          <w:tcPr>
+            <w:tcW w:type="dxa" w:w="2160"/>
+          </w:tcPr>
+          <w:p>
+            <w:r>
+              <w:rPr>
+                <w:b w:val="0"/>
+              </w:rPr>
+              <w:t>{co_cau_tai_san_gop_von_sau_thay_doi_vdt.quyen_su_dung_dat.ty_le}</w:t>
+            </w:r>
+          </w:p>
+        </w:tc>
+      </w:tr>
+      <w:tr>
+        <w:tc>
+          <w:tcPr>
+            <w:tcW w:type="dxa" w:w="2160"/>
+          </w:tcPr>
+          <w:p>
+            <w:r>
+              <w:rPr>
+                <w:b w:val="0"/>
+              </w:rPr>
+              <w:t>Quyền sở hữu trí tuệ</w:t>
+            </w:r>
+          </w:p>
+        </w:tc>
+        <w:tc>
+          <w:tcPr>
+            <w:tcW w:type="dxa" w:w="2160"/>
+          </w:tcPr>
+          <w:p>
+            <w:r>
+              <w:rPr>
+                <w:b w:val="0"/>
+              </w:rPr>
+              <w:t>{co_cau_tai_san_gop_von_sau_thay_doi_vdt.quyen_so_huu_tri_tue.chi_tiet_ngoai_te_tai_san_khac}</w:t>
+            </w:r>
+          </w:p>
+        </w:tc>
+        <w:tc>
+          <w:tcPr>
+            <w:tcW w:type="dxa" w:w="2160"/>
+          </w:tcPr>
+          <w:p>
+            <w:r>
+              <w:rPr>
+                <w:b w:val="0"/>
+              </w:rPr>
+              <w:t>{co_cau_tai_san_gop_von_sau_thay_doi_vdt.quyen_so_huu_tri_tue.gia_tri_vnd}</w:t>
+            </w:r>
+          </w:p>
+        </w:tc>
+        <w:tc>
+          <w:tcPr>
+            <w:tcW w:type="dxa" w:w="2160"/>
+          </w:tcPr>
+          <w:p>
+            <w:r>
+              <w:rPr>
+                <w:b w:val="0"/>
+              </w:rPr>
+              <w:t>{co_cau_tai_san_gop_von_sau_thay_doi_vdt.quyen_so_huu_tri_tue.ty_le}</w:t>
+            </w:r>
+          </w:p>
+        </w:tc>
+      </w:tr>
+      <w:tr>
+        <w:tc>
+          <w:tcPr>
+            <w:tcW w:type="dxa" w:w="2160"/>
+          </w:tcPr>
+          <w:p>
+            <w:r>
+              <w:rPr>
+                <w:b w:val="0"/>
+              </w:rPr>
+              <w:t>Các tài sản khác (ghi rõ loại tài sản, số lượng và giá trị còn lại của mỗi loại tài sản, có thể lập thành danh mục riêng kèm theo hồ sơ đăng ký đăng ký doanh nghiệp)</w:t>
+            </w:r>
+          </w:p>
+        </w:tc>
+        <w:tc>
+          <w:tcPr>
+            <w:tcW w:type="dxa" w:w="2160"/>
+          </w:tcPr>
+          <w:p>
+            <w:r>
+              <w:rPr>
+                <w:b w:val="0"/>
+              </w:rPr>
+              <w:t>{co_cau_tai_san_gop_von_sau_thay_doi_vdt.tai_san_khac.chi_tiet_ngoai_te_tai_san_khac}</w:t>
+            </w:r>
+          </w:p>
+        </w:tc>
+        <w:tc>
+          <w:tcPr>
+            <w:tcW w:type="dxa" w:w="2160"/>
+          </w:tcPr>
+          <w:p>
+            <w:r>
+              <w:rPr>
+                <w:b w:val="0"/>
+              </w:rPr>
+              <w:t>{co_cau_tai_san_gop_von_sau_thay_doi_vdt.tai_san_khac.gia_tri_vnd}</w:t>
+            </w:r>
+          </w:p>
+        </w:tc>
+        <w:tc>
+          <w:tcPr>
+            <w:tcW w:type="dxa" w:w="2160"/>
+          </w:tcPr>
+          <w:p>
+            <w:r>
+              <w:rPr>
+                <w:b w:val="0"/>
+              </w:rPr>
+              <w:t>{co_cau_tai_san_gop_von_sau_thay_doi_vdt.tai_san_khac.ty_le}</w:t>
+            </w:r>
+          </w:p>
+        </w:tc>
+      </w:tr>
+      <w:tr>
+        <w:tc>
+          <w:tcPr>
+            <w:tcW w:type="dxa" w:w="2160"/>
+          </w:tcPr>
+          <w:p>
+            <w:r>
+              <w:rPr>
+                <w:b w:val="0"/>
+              </w:rPr>
+              <w:t>Tổng số</w:t>
+            </w:r>
+          </w:p>
+        </w:tc>
+        <w:tc>
+          <w:tcPr>
+            <w:tcW w:type="dxa" w:w="2160"/>
+          </w:tcPr>
+          <w:p>
+            <w:r>
+              <w:rPr>
+                <w:b w:val="0"/>
+              </w:rPr>
+              <w:t>{co_cau_tai_san_gop_von_sau_thay_doi_vdt.tong_so.chi_tiet_ngoai_te_tai_san_khac}</w:t>
+            </w:r>
+          </w:p>
+        </w:tc>
+        <w:tc>
+          <w:tcPr>
+            <w:tcW w:type="dxa" w:w="2160"/>
+          </w:tcPr>
+          <w:p>
+            <w:r>
+              <w:rPr>
+                <w:b w:val="0"/>
+              </w:rPr>
+              <w:t>{co_cau_tai_san_gop_von_sau_thay_doi_vdt.tong_so.gia_tri_vnd}</w:t>
+            </w:r>
+          </w:p>
+        </w:tc>
+        <w:tc>
+          <w:tcPr>
+            <w:tcW w:type="dxa" w:w="2160"/>
+          </w:tcPr>
+          <w:p>
+            <w:r>
+              <w:rPr>
+                <w:b w:val="0"/>
+              </w:rPr>
+              <w:t>{co_cau_tai_san_gop_von_sau_thay_doi_vdt.tong_so.ty_le}</w:t>
+            </w:r>
+          </w:p>
+        </w:tc>
+      </w:tr>
+    </w:tbl>
+    <w:p/>
+    <w:p>
+      <w:pPr>
+        <w:spacing w:before="120"/>
+      </w:pPr>
+      <w:r>
+        <w:rPr>
+          <w:rFonts w:ascii="Arial" w:hAnsi="Arial" w:cs="Arial"/>
+          <w:sz w:val="24"/>
+          <w:sz-cs w:val="24"/>
+        </w:rPr>
+        <w:t xml:space="preserve"/>
+      </w:r>
+    </w:p>
+    <w:p>
+      <w:pPr>
+        <w:spacing w:before="120"/>
+      </w:pPr>
+      <w:r>
+        <w:rPr>
+          <w:rFonts w:ascii="Arial" w:hAnsi="Arial" w:cs="Arial"/>
+          <w:sz w:val="24"/>
+          <w:sz-cs w:val="24"/>
+        </w:rPr>
+        <w:t xml:space="preserve"/>
+      </w:r>
+    </w:p>
+    <w:p>
+      <w:pPr>
+        <w:spacing w:before="120"/>
+      </w:pPr>
+      <w:r>
+        <w:rPr>
+          <w:rFonts w:ascii="Arial" w:hAnsi="Arial" w:cs="Arial"/>
+          <w:sz w:val="24"/>
+          <w:sz-cs w:val="24"/>
+        </w:rPr>
+        <w:t xml:space="preserve"/>
+      </w:r>
+    </w:p>
+    <w:p>
+      <w:pPr>
+        <w:spacing w:before="120"/>
+      </w:pPr>
+      <w:r>
+        <w:rPr>
+          <w:rFonts w:ascii="Arial" w:hAnsi="Arial" w:cs="Arial"/>
+          <w:sz w:val="24"/>
+          <w:sz-cs w:val="24"/>
+        </w:rPr>
+        <w:t xml:space="preserve"/>
+      </w:r>
+    </w:p>
+    <w:p>
+      <w:pPr>
+        <w:spacing w:before="120"/>
+      </w:pPr>
+      <w:r>
+        <w:rPr>
+          <w:rFonts w:ascii="Arial" w:hAnsi="Arial" w:cs="Arial"/>
+          <w:sz w:val="24"/>
+          <w:sz-cs w:val="24"/>
+        </w:rPr>
+        <w:t xml:space="preserve"/>
+      </w:r>
+    </w:p>
+    <w:p>
+      <w:pPr>
+        <w:spacing w:before="120"/>
+      </w:pPr>
+      <w:r>
+        <w:rPr>
+          <w:rFonts w:ascii="Arial" w:hAnsi="Arial" w:cs="Arial"/>
+          <w:sz w:val="24"/>
+          <w:sz-cs w:val="24"/>
+        </w:rPr>
+        <w:t xml:space="preserve"/>
+      </w:r>
+    </w:p>
+    <w:p>
+      <w:pPr>
+        <w:spacing w:before="120"/>
+      </w:pPr>
+      <w:r>
+        <w:rPr>
+          <w:rFonts w:ascii="Arial" w:hAnsi="Arial" w:cs="Arial"/>
+          <w:sz w:val="24"/>
+          <w:sz-cs w:val="24"/>
+        </w:rPr>
+        <w:t xml:space="preserve"/>
+      </w:r>
+    </w:p>
+    <w:p>
+      <w:pPr>
+        <w:spacing w:before="120"/>
+      </w:pPr>
+      <w:r>
+        <w:rPr>
+          <w:rFonts w:ascii="Arial" w:hAnsi="Arial" w:cs="Arial"/>
+          <w:sz w:val="24"/>
+          <w:sz-cs w:val="24"/>
+        </w:rPr>
+        <w:t xml:space="preserve"/>
+      </w:r>
+    </w:p>
+    <w:p>
+      <w:pPr>
+        <w:spacing w:before="120"/>
+      </w:pPr>
+      <w:r>
+        <w:rPr>
+          <w:rFonts w:ascii="Arial" w:hAnsi="Arial" w:cs="Arial"/>
+          <w:sz w:val="24"/>
+          <w:sz-cs w:val="24"/>
+        </w:rPr>
+        <w:t xml:space="preserve"/>
+      </w:r>
+    </w:p>
+    <w:p>
+      <w:pPr>
+        <w:spacing w:before="120"/>
+      </w:pPr>
+      <w:r>
+        <w:rPr>
+          <w:rFonts w:ascii="Arial" w:hAnsi="Arial" w:cs="Arial"/>
+          <w:sz w:val="24"/>
+          <w:sz-cs w:val="24"/>
+        </w:rPr>
+        <w:t xml:space="preserve"/>
+      </w:r>
+    </w:p>
+    <w:p>
+      <w:pPr>
+        <w:spacing w:before="120"/>
+      </w:pPr>
+      <w:r>
+        <w:rPr>
+          <w:rFonts w:ascii="Arial" w:hAnsi="Arial" w:cs="Arial"/>
+          <w:sz w:val="24"/>
+          <w:sz-cs w:val="24"/>
+        </w:rPr>
+        <w:t xml:space="preserve"/>
+      </w:r>
+    </w:p>
+    <w:p>
+      <w:pPr>
+        <w:spacing w:before="120"/>
+      </w:pPr>
+      <w:r>
+        <w:rPr>
+          <w:rFonts w:ascii="Arial" w:hAnsi="Arial" w:cs="Arial"/>
+          <w:sz w:val="24"/>
+          <w:sz-cs w:val="24"/>
+        </w:rPr>
+        <w:t xml:space="preserve"/>
       </w:r>
     </w:p>
     <w:p>

--- a/app/templates/PLI_M12.docx
+++ b/app/templates/PLI_M12.docx
@@ -2,7 +2,7 @@
 <file path=word/document.xml><?xml version="1.0" encoding="utf-8"?>
 <w:document xmlns:ve="http://schemas.openxmlformats.org/markup-compatibility/2006" xmlns:o="urn:schemas-microsoft-com:office:office" xmlns:r="http://schemas.openxmlformats.org/officeDocument/2006/relationships" xmlns:v="urn:schemas-microsoft-com:vml" xmlns:wp="http://schemas.openxmlformats.org/drawingml/2006/wordprocessingDrawing" xmlns:w10="urn:schemas-microsoft-com:office:word" xmlns:w="http://schemas.openxmlformats.org/wordprocessingml/2006/main">
   <w:body>
-    <w:tbl xmlns:ns2="urn:orca:hdr2col">
+    <w:tbl xmlns:ns5="urn:orca:hdr2col">
       <w:tblPr>
         <w:tblW w:type="dxa" w:w="8640"/>
         <w:tblBorders>
@@ -1784,6 +1784,1083 @@
         <w:t xml:space="preserve">Tài sản góp vốn sau khi thay đổi vốn điều lệ: </w:t>
       </w:r>
     </w:p>
+    <w:tbl xmlns:ns2="urn:orca:p1b-temp">
+      <w:tblPr>
+        <w:tblW w:type="auto" w:w="0"/>
+        <w:tblLook w:firstColumn="1" w:firstRow="1" w:lastColumn="0" w:lastRow="0" w:noHBand="0" w:noVBand="1" w:val="04A0"/>
+        <w:tblBorders>
+          <w:top w:val="single" w:sz="4" w:color="000000"/>
+          <w:left w:val="single" w:sz="4" w:color="000000"/>
+          <w:bottom w:val="single" w:sz="4" w:color="000000"/>
+          <w:right w:val="single" w:sz="4" w:color="000000"/>
+          <w:insideH w:val="single" w:sz="4" w:color="000000"/>
+          <w:insideV w:val="single" w:sz="4" w:color="000000"/>
+        </w:tblBorders>
+      </w:tblPr>
+      <w:tblGrid>
+        <w:gridCol w:w="2160"/>
+        <w:gridCol w:w="2160"/>
+        <w:gridCol w:w="2160"/>
+        <w:gridCol w:w="2160"/>
+      </w:tblGrid>
+      <w:tr>
+        <w:tc>
+          <w:tcPr>
+            <w:tcW w:type="dxa" w:w="2160"/>
+          </w:tcPr>
+          <w:p>
+            <w:r>
+              <w:rPr>
+                <w:b/>
+              </w:rPr>
+              <w:t>Tài sản góp vốn</w:t>
+            </w:r>
+          </w:p>
+        </w:tc>
+        <w:tc>
+          <w:tcPr>
+            <w:tcW w:type="dxa" w:w="2160"/>
+          </w:tcPr>
+          <w:p>
+            <w:r>
+              <w:rPr>
+                <w:b/>
+              </w:rPr>
+              <w:t>Ghi rõ loại ngoại tệ, số tiền được góp bằng mỗi loại ngoại tệ / loại tài sản, số lượng và giá trị còn lại của mỗi loại tài sản</w:t>
+            </w:r>
+          </w:p>
+        </w:tc>
+        <w:tc>
+          <w:tcPr>
+            <w:tcW w:type="dxa" w:w="2160"/>
+          </w:tcPr>
+          <w:p>
+            <w:r>
+              <w:rPr>
+                <w:b/>
+              </w:rPr>
+              <w:t>Giá trị vốn của từng tài sản trong vốn điều lệ (bằng số, VNĐ)</w:t>
+            </w:r>
+          </w:p>
+        </w:tc>
+        <w:tc>
+          <w:tcPr>
+            <w:tcW w:type="dxa" w:w="2160"/>
+          </w:tcPr>
+          <w:p>
+            <w:r>
+              <w:rPr>
+                <w:b/>
+              </w:rPr>
+              <w:t>Tỷ lệ (%)</w:t>
+            </w:r>
+          </w:p>
+        </w:tc>
+      </w:tr>
+      <w:tr>
+        <w:tc>
+          <w:tcPr>
+            <w:tcW w:type="dxa" w:w="2160"/>
+          </w:tcPr>
+          <w:p>
+            <w:r>
+              <w:rPr>
+                <w:b w:val="0"/>
+              </w:rPr>
+              <w:t>Đồng Việt Nam</w:t>
+            </w:r>
+          </w:p>
+        </w:tc>
+        <w:tc>
+          <w:tcPr>
+            <w:tcW w:type="dxa" w:w="2160"/>
+          </w:tcPr>
+          <w:p>
+            <w:r>
+              <w:rPr>
+                <w:b w:val="0"/>
+              </w:rPr>
+              <w:t>{co_cau_tai_san_gop_von_sau_thay_doi_vdl.dong_viet_nam.chi_tiet_ngoai_te_tai_san_khac}</w:t>
+            </w:r>
+          </w:p>
+        </w:tc>
+        <w:tc>
+          <w:tcPr>
+            <w:tcW w:type="dxa" w:w="2160"/>
+          </w:tcPr>
+          <w:p>
+            <w:r>
+              <w:rPr>
+                <w:b w:val="0"/>
+              </w:rPr>
+              <w:t>{co_cau_tai_san_gop_von_sau_thay_doi_vdl.dong_viet_nam.gia_tri_vnd}</w:t>
+            </w:r>
+          </w:p>
+        </w:tc>
+        <w:tc>
+          <w:tcPr>
+            <w:tcW w:type="dxa" w:w="2160"/>
+          </w:tcPr>
+          <w:p>
+            <w:r>
+              <w:rPr>
+                <w:b w:val="0"/>
+              </w:rPr>
+              <w:t>{co_cau_tai_san_gop_von_sau_thay_doi_vdl.dong_viet_nam.ty_le}</w:t>
+            </w:r>
+          </w:p>
+        </w:tc>
+      </w:tr>
+      <w:tr>
+        <w:tc>
+          <w:tcPr>
+            <w:tcW w:type="dxa" w:w="2160"/>
+          </w:tcPr>
+          <w:p>
+            <w:r>
+              <w:rPr>
+                <w:b w:val="0"/>
+              </w:rPr>
+              <w:t>Ngoại tệ tự do chuyển đổi (ghi rõ loại ngoại tệ, số tiền được góp bằng mỗi loại ngoại tệ)</w:t>
+            </w:r>
+          </w:p>
+        </w:tc>
+        <w:tc>
+          <w:tcPr>
+            <w:tcW w:type="dxa" w:w="2160"/>
+          </w:tcPr>
+          <w:p>
+            <w:r>
+              <w:rPr>
+                <w:b w:val="0"/>
+              </w:rPr>
+              <w:t>{co_cau_tai_san_gop_von_sau_thay_doi_vdl.ngoai_te_tu_do_chuyen_doi.chi_tiet_ngoai_te_tai_san_khac}</w:t>
+            </w:r>
+          </w:p>
+        </w:tc>
+        <w:tc>
+          <w:tcPr>
+            <w:tcW w:type="dxa" w:w="2160"/>
+          </w:tcPr>
+          <w:p>
+            <w:r>
+              <w:rPr>
+                <w:b w:val="0"/>
+              </w:rPr>
+              <w:t>{co_cau_tai_san_gop_von_sau_thay_doi_vdl.ngoai_te_tu_do_chuyen_doi.gia_tri_vnd}</w:t>
+            </w:r>
+          </w:p>
+        </w:tc>
+        <w:tc>
+          <w:tcPr>
+            <w:tcW w:type="dxa" w:w="2160"/>
+          </w:tcPr>
+          <w:p>
+            <w:r>
+              <w:rPr>
+                <w:b w:val="0"/>
+              </w:rPr>
+              <w:t>{co_cau_tai_san_gop_von_sau_thay_doi_vdl.ngoai_te_tu_do_chuyen_doi.ty_le}</w:t>
+            </w:r>
+          </w:p>
+        </w:tc>
+      </w:tr>
+      <w:tr>
+        <w:tc>
+          <w:tcPr>
+            <w:tcW w:type="dxa" w:w="2160"/>
+          </w:tcPr>
+          <w:p>
+            <w:r>
+              <w:rPr>
+                <w:b w:val="0"/>
+              </w:rPr>
+              <w:t>Vàng</w:t>
+            </w:r>
+          </w:p>
+        </w:tc>
+        <w:tc>
+          <w:tcPr>
+            <w:tcW w:type="dxa" w:w="2160"/>
+          </w:tcPr>
+          <w:p>
+            <w:r>
+              <w:rPr>
+                <w:b w:val="0"/>
+              </w:rPr>
+              <w:t>{co_cau_tai_san_gop_von_sau_thay_doi_vdl.vang.chi_tiet_ngoai_te_tai_san_khac}</w:t>
+            </w:r>
+          </w:p>
+        </w:tc>
+        <w:tc>
+          <w:tcPr>
+            <w:tcW w:type="dxa" w:w="2160"/>
+          </w:tcPr>
+          <w:p>
+            <w:r>
+              <w:rPr>
+                <w:b w:val="0"/>
+              </w:rPr>
+              <w:t>{co_cau_tai_san_gop_von_sau_thay_doi_vdl.vang.gia_tri_vnd}</w:t>
+            </w:r>
+          </w:p>
+        </w:tc>
+        <w:tc>
+          <w:tcPr>
+            <w:tcW w:type="dxa" w:w="2160"/>
+          </w:tcPr>
+          <w:p>
+            <w:r>
+              <w:rPr>
+                <w:b w:val="0"/>
+              </w:rPr>
+              <w:t>{co_cau_tai_san_gop_von_sau_thay_doi_vdl.vang.ty_le}</w:t>
+            </w:r>
+          </w:p>
+        </w:tc>
+      </w:tr>
+      <w:tr>
+        <w:tc>
+          <w:tcPr>
+            <w:tcW w:type="dxa" w:w="2160"/>
+          </w:tcPr>
+          <w:p>
+            <w:r>
+              <w:rPr>
+                <w:b w:val="0"/>
+              </w:rPr>
+              <w:t>Quyền sử dụng đất</w:t>
+            </w:r>
+          </w:p>
+        </w:tc>
+        <w:tc>
+          <w:tcPr>
+            <w:tcW w:type="dxa" w:w="2160"/>
+          </w:tcPr>
+          <w:p>
+            <w:r>
+              <w:rPr>
+                <w:b w:val="0"/>
+              </w:rPr>
+              <w:t>{co_cau_tai_san_gop_von_sau_thay_doi_vdl.quyen_su_dung_dat.chi_tiet_ngoai_te_tai_san_khac}</w:t>
+            </w:r>
+          </w:p>
+        </w:tc>
+        <w:tc>
+          <w:tcPr>
+            <w:tcW w:type="dxa" w:w="2160"/>
+          </w:tcPr>
+          <w:p>
+            <w:r>
+              <w:rPr>
+                <w:b w:val="0"/>
+              </w:rPr>
+              <w:t>{co_cau_tai_san_gop_von_sau_thay_doi_vdl.quyen_su_dung_dat.gia_tri_vnd}</w:t>
+            </w:r>
+          </w:p>
+        </w:tc>
+        <w:tc>
+          <w:tcPr>
+            <w:tcW w:type="dxa" w:w="2160"/>
+          </w:tcPr>
+          <w:p>
+            <w:r>
+              <w:rPr>
+                <w:b w:val="0"/>
+              </w:rPr>
+              <w:t>{co_cau_tai_san_gop_von_sau_thay_doi_vdl.quyen_su_dung_dat.ty_le}</w:t>
+            </w:r>
+          </w:p>
+        </w:tc>
+      </w:tr>
+      <w:tr>
+        <w:tc>
+          <w:tcPr>
+            <w:tcW w:type="dxa" w:w="2160"/>
+          </w:tcPr>
+          <w:p>
+            <w:r>
+              <w:rPr>
+                <w:b w:val="0"/>
+              </w:rPr>
+              <w:t>Quyền sở hữu trí tuệ</w:t>
+            </w:r>
+          </w:p>
+        </w:tc>
+        <w:tc>
+          <w:tcPr>
+            <w:tcW w:type="dxa" w:w="2160"/>
+          </w:tcPr>
+          <w:p>
+            <w:r>
+              <w:rPr>
+                <w:b w:val="0"/>
+              </w:rPr>
+              <w:t>{co_cau_tai_san_gop_von_sau_thay_doi_vdl.quyen_so_huu_tri_tue.chi_tiet_ngoai_te_tai_san_khac}</w:t>
+            </w:r>
+          </w:p>
+        </w:tc>
+        <w:tc>
+          <w:tcPr>
+            <w:tcW w:type="dxa" w:w="2160"/>
+          </w:tcPr>
+          <w:p>
+            <w:r>
+              <w:rPr>
+                <w:b w:val="0"/>
+              </w:rPr>
+              <w:t>{co_cau_tai_san_gop_von_sau_thay_doi_vdl.quyen_so_huu_tri_tue.gia_tri_vnd}</w:t>
+            </w:r>
+          </w:p>
+        </w:tc>
+        <w:tc>
+          <w:tcPr>
+            <w:tcW w:type="dxa" w:w="2160"/>
+          </w:tcPr>
+          <w:p>
+            <w:r>
+              <w:rPr>
+                <w:b w:val="0"/>
+              </w:rPr>
+              <w:t>{co_cau_tai_san_gop_von_sau_thay_doi_vdl.quyen_so_huu_tri_tue.ty_le}</w:t>
+            </w:r>
+          </w:p>
+        </w:tc>
+      </w:tr>
+      <w:tr>
+        <w:tc>
+          <w:tcPr>
+            <w:tcW w:type="dxa" w:w="2160"/>
+          </w:tcPr>
+          <w:p>
+            <w:r>
+              <w:rPr>
+                <w:b w:val="0"/>
+              </w:rPr>
+              <w:t>Các tài sản khác (ghi rõ loại tài sản, số lượng và giá trị còn lại của mỗi loại tài sản, có thể lập thành danh mục riêng kèm theo hồ sơ đăng ký doanh nghiệp)</w:t>
+            </w:r>
+          </w:p>
+        </w:tc>
+        <w:tc>
+          <w:tcPr>
+            <w:tcW w:type="dxa" w:w="2160"/>
+          </w:tcPr>
+          <w:p>
+            <w:r>
+              <w:rPr>
+                <w:b w:val="0"/>
+              </w:rPr>
+              <w:t>{co_cau_tai_san_gop_von_sau_thay_doi_vdl.tai_san_khac.chi_tiet_ngoai_te_tai_san_khac}</w:t>
+            </w:r>
+          </w:p>
+        </w:tc>
+        <w:tc>
+          <w:tcPr>
+            <w:tcW w:type="dxa" w:w="2160"/>
+          </w:tcPr>
+          <w:p>
+            <w:r>
+              <w:rPr>
+                <w:b w:val="0"/>
+              </w:rPr>
+              <w:t>{co_cau_tai_san_gop_von_sau_thay_doi_vdl.tai_san_khac.gia_tri_vnd}</w:t>
+            </w:r>
+          </w:p>
+        </w:tc>
+        <w:tc>
+          <w:tcPr>
+            <w:tcW w:type="dxa" w:w="2160"/>
+          </w:tcPr>
+          <w:p>
+            <w:r>
+              <w:rPr>
+                <w:b w:val="0"/>
+              </w:rPr>
+              <w:t>{co_cau_tai_san_gop_von_sau_thay_doi_vdl.tai_san_khac.ty_le}</w:t>
+            </w:r>
+          </w:p>
+        </w:tc>
+      </w:tr>
+      <w:tr>
+        <w:tc>
+          <w:tcPr>
+            <w:tcW w:type="dxa" w:w="2160"/>
+          </w:tcPr>
+          <w:p>
+            <w:r>
+              <w:rPr>
+                <w:b w:val="0"/>
+              </w:rPr>
+              <w:t>Tổng số</w:t>
+            </w:r>
+          </w:p>
+        </w:tc>
+        <w:tc>
+          <w:tcPr>
+            <w:tcW w:type="dxa" w:w="2160"/>
+          </w:tcPr>
+          <w:p>
+            <w:r>
+              <w:rPr>
+                <w:b w:val="0"/>
+              </w:rPr>
+              <w:t>{co_cau_tai_san_gop_von_sau_thay_doi_vdl.tong_so.chi_tiet_ngoai_te_tai_san_khac}</w:t>
+            </w:r>
+          </w:p>
+        </w:tc>
+        <w:tc>
+          <w:tcPr>
+            <w:tcW w:type="dxa" w:w="2160"/>
+          </w:tcPr>
+          <w:p>
+            <w:r>
+              <w:rPr>
+                <w:b w:val="0"/>
+              </w:rPr>
+              <w:t>{co_cau_tai_san_gop_von_sau_thay_doi_vdl.tong_so.gia_tri_vnd}</w:t>
+            </w:r>
+          </w:p>
+        </w:tc>
+        <w:tc>
+          <w:tcPr>
+            <w:tcW w:type="dxa" w:w="2160"/>
+          </w:tcPr>
+          <w:p>
+            <w:r>
+              <w:rPr>
+                <w:b w:val="0"/>
+              </w:rPr>
+              <w:t>{co_cau_tai_san_gop_von_sau_thay_doi_vdl.tong_so.ty_le}</w:t>
+            </w:r>
+          </w:p>
+        </w:tc>
+      </w:tr>
+    </w:tbl>
+    <w:p/>
+    <w:p>
+      <w:pPr>
+        <w:spacing w:before="120"/>
+      </w:pPr>
+      <w:r>
+        <w:rPr>
+          <w:rFonts w:ascii="Arial" w:hAnsi="Arial" w:cs="Arial"/>
+          <w:sz w:val="24"/>
+          <w:sz-cs w:val="24"/>
+        </w:rPr>
+        <w:t xml:space="preserve"/>
+      </w:r>
+    </w:p>
+    <w:p>
+      <w:pPr>
+        <w:spacing w:before="120"/>
+      </w:pPr>
+      <w:r>
+        <w:rPr>
+          <w:rFonts w:ascii="Arial" w:hAnsi="Arial" w:cs="Arial"/>
+          <w:sz w:val="24"/>
+          <w:sz-cs w:val="24"/>
+        </w:rPr>
+        <w:t xml:space="preserve"/>
+      </w:r>
+    </w:p>
+    <w:p>
+      <w:pPr>
+        <w:spacing w:before="120"/>
+      </w:pPr>
+      <w:r>
+        <w:rPr>
+          <w:rFonts w:ascii="Arial" w:hAnsi="Arial" w:cs="Arial"/>
+          <w:sz w:val="24"/>
+          <w:sz-cs w:val="24"/>
+        </w:rPr>
+        <w:t xml:space="preserve"/>
+      </w:r>
+    </w:p>
+    <w:p>
+      <w:pPr>
+        <w:spacing w:before="120"/>
+      </w:pPr>
+      <w:r>
+        <w:rPr>
+          <w:rFonts w:ascii="Arial" w:hAnsi="Arial" w:cs="Arial"/>
+          <w:sz w:val="24"/>
+          <w:sz-cs w:val="24"/>
+        </w:rPr>
+        <w:t xml:space="preserve"/>
+      </w:r>
+    </w:p>
+    <w:p>
+      <w:pPr>
+        <w:spacing w:before="120"/>
+      </w:pPr>
+      <w:r>
+        <w:rPr>
+          <w:rFonts w:ascii="Arial" w:hAnsi="Arial" w:cs="Arial"/>
+          <w:sz w:val="24"/>
+          <w:sz-cs w:val="24"/>
+        </w:rPr>
+        <w:t xml:space="preserve"/>
+      </w:r>
+    </w:p>
+    <w:p>
+      <w:pPr>
+        <w:spacing w:before="120"/>
+      </w:pPr>
+      <w:r>
+        <w:rPr>
+          <w:rFonts w:ascii="Arial" w:hAnsi="Arial" w:cs="Arial"/>
+          <w:sz w:val="24"/>
+          <w:sz-cs w:val="24"/>
+        </w:rPr>
+        <w:t xml:space="preserve"/>
+      </w:r>
+    </w:p>
+    <w:p>
+      <w:pPr>
+        <w:spacing w:before="120"/>
+      </w:pPr>
+      <w:r>
+        <w:rPr>
+          <w:rFonts w:ascii="Arial" w:hAnsi="Arial" w:cs="Arial"/>
+          <w:sz w:val="24"/>
+          <w:sz-cs w:val="24"/>
+        </w:rPr>
+        <w:t xml:space="preserve"/>
+      </w:r>
+    </w:p>
+    <w:p>
+      <w:pPr>
+        <w:spacing w:before="120"/>
+      </w:pPr>
+      <w:r>
+        <w:rPr>
+          <w:rFonts w:ascii="Arial" w:hAnsi="Arial" w:cs="Arial"/>
+          <w:sz w:val="24"/>
+          <w:sz-cs w:val="24"/>
+        </w:rPr>
+        <w:t xml:space="preserve"/>
+      </w:r>
+    </w:p>
+    <w:p>
+      <w:pPr>
+        <w:spacing w:before="120"/>
+      </w:pPr>
+      <w:r>
+        <w:rPr>
+          <w:rFonts w:ascii="Arial" w:hAnsi="Arial" w:cs="Arial"/>
+          <w:sz w:val="24"/>
+          <w:sz-cs w:val="24"/>
+        </w:rPr>
+        <w:t xml:space="preserve"/>
+      </w:r>
+    </w:p>
+    <w:p>
+      <w:pPr>
+        <w:spacing w:before="120"/>
+      </w:pPr>
+      <w:r>
+        <w:rPr>
+          <w:rFonts w:ascii="Arial" w:hAnsi="Arial" w:cs="Arial"/>
+          <w:sz w:val="24"/>
+          <w:sz-cs w:val="24"/>
+        </w:rPr>
+        <w:t xml:space="preserve"/>
+      </w:r>
+    </w:p>
+    <w:p>
+      <w:pPr>
+        <w:spacing w:before="120"/>
+      </w:pPr>
+      <w:r>
+        <w:rPr>
+          <w:rFonts w:ascii="Arial" w:hAnsi="Arial" w:cs="Arial"/>
+          <w:sz w:val="24"/>
+          <w:sz-cs w:val="24"/>
+        </w:rPr>
+        <w:t xml:space="preserve"/>
+      </w:r>
+    </w:p>
+    <w:p>
+      <w:pPr>
+        <w:spacing w:before="120"/>
+      </w:pPr>
+      <w:r>
+        <w:rPr>
+          <w:rFonts w:ascii="Arial" w:hAnsi="Arial" w:cs="Arial"/>
+          <w:sz w:val="24"/>
+          <w:sz-cs w:val="24"/>
+        </w:rPr>
+        <w:t xml:space="preserve"/>
+      </w:r>
+    </w:p>
+    <w:p>
+      <w:pPr>
+        <w:spacing w:before="120"/>
+      </w:pPr>
+      <w:r>
+        <w:rPr>
+          <w:rFonts w:ascii="Arial" w:hAnsi="Arial" w:cs="Arial"/>
+          <w:sz w:val="24"/>
+          <w:sz-cs w:val="24"/>
+        </w:rPr>
+        <w:t xml:space="preserve"/>
+      </w:r>
+    </w:p>
+    <w:p>
+      <w:pPr>
+        <w:spacing w:before="120"/>
+      </w:pPr>
+      <w:r>
+        <w:rPr>
+          <w:rFonts w:ascii="Arial" w:hAnsi="Arial" w:cs="Arial"/>
+          <w:sz w:val="24"/>
+          <w:sz-cs w:val="24"/>
+        </w:rPr>
+        <w:t xml:space="preserve"/>
+      </w:r>
+    </w:p>
+    <w:p>
+      <w:pPr>
+        <w:spacing w:before="120"/>
+      </w:pPr>
+      <w:r>
+        <w:rPr>
+          <w:rFonts w:ascii="Arial" w:hAnsi="Arial" w:cs="Arial"/>
+          <w:sz w:val="24"/>
+          <w:sz-cs w:val="24"/>
+        </w:rPr>
+        <w:t xml:space="preserve">Thông tin về cổ phần (</w:t>
+      </w:r>
+      <w:r>
+        <w:rPr>
+          <w:rFonts w:ascii="Arial" w:hAnsi="Arial" w:cs="Arial"/>
+          <w:sz w:val="24"/>
+          <w:sz-cs w:val="24"/>
+          <w:i/>
+        </w:rPr>
+        <w:t xml:space="preserve">chỉ kê khai đối với công ty cổ phần</w:t>
+      </w:r>
+      <w:r>
+        <w:rPr>
+          <w:rFonts w:ascii="Arial" w:hAnsi="Arial" w:cs="Arial"/>
+          <w:sz w:val="24"/>
+          <w:sz-cs w:val="24"/>
+        </w:rPr>
+        <w:t xml:space="preserve">):</w:t>
+      </w:r>
+    </w:p>
+    <w:tbl xmlns:ns4="urn:orca:p1b-temp">
+      <w:tblPr>
+        <w:tblW w:type="auto" w:w="0"/>
+        <w:tblLook w:firstColumn="1" w:firstRow="1" w:lastColumn="0" w:lastRow="0" w:noHBand="0" w:noVBand="1" w:val="04A0"/>
+        <w:tblBorders>
+          <w:top w:val="single" w:sz="4" w:color="000000"/>
+          <w:left w:val="single" w:sz="4" w:color="000000"/>
+          <w:bottom w:val="single" w:sz="4" w:color="000000"/>
+          <w:right w:val="single" w:sz="4" w:color="000000"/>
+          <w:insideH w:val="single" w:sz="4" w:color="000000"/>
+          <w:insideV w:val="single" w:sz="4" w:color="000000"/>
+        </w:tblBorders>
+      </w:tblPr>
+      <w:tblGrid>
+        <w:gridCol w:w="2160"/>
+        <w:gridCol w:w="2160"/>
+        <w:gridCol w:w="2160"/>
+        <w:gridCol w:w="2160"/>
+      </w:tblGrid>
+      <w:tr>
+        <w:tc>
+          <w:tcPr>
+            <w:tcW w:type="dxa" w:w="2160"/>
+          </w:tcPr>
+          <w:p>
+            <w:r>
+              <w:rPr>
+                <w:b/>
+              </w:rPr>
+              <w:t>Loại cổ phần</w:t>
+            </w:r>
+          </w:p>
+        </w:tc>
+        <w:tc>
+          <w:tcPr>
+            <w:tcW w:type="dxa" w:w="2160"/>
+          </w:tcPr>
+          <w:p>
+            <w:r>
+              <w:rPr>
+                <w:b/>
+              </w:rPr>
+              <w:t>Số lượng</w:t>
+            </w:r>
+          </w:p>
+        </w:tc>
+        <w:tc>
+          <w:tcPr>
+            <w:tcW w:type="dxa" w:w="2160"/>
+          </w:tcPr>
+          <w:p>
+            <w:r>
+              <w:rPr>
+                <w:b/>
+              </w:rPr>
+              <w:t>Giá trị (bằng số, VNĐ)</w:t>
+            </w:r>
+          </w:p>
+        </w:tc>
+        <w:tc>
+          <w:tcPr>
+            <w:tcW w:type="dxa" w:w="2160"/>
+          </w:tcPr>
+          <w:p>
+            <w:r>
+              <w:rPr>
+                <w:b/>
+              </w:rPr>
+              <w:t>Tỉ lệ so với vốn điều lệ (%)</w:t>
+            </w:r>
+          </w:p>
+        </w:tc>
+      </w:tr>
+      <w:tr>
+        <w:tc>
+          <w:tcPr>
+            <w:tcW w:type="dxa" w:w="2160"/>
+          </w:tcPr>
+          <w:p>
+            <w:r>
+              <w:rPr>
+                <w:b w:val="0"/>
+              </w:rPr>
+              <w:t>Cổ phần phổ thông</w:t>
+            </w:r>
+          </w:p>
+        </w:tc>
+        <w:tc>
+          <w:tcPr>
+            <w:tcW w:type="dxa" w:w="2160"/>
+          </w:tcPr>
+          <w:p>
+            <w:r>
+              <w:rPr>
+                <w:b w:val="0"/>
+              </w:rPr>
+              <w:t>{co_cau_loai_co_phan_sau_thay_doi.co_phan_pho_thong.so_luong}</w:t>
+            </w:r>
+          </w:p>
+        </w:tc>
+        <w:tc>
+          <w:tcPr>
+            <w:tcW w:type="dxa" w:w="2160"/>
+          </w:tcPr>
+          <w:p>
+            <w:r>
+              <w:rPr>
+                <w:b w:val="0"/>
+              </w:rPr>
+              <w:t>{co_cau_loai_co_phan_sau_thay_doi.co_phan_pho_thong.gia_tri_vnd}</w:t>
+            </w:r>
+          </w:p>
+        </w:tc>
+        <w:tc>
+          <w:tcPr>
+            <w:tcW w:type="dxa" w:w="2160"/>
+          </w:tcPr>
+          <w:p>
+            <w:r>
+              <w:rPr>
+                <w:b w:val="0"/>
+              </w:rPr>
+              <w:t>{co_cau_loai_co_phan_sau_thay_doi.co_phan_pho_thong.ty_le_so_von_dieule}</w:t>
+            </w:r>
+          </w:p>
+        </w:tc>
+      </w:tr>
+      <w:tr>
+        <w:tc>
+          <w:tcPr>
+            <w:tcW w:type="dxa" w:w="2160"/>
+          </w:tcPr>
+          <w:p>
+            <w:r>
+              <w:rPr>
+                <w:b w:val="0"/>
+              </w:rPr>
+              <w:t>Cổ phần ưu đã biểu quyết</w:t>
+            </w:r>
+          </w:p>
+        </w:tc>
+        <w:tc>
+          <w:tcPr>
+            <w:tcW w:type="dxa" w:w="2160"/>
+          </w:tcPr>
+          <w:p>
+            <w:r>
+              <w:rPr>
+                <w:b w:val="0"/>
+              </w:rPr>
+              <w:t>{co_cau_loai_co_phan_sau_thay_doi.cp_uu_dai_bieu_quyet.so_luong}</w:t>
+            </w:r>
+          </w:p>
+        </w:tc>
+        <w:tc>
+          <w:tcPr>
+            <w:tcW w:type="dxa" w:w="2160"/>
+          </w:tcPr>
+          <w:p>
+            <w:r>
+              <w:rPr>
+                <w:b w:val="0"/>
+              </w:rPr>
+              <w:t>{co_cau_loai_co_phan_sau_thay_doi.cp_uu_dai_bieu_quyet.gia_tri_vnd}</w:t>
+            </w:r>
+          </w:p>
+        </w:tc>
+        <w:tc>
+          <w:tcPr>
+            <w:tcW w:type="dxa" w:w="2160"/>
+          </w:tcPr>
+          <w:p>
+            <w:r>
+              <w:rPr>
+                <w:b w:val="0"/>
+              </w:rPr>
+              <w:t>{co_cau_loai_co_phan_sau_thay_doi.cp_uu_dai_bieu_quyet.ty_le_so_von_dieule}</w:t>
+            </w:r>
+          </w:p>
+        </w:tc>
+      </w:tr>
+      <w:tr>
+        <w:tc>
+          <w:tcPr>
+            <w:tcW w:type="dxa" w:w="2160"/>
+          </w:tcPr>
+          <w:p>
+            <w:r>
+              <w:rPr>
+                <w:b w:val="0"/>
+              </w:rPr>
+              <w:t>Cổ phần ưu đãi cổ tức</w:t>
+            </w:r>
+          </w:p>
+        </w:tc>
+        <w:tc>
+          <w:tcPr>
+            <w:tcW w:type="dxa" w:w="2160"/>
+          </w:tcPr>
+          <w:p>
+            <w:r>
+              <w:rPr>
+                <w:b w:val="0"/>
+              </w:rPr>
+              <w:t>{co_cau_loai_co_phan_sau_thay_doi.cp_uu_dai_co_tuc.so_luong}</w:t>
+            </w:r>
+          </w:p>
+        </w:tc>
+        <w:tc>
+          <w:tcPr>
+            <w:tcW w:type="dxa" w:w="2160"/>
+          </w:tcPr>
+          <w:p>
+            <w:r>
+              <w:rPr>
+                <w:b w:val="0"/>
+              </w:rPr>
+              <w:t>{co_cau_loai_co_phan_sau_thay_doi.cp_uu_dai_co_tuc.gia_tri_vnd}</w:t>
+            </w:r>
+          </w:p>
+        </w:tc>
+        <w:tc>
+          <w:tcPr>
+            <w:tcW w:type="dxa" w:w="2160"/>
+          </w:tcPr>
+          <w:p>
+            <w:r>
+              <w:rPr>
+                <w:b w:val="0"/>
+              </w:rPr>
+              <w:t>{co_cau_loai_co_phan_sau_thay_doi.cp_uu_dai_co_tuc.ty_le_so_von_dieule}</w:t>
+            </w:r>
+          </w:p>
+        </w:tc>
+      </w:tr>
+      <w:tr>
+        <w:tc>
+          <w:tcPr>
+            <w:tcW w:type="dxa" w:w="2160"/>
+          </w:tcPr>
+          <w:p>
+            <w:r>
+              <w:rPr>
+                <w:b w:val="0"/>
+              </w:rPr>
+              <w:t>Cổ phần ưu đãi hoàn lại</w:t>
+            </w:r>
+          </w:p>
+        </w:tc>
+        <w:tc>
+          <w:tcPr>
+            <w:tcW w:type="dxa" w:w="2160"/>
+          </w:tcPr>
+          <w:p>
+            <w:r>
+              <w:rPr>
+                <w:b w:val="0"/>
+              </w:rPr>
+              <w:t>{co_cau_loai_co_phan_sau_thay_doi.cp_uu_dai_hoan_lai.so_luong}</w:t>
+            </w:r>
+          </w:p>
+        </w:tc>
+        <w:tc>
+          <w:tcPr>
+            <w:tcW w:type="dxa" w:w="2160"/>
+          </w:tcPr>
+          <w:p>
+            <w:r>
+              <w:rPr>
+                <w:b w:val="0"/>
+              </w:rPr>
+              <w:t>{co_cau_loai_co_phan_sau_thay_doi.cp_uu_dai_hoan_lai.gia_tri_vnd}</w:t>
+            </w:r>
+          </w:p>
+        </w:tc>
+        <w:tc>
+          <w:tcPr>
+            <w:tcW w:type="dxa" w:w="2160"/>
+          </w:tcPr>
+          <w:p>
+            <w:r>
+              <w:rPr>
+                <w:b w:val="0"/>
+              </w:rPr>
+              <w:t>{co_cau_loai_co_phan_sau_thay_doi.cp_uu_dai_hoan_lai.ty_le_so_von_dieule}</w:t>
+            </w:r>
+          </w:p>
+        </w:tc>
+      </w:tr>
+      <w:tr>
+        <w:tc>
+          <w:tcPr>
+            <w:tcW w:type="dxa" w:w="2160"/>
+          </w:tcPr>
+          <w:p>
+            <w:r>
+              <w:rPr>
+                <w:b w:val="0"/>
+              </w:rPr>
+              <w:t>Các cổ phần ưu đãi khác</w:t>
+            </w:r>
+          </w:p>
+        </w:tc>
+        <w:tc>
+          <w:tcPr>
+            <w:tcW w:type="dxa" w:w="2160"/>
+          </w:tcPr>
+          <w:p>
+            <w:r>
+              <w:rPr>
+                <w:b w:val="0"/>
+              </w:rPr>
+              <w:t>{co_cau_loai_co_phan_sau_thay_doi.cp_uu_dai_khac.so_luong}</w:t>
+            </w:r>
+          </w:p>
+        </w:tc>
+        <w:tc>
+          <w:tcPr>
+            <w:tcW w:type="dxa" w:w="2160"/>
+          </w:tcPr>
+          <w:p>
+            <w:r>
+              <w:rPr>
+                <w:b w:val="0"/>
+              </w:rPr>
+              <w:t>{co_cau_loai_co_phan_sau_thay_doi.cp_uu_dai_khac.gia_tri_vnd}</w:t>
+            </w:r>
+          </w:p>
+        </w:tc>
+        <w:tc>
+          <w:tcPr>
+            <w:tcW w:type="dxa" w:w="2160"/>
+          </w:tcPr>
+          <w:p>
+            <w:r>
+              <w:rPr>
+                <w:b w:val="0"/>
+              </w:rPr>
+              <w:t>{co_cau_loai_co_phan_sau_thay_doi.cp_uu_dai_khac.ty_le_so_von_dieule}</w:t>
+            </w:r>
+          </w:p>
+        </w:tc>
+      </w:tr>
+      <w:tr>
+        <w:tc>
+          <w:tcPr>
+            <w:tcW w:type="dxa" w:w="2160"/>
+          </w:tcPr>
+          <w:p>
+            <w:r>
+              <w:rPr>
+                <w:b w:val="0"/>
+              </w:rPr>
+              <w:t>Tổng số</w:t>
+            </w:r>
+          </w:p>
+        </w:tc>
+        <w:tc>
+          <w:tcPr>
+            <w:tcW w:type="dxa" w:w="2160"/>
+          </w:tcPr>
+          <w:p>
+            <w:r>
+              <w:rPr>
+                <w:b w:val="0"/>
+              </w:rPr>
+              <w:t>{co_cau_loai_co_phan_sau_thay_doi.tong_so.so_luong}</w:t>
+            </w:r>
+          </w:p>
+        </w:tc>
+        <w:tc>
+          <w:tcPr>
+            <w:tcW w:type="dxa" w:w="2160"/>
+          </w:tcPr>
+          <w:p>
+            <w:r>
+              <w:rPr>
+                <w:b w:val="0"/>
+              </w:rPr>
+              <w:t>{co_cau_loai_co_phan_sau_thay_doi.tong_so.gia_tri_vnd}</w:t>
+            </w:r>
+          </w:p>
+        </w:tc>
+        <w:tc>
+          <w:tcPr>
+            <w:tcW w:type="dxa" w:w="2160"/>
+          </w:tcPr>
+          <w:p>
+            <w:r>
+              <w:rPr>
+                <w:b w:val="0"/>
+              </w:rPr>
+              <w:t>{co_cau_loai_co_phan_sau_thay_doi.tong_so.ty_le_so_von_dieule}</w:t>
+            </w:r>
+          </w:p>
+        </w:tc>
+      </w:tr>
+    </w:tbl>
+    <w:p/>
+    <w:p>
+      <w:pPr>
+        <w:spacing w:before="120"/>
+      </w:pPr>
+      <w:r>
+        <w:rPr>
+          <w:rFonts w:ascii="Arial" w:hAnsi="Arial" w:cs="Arial"/>
+          <w:sz w:val="24"/>
+          <w:sz-cs w:val="24"/>
+        </w:rPr>
+        <w:t>Mệnh giá cổ phần: {menh_gia_co_phan}</w:t>
+      </w:r>
+    </w:p>
     <w:p>
       <w:pPr>
         <w:jc w:val="center"/>
@@ -1794,8 +2871,9 @@
           <w:rFonts w:ascii="Arial" w:hAnsi="Arial" w:cs="Arial"/>
           <w:sz w:val="24"/>
           <w:sz-cs w:val="24"/>
-        </w:rPr>
-        <w:t xml:space="preserve">Tài sản góp vốn</w:t>
+          <w:b/>
+        </w:rPr>
+        <w:t xml:space="preserve"/>
       </w:r>
     </w:p>
     <w:p>
@@ -1808,42 +2886,9 @@
           <w:rFonts w:ascii="Arial" w:hAnsi="Arial" w:cs="Arial"/>
           <w:sz w:val="24"/>
           <w:sz-cs w:val="24"/>
-        </w:rPr>
-        <w:t xml:space="preserve">Giá trị vốn của từng tài sản trong vốn điều lệ</w:t>
-      </w:r>
-      <w:r>
-        <w:rPr>
-          <w:rFonts w:ascii="Arial" w:hAnsi="Arial" w:cs="Arial"/>
-          <w:sz w:val="24"/>
-          <w:sz-cs w:val="24"/>
-          <w:i/>
-        </w:rPr>
-        <w:t xml:space="preserve"> </w:t>
-      </w:r>
-      <w:r>
-        <w:rPr>
-          <w:rFonts w:ascii="Arial" w:hAnsi="Arial" w:cs="Arial"/>
-          <w:sz w:val="24"/>
-          <w:sz-cs w:val="24"/>
-        </w:rPr>
-        <w:t xml:space="preserve">(</w:t>
-      </w:r>
-      <w:r>
-        <w:rPr>
-          <w:rFonts w:ascii="Arial" w:hAnsi="Arial" w:cs="Arial"/>
-          <w:sz w:val="24"/>
-          <w:sz-cs w:val="24"/>
-          <w:i/>
-        </w:rPr>
-        <w:t xml:space="preserve">bằng số, VNĐ</w:t>
-      </w:r>
-      <w:r>
-        <w:rPr>
-          <w:rFonts w:ascii="Arial" w:hAnsi="Arial" w:cs="Arial"/>
-          <w:sz w:val="24"/>
-          <w:sz-cs w:val="24"/>
-        </w:rPr>
-        <w:t xml:space="preserve">)</w:t>
+          <w:b/>
+        </w:rPr>
+        <w:t xml:space="preserve"/>
       </w:r>
     </w:p>
     <w:p>
@@ -1856,25 +2901,9 @@
           <w:rFonts w:ascii="Arial" w:hAnsi="Arial" w:cs="Arial"/>
           <w:sz w:val="24"/>
           <w:sz-cs w:val="24"/>
-        </w:rPr>
-        <w:t xml:space="preserve">Tỷ lệ (</w:t>
-      </w:r>
-      <w:r>
-        <w:rPr>
-          <w:rFonts w:ascii="Arial" w:hAnsi="Arial" w:cs="Arial"/>
-          <w:sz w:val="24"/>
-          <w:sz-cs w:val="24"/>
-          <w:i/>
-        </w:rPr>
-        <w:t xml:space="preserve">%</w:t>
-      </w:r>
-      <w:r>
-        <w:rPr>
-          <w:rFonts w:ascii="Arial" w:hAnsi="Arial" w:cs="Arial"/>
-          <w:sz w:val="24"/>
-          <w:sz-cs w:val="24"/>
-        </w:rPr>
-        <w:t xml:space="preserve">)</w:t>
+          <w:b/>
+        </w:rPr>
+        <w:t xml:space="preserve"/>
       </w:r>
     </w:p>
     <w:p>
@@ -1887,45 +2916,7 @@
           <w:rFonts w:ascii="Arial" w:hAnsi="Arial" w:cs="Arial"/>
           <w:sz w:val="24"/>
           <w:sz-cs w:val="24"/>
-        </w:rPr>
-        <w:t xml:space="preserve">1</w:t>
-      </w:r>
-    </w:p>
-    <w:p>
-      <w:pPr>
-        <w:spacing w:before="120"/>
-      </w:pPr>
-      <w:r>
-        <w:rPr>
-          <w:rFonts w:ascii="Arial" w:hAnsi="Arial" w:cs="Arial"/>
-          <w:sz w:val="24"/>
-          <w:sz-cs w:val="24"/>
-        </w:rPr>
-        <w:t xml:space="preserve">Đồng Việt Nam</w:t>
-      </w:r>
-    </w:p>
-    <w:p>
-      <w:pPr>
-        <w:spacing w:before="120"/>
-      </w:pPr>
-      <w:r>
-        <w:rPr>
-          <w:rFonts w:ascii="Arial" w:hAnsi="Arial" w:cs="Arial"/>
-          <w:sz w:val="24"/>
-          <w:sz-cs w:val="24"/>
-        </w:rPr>
-        <w:t xml:space="preserve"/>
-      </w:r>
-    </w:p>
-    <w:p>
-      <w:pPr>
-        <w:spacing w:before="120"/>
-      </w:pPr>
-      <w:r>
-        <w:rPr>
-          <w:rFonts w:ascii="Arial" w:hAnsi="Arial" w:cs="Arial"/>
-          <w:sz w:val="24"/>
-          <w:sz-cs w:val="24"/>
+          <w:b/>
         </w:rPr>
         <w:t xml:space="preserve"/>
       </w:r>
@@ -1940,62 +2931,7 @@
           <w:rFonts w:ascii="Arial" w:hAnsi="Arial" w:cs="Arial"/>
           <w:sz w:val="24"/>
           <w:sz-cs w:val="24"/>
-        </w:rPr>
-        <w:t xml:space="preserve">2</w:t>
-      </w:r>
-    </w:p>
-    <w:p>
-      <w:pPr>
-        <w:spacing w:before="120"/>
-      </w:pPr>
-      <w:r>
-        <w:rPr>
-          <w:rFonts w:ascii="Arial" w:hAnsi="Arial" w:cs="Arial"/>
-          <w:sz w:val="24"/>
-          <w:sz-cs w:val="24"/>
-        </w:rPr>
-        <w:t xml:space="preserve">Ngoại tệ tự do chuyển đổi (</w:t>
-      </w:r>
-      <w:r>
-        <w:rPr>
-          <w:rFonts w:ascii="Arial" w:hAnsi="Arial" w:cs="Arial"/>
-          <w:sz w:val="24"/>
-          <w:sz-cs w:val="24"/>
-          <w:i/>
-        </w:rPr>
-        <w:t xml:space="preserve">ghi rõ loại ngoại tệ, số tiền được góp bằng mỗi loại ngoại tệ</w:t>
-      </w:r>
-      <w:r>
-        <w:rPr>
-          <w:rFonts w:ascii="Arial" w:hAnsi="Arial" w:cs="Arial"/>
-          <w:sz w:val="24"/>
-          <w:sz-cs w:val="24"/>
-        </w:rPr>
-        <w:t xml:space="preserve">)</w:t>
-      </w:r>
-    </w:p>
-    <w:p>
-      <w:pPr>
-        <w:spacing w:before="120"/>
-      </w:pPr>
-      <w:r>
-        <w:rPr>
-          <w:rFonts w:ascii="Arial" w:hAnsi="Arial" w:cs="Arial"/>
-          <w:sz w:val="24"/>
-          <w:sz-cs w:val="24"/>
-        </w:rPr>
-        <w:t xml:space="preserve"/>
-      </w:r>
-    </w:p>
-    <w:p>
-      <w:pPr>
-        <w:spacing w:before="120"/>
-      </w:pPr>
-      <w:r>
-        <w:rPr>
-          <w:rFonts w:ascii="Arial" w:hAnsi="Arial" w:cs="Arial"/>
-          <w:sz w:val="24"/>
-          <w:sz-cs w:val="24"/>
+          <w:b/>
         </w:rPr>
         <w:t xml:space="preserve"/>
       </w:r>
@@ -2010,47 +2946,22 @@
           <w:rFonts w:ascii="Arial" w:hAnsi="Arial" w:cs="Arial"/>
           <w:sz w:val="24"/>
           <w:sz-cs w:val="24"/>
-        </w:rPr>
-        <w:t xml:space="preserve">3</w:t>
-      </w:r>
-    </w:p>
-    <w:p>
-      <w:pPr>
-        <w:spacing w:before="120"/>
-      </w:pPr>
-      <w:r>
-        <w:rPr>
-          <w:rFonts w:ascii="Arial" w:hAnsi="Arial" w:cs="Arial"/>
-          <w:sz w:val="24"/>
-          <w:sz-cs w:val="24"/>
-        </w:rPr>
-        <w:t xml:space="preserve">Vàng</w:t>
-      </w:r>
-    </w:p>
-    <w:p>
-      <w:pPr>
-        <w:spacing w:before="120"/>
-      </w:pPr>
-      <w:r>
-        <w:rPr>
-          <w:rFonts w:ascii="Arial" w:hAnsi="Arial" w:cs="Arial"/>
-          <w:sz w:val="24"/>
-          <w:sz-cs w:val="24"/>
-        </w:rPr>
-        <w:t xml:space="preserve"/>
-      </w:r>
-    </w:p>
-    <w:p>
-      <w:pPr>
-        <w:spacing w:before="120"/>
-      </w:pPr>
-      <w:r>
-        <w:rPr>
-          <w:rFonts w:ascii="Arial" w:hAnsi="Arial" w:cs="Arial"/>
-          <w:sz w:val="24"/>
-          <w:sz-cs w:val="24"/>
-        </w:rPr>
-        <w:t xml:space="preserve"/>
+          <w:b/>
+        </w:rPr>
+        <w:t xml:space="preserve"/>
+      </w:r>
+    </w:p>
+    <w:p>
+      <w:pPr>
+        <w:spacing w:before="120"/>
+      </w:pPr>
+      <w:r>
+        <w:rPr>
+          <w:rFonts w:ascii="Arial" w:hAnsi="Arial" w:cs="Arial"/>
+          <w:sz w:val="24"/>
+          <w:sz-cs w:val="24"/>
+        </w:rPr>
+        <w:t xml:space="preserve">Cổ phần ưu đã cổ tức</w:t>
       </w:r>
     </w:p>
     <w:p>
@@ -2063,45 +2974,7 @@
           <w:rFonts w:ascii="Arial" w:hAnsi="Arial" w:cs="Arial"/>
           <w:sz w:val="24"/>
           <w:sz-cs w:val="24"/>
-        </w:rPr>
-        <w:t xml:space="preserve">4</w:t>
-      </w:r>
-    </w:p>
-    <w:p>
-      <w:pPr>
-        <w:spacing w:before="120"/>
-      </w:pPr>
-      <w:r>
-        <w:rPr>
-          <w:rFonts w:ascii="Arial" w:hAnsi="Arial" w:cs="Arial"/>
-          <w:sz w:val="24"/>
-          <w:sz-cs w:val="24"/>
-        </w:rPr>
-        <w:t xml:space="preserve">Quyền sử dụng đất</w:t>
-      </w:r>
-    </w:p>
-    <w:p>
-      <w:pPr>
-        <w:spacing w:before="120"/>
-      </w:pPr>
-      <w:r>
-        <w:rPr>
-          <w:rFonts w:ascii="Arial" w:hAnsi="Arial" w:cs="Arial"/>
-          <w:sz w:val="24"/>
-          <w:sz-cs w:val="24"/>
-        </w:rPr>
-        <w:t xml:space="preserve"/>
-      </w:r>
-    </w:p>
-    <w:p>
-      <w:pPr>
-        <w:spacing w:before="120"/>
-      </w:pPr>
-      <w:r>
-        <w:rPr>
-          <w:rFonts w:ascii="Arial" w:hAnsi="Arial" w:cs="Arial"/>
-          <w:sz w:val="24"/>
-          <w:sz-cs w:val="24"/>
+          <w:b/>
         </w:rPr>
         <w:t xml:space="preserve"/>
       </w:r>
@@ -2116,45 +2989,7 @@
           <w:rFonts w:ascii="Arial" w:hAnsi="Arial" w:cs="Arial"/>
           <w:sz w:val="24"/>
           <w:sz-cs w:val="24"/>
-        </w:rPr>
-        <w:t xml:space="preserve">5</w:t>
-      </w:r>
-    </w:p>
-    <w:p>
-      <w:pPr>
-        <w:spacing w:before="120"/>
-      </w:pPr>
-      <w:r>
-        <w:rPr>
-          <w:rFonts w:ascii="Arial" w:hAnsi="Arial" w:cs="Arial"/>
-          <w:sz w:val="24"/>
-          <w:sz-cs w:val="24"/>
-        </w:rPr>
-        <w:t xml:space="preserve">Quyền sở hữu trí tuệ</w:t>
-      </w:r>
-    </w:p>
-    <w:p>
-      <w:pPr>
-        <w:spacing w:before="120"/>
-      </w:pPr>
-      <w:r>
-        <w:rPr>
-          <w:rFonts w:ascii="Arial" w:hAnsi="Arial" w:cs="Arial"/>
-          <w:sz w:val="24"/>
-          <w:sz-cs w:val="24"/>
-        </w:rPr>
-        <w:t xml:space="preserve"/>
-      </w:r>
-    </w:p>
-    <w:p>
-      <w:pPr>
-        <w:spacing w:before="120"/>
-      </w:pPr>
-      <w:r>
-        <w:rPr>
-          <w:rFonts w:ascii="Arial" w:hAnsi="Arial" w:cs="Arial"/>
-          <w:sz w:val="24"/>
-          <w:sz-cs w:val="24"/>
+          <w:b/>
         </w:rPr>
         <w:t xml:space="preserve"/>
       </w:r>
@@ -2169,62 +3004,7 @@
           <w:rFonts w:ascii="Arial" w:hAnsi="Arial" w:cs="Arial"/>
           <w:sz w:val="24"/>
           <w:sz-cs w:val="24"/>
-        </w:rPr>
-        <w:t xml:space="preserve">6</w:t>
-      </w:r>
-    </w:p>
-    <w:p>
-      <w:pPr>
-        <w:spacing w:before="120"/>
-      </w:pPr>
-      <w:r>
-        <w:rPr>
-          <w:rFonts w:ascii="Arial" w:hAnsi="Arial" w:cs="Arial"/>
-          <w:sz w:val="24"/>
-          <w:sz-cs w:val="24"/>
-        </w:rPr>
-        <w:t xml:space="preserve">Các tài sản khác (</w:t>
-      </w:r>
-      <w:r>
-        <w:rPr>
-          <w:rFonts w:ascii="Arial" w:hAnsi="Arial" w:cs="Arial"/>
-          <w:sz w:val="24"/>
-          <w:sz-cs w:val="24"/>
-          <w:i/>
-        </w:rPr>
-        <w:t xml:space="preserve">ghi rõ loại tài sản, số lượng và giá trị còn lại của mỗi loại tài sản, có thể lập thành danh mục riêng kèm theo hồ sơ đăng ký doanh nghiệp</w:t>
-      </w:r>
-      <w:r>
-        <w:rPr>
-          <w:rFonts w:ascii="Arial" w:hAnsi="Arial" w:cs="Arial"/>
-          <w:sz w:val="24"/>
-          <w:sz-cs w:val="24"/>
-        </w:rPr>
-        <w:t xml:space="preserve">)</w:t>
-      </w:r>
-    </w:p>
-    <w:p>
-      <w:pPr>
-        <w:spacing w:before="120"/>
-      </w:pPr>
-      <w:r>
-        <w:rPr>
-          <w:rFonts w:ascii="Arial" w:hAnsi="Arial" w:cs="Arial"/>
-          <w:sz w:val="24"/>
-          <w:sz-cs w:val="24"/>
-        </w:rPr>
-        <w:t xml:space="preserve"/>
-      </w:r>
-    </w:p>
-    <w:p>
-      <w:pPr>
-        <w:spacing w:before="120"/>
-      </w:pPr>
-      <w:r>
-        <w:rPr>
-          <w:rFonts w:ascii="Arial" w:hAnsi="Arial" w:cs="Arial"/>
-          <w:sz w:val="24"/>
-          <w:sz-cs w:val="24"/>
+          <w:b/>
         </w:rPr>
         <w:t xml:space="preserve"/>
       </w:r>
@@ -2239,77 +3019,9 @@
           <w:rFonts w:ascii="Arial" w:hAnsi="Arial" w:cs="Arial"/>
           <w:sz w:val="24"/>
           <w:sz-cs w:val="24"/>
-        </w:rPr>
-        <w:t xml:space="preserve">Tổng số</w:t>
-      </w:r>
-    </w:p>
-    <w:p>
-      <w:pPr>
-        <w:spacing w:before="120"/>
-      </w:pPr>
-      <w:r>
-        <w:rPr>
-          <w:rFonts w:ascii="Arial" w:hAnsi="Arial" w:cs="Arial"/>
-          <w:sz w:val="24"/>
-          <w:sz-cs w:val="24"/>
-        </w:rPr>
-        <w:t xml:space="preserve"/>
-      </w:r>
-    </w:p>
-    <w:p>
-      <w:pPr>
-        <w:spacing w:before="120"/>
-      </w:pPr>
-      <w:r>
-        <w:rPr>
-          <w:rFonts w:ascii="Arial" w:hAnsi="Arial" w:cs="Arial"/>
-          <w:sz w:val="24"/>
-          <w:sz-cs w:val="24"/>
-        </w:rPr>
-        <w:t xml:space="preserve"/>
-      </w:r>
-    </w:p>
-    <w:p>
-      <w:pPr>
-        <w:spacing w:before="120"/>
-      </w:pPr>
-      <w:r>
-        <w:rPr>
-          <w:rFonts w:ascii="Arial" w:hAnsi="Arial" w:cs="Arial"/>
-          <w:sz w:val="24"/>
-          <w:sz-cs w:val="24"/>
-        </w:rPr>
-        <w:t xml:space="preserve">Thông tin về cổ phần (</w:t>
-      </w:r>
-      <w:r>
-        <w:rPr>
-          <w:rFonts w:ascii="Arial" w:hAnsi="Arial" w:cs="Arial"/>
-          <w:sz w:val="24"/>
-          <w:sz-cs w:val="24"/>
-          <w:i/>
-        </w:rPr>
-        <w:t xml:space="preserve">chỉ kê khai đối với công ty cổ phần</w:t>
-      </w:r>
-      <w:r>
-        <w:rPr>
-          <w:rFonts w:ascii="Arial" w:hAnsi="Arial" w:cs="Arial"/>
-          <w:sz w:val="24"/>
-          <w:sz-cs w:val="24"/>
-        </w:rPr>
-        <w:t xml:space="preserve">):</w:t>
-      </w:r>
-    </w:p>
-    <w:p>
-      <w:pPr>
-        <w:spacing w:before="120"/>
-      </w:pPr>
-      <w:r>
-        <w:rPr>
-          <w:rFonts w:ascii="Arial" w:hAnsi="Arial" w:cs="Arial"/>
-          <w:sz w:val="24"/>
-          <w:sz-cs w:val="24"/>
-        </w:rPr>
-        <w:t>Mệnh giá cổ phần: {menh_gia_co_phan}</w:t>
+          <w:b/>
+        </w:rPr>
+        <w:t xml:space="preserve"/>
       </w:r>
     </w:p>
     <w:p>
@@ -2322,8 +3034,9 @@
           <w:rFonts w:ascii="Arial" w:hAnsi="Arial" w:cs="Arial"/>
           <w:sz w:val="24"/>
           <w:sz-cs w:val="24"/>
-        </w:rPr>
-        <w:t xml:space="preserve">Loại cổ phần</w:t>
+          <w:b/>
+        </w:rPr>
+        <w:t xml:space="preserve"/>
       </w:r>
     </w:p>
     <w:p>
@@ -2336,8 +3049,9 @@
           <w:rFonts w:ascii="Arial" w:hAnsi="Arial" w:cs="Arial"/>
           <w:sz w:val="24"/>
           <w:sz-cs w:val="24"/>
-        </w:rPr>
-        <w:t xml:space="preserve">Số lượng</w:t>
+          <w:b/>
+        </w:rPr>
+        <w:t xml:space="preserve"/>
       </w:r>
     </w:p>
     <w:p>
@@ -2350,25 +3064,9 @@
           <w:rFonts w:ascii="Arial" w:hAnsi="Arial" w:cs="Arial"/>
           <w:sz w:val="24"/>
           <w:sz-cs w:val="24"/>
-        </w:rPr>
-        <w:t xml:space="preserve">Giá trị (</w:t>
-      </w:r>
-      <w:r>
-        <w:rPr>
-          <w:rFonts w:ascii="Arial" w:hAnsi="Arial" w:cs="Arial"/>
-          <w:sz w:val="24"/>
-          <w:sz-cs w:val="24"/>
-          <w:i/>
-        </w:rPr>
-        <w:t xml:space="preserve">bằng số, VNĐ</w:t>
-      </w:r>
-      <w:r>
-        <w:rPr>
-          <w:rFonts w:ascii="Arial" w:hAnsi="Arial" w:cs="Arial"/>
-          <w:sz w:val="24"/>
-          <w:sz-cs w:val="24"/>
-        </w:rPr>
-        <w:t xml:space="preserve">)</w:t>
+          <w:b/>
+        </w:rPr>
+        <w:t xml:space="preserve"/>
       </w:r>
     </w:p>
     <w:p>
@@ -2381,25 +3079,9 @@
           <w:rFonts w:ascii="Arial" w:hAnsi="Arial" w:cs="Arial"/>
           <w:sz w:val="24"/>
           <w:sz-cs w:val="24"/>
-        </w:rPr>
-        <w:t xml:space="preserve">Tỉ lệ so với vốn điều lệ (</w:t>
-      </w:r>
-      <w:r>
-        <w:rPr>
-          <w:rFonts w:ascii="Arial" w:hAnsi="Arial" w:cs="Arial"/>
-          <w:sz w:val="24"/>
-          <w:sz-cs w:val="24"/>
-          <w:i/>
-        </w:rPr>
-        <w:t xml:space="preserve">%</w:t>
-      </w:r>
-      <w:r>
-        <w:rPr>
-          <w:rFonts w:ascii="Arial" w:hAnsi="Arial" w:cs="Arial"/>
-          <w:sz w:val="24"/>
-          <w:sz-cs w:val="24"/>
-        </w:rPr>
-        <w:t xml:space="preserve">)</w:t>
+          <w:b/>
+        </w:rPr>
+        <w:t xml:space="preserve"/>
       </w:r>
     </w:p>
     <w:p>
@@ -2412,367 +3094,9 @@
           <w:rFonts w:ascii="Arial" w:hAnsi="Arial" w:cs="Arial"/>
           <w:sz w:val="24"/>
           <w:sz-cs w:val="24"/>
-        </w:rPr>
-        <w:t xml:space="preserve">1</w:t>
-      </w:r>
-    </w:p>
-    <w:p>
-      <w:pPr>
-        <w:spacing w:before="120"/>
-      </w:pPr>
-      <w:r>
-        <w:rPr>
-          <w:rFonts w:ascii="Arial" w:hAnsi="Arial" w:cs="Arial"/>
-          <w:sz w:val="24"/>
-          <w:sz-cs w:val="24"/>
-        </w:rPr>
-        <w:t xml:space="preserve">Cổ phần phổ thông</w:t>
-      </w:r>
-    </w:p>
-    <w:p>
-      <w:pPr>
-        <w:jc w:val="center"/>
-        <w:spacing w:before="120"/>
-      </w:pPr>
-      <w:r>
-        <w:rPr>
-          <w:rFonts w:ascii="Arial" w:hAnsi="Arial" w:cs="Arial"/>
-          <w:sz w:val="24"/>
-          <w:sz-cs w:val="24"/>
           <w:b/>
         </w:rPr>
         <w:t xml:space="preserve"/>
-      </w:r>
-    </w:p>
-    <w:p>
-      <w:pPr>
-        <w:jc w:val="center"/>
-        <w:spacing w:before="120"/>
-      </w:pPr>
-      <w:r>
-        <w:rPr>
-          <w:rFonts w:ascii="Arial" w:hAnsi="Arial" w:cs="Arial"/>
-          <w:sz w:val="24"/>
-          <w:sz-cs w:val="24"/>
-          <w:b/>
-        </w:rPr>
-        <w:t xml:space="preserve"/>
-      </w:r>
-    </w:p>
-    <w:p>
-      <w:pPr>
-        <w:jc w:val="center"/>
-        <w:spacing w:before="120"/>
-      </w:pPr>
-      <w:r>
-        <w:rPr>
-          <w:rFonts w:ascii="Arial" w:hAnsi="Arial" w:cs="Arial"/>
-          <w:sz w:val="24"/>
-          <w:sz-cs w:val="24"/>
-          <w:b/>
-        </w:rPr>
-        <w:t xml:space="preserve"/>
-      </w:r>
-    </w:p>
-    <w:p>
-      <w:pPr>
-        <w:jc w:val="center"/>
-        <w:spacing w:before="120"/>
-      </w:pPr>
-      <w:r>
-        <w:rPr>
-          <w:rFonts w:ascii="Arial" w:hAnsi="Arial" w:cs="Arial"/>
-          <w:sz w:val="24"/>
-          <w:sz-cs w:val="24"/>
-        </w:rPr>
-        <w:t xml:space="preserve">2</w:t>
-      </w:r>
-    </w:p>
-    <w:p>
-      <w:pPr>
-        <w:spacing w:before="120"/>
-      </w:pPr>
-      <w:r>
-        <w:rPr>
-          <w:rFonts w:ascii="Arial" w:hAnsi="Arial" w:cs="Arial"/>
-          <w:sz w:val="24"/>
-          <w:sz-cs w:val="24"/>
-        </w:rPr>
-        <w:t xml:space="preserve">Cổ phần ưu đã biểu quyết</w:t>
-      </w:r>
-    </w:p>
-    <w:p>
-      <w:pPr>
-        <w:jc w:val="center"/>
-        <w:spacing w:before="120"/>
-      </w:pPr>
-      <w:r>
-        <w:rPr>
-          <w:rFonts w:ascii="Arial" w:hAnsi="Arial" w:cs="Arial"/>
-          <w:sz w:val="24"/>
-          <w:sz-cs w:val="24"/>
-          <w:b/>
-        </w:rPr>
-        <w:t xml:space="preserve"/>
-      </w:r>
-    </w:p>
-    <w:p>
-      <w:pPr>
-        <w:jc w:val="center"/>
-        <w:spacing w:before="120"/>
-      </w:pPr>
-      <w:r>
-        <w:rPr>
-          <w:rFonts w:ascii="Arial" w:hAnsi="Arial" w:cs="Arial"/>
-          <w:sz w:val="24"/>
-          <w:sz-cs w:val="24"/>
-          <w:b/>
-        </w:rPr>
-        <w:t xml:space="preserve"/>
-      </w:r>
-    </w:p>
-    <w:p>
-      <w:pPr>
-        <w:jc w:val="center"/>
-        <w:spacing w:before="120"/>
-      </w:pPr>
-      <w:r>
-        <w:rPr>
-          <w:rFonts w:ascii="Arial" w:hAnsi="Arial" w:cs="Arial"/>
-          <w:sz w:val="24"/>
-          <w:sz-cs w:val="24"/>
-          <w:b/>
-        </w:rPr>
-        <w:t xml:space="preserve"/>
-      </w:r>
-    </w:p>
-    <w:p>
-      <w:pPr>
-        <w:jc w:val="center"/>
-        <w:spacing w:before="120"/>
-      </w:pPr>
-      <w:r>
-        <w:rPr>
-          <w:rFonts w:ascii="Arial" w:hAnsi="Arial" w:cs="Arial"/>
-          <w:sz w:val="24"/>
-          <w:sz-cs w:val="24"/>
-        </w:rPr>
-        <w:t xml:space="preserve">3</w:t>
-      </w:r>
-    </w:p>
-    <w:p>
-      <w:pPr>
-        <w:spacing w:before="120"/>
-      </w:pPr>
-      <w:r>
-        <w:rPr>
-          <w:rFonts w:ascii="Arial" w:hAnsi="Arial" w:cs="Arial"/>
-          <w:sz w:val="24"/>
-          <w:sz-cs w:val="24"/>
-        </w:rPr>
-        <w:t xml:space="preserve">Cổ phần ưu đã cổ tức</w:t>
-      </w:r>
-    </w:p>
-    <w:p>
-      <w:pPr>
-        <w:jc w:val="center"/>
-        <w:spacing w:before="120"/>
-      </w:pPr>
-      <w:r>
-        <w:rPr>
-          <w:rFonts w:ascii="Arial" w:hAnsi="Arial" w:cs="Arial"/>
-          <w:sz w:val="24"/>
-          <w:sz-cs w:val="24"/>
-          <w:b/>
-        </w:rPr>
-        <w:t xml:space="preserve"/>
-      </w:r>
-    </w:p>
-    <w:p>
-      <w:pPr>
-        <w:jc w:val="center"/>
-        <w:spacing w:before="120"/>
-      </w:pPr>
-      <w:r>
-        <w:rPr>
-          <w:rFonts w:ascii="Arial" w:hAnsi="Arial" w:cs="Arial"/>
-          <w:sz w:val="24"/>
-          <w:sz-cs w:val="24"/>
-          <w:b/>
-        </w:rPr>
-        <w:t xml:space="preserve"/>
-      </w:r>
-    </w:p>
-    <w:p>
-      <w:pPr>
-        <w:jc w:val="center"/>
-        <w:spacing w:before="120"/>
-      </w:pPr>
-      <w:r>
-        <w:rPr>
-          <w:rFonts w:ascii="Arial" w:hAnsi="Arial" w:cs="Arial"/>
-          <w:sz w:val="24"/>
-          <w:sz-cs w:val="24"/>
-          <w:b/>
-        </w:rPr>
-        <w:t xml:space="preserve"/>
-      </w:r>
-    </w:p>
-    <w:p>
-      <w:pPr>
-        <w:jc w:val="center"/>
-        <w:spacing w:before="120"/>
-      </w:pPr>
-      <w:r>
-        <w:rPr>
-          <w:rFonts w:ascii="Arial" w:hAnsi="Arial" w:cs="Arial"/>
-          <w:sz w:val="24"/>
-          <w:sz-cs w:val="24"/>
-        </w:rPr>
-        <w:t xml:space="preserve">4</w:t>
-      </w:r>
-    </w:p>
-    <w:p>
-      <w:pPr>
-        <w:spacing w:before="120"/>
-      </w:pPr>
-      <w:r>
-        <w:rPr>
-          <w:rFonts w:ascii="Arial" w:hAnsi="Arial" w:cs="Arial"/>
-          <w:sz w:val="24"/>
-          <w:sz-cs w:val="24"/>
-        </w:rPr>
-        <w:t xml:space="preserve">Cổ phần ưu đãi hoàn lại</w:t>
-      </w:r>
-    </w:p>
-    <w:p>
-      <w:pPr>
-        <w:jc w:val="center"/>
-        <w:spacing w:before="120"/>
-      </w:pPr>
-      <w:r>
-        <w:rPr>
-          <w:rFonts w:ascii="Arial" w:hAnsi="Arial" w:cs="Arial"/>
-          <w:sz w:val="24"/>
-          <w:sz-cs w:val="24"/>
-          <w:b/>
-        </w:rPr>
-        <w:t xml:space="preserve"/>
-      </w:r>
-    </w:p>
-    <w:p>
-      <w:pPr>
-        <w:jc w:val="center"/>
-        <w:spacing w:before="120"/>
-      </w:pPr>
-      <w:r>
-        <w:rPr>
-          <w:rFonts w:ascii="Arial" w:hAnsi="Arial" w:cs="Arial"/>
-          <w:sz w:val="24"/>
-          <w:sz-cs w:val="24"/>
-          <w:b/>
-        </w:rPr>
-        <w:t xml:space="preserve"/>
-      </w:r>
-    </w:p>
-    <w:p>
-      <w:pPr>
-        <w:jc w:val="center"/>
-        <w:spacing w:before="120"/>
-      </w:pPr>
-      <w:r>
-        <w:rPr>
-          <w:rFonts w:ascii="Arial" w:hAnsi="Arial" w:cs="Arial"/>
-          <w:sz w:val="24"/>
-          <w:sz-cs w:val="24"/>
-          <w:b/>
-        </w:rPr>
-        <w:t xml:space="preserve"/>
-      </w:r>
-    </w:p>
-    <w:p>
-      <w:pPr>
-        <w:jc w:val="center"/>
-        <w:spacing w:before="120"/>
-      </w:pPr>
-      <w:r>
-        <w:rPr>
-          <w:rFonts w:ascii="Arial" w:hAnsi="Arial" w:cs="Arial"/>
-          <w:sz w:val="24"/>
-          <w:sz-cs w:val="24"/>
-        </w:rPr>
-        <w:t xml:space="preserve">5</w:t>
-      </w:r>
-    </w:p>
-    <w:p>
-      <w:pPr>
-        <w:spacing w:before="120"/>
-      </w:pPr>
-      <w:r>
-        <w:rPr>
-          <w:rFonts w:ascii="Arial" w:hAnsi="Arial" w:cs="Arial"/>
-          <w:sz w:val="24"/>
-          <w:sz-cs w:val="24"/>
-        </w:rPr>
-        <w:t xml:space="preserve">Các cổ phần ưu đãi khác</w:t>
-      </w:r>
-    </w:p>
-    <w:p>
-      <w:pPr>
-        <w:jc w:val="center"/>
-        <w:spacing w:before="120"/>
-      </w:pPr>
-      <w:r>
-        <w:rPr>
-          <w:rFonts w:ascii="Arial" w:hAnsi="Arial" w:cs="Arial"/>
-          <w:sz w:val="24"/>
-          <w:sz-cs w:val="24"/>
-          <w:b/>
-        </w:rPr>
-        <w:t xml:space="preserve"/>
-      </w:r>
-    </w:p>
-    <w:p>
-      <w:pPr>
-        <w:jc w:val="center"/>
-        <w:spacing w:before="120"/>
-      </w:pPr>
-      <w:r>
-        <w:rPr>
-          <w:rFonts w:ascii="Arial" w:hAnsi="Arial" w:cs="Arial"/>
-          <w:sz w:val="24"/>
-          <w:sz-cs w:val="24"/>
-          <w:b/>
-        </w:rPr>
-        <w:t xml:space="preserve"/>
-      </w:r>
-    </w:p>
-    <w:p>
-      <w:pPr>
-        <w:jc w:val="center"/>
-        <w:spacing w:before="120"/>
-      </w:pPr>
-      <w:r>
-        <w:rPr>
-          <w:rFonts w:ascii="Arial" w:hAnsi="Arial" w:cs="Arial"/>
-          <w:sz w:val="24"/>
-          <w:sz-cs w:val="24"/>
-          <w:b/>
-        </w:rPr>
-        <w:t xml:space="preserve"/>
-      </w:r>
-    </w:p>
-    <w:p>
-      <w:pPr>
-        <w:spacing w:before="120"/>
-      </w:pPr>
-      <w:r>
-        <w:rPr>
-          <w:rFonts w:ascii="Arial" w:hAnsi="Arial" w:cs="Arial"/>
-          <w:sz w:val="24"/>
-          <w:sz-cs w:val="24"/>
-        </w:rPr>
-        <w:t xml:space="preserve">Tổng số</w:t>
       </w:r>
     </w:p>
     <w:p>
@@ -4280,463 +4604,613 @@
         <w:t xml:space="preserve">Tài sản góp vốn sau khi thay đổi vốn đầu tư: </w:t>
       </w:r>
     </w:p>
-    <w:p>
-      <w:pPr>
-        <w:jc w:val="center"/>
-        <w:spacing w:before="120"/>
-      </w:pPr>
-      <w:r>
-        <w:rPr>
-          <w:rFonts w:ascii="Arial" w:hAnsi="Arial" w:cs="Arial"/>
-          <w:sz w:val="24"/>
-          <w:sz-cs w:val="24"/>
-        </w:rPr>
-        <w:t xml:space="preserve">Tài sản góp vốn</w:t>
-      </w:r>
-    </w:p>
-    <w:p>
-      <w:pPr>
-        <w:jc w:val="center"/>
-        <w:spacing w:before="120"/>
-      </w:pPr>
-      <w:r>
-        <w:rPr>
-          <w:rFonts w:ascii="Arial" w:hAnsi="Arial" w:cs="Arial"/>
-          <w:sz w:val="24"/>
-          <w:sz-cs w:val="24"/>
-        </w:rPr>
-        <w:t xml:space="preserve">Giá trị vốn của từng tài sản trong vốn đầu tư</w:t>
-      </w:r>
-      <w:r>
-        <w:rPr>
-          <w:rFonts w:ascii="Arial" w:hAnsi="Arial" w:cs="Arial"/>
-          <w:sz w:val="24"/>
-          <w:sz-cs w:val="24"/>
-          <w:i/>
-        </w:rPr>
-        <w:t xml:space="preserve"> </w:t>
-      </w:r>
-      <w:r>
-        <w:rPr>
-          <w:rFonts w:ascii="Arial" w:hAnsi="Arial" w:cs="Arial"/>
-          <w:sz w:val="24"/>
-          <w:sz-cs w:val="24"/>
-        </w:rPr>
-        <w:t xml:space="preserve">(</w:t>
-      </w:r>
-      <w:r>
-        <w:rPr>
-          <w:rFonts w:ascii="Arial" w:hAnsi="Arial" w:cs="Arial"/>
-          <w:sz w:val="24"/>
-          <w:sz-cs w:val="24"/>
-          <w:i/>
-        </w:rPr>
-        <w:t xml:space="preserve">bằng số, VNĐ</w:t>
-      </w:r>
-      <w:r>
-        <w:rPr>
-          <w:rFonts w:ascii="Arial" w:hAnsi="Arial" w:cs="Arial"/>
-          <w:sz w:val="24"/>
-          <w:sz-cs w:val="24"/>
-        </w:rPr>
-        <w:t xml:space="preserve">)</w:t>
-      </w:r>
-    </w:p>
-    <w:p>
-      <w:pPr>
-        <w:jc w:val="center"/>
-        <w:spacing w:before="120"/>
-      </w:pPr>
-      <w:r>
-        <w:rPr>
-          <w:rFonts w:ascii="Arial" w:hAnsi="Arial" w:cs="Arial"/>
-          <w:sz w:val="24"/>
-          <w:sz-cs w:val="24"/>
-        </w:rPr>
-        <w:t xml:space="preserve">Tỷ lệ (</w:t>
-      </w:r>
-      <w:r>
-        <w:rPr>
-          <w:rFonts w:ascii="Arial" w:hAnsi="Arial" w:cs="Arial"/>
-          <w:sz w:val="24"/>
-          <w:sz-cs w:val="24"/>
-          <w:i/>
-        </w:rPr>
-        <w:t xml:space="preserve">%</w:t>
-      </w:r>
-      <w:r>
-        <w:rPr>
-          <w:rFonts w:ascii="Arial" w:hAnsi="Arial" w:cs="Arial"/>
-          <w:sz w:val="24"/>
-          <w:sz-cs w:val="24"/>
-        </w:rPr>
-        <w:t xml:space="preserve">)</w:t>
-      </w:r>
-    </w:p>
-    <w:p>
-      <w:pPr>
-        <w:jc w:val="center"/>
-        <w:spacing w:before="120"/>
-      </w:pPr>
-      <w:r>
-        <w:rPr>
-          <w:rFonts w:ascii="Arial" w:hAnsi="Arial" w:cs="Arial"/>
-          <w:sz w:val="24"/>
-          <w:sz-cs w:val="24"/>
-        </w:rPr>
-        <w:t xml:space="preserve">1</w:t>
-      </w:r>
-    </w:p>
-    <w:p>
-      <w:pPr>
-        <w:spacing w:before="120"/>
-      </w:pPr>
-      <w:r>
-        <w:rPr>
-          <w:rFonts w:ascii="Arial" w:hAnsi="Arial" w:cs="Arial"/>
-          <w:sz w:val="24"/>
-          <w:sz-cs w:val="24"/>
-        </w:rPr>
-        <w:t xml:space="preserve">Đồng Việt Nam</w:t>
-      </w:r>
-    </w:p>
-    <w:p>
-      <w:pPr>
-        <w:spacing w:before="120"/>
-      </w:pPr>
-      <w:r>
-        <w:rPr>
-          <w:rFonts w:ascii="Arial" w:hAnsi="Arial" w:cs="Arial"/>
-          <w:sz w:val="24"/>
-          <w:sz-cs w:val="24"/>
-        </w:rPr>
-        <w:t xml:space="preserve"/>
-      </w:r>
-    </w:p>
-    <w:p>
-      <w:pPr>
-        <w:spacing w:before="120"/>
-      </w:pPr>
-      <w:r>
-        <w:rPr>
-          <w:rFonts w:ascii="Arial" w:hAnsi="Arial" w:cs="Arial"/>
-          <w:sz w:val="24"/>
-          <w:sz-cs w:val="24"/>
-        </w:rPr>
-        <w:t xml:space="preserve"/>
-      </w:r>
-    </w:p>
-    <w:p>
-      <w:pPr>
-        <w:jc w:val="center"/>
-        <w:spacing w:before="120"/>
-      </w:pPr>
-      <w:r>
-        <w:rPr>
-          <w:rFonts w:ascii="Arial" w:hAnsi="Arial" w:cs="Arial"/>
-          <w:sz w:val="24"/>
-          <w:sz-cs w:val="24"/>
-        </w:rPr>
-        <w:t xml:space="preserve">2</w:t>
-      </w:r>
-    </w:p>
-    <w:p>
-      <w:pPr>
-        <w:spacing w:before="120"/>
-      </w:pPr>
-      <w:r>
-        <w:rPr>
-          <w:rFonts w:ascii="Arial" w:hAnsi="Arial" w:cs="Arial"/>
-          <w:sz w:val="24"/>
-          <w:sz-cs w:val="24"/>
-        </w:rPr>
-        <w:t xml:space="preserve">Ngoại tệ tự do chuyển đổi (</w:t>
-      </w:r>
-      <w:r>
-        <w:rPr>
-          <w:rFonts w:ascii="Arial" w:hAnsi="Arial" w:cs="Arial"/>
-          <w:sz w:val="24"/>
-          <w:sz-cs w:val="24"/>
-          <w:i/>
-        </w:rPr>
-        <w:t xml:space="preserve">ghi rõ loại ngoại tệ, số tiền được góp bằng mỗi loại ngoại tệ</w:t>
-      </w:r>
-      <w:r>
-        <w:rPr>
-          <w:rFonts w:ascii="Arial" w:hAnsi="Arial" w:cs="Arial"/>
-          <w:sz w:val="24"/>
-          <w:sz-cs w:val="24"/>
-        </w:rPr>
-        <w:t xml:space="preserve">)</w:t>
-      </w:r>
-    </w:p>
-    <w:p>
-      <w:pPr>
-        <w:spacing w:before="120"/>
-      </w:pPr>
-      <w:r>
-        <w:rPr>
-          <w:rFonts w:ascii="Arial" w:hAnsi="Arial" w:cs="Arial"/>
-          <w:sz w:val="24"/>
-          <w:sz-cs w:val="24"/>
-        </w:rPr>
-        <w:t xml:space="preserve"/>
-      </w:r>
-    </w:p>
-    <w:p>
-      <w:pPr>
-        <w:spacing w:before="120"/>
-      </w:pPr>
-      <w:r>
-        <w:rPr>
-          <w:rFonts w:ascii="Arial" w:hAnsi="Arial" w:cs="Arial"/>
-          <w:sz w:val="24"/>
-          <w:sz-cs w:val="24"/>
-        </w:rPr>
-        <w:t xml:space="preserve"/>
-      </w:r>
-    </w:p>
-    <w:p>
-      <w:pPr>
-        <w:jc w:val="center"/>
-        <w:spacing w:before="120"/>
-      </w:pPr>
-      <w:r>
-        <w:rPr>
-          <w:rFonts w:ascii="Arial" w:hAnsi="Arial" w:cs="Arial"/>
-          <w:sz w:val="24"/>
-          <w:sz-cs w:val="24"/>
-        </w:rPr>
-        <w:t xml:space="preserve">3</w:t>
-      </w:r>
-    </w:p>
-    <w:p>
-      <w:pPr>
-        <w:spacing w:before="120"/>
-      </w:pPr>
-      <w:r>
-        <w:rPr>
-          <w:rFonts w:ascii="Arial" w:hAnsi="Arial" w:cs="Arial"/>
-          <w:sz w:val="24"/>
-          <w:sz-cs w:val="24"/>
-        </w:rPr>
-        <w:t xml:space="preserve">Vàng</w:t>
-      </w:r>
-    </w:p>
-    <w:p>
-      <w:pPr>
-        <w:spacing w:before="120"/>
-      </w:pPr>
-      <w:r>
-        <w:rPr>
-          <w:rFonts w:ascii="Arial" w:hAnsi="Arial" w:cs="Arial"/>
-          <w:sz w:val="24"/>
-          <w:sz-cs w:val="24"/>
-        </w:rPr>
-        <w:t xml:space="preserve"/>
-      </w:r>
-    </w:p>
-    <w:p>
-      <w:pPr>
-        <w:spacing w:before="120"/>
-      </w:pPr>
-      <w:r>
-        <w:rPr>
-          <w:rFonts w:ascii="Arial" w:hAnsi="Arial" w:cs="Arial"/>
-          <w:sz w:val="24"/>
-          <w:sz-cs w:val="24"/>
-        </w:rPr>
-        <w:t xml:space="preserve"/>
-      </w:r>
-    </w:p>
-    <w:p>
-      <w:pPr>
-        <w:jc w:val="center"/>
-        <w:spacing w:before="120"/>
-      </w:pPr>
-      <w:r>
-        <w:rPr>
-          <w:rFonts w:ascii="Arial" w:hAnsi="Arial" w:cs="Arial"/>
-          <w:sz w:val="24"/>
-          <w:sz-cs w:val="24"/>
-        </w:rPr>
-        <w:t xml:space="preserve">4</w:t>
-      </w:r>
-    </w:p>
-    <w:p>
-      <w:pPr>
-        <w:spacing w:before="120"/>
-      </w:pPr>
-      <w:r>
-        <w:rPr>
-          <w:rFonts w:ascii="Arial" w:hAnsi="Arial" w:cs="Arial"/>
-          <w:sz w:val="24"/>
-          <w:sz-cs w:val="24"/>
-        </w:rPr>
-        <w:t xml:space="preserve">Quyền sử dụng đất</w:t>
-      </w:r>
-    </w:p>
-    <w:p>
-      <w:pPr>
-        <w:spacing w:before="120"/>
-      </w:pPr>
-      <w:r>
-        <w:rPr>
-          <w:rFonts w:ascii="Arial" w:hAnsi="Arial" w:cs="Arial"/>
-          <w:sz w:val="24"/>
-          <w:sz-cs w:val="24"/>
-        </w:rPr>
-        <w:t xml:space="preserve"/>
-      </w:r>
-    </w:p>
-    <w:p>
-      <w:pPr>
-        <w:spacing w:before="120"/>
-      </w:pPr>
-      <w:r>
-        <w:rPr>
-          <w:rFonts w:ascii="Arial" w:hAnsi="Arial" w:cs="Arial"/>
-          <w:sz w:val="24"/>
-          <w:sz-cs w:val="24"/>
-        </w:rPr>
-        <w:t xml:space="preserve"/>
-      </w:r>
-    </w:p>
-    <w:p>
-      <w:pPr>
-        <w:jc w:val="center"/>
-        <w:spacing w:before="120"/>
-      </w:pPr>
-      <w:r>
-        <w:rPr>
-          <w:rFonts w:ascii="Arial" w:hAnsi="Arial" w:cs="Arial"/>
-          <w:sz w:val="24"/>
-          <w:sz-cs w:val="24"/>
-        </w:rPr>
-        <w:t xml:space="preserve">5</w:t>
-      </w:r>
-    </w:p>
-    <w:p>
-      <w:pPr>
-        <w:spacing w:before="120"/>
-      </w:pPr>
-      <w:r>
-        <w:rPr>
-          <w:rFonts w:ascii="Arial" w:hAnsi="Arial" w:cs="Arial"/>
-          <w:sz w:val="24"/>
-          <w:sz-cs w:val="24"/>
-        </w:rPr>
-        <w:t xml:space="preserve">Quyền sở hữu trí tuệ</w:t>
-      </w:r>
-    </w:p>
-    <w:p>
-      <w:pPr>
-        <w:spacing w:before="120"/>
-      </w:pPr>
-      <w:r>
-        <w:rPr>
-          <w:rFonts w:ascii="Arial" w:hAnsi="Arial" w:cs="Arial"/>
-          <w:sz w:val="24"/>
-          <w:sz-cs w:val="24"/>
-        </w:rPr>
-        <w:t xml:space="preserve"/>
-      </w:r>
-    </w:p>
-    <w:p>
-      <w:pPr>
-        <w:spacing w:before="120"/>
-      </w:pPr>
-      <w:r>
-        <w:rPr>
-          <w:rFonts w:ascii="Arial" w:hAnsi="Arial" w:cs="Arial"/>
-          <w:sz w:val="24"/>
-          <w:sz-cs w:val="24"/>
-        </w:rPr>
-        <w:t xml:space="preserve"/>
-      </w:r>
-    </w:p>
-    <w:p>
-      <w:pPr>
-        <w:jc w:val="center"/>
-        <w:spacing w:before="120"/>
-      </w:pPr>
-      <w:r>
-        <w:rPr>
-          <w:rFonts w:ascii="Arial" w:hAnsi="Arial" w:cs="Arial"/>
-          <w:sz w:val="24"/>
-          <w:sz-cs w:val="24"/>
-        </w:rPr>
-        <w:t xml:space="preserve">6</w:t>
-      </w:r>
-    </w:p>
-    <w:p>
-      <w:pPr>
-        <w:spacing w:before="120"/>
-      </w:pPr>
-      <w:r>
-        <w:rPr>
-          <w:rFonts w:ascii="Arial" w:hAnsi="Arial" w:cs="Arial"/>
-          <w:sz w:val="24"/>
-          <w:sz-cs w:val="24"/>
-        </w:rPr>
-        <w:t xml:space="preserve">Các tài sản khác (</w:t>
-      </w:r>
-      <w:r>
-        <w:rPr>
-          <w:rFonts w:ascii="Arial" w:hAnsi="Arial" w:cs="Arial"/>
-          <w:sz w:val="24"/>
-          <w:sz-cs w:val="24"/>
-          <w:i/>
-        </w:rPr>
-        <w:t xml:space="preserve">ghi rõ loại tài sản, số lượng và giá trị còn lại của mỗi loại tài sản, có thể lập thành danh mục riêng kèm theo hồ sơ đăng ký doanh nghiệp</w:t>
-      </w:r>
-      <w:r>
-        <w:rPr>
-          <w:rFonts w:ascii="Arial" w:hAnsi="Arial" w:cs="Arial"/>
-          <w:sz w:val="24"/>
-          <w:sz-cs w:val="24"/>
-        </w:rPr>
-        <w:t xml:space="preserve">)</w:t>
-      </w:r>
-    </w:p>
-    <w:p>
-      <w:pPr>
-        <w:spacing w:before="120"/>
-      </w:pPr>
-      <w:r>
-        <w:rPr>
-          <w:rFonts w:ascii="Arial" w:hAnsi="Arial" w:cs="Arial"/>
-          <w:sz w:val="24"/>
-          <w:sz-cs w:val="24"/>
-        </w:rPr>
-        <w:t xml:space="preserve"/>
-      </w:r>
-    </w:p>
-    <w:p>
-      <w:pPr>
-        <w:spacing w:before="120"/>
-      </w:pPr>
-      <w:r>
-        <w:rPr>
-          <w:rFonts w:ascii="Arial" w:hAnsi="Arial" w:cs="Arial"/>
-          <w:sz w:val="24"/>
-          <w:sz-cs w:val="24"/>
-        </w:rPr>
-        <w:t xml:space="preserve"/>
-      </w:r>
-    </w:p>
-    <w:p>
-      <w:pPr>
-        <w:jc w:val="center"/>
-        <w:spacing w:before="120"/>
-      </w:pPr>
-      <w:r>
-        <w:rPr>
-          <w:rFonts w:ascii="Arial" w:hAnsi="Arial" w:cs="Arial"/>
-          <w:sz w:val="24"/>
-          <w:sz-cs w:val="24"/>
-        </w:rPr>
-        <w:t xml:space="preserve">Tổng số</w:t>
+    <w:tbl xmlns:ns3="urn:orca:p1b-temp">
+      <w:tblPr>
+        <w:tblW w:type="auto" w:w="0"/>
+        <w:tblLook w:firstColumn="1" w:firstRow="1" w:lastColumn="0" w:lastRow="0" w:noHBand="0" w:noVBand="1" w:val="04A0"/>
+        <w:tblBorders>
+          <w:top w:val="single" w:sz="4" w:color="000000"/>
+          <w:left w:val="single" w:sz="4" w:color="000000"/>
+          <w:bottom w:val="single" w:sz="4" w:color="000000"/>
+          <w:right w:val="single" w:sz="4" w:color="000000"/>
+          <w:insideH w:val="single" w:sz="4" w:color="000000"/>
+          <w:insideV w:val="single" w:sz="4" w:color="000000"/>
+        </w:tblBorders>
+      </w:tblPr>
+      <w:tblGrid>
+        <w:gridCol w:w="2160"/>
+        <w:gridCol w:w="2160"/>
+        <w:gridCol w:w="2160"/>
+        <w:gridCol w:w="2160"/>
+      </w:tblGrid>
+      <w:tr>
+        <w:tc>
+          <w:tcPr>
+            <w:tcW w:type="dxa" w:w="2160"/>
+          </w:tcPr>
+          <w:p>
+            <w:r>
+              <w:rPr>
+                <w:b/>
+              </w:rPr>
+              <w:t>Tài sản góp vốn</w:t>
+            </w:r>
+          </w:p>
+        </w:tc>
+        <w:tc>
+          <w:tcPr>
+            <w:tcW w:type="dxa" w:w="2160"/>
+          </w:tcPr>
+          <w:p>
+            <w:r>
+              <w:rPr>
+                <w:b/>
+              </w:rPr>
+              <w:t>Ghi rõ loại ngoại tệ, số tiền được góp bằng mỗi loại ngoại tệ / loại tài sản, số lượng và giá trị còn lại của mỗi loại tài sản</w:t>
+            </w:r>
+          </w:p>
+        </w:tc>
+        <w:tc>
+          <w:tcPr>
+            <w:tcW w:type="dxa" w:w="2160"/>
+          </w:tcPr>
+          <w:p>
+            <w:r>
+              <w:rPr>
+                <w:b/>
+              </w:rPr>
+              <w:t>Giá trị vốn của từng tài sản trong vốn đầu tư (bằng số, VNĐ)</w:t>
+            </w:r>
+          </w:p>
+        </w:tc>
+        <w:tc>
+          <w:tcPr>
+            <w:tcW w:type="dxa" w:w="2160"/>
+          </w:tcPr>
+          <w:p>
+            <w:r>
+              <w:rPr>
+                <w:b/>
+              </w:rPr>
+              <w:t>Tỷ lệ (%)</w:t>
+            </w:r>
+          </w:p>
+        </w:tc>
+      </w:tr>
+      <w:tr>
+        <w:tc>
+          <w:tcPr>
+            <w:tcW w:type="dxa" w:w="2160"/>
+          </w:tcPr>
+          <w:p>
+            <w:r>
+              <w:rPr>
+                <w:b w:val="0"/>
+              </w:rPr>
+              <w:t>Đồng Việt Nam</w:t>
+            </w:r>
+          </w:p>
+        </w:tc>
+        <w:tc>
+          <w:tcPr>
+            <w:tcW w:type="dxa" w:w="2160"/>
+          </w:tcPr>
+          <w:p>
+            <w:r>
+              <w:rPr>
+                <w:b w:val="0"/>
+              </w:rPr>
+              <w:t>{co_cau_tai_san_gop_von_sau_thay_doi_vdt.dong_viet_nam.chi_tiet_ngoai_te_tai_san_khac}</w:t>
+            </w:r>
+          </w:p>
+        </w:tc>
+        <w:tc>
+          <w:tcPr>
+            <w:tcW w:type="dxa" w:w="2160"/>
+          </w:tcPr>
+          <w:p>
+            <w:r>
+              <w:rPr>
+                <w:b w:val="0"/>
+              </w:rPr>
+              <w:t>{co_cau_tai_san_gop_von_sau_thay_doi_vdt.dong_viet_nam.gia_tri_vnd}</w:t>
+            </w:r>
+          </w:p>
+        </w:tc>
+        <w:tc>
+          <w:tcPr>
+            <w:tcW w:type="dxa" w:w="2160"/>
+          </w:tcPr>
+          <w:p>
+            <w:r>
+              <w:rPr>
+                <w:b w:val="0"/>
+              </w:rPr>
+              <w:t>{co_cau_tai_san_gop_von_sau_thay_doi_vdt.dong_viet_nam.ty_le}</w:t>
+            </w:r>
+          </w:p>
+        </w:tc>
+      </w:tr>
+      <w:tr>
+        <w:tc>
+          <w:tcPr>
+            <w:tcW w:type="dxa" w:w="2160"/>
+          </w:tcPr>
+          <w:p>
+            <w:r>
+              <w:rPr>
+                <w:b w:val="0"/>
+              </w:rPr>
+              <w:t>Ngoại tệ tự do chuyển đổi (ghi rõ loại ngoại tệ, số tiền được góp bằng mỗi loại ngoại tệ)</w:t>
+            </w:r>
+          </w:p>
+        </w:tc>
+        <w:tc>
+          <w:tcPr>
+            <w:tcW w:type="dxa" w:w="2160"/>
+          </w:tcPr>
+          <w:p>
+            <w:r>
+              <w:rPr>
+                <w:b w:val="0"/>
+              </w:rPr>
+              <w:t>{co_cau_tai_san_gop_von_sau_thay_doi_vdt.ngoai_te_tu_do_chuyen_doi.chi_tiet_ngoai_te_tai_san_khac}</w:t>
+            </w:r>
+          </w:p>
+        </w:tc>
+        <w:tc>
+          <w:tcPr>
+            <w:tcW w:type="dxa" w:w="2160"/>
+          </w:tcPr>
+          <w:p>
+            <w:r>
+              <w:rPr>
+                <w:b w:val="0"/>
+              </w:rPr>
+              <w:t>{co_cau_tai_san_gop_von_sau_thay_doi_vdt.ngoai_te_tu_do_chuyen_doi.gia_tri_vnd}</w:t>
+            </w:r>
+          </w:p>
+        </w:tc>
+        <w:tc>
+          <w:tcPr>
+            <w:tcW w:type="dxa" w:w="2160"/>
+          </w:tcPr>
+          <w:p>
+            <w:r>
+              <w:rPr>
+                <w:b w:val="0"/>
+              </w:rPr>
+              <w:t>{co_cau_tai_san_gop_von_sau_thay_doi_vdt.ngoai_te_tu_do_chuyen_doi.ty_le}</w:t>
+            </w:r>
+          </w:p>
+        </w:tc>
+      </w:tr>
+      <w:tr>
+        <w:tc>
+          <w:tcPr>
+            <w:tcW w:type="dxa" w:w="2160"/>
+          </w:tcPr>
+          <w:p>
+            <w:r>
+              <w:rPr>
+                <w:b w:val="0"/>
+              </w:rPr>
+              <w:t>Vàng</w:t>
+            </w:r>
+          </w:p>
+        </w:tc>
+        <w:tc>
+          <w:tcPr>
+            <w:tcW w:type="dxa" w:w="2160"/>
+          </w:tcPr>
+          <w:p>
+            <w:r>
+              <w:rPr>
+                <w:b w:val="0"/>
+              </w:rPr>
+              <w:t>{co_cau_tai_san_gop_von_sau_thay_doi_vdt.vang.chi_tiet_ngoai_te_tai_san_khac}</w:t>
+            </w:r>
+          </w:p>
+        </w:tc>
+        <w:tc>
+          <w:tcPr>
+            <w:tcW w:type="dxa" w:w="2160"/>
+          </w:tcPr>
+          <w:p>
+            <w:r>
+              <w:rPr>
+                <w:b w:val="0"/>
+              </w:rPr>
+              <w:t>{co_cau_tai_san_gop_von_sau_thay_doi_vdt.vang.gia_tri_vnd}</w:t>
+            </w:r>
+          </w:p>
+        </w:tc>
+        <w:tc>
+          <w:tcPr>
+            <w:tcW w:type="dxa" w:w="2160"/>
+          </w:tcPr>
+          <w:p>
+            <w:r>
+              <w:rPr>
+                <w:b w:val="0"/>
+              </w:rPr>
+              <w:t>{co_cau_tai_san_gop_von_sau_thay_doi_vdt.vang.ty_le}</w:t>
+            </w:r>
+          </w:p>
+        </w:tc>
+      </w:tr>
+      <w:tr>
+        <w:tc>
+          <w:tcPr>
+            <w:tcW w:type="dxa" w:w="2160"/>
+          </w:tcPr>
+          <w:p>
+            <w:r>
+              <w:rPr>
+                <w:b w:val="0"/>
+              </w:rPr>
+              <w:t>Quyền sử dụng đất</w:t>
+            </w:r>
+          </w:p>
+        </w:tc>
+        <w:tc>
+          <w:tcPr>
+            <w:tcW w:type="dxa" w:w="2160"/>
+          </w:tcPr>
+          <w:p>
+            <w:r>
+              <w:rPr>
+                <w:b w:val="0"/>
+              </w:rPr>
+              <w:t>{co_cau_tai_san_gop_von_sau_thay_doi_vdt.quyen_su_dung_dat.chi_tiet_ngoai_te_tai_san_khac}</w:t>
+            </w:r>
+          </w:p>
+        </w:tc>
+        <w:tc>
+          <w:tcPr>
+            <w:tcW w:type="dxa" w:w="2160"/>
+          </w:tcPr>
+          <w:p>
+            <w:r>
+              <w:rPr>
+                <w:b w:val="0"/>
+              </w:rPr>
+              <w:t>{co_cau_tai_san_gop_von_sau_thay_doi_vdt.quyen_su_dung_dat.gia_tri_vnd}</w:t>
+            </w:r>
+          </w:p>
+        </w:tc>
+        <w:tc>
+          <w:tcPr>
+            <w:tcW w:type="dxa" w:w="2160"/>
+          </w:tcPr>
+          <w:p>
+            <w:r>
+              <w:rPr>
+                <w:b w:val="0"/>
+              </w:rPr>
+              <w:t>{co_cau_tai_san_gop_von_sau_thay_doi_vdt.quyen_su_dung_dat.ty_le}</w:t>
+            </w:r>
+          </w:p>
+        </w:tc>
+      </w:tr>
+      <w:tr>
+        <w:tc>
+          <w:tcPr>
+            <w:tcW w:type="dxa" w:w="2160"/>
+          </w:tcPr>
+          <w:p>
+            <w:r>
+              <w:rPr>
+                <w:b w:val="0"/>
+              </w:rPr>
+              <w:t>Quyền sở hữu trí tuệ</w:t>
+            </w:r>
+          </w:p>
+        </w:tc>
+        <w:tc>
+          <w:tcPr>
+            <w:tcW w:type="dxa" w:w="2160"/>
+          </w:tcPr>
+          <w:p>
+            <w:r>
+              <w:rPr>
+                <w:b w:val="0"/>
+              </w:rPr>
+              <w:t>{co_cau_tai_san_gop_von_sau_thay_doi_vdt.quyen_so_huu_tri_tue.chi_tiet_ngoai_te_tai_san_khac}</w:t>
+            </w:r>
+          </w:p>
+        </w:tc>
+        <w:tc>
+          <w:tcPr>
+            <w:tcW w:type="dxa" w:w="2160"/>
+          </w:tcPr>
+          <w:p>
+            <w:r>
+              <w:rPr>
+                <w:b w:val="0"/>
+              </w:rPr>
+              <w:t>{co_cau_tai_san_gop_von_sau_thay_doi_vdt.quyen_so_huu_tri_tue.gia_tri_vnd}</w:t>
+            </w:r>
+          </w:p>
+        </w:tc>
+        <w:tc>
+          <w:tcPr>
+            <w:tcW w:type="dxa" w:w="2160"/>
+          </w:tcPr>
+          <w:p>
+            <w:r>
+              <w:rPr>
+                <w:b w:val="0"/>
+              </w:rPr>
+              <w:t>{co_cau_tai_san_gop_von_sau_thay_doi_vdt.quyen_so_huu_tri_tue.ty_le}</w:t>
+            </w:r>
+          </w:p>
+        </w:tc>
+      </w:tr>
+      <w:tr>
+        <w:tc>
+          <w:tcPr>
+            <w:tcW w:type="dxa" w:w="2160"/>
+          </w:tcPr>
+          <w:p>
+            <w:r>
+              <w:rPr>
+                <w:b w:val="0"/>
+              </w:rPr>
+              <w:t>Các tài sản khác (ghi rõ loại tài sản, số lượng và giá trị còn lại của mỗi loại tài sản, có thể lập thành danh mục riêng kèm theo hồ sơ đăng ký đăng ký doanh nghiệp)</w:t>
+            </w:r>
+          </w:p>
+        </w:tc>
+        <w:tc>
+          <w:tcPr>
+            <w:tcW w:type="dxa" w:w="2160"/>
+          </w:tcPr>
+          <w:p>
+            <w:r>
+              <w:rPr>
+                <w:b w:val="0"/>
+              </w:rPr>
+              <w:t>{co_cau_tai_san_gop_von_sau_thay_doi_vdt.tai_san_khac.chi_tiet_ngoai_te_tai_san_khac}</w:t>
+            </w:r>
+          </w:p>
+        </w:tc>
+        <w:tc>
+          <w:tcPr>
+            <w:tcW w:type="dxa" w:w="2160"/>
+          </w:tcPr>
+          <w:p>
+            <w:r>
+              <w:rPr>
+                <w:b w:val="0"/>
+              </w:rPr>
+              <w:t>{co_cau_tai_san_gop_von_sau_thay_doi_vdt.tai_san_khac.gia_tri_vnd}</w:t>
+            </w:r>
+          </w:p>
+        </w:tc>
+        <w:tc>
+          <w:tcPr>
+            <w:tcW w:type="dxa" w:w="2160"/>
+          </w:tcPr>
+          <w:p>
+            <w:r>
+              <w:rPr>
+                <w:b w:val="0"/>
+              </w:rPr>
+              <w:t>{co_cau_tai_san_gop_von_sau_thay_doi_vdt.tai_san_khac.ty_le}</w:t>
+            </w:r>
+          </w:p>
+        </w:tc>
+      </w:tr>
+      <w:tr>
+        <w:tc>
+          <w:tcPr>
+            <w:tcW w:type="dxa" w:w="2160"/>
+          </w:tcPr>
+          <w:p>
+            <w:r>
+              <w:rPr>
+                <w:b w:val="0"/>
+              </w:rPr>
+              <w:t>Tổng số</w:t>
+            </w:r>
+          </w:p>
+        </w:tc>
+        <w:tc>
+          <w:tcPr>
+            <w:tcW w:type="dxa" w:w="2160"/>
+          </w:tcPr>
+          <w:p>
+            <w:r>
+              <w:rPr>
+                <w:b w:val="0"/>
+              </w:rPr>
+              <w:t>{co_cau_tai_san_gop_von_sau_thay_doi_vdt.tong_so.chi_tiet_ngoai_te_tai_san_khac}</w:t>
+            </w:r>
+          </w:p>
+        </w:tc>
+        <w:tc>
+          <w:tcPr>
+            <w:tcW w:type="dxa" w:w="2160"/>
+          </w:tcPr>
+          <w:p>
+            <w:r>
+              <w:rPr>
+                <w:b w:val="0"/>
+              </w:rPr>
+              <w:t>{co_cau_tai_san_gop_von_sau_thay_doi_vdt.tong_so.gia_tri_vnd}</w:t>
+            </w:r>
+          </w:p>
+        </w:tc>
+        <w:tc>
+          <w:tcPr>
+            <w:tcW w:type="dxa" w:w="2160"/>
+          </w:tcPr>
+          <w:p>
+            <w:r>
+              <w:rPr>
+                <w:b w:val="0"/>
+              </w:rPr>
+              <w:t>{co_cau_tai_san_gop_von_sau_thay_doi_vdt.tong_so.ty_le}</w:t>
+            </w:r>
+          </w:p>
+        </w:tc>
+      </w:tr>
+    </w:tbl>
+    <w:p/>
+    <w:p>
+      <w:pPr>
+        <w:spacing w:before="120"/>
+      </w:pPr>
+      <w:r>
+        <w:rPr>
+          <w:rFonts w:ascii="Arial" w:hAnsi="Arial" w:cs="Arial"/>
+          <w:sz w:val="24"/>
+          <w:sz-cs w:val="24"/>
+        </w:rPr>
+        <w:t xml:space="preserve"/>
+      </w:r>
+    </w:p>
+    <w:p>
+      <w:pPr>
+        <w:spacing w:before="120"/>
+      </w:pPr>
+      <w:r>
+        <w:rPr>
+          <w:rFonts w:ascii="Arial" w:hAnsi="Arial" w:cs="Arial"/>
+          <w:sz w:val="24"/>
+          <w:sz-cs w:val="24"/>
+        </w:rPr>
+        <w:t xml:space="preserve"/>
+      </w:r>
+    </w:p>
+    <w:p>
+      <w:pPr>
+        <w:spacing w:before="120"/>
+      </w:pPr>
+      <w:r>
+        <w:rPr>
+          <w:rFonts w:ascii="Arial" w:hAnsi="Arial" w:cs="Arial"/>
+          <w:sz w:val="24"/>
+          <w:sz-cs w:val="24"/>
+        </w:rPr>
+        <w:t xml:space="preserve"/>
+      </w:r>
+    </w:p>
+    <w:p>
+      <w:pPr>
+        <w:spacing w:before="120"/>
+      </w:pPr>
+      <w:r>
+        <w:rPr>
+          <w:rFonts w:ascii="Arial" w:hAnsi="Arial" w:cs="Arial"/>
+          <w:sz w:val="24"/>
+          <w:sz-cs w:val="24"/>
+        </w:rPr>
+        <w:t xml:space="preserve"/>
+      </w:r>
+    </w:p>
+    <w:p>
+      <w:pPr>
+        <w:spacing w:before="120"/>
+      </w:pPr>
+      <w:r>
+        <w:rPr>
+          <w:rFonts w:ascii="Arial" w:hAnsi="Arial" w:cs="Arial"/>
+          <w:sz w:val="24"/>
+          <w:sz-cs w:val="24"/>
+        </w:rPr>
+        <w:t xml:space="preserve"/>
+      </w:r>
+    </w:p>
+    <w:p>
+      <w:pPr>
+        <w:spacing w:before="120"/>
+      </w:pPr>
+      <w:r>
+        <w:rPr>
+          <w:rFonts w:ascii="Arial" w:hAnsi="Arial" w:cs="Arial"/>
+          <w:sz w:val="24"/>
+          <w:sz-cs w:val="24"/>
+        </w:rPr>
+        <w:t xml:space="preserve"/>
+      </w:r>
+    </w:p>
+    <w:p>
+      <w:pPr>
+        <w:spacing w:before="120"/>
+      </w:pPr>
+      <w:r>
+        <w:rPr>
+          <w:rFonts w:ascii="Arial" w:hAnsi="Arial" w:cs="Arial"/>
+          <w:sz w:val="24"/>
+          <w:sz-cs w:val="24"/>
+        </w:rPr>
+        <w:t xml:space="preserve"/>
+      </w:r>
+    </w:p>
+    <w:p>
+      <w:pPr>
+        <w:spacing w:before="120"/>
+      </w:pPr>
+      <w:r>
+        <w:rPr>
+          <w:rFonts w:ascii="Arial" w:hAnsi="Arial" w:cs="Arial"/>
+          <w:sz w:val="24"/>
+          <w:sz-cs w:val="24"/>
+        </w:rPr>
+        <w:t xml:space="preserve"/>
+      </w:r>
+    </w:p>
+    <w:p>
+      <w:pPr>
+        <w:spacing w:before="120"/>
+      </w:pPr>
+      <w:r>
+        <w:rPr>
+          <w:rFonts w:ascii="Arial" w:hAnsi="Arial" w:cs="Arial"/>
+          <w:sz w:val="24"/>
+          <w:sz-cs w:val="24"/>
+        </w:rPr>
+        <w:t xml:space="preserve"/>
+      </w:r>
+    </w:p>
+    <w:p>
+      <w:pPr>
+        <w:spacing w:before="120"/>
+      </w:pPr>
+      <w:r>
+        <w:rPr>
+          <w:rFonts w:ascii="Arial" w:hAnsi="Arial" w:cs="Arial"/>
+          <w:sz w:val="24"/>
+          <w:sz-cs w:val="24"/>
+        </w:rPr>
+        <w:t xml:space="preserve"/>
+      </w:r>
+    </w:p>
+    <w:p>
+      <w:pPr>
+        <w:spacing w:before="120"/>
+      </w:pPr>
+      <w:r>
+        <w:rPr>
+          <w:rFonts w:ascii="Arial" w:hAnsi="Arial" w:cs="Arial"/>
+          <w:sz w:val="24"/>
+          <w:sz-cs w:val="24"/>
+        </w:rPr>
+        <w:t xml:space="preserve"/>
+      </w:r>
+    </w:p>
+    <w:p>
+      <w:pPr>
+        <w:spacing w:before="120"/>
+      </w:pPr>
+      <w:r>
+        <w:rPr>
+          <w:rFonts w:ascii="Arial" w:hAnsi="Arial" w:cs="Arial"/>
+          <w:sz w:val="24"/>
+          <w:sz-cs w:val="24"/>
+        </w:rPr>
+        <w:t xml:space="preserve"/>
       </w:r>
     </w:p>
     <w:p>

--- a/app/templates/PLI_M12.docx
+++ b/app/templates/PLI_M12.docx
@@ -44,14 +44,10 @@
             </w:pPr>
             <w:r>
               <w:rPr>
-                <w:rFonts w:ascii="Arial" w:hAnsi="Arial" w:cs="Arial"/>
-                <w:sz w:val="24"/>
-                <w:sz-cs w:val="24"/>
+                <w:rFonts w:ascii="Arial" w:hAnsi="Arial"/>
                 <w:b/>
               </w:rPr>
-              <w:t>TÊN DOANH NGHIỆP</w:t>
-              <w:br/>
-              <w:t xml:space="preserve">{dn.ten_tieng_viet}</w:t>
+              <w:t>{dn.ten_tieng_viet}</w:t>
             </w:r>
           </w:p>
         </w:tc>

--- a/app/templates/PLI_M12.docx
+++ b/app/templates/PLI_M12.docx
@@ -21,13 +21,13 @@
         <w:tblLook w:firstColumn="1" w:firstRow="1" w:lastColumn="0" w:lastRow="0" w:noHBand="0" w:noVBand="1" w:val="04A0"/>
       </w:tblPr>
       <w:tblGrid>
-        <w:gridCol w:w="3629"/>
-        <w:gridCol w:w="5011"/>
+        <w:gridCol w:w="3110"/>
+        <w:gridCol w:w="5530"/>
       </w:tblGrid>
       <w:tr>
         <w:tc>
           <w:tcPr>
-            <w:tcW w:type="dxa" w:w="3629"/>
+            <w:tcW w:type="dxa" w:w="3110"/>
             <w:tcBorders>
               <w:top w:val="nil"/>
               <w:left w:val="nil"/>
@@ -36,6 +36,7 @@
               <w:insideH w:val="nil"/>
               <w:insideV w:val="nil"/>
             </w:tcBorders>
+            <w:vAlign w:val="top"/>
           </w:tcPr>
           <w:p>
             <w:pPr>
@@ -44,8 +45,9 @@
             </w:pPr>
             <w:r>
               <w:rPr>
-                <w:rFonts w:ascii="Arial" w:hAnsi="Arial"/>
+                <w:rFonts w:ascii="Times New Roman" w:hAnsi="Times New Roman"/>
                 <w:b/>
+                <w:sz w:val="26"/>
               </w:rPr>
               <w:t>{dn.ten_tieng_viet}</w:t>
             </w:r>
@@ -53,7 +55,7 @@
         </w:tc>
         <w:tc>
           <w:tcPr>
-            <w:tcW w:type="dxa" w:w="5011"/>
+            <w:tcW w:type="dxa" w:w="5530"/>
             <w:tcBorders>
               <w:top w:val="nil"/>
               <w:left w:val="nil"/>
@@ -62,6 +64,7 @@
               <w:insideH w:val="nil"/>
               <w:insideV w:val="nil"/>
             </w:tcBorders>
+            <w:vAlign w:val="top"/>
           </w:tcPr>
           <w:p>
             <w:pPr>
@@ -70,8 +73,8 @@
             </w:pPr>
             <w:r>
               <w:rPr>
-                <w:rFonts w:ascii="Arial" w:hAnsi="Arial" w:cs="Arial"/>
-                <w:sz w:val="24"/>
+                <w:rFonts w:ascii="Times New Roman" w:hAnsi="Times New Roman" w:cs="Arial"/>
+                <w:sz w:val="26"/>
                 <w:sz-cs w:val="24"/>
                 <w:b/>
               </w:rPr>
@@ -80,8 +83,8 @@
             </w:r>
             <w:r>
               <w:rPr>
-                <w:rFonts w:ascii="Arial" w:hAnsi="Arial" w:cs="Arial"/>
-                <w:sz w:val="24"/>
+                <w:rFonts w:ascii="Times New Roman" w:hAnsi="Times New Roman" w:cs="Arial"/>
+                <w:sz w:val="26"/>
                 <w:sz-cs w:val="24"/>
                 <w:b/>
                 <w:u w:val="single"/>
@@ -94,7 +97,7 @@
       <w:tr>
         <w:tc>
           <w:tcPr>
-            <w:tcW w:type="dxa" w:w="3629"/>
+            <w:tcW w:type="dxa" w:w="3110"/>
             <w:tcBorders>
               <w:top w:val="nil"/>
               <w:left w:val="nil"/>
@@ -103,6 +106,7 @@
               <w:insideH w:val="nil"/>
               <w:insideV w:val="nil"/>
             </w:tcBorders>
+            <w:vAlign w:val="top"/>
           </w:tcPr>
           <w:p>
             <w:pPr>
@@ -111,8 +115,9 @@
             </w:pPr>
             <w:r>
               <w:rPr>
-                <w:rFonts w:ascii="Arial" w:hAnsi="Arial" w:cs="Arial"/>
-                <w:sz w:val="24"/>
+                <w:rFonts w:ascii="Times New Roman" w:hAnsi="Times New Roman" w:cs="Arial"/>
+                <w:b w:val="0"/>
+                <w:sz w:val="26"/>
                 <w:sz-cs w:val="24"/>
               </w:rPr>
               <w:t>Số: {so_van_ban}</w:t>
@@ -121,7 +126,7 @@
         </w:tc>
         <w:tc>
           <w:tcPr>
-            <w:tcW w:type="dxa" w:w="5011"/>
+            <w:tcW w:type="dxa" w:w="5530"/>
             <w:tcBorders>
               <w:top w:val="nil"/>
               <w:left w:val="nil"/>
@@ -130,6 +135,7 @@
               <w:insideH w:val="nil"/>
               <w:insideV w:val="nil"/>
             </w:tcBorders>
+            <w:vAlign w:val="top"/>
           </w:tcPr>
           <w:p>
             <w:pPr>
@@ -138,9 +144,10 @@
             </w:pPr>
             <w:r>
               <w:rPr>
-                <w:rFonts w:ascii="Arial" w:hAnsi="Arial" w:cs="Arial"/>
-                <w:sz w:val="24"/>
+                <w:rFonts w:ascii="Times New Roman" w:hAnsi="Times New Roman" w:cs="Arial"/>
+                <w:sz w:val="26"/>
                 <w:sz-cs w:val="24"/>
+                <w:b w:val="0"/>
                 <w:i/>
               </w:rPr>
               <w:t>{dia_diem_ky}, ngày {ngay_ky_vb} tháng {thang_ky_vb} năm {nam_ky_vb}</w:t>

--- a/app/templates/PLI_M12.docx
+++ b/app/templates/PLI_M12.docx
@@ -2,6 +2,19 @@
 <file path=word/document.xml><?xml version="1.0" encoding="utf-8"?>
 <w:document xmlns:ve="http://schemas.openxmlformats.org/markup-compatibility/2006" xmlns:o="urn:schemas-microsoft-com:office:office" xmlns:r="http://schemas.openxmlformats.org/officeDocument/2006/relationships" xmlns:v="urn:schemas-microsoft-com:vml" xmlns:wp="http://schemas.openxmlformats.org/drawingml/2006/wordprocessingDrawing" xmlns:w10="urn:schemas-microsoft-com:office:word" xmlns:w="http://schemas.openxmlformats.org/wordprocessingml/2006/main">
   <w:body>
+    <w:p>
+      <w:pPr>
+        <w:jc w:val="right"/>
+      </w:pPr>
+      <w:r>
+        <w:rPr>
+          <w:rFonts w:ascii="Times New Roman" w:hAnsi="Times New Roman"/>
+          <w:b/>
+          <w:sz w:val="26"/>
+        </w:rPr>
+        <w:t>Mẫu số 12</w:t>
+      </w:r>
+    </w:p>
     <w:tbl xmlns:ns5="urn:orca:hdr2col">
       <w:tblPr>
         <w:tblW w:type="dxa" w:w="8640"/>
